--- a/inbox/Application Aware Networking/Book_17_FedAAN_PII_Processing_Transparency.docx
+++ b/inbox/Application Aware Networking/Book_17_FedAAN_PII_Processing_Transparency.docx
@@ -68,7 +68,152 @@
         <w:t xml:space="preserve">INTERNAL — NOT FOR PUBLIC DISTRIBUTION</w:t>
       </w:r>
     </w:p>
-    <w:bookmarkStart w:id="9" w:name="what-this-document-addresses"/>
+    <w:tbl>
+      <w:tblPr>
+        <w:tblStyle w:val="Table"/>
+        <w:tblLook w:firstRow="0" w:lastRow="0" w:firstColumn="0" w:lastColumn="0" w:noHBand="0" w:noVBand="0" w:val="0000"/>
+        <w:tblBorders>
+          <w:top w:val="single" w:sz="4" w:space="0" w:color="EB9113"/>
+          <w:left w:val="single" w:sz="24" w:space="0" w:color="EB9113"/>
+          <w:bottom w:val="single" w:sz="4" w:space="0" w:color="EB9113"/>
+          <w:right w:val="single" w:sz="4" w:space="0" w:color="EB9113"/>
+        </w:tblBorders>
+        <w:tblCellMar>
+          <w:left w:w="144" w:type="dxa"/>
+          <w:right w:w="144" w:type="dxa"/>
+        </w:tblCellMar>
+        <w:tblLook w:firstRow="0" w:lastRow="0" w:firstColumn="0" w:lastColumn="0" w:noHBand="0" w:noVBand="0" w:val="0000"/>
+      </w:tblPr>
+      <w:tr>
+        <w:trPr>
+          <w:cantSplit/>
+        </w:trPr>
+        <w:tc>
+          <w:tcPr>
+            <w:shd w:color="auto" w:fill="fcefdc" w:val="clear"/>
+            <w:tcMar>
+              <w:top w:w="92" w:type="dxa"/>
+              <w:bottom w:w="92" w:type="dxa"/>
+            </w:tcMar>
+          </w:tcPr>
+          <w:p>
+            <w:pPr>
+              <w:pStyle w:val="BodyText"/>
+            </w:pPr>
+            <w:pPr>
+              <w:spacing w:before="0" w:after="0"/>
+              <w:textAlignment w:val="center"/>
+            </w:pPr>
+            <w:r>
+              <w:drawing>
+                <wp:inline>
+                  <wp:extent cx="152400" cy="152400"/>
+                  <wp:effectExtent b="0" l="0" r="0" t="0"/>
+                  <wp:docPr descr="" title="" id="10" name="Picture"/>
+                  <a:graphic>
+                    <a:graphicData uri="http://schemas.openxmlformats.org/drawingml/2006/picture">
+                      <pic:pic>
+                        <pic:nvPicPr>
+                          <pic:cNvPr descr="/opt/quarto/share/formats/docx/warning.png" id="11" name="Picture"/>
+                          <pic:cNvPicPr>
+                            <a:picLocks noChangeArrowheads="1" noChangeAspect="1"/>
+                          </pic:cNvPicPr>
+                        </pic:nvPicPr>
+                        <pic:blipFill>
+                          <a:blip r:embed="rId9"/>
+                          <a:stretch>
+                            <a:fillRect/>
+                          </a:stretch>
+                        </pic:blipFill>
+                        <pic:spPr bwMode="auto">
+                          <a:xfrm>
+                            <a:off x="0" y="0"/>
+                            <a:ext cx="152400" cy="152400"/>
+                          </a:xfrm>
+                          <a:prstGeom prst="rect">
+                            <a:avLst/>
+                          </a:prstGeom>
+                          <a:noFill/>
+                          <a:ln w="9525">
+                            <a:noFill/>
+                            <a:headEnd/>
+                            <a:tailEnd/>
+                          </a:ln>
+                        </pic:spPr>
+                      </pic:pic>
+                    </a:graphicData>
+                  </a:graphic>
+                </wp:inline>
+              </w:drawing>
+            </w:r>
+            <w:r>
+              <w:t xml:space="preserve"> </w:t>
+            </w:r>
+            <w:r>
+              <w:t xml:space="preserve"> </w:t>
+            </w:r>
+            <w:r>
+              <w:t xml:space="preserve">Draft Proposal — Subject to Review</w:t>
+            </w:r>
+          </w:p>
+        </w:tc>
+      </w:tr>
+      <w:tr>
+        <w:trPr>
+          <w:cantSplit/>
+        </w:trPr>
+        <w:tc>
+          <w:tcPr>
+            <w:tcMar>
+              <w:top w:w="108" w:type="dxa"/>
+              <w:bottom w:w="108" w:type="dxa"/>
+            </w:tcMar>
+          </w:tcPr>
+          <w:p>
+            <w:pPr>
+              <w:pStyle w:val="BodyText"/>
+            </w:pPr>
+            <w:pPr>
+              <w:spacing w:before="16" w:after="16"/>
+            </w:pPr>
+            <w:r>
+              <w:t xml:space="preserve">This document is a</w:t>
+            </w:r>
+            <w:r>
+              <w:t xml:space="preserve"> </w:t>
+            </w:r>
+            <w:r>
+              <w:rPr>
+                <w:b/>
+                <w:bCs/>
+              </w:rPr>
+              <w:t xml:space="preserve">draft proposal</w:t>
+            </w:r>
+            <w:r>
+              <w:t xml:space="preserve"> </w:t>
+            </w:r>
+            <w:r>
+              <w:t xml:space="preserve">developed by the</w:t>
+            </w:r>
+            <w:r>
+              <w:t xml:space="preserve"> </w:t>
+            </w:r>
+            <w:r>
+              <w:rPr>
+                <w:b/>
+                <w:bCs/>
+              </w:rPr>
+              <w:t xml:space="preserve">CSI Team (Cloud Services Infrastructure)</w:t>
+            </w:r>
+            <w:r>
+              <w:t xml:space="preserve">. It is an attempt at a comprehensive SSA-wide technical roadmap and has not been reviewed or approved by the SSA CIO Office, the Office of Information Security (OIS), or organizational leadership. All recommendations, vendor selections, control mappings, and implementation timelines are subject to revision pending formal review by the SSA CIO Office and organizational components.</w:t>
+            </w:r>
+          </w:p>
+          <w:p/>
+        </w:tc>
+      </w:tr>
+    </w:tbl>
+    <w:bookmarkStart w:id="12" w:name="what-this-document-addresses"/>
     <w:p>
       <w:pPr>
         <w:pStyle w:val="Heading2"/>
@@ -450,8 +595,8 @@
         </w:pict>
       </w:r>
     </w:p>
-    <w:bookmarkEnd w:id="9"/>
-    <w:bookmarkStart w:id="15" w:name="purpose-and-scope"/>
+    <w:bookmarkEnd w:id="12"/>
+    <w:bookmarkStart w:id="18" w:name="purpose-and-scope"/>
     <w:p>
       <w:pPr>
         <w:pStyle w:val="Heading1"/>
@@ -460,7 +605,7 @@
         <w:t xml:space="preserve">1. Purpose and Scope</w:t>
       </w:r>
     </w:p>
-    <w:bookmarkStart w:id="13" w:name="document-purpose"/>
+    <w:bookmarkStart w:id="16" w:name="document-purpose"/>
     <w:p>
       <w:pPr>
         <w:pStyle w:val="Heading2"/>
@@ -614,18 +759,18 @@
           <wp:inline>
             <wp:extent cx="5334000" cy="2359269"/>
             <wp:effectExtent b="0" l="0" r="0" t="0"/>
-            <wp:docPr descr="PII Processing Lifecycle — Privacy Controls and Authority Chain" title="" id="11" name="Picture"/>
+            <wp:docPr descr="PII Processing Lifecycle — Privacy Controls and Authority Chain" title="" id="14" name="Picture"/>
             <a:graphic>
               <a:graphicData uri="http://schemas.openxmlformats.org/drawingml/2006/picture">
                 <pic:pic>
                   <pic:nvPicPr>
-                    <pic:cNvPr descr="figs/pii-fig-01-pii-lifecycle.png" id="12" name="Picture"/>
+                    <pic:cNvPr descr="figs/pii-fig-01-pii-lifecycle.png" id="15" name="Picture"/>
                     <pic:cNvPicPr>
                       <a:picLocks noChangeArrowheads="1" noChangeAspect="1"/>
                     </pic:cNvPicPr>
                   </pic:nvPicPr>
                   <pic:blipFill>
-                    <a:blip r:embed="rId10"/>
+                    <a:blip r:embed="rId13"/>
                     <a:stretch>
                       <a:fillRect/>
                     </a:stretch>
@@ -660,8 +805,8 @@
         <w:t xml:space="preserve">PII Processing Lifecycle — Privacy Controls and Authority Chain</w:t>
       </w:r>
     </w:p>
-    <w:bookmarkEnd w:id="13"/>
-    <w:bookmarkStart w:id="14" w:name="scope"/>
+    <w:bookmarkEnd w:id="16"/>
+    <w:bookmarkStart w:id="17" w:name="scope"/>
     <w:p>
       <w:pPr>
         <w:pStyle w:val="Heading2"/>
@@ -823,9 +968,9 @@
         </w:pict>
       </w:r>
     </w:p>
-    <w:bookmarkEnd w:id="14"/>
-    <w:bookmarkEnd w:id="15"/>
-    <w:bookmarkStart w:id="18" w:name="privacy-program-plan-pt-1"/>
+    <w:bookmarkEnd w:id="17"/>
+    <w:bookmarkEnd w:id="18"/>
+    <w:bookmarkStart w:id="21" w:name="privacy-program-plan-pt-1"/>
     <w:p>
       <w:pPr>
         <w:pStyle w:val="Heading1"/>
@@ -834,7 +979,7 @@
         <w:t xml:space="preserve">2. Privacy Program Plan (PT-1)</w:t>
       </w:r>
     </w:p>
-    <w:bookmarkStart w:id="16" w:name="control-requirement"/>
+    <w:bookmarkStart w:id="19" w:name="control-requirement"/>
     <w:p>
       <w:pPr>
         <w:pStyle w:val="Heading2"/>
@@ -905,8 +1050,8 @@
         <w:t xml:space="preserve">as the ISPP. Cross-reference Part 16 §3 RACI for the Privacy Officer role.</w:t>
       </w:r>
     </w:p>
-    <w:bookmarkEnd w:id="16"/>
-    <w:bookmarkStart w:id="17" w:name="privacy-program-plan-template"/>
+    <w:bookmarkEnd w:id="19"/>
+    <w:bookmarkStart w:id="20" w:name="privacy-program-plan-template"/>
     <w:p>
       <w:pPr>
         <w:pStyle w:val="Heading2"/>
@@ -1918,9 +2063,9 @@
         </w:pict>
       </w:r>
     </w:p>
-    <w:bookmarkEnd w:id="17"/>
-    <w:bookmarkEnd w:id="18"/>
-    <w:bookmarkStart w:id="22" w:name="authority-to-process-pii-pt-2"/>
+    <w:bookmarkEnd w:id="20"/>
+    <w:bookmarkEnd w:id="21"/>
+    <w:bookmarkStart w:id="25" w:name="authority-to-process-pii-pt-2"/>
     <w:p>
       <w:pPr>
         <w:pStyle w:val="Heading1"/>
@@ -1929,7 +2074,7 @@
         <w:t xml:space="preserve">3. Authority to Process PII (PT-2)</w:t>
       </w:r>
     </w:p>
-    <w:bookmarkStart w:id="19" w:name="control-requirement-1"/>
+    <w:bookmarkStart w:id="22" w:name="control-requirement-1"/>
     <w:p>
       <w:pPr>
         <w:pStyle w:val="Heading2"/>
@@ -1958,8 +2103,8 @@
         <w:t xml:space="preserve">of PII to the minimum necessary for the identified purpose.</w:t>
       </w:r>
     </w:p>
-    <w:bookmarkEnd w:id="19"/>
-    <w:bookmarkStart w:id="20" w:name="legal-authority-matrix"/>
+    <w:bookmarkEnd w:id="22"/>
+    <w:bookmarkStart w:id="23" w:name="legal-authority-matrix"/>
     <w:p>
       <w:pPr>
         <w:pStyle w:val="Heading2"/>
@@ -2474,8 +2619,8 @@
         </w:tc>
       </w:tr>
     </w:tbl>
-    <w:bookmarkEnd w:id="20"/>
-    <w:bookmarkStart w:id="21" w:name="sorn-requirements-privacy-act-systems"/>
+    <w:bookmarkEnd w:id="23"/>
+    <w:bookmarkStart w:id="24" w:name="sorn-requirements-privacy-act-systems"/>
     <w:p>
       <w:pPr>
         <w:pStyle w:val="Heading2"/>
@@ -2803,9 +2948,9 @@
         </w:pict>
       </w:r>
     </w:p>
-    <w:bookmarkEnd w:id="21"/>
-    <w:bookmarkEnd w:id="22"/>
-    <w:bookmarkStart w:id="27" w:name="purpose-specification-pt-3"/>
+    <w:bookmarkEnd w:id="24"/>
+    <w:bookmarkEnd w:id="25"/>
+    <w:bookmarkStart w:id="30" w:name="purpose-specification-pt-3"/>
     <w:p>
       <w:pPr>
         <w:pStyle w:val="Heading1"/>
@@ -2814,7 +2959,7 @@
         <w:t xml:space="preserve">4. Purpose Specification (PT-3)</w:t>
       </w:r>
     </w:p>
-    <w:bookmarkStart w:id="23" w:name="control-requirement-2"/>
+    <w:bookmarkStart w:id="26" w:name="control-requirement-2"/>
     <w:p>
       <w:pPr>
         <w:pStyle w:val="Heading2"/>
@@ -2849,8 +2994,8 @@
         <w:t xml:space="preserve">explicitly authorized.</w:t>
       </w:r>
     </w:p>
-    <w:bookmarkEnd w:id="23"/>
-    <w:bookmarkStart w:id="24" w:name="purpose-specification-matrix"/>
+    <w:bookmarkEnd w:id="26"/>
+    <w:bookmarkStart w:id="27" w:name="purpose-specification-matrix"/>
     <w:p>
       <w:pPr>
         <w:pStyle w:val="Heading2"/>
@@ -3377,8 +3522,8 @@
         </w:tc>
       </w:tr>
     </w:tbl>
-    <w:bookmarkEnd w:id="24"/>
-    <w:bookmarkStart w:id="25" w:name="purview-data-map-integration"/>
+    <w:bookmarkEnd w:id="27"/>
+    <w:bookmarkStart w:id="28" w:name="purview-data-map-integration"/>
     <w:p>
       <w:pPr>
         <w:pStyle w:val="Heading2"/>
@@ -3610,8 +3755,8 @@
         </w:tc>
       </w:tr>
     </w:tbl>
-    <w:bookmarkEnd w:id="25"/>
-    <w:bookmarkStart w:id="26" w:name="X0464c49075382f23843e331b3d401f0e11f3493"/>
+    <w:bookmarkEnd w:id="28"/>
+    <w:bookmarkStart w:id="29" w:name="X0464c49075382f23843e331b3d401f0e11f3493"/>
     <w:p>
       <w:pPr>
         <w:pStyle w:val="Heading2"/>
@@ -3725,9 +3870,9 @@
         </w:pict>
       </w:r>
     </w:p>
-    <w:bookmarkEnd w:id="26"/>
-    <w:bookmarkEnd w:id="27"/>
-    <w:bookmarkStart w:id="32" w:name="consent-requirements-pt-4"/>
+    <w:bookmarkEnd w:id="29"/>
+    <w:bookmarkEnd w:id="30"/>
+    <w:bookmarkStart w:id="35" w:name="consent-requirements-pt-4"/>
     <w:p>
       <w:pPr>
         <w:pStyle w:val="Heading1"/>
@@ -3736,7 +3881,7 @@
         <w:t xml:space="preserve">5. Consent Requirements (PT-4)</w:t>
       </w:r>
     </w:p>
-    <w:bookmarkStart w:id="28" w:name="control-requirement-3"/>
+    <w:bookmarkStart w:id="31" w:name="control-requirement-3"/>
     <w:p>
       <w:pPr>
         <w:pStyle w:val="Heading2"/>
@@ -3771,8 +3916,8 @@
         <w:t xml:space="preserve">than consent; PT-4 requires the agency to explicitly distinguish the two cases.</w:t>
       </w:r>
     </w:p>
-    <w:bookmarkEnd w:id="28"/>
-    <w:bookmarkStart w:id="29" w:name="federal-consent-vs.-statutory-authority"/>
+    <w:bookmarkEnd w:id="31"/>
+    <w:bookmarkStart w:id="32" w:name="federal-consent-vs.-statutory-authority"/>
     <w:p>
       <w:pPr>
         <w:pStyle w:val="Heading2"/>
@@ -3869,8 +4014,8 @@
         <w:t xml:space="preserve">OMB M-10-22 and the E-Gov Act</w:t>
       </w:r>
     </w:p>
-    <w:bookmarkEnd w:id="29"/>
-    <w:bookmarkStart w:id="30" w:name="consent-mechanism-matrix"/>
+    <w:bookmarkEnd w:id="32"/>
+    <w:bookmarkStart w:id="33" w:name="consent-mechanism-matrix"/>
     <w:p>
       <w:pPr>
         <w:pStyle w:val="Heading2"/>
@@ -4581,8 +4726,8 @@
         </w:tc>
       </w:tr>
     </w:tbl>
-    <w:bookmarkEnd w:id="30"/>
-    <w:bookmarkStart w:id="31" w:name="consent-pattern-notes"/>
+    <w:bookmarkEnd w:id="33"/>
+    <w:bookmarkStart w:id="34" w:name="consent-pattern-notes"/>
     <w:p>
       <w:pPr>
         <w:pStyle w:val="Heading2"/>
@@ -4712,9 +4857,9 @@
         </w:pict>
       </w:r>
     </w:p>
-    <w:bookmarkEnd w:id="31"/>
-    <w:bookmarkEnd w:id="32"/>
-    <w:bookmarkStart w:id="38" w:name="privacy-notice-pt-5"/>
+    <w:bookmarkEnd w:id="34"/>
+    <w:bookmarkEnd w:id="35"/>
+    <w:bookmarkStart w:id="41" w:name="privacy-notice-pt-5"/>
     <w:p>
       <w:pPr>
         <w:pStyle w:val="Heading1"/>
@@ -4723,7 +4868,7 @@
         <w:t xml:space="preserve">6. Privacy Notice (PT-5)</w:t>
       </w:r>
     </w:p>
-    <w:bookmarkStart w:id="33" w:name="control-requirement-4"/>
+    <w:bookmarkStart w:id="36" w:name="control-requirement-4"/>
     <w:p>
       <w:pPr>
         <w:pStyle w:val="Heading2"/>
@@ -4758,8 +4903,8 @@
         <w:t xml:space="preserve">the E-Gov Act §208 specify required notice elements.</w:t>
       </w:r>
     </w:p>
-    <w:bookmarkEnd w:id="33"/>
-    <w:bookmarkStart w:id="34" w:name="required-notice-elements-omb-m-03-22"/>
+    <w:bookmarkEnd w:id="36"/>
+    <w:bookmarkStart w:id="37" w:name="required-notice-elements-omb-m-03-22"/>
     <w:p>
       <w:pPr>
         <w:pStyle w:val="Heading2"/>
@@ -4938,8 +5083,8 @@
         <w:t xml:space="preserve">— what happens if the individual does not provide the information</w:t>
       </w:r>
     </w:p>
-    <w:bookmarkEnd w:id="34"/>
-    <w:bookmarkStart w:id="35" w:name="model-privacy-notice-ssa-citizen-portal"/>
+    <w:bookmarkEnd w:id="37"/>
+    <w:bookmarkStart w:id="38" w:name="model-privacy-notice-ssa-citizen-portal"/>
     <w:p>
       <w:pPr>
         <w:pStyle w:val="Heading2"/>
@@ -5247,8 +5392,8 @@
         </w:pict>
       </w:r>
     </w:p>
-    <w:bookmarkEnd w:id="35"/>
-    <w:bookmarkStart w:id="36" w:name="web-notice-placement-requirements"/>
+    <w:bookmarkEnd w:id="38"/>
+    <w:bookmarkStart w:id="39" w:name="web-notice-placement-requirements"/>
     <w:p>
       <w:pPr>
         <w:pStyle w:val="Heading2"/>
@@ -5491,8 +5636,8 @@
         </w:tc>
       </w:tr>
     </w:tbl>
-    <w:bookmarkEnd w:id="36"/>
-    <w:bookmarkStart w:id="37" w:name="Xd58b74081421a3ac1e2e14d9953333a6d9858fe"/>
+    <w:bookmarkEnd w:id="39"/>
+    <w:bookmarkStart w:id="40" w:name="Xd58b74081421a3ac1e2e14d9953333a6d9858fe"/>
     <w:p>
       <w:pPr>
         <w:pStyle w:val="Heading2"/>
@@ -5593,9 +5738,9 @@
         </w:pict>
       </w:r>
     </w:p>
-    <w:bookmarkEnd w:id="37"/>
-    <w:bookmarkEnd w:id="38"/>
-    <w:bookmarkStart w:id="45" w:name="special-categories-of-pii-pt-7"/>
+    <w:bookmarkEnd w:id="40"/>
+    <w:bookmarkEnd w:id="41"/>
+    <w:bookmarkStart w:id="48" w:name="special-categories-of-pii-pt-7"/>
     <w:p>
       <w:pPr>
         <w:pStyle w:val="Heading1"/>
@@ -5604,7 +5749,7 @@
         <w:t xml:space="preserve">7. Special Categories of PII (PT-7)</w:t>
       </w:r>
     </w:p>
-    <w:bookmarkStart w:id="39" w:name="control-requirement-5"/>
+    <w:bookmarkStart w:id="42" w:name="control-requirement-5"/>
     <w:p>
       <w:pPr>
         <w:pStyle w:val="Heading2"/>
@@ -5639,8 +5784,8 @@
         <w:t xml:space="preserve">require controls beyond those applied to general PII.</w:t>
       </w:r>
     </w:p>
-    <w:bookmarkEnd w:id="39"/>
-    <w:bookmarkStart w:id="40" w:name="Xd2de8f023c153d1cabf6cd5f0c42392b4ec4fad"/>
+    <w:bookmarkEnd w:id="42"/>
+    <w:bookmarkStart w:id="43" w:name="Xd2de8f023c153d1cabf6cd5f0c42392b4ec4fad"/>
     <w:p>
       <w:pPr>
         <w:pStyle w:val="Heading2"/>
@@ -5980,8 +6125,8 @@
         </w:tc>
       </w:tr>
     </w:tbl>
-    <w:bookmarkEnd w:id="40"/>
-    <w:bookmarkStart w:id="41" w:name="special-category-control-matrix"/>
+    <w:bookmarkEnd w:id="43"/>
+    <w:bookmarkStart w:id="44" w:name="special-category-control-matrix"/>
     <w:p>
       <w:pPr>
         <w:pStyle w:val="Heading2"/>
@@ -6505,8 +6650,8 @@
         </w:tc>
       </w:tr>
     </w:tbl>
-    <w:bookmarkEnd w:id="41"/>
-    <w:bookmarkStart w:id="42" w:name="phi-subset-hipaa-applicability"/>
+    <w:bookmarkEnd w:id="44"/>
+    <w:bookmarkStart w:id="45" w:name="phi-subset-hipaa-applicability"/>
     <w:p>
       <w:pPr>
         <w:pStyle w:val="Heading2"/>
@@ -6591,8 +6736,8 @@
         <w:t xml:space="preserve">the GCC Moderate agreement.</w:t>
       </w:r>
     </w:p>
-    <w:bookmarkEnd w:id="42"/>
-    <w:bookmarkStart w:id="43" w:name="ssn-handling-omb-m-17-12-requirements"/>
+    <w:bookmarkEnd w:id="45"/>
+    <w:bookmarkStart w:id="46" w:name="ssn-handling-omb-m-17-12-requirements"/>
     <w:p>
       <w:pPr>
         <w:pStyle w:val="Heading2"/>
@@ -7006,8 +7151,8 @@
         </w:tc>
       </w:tr>
     </w:tbl>
-    <w:bookmarkEnd w:id="43"/>
-    <w:bookmarkStart w:id="44" w:name="X10bded3312b5d585e9f5ca8ea25b7ead3a4079b"/>
+    <w:bookmarkEnd w:id="46"/>
+    <w:bookmarkStart w:id="47" w:name="X10bded3312b5d585e9f5ca8ea25b7ead3a4079b"/>
     <w:p>
       <w:pPr>
         <w:pStyle w:val="Heading2"/>
@@ -7342,9 +7487,9 @@
         </w:pict>
       </w:r>
     </w:p>
-    <w:bookmarkEnd w:id="44"/>
-    <w:bookmarkEnd w:id="45"/>
-    <w:bookmarkStart w:id="50" w:name="pii-data-flow-map-template"/>
+    <w:bookmarkEnd w:id="47"/>
+    <w:bookmarkEnd w:id="48"/>
+    <w:bookmarkStart w:id="53" w:name="pii-data-flow-map-template"/>
     <w:p>
       <w:pPr>
         <w:pStyle w:val="Heading1"/>
@@ -7353,7 +7498,7 @@
         <w:t xml:space="preserve">8. PII Data Flow Map Template</w:t>
       </w:r>
     </w:p>
-    <w:bookmarkStart w:id="46" w:name="template-purpose"/>
+    <w:bookmarkStart w:id="49" w:name="template-purpose"/>
     <w:p>
       <w:pPr>
         <w:pStyle w:val="Heading2"/>
@@ -7407,8 +7552,8 @@
         <w:t xml:space="preserve">data flows; this template captures the authoritative human-reviewed record.</w:t>
       </w:r>
     </w:p>
-    <w:bookmarkEnd w:id="46"/>
-    <w:bookmarkStart w:id="47" w:name="pii-data-flow-registry"/>
+    <w:bookmarkEnd w:id="49"/>
+    <w:bookmarkStart w:id="50" w:name="pii-data-flow-registry"/>
     <w:p>
       <w:pPr>
         <w:pStyle w:val="Heading2"/>
@@ -8356,8 +8501,8 @@
         </w:tc>
       </w:tr>
     </w:tbl>
-    <w:bookmarkEnd w:id="47"/>
-    <w:bookmarkStart w:id="48" w:name="required-data-flow-scenarios"/>
+    <w:bookmarkEnd w:id="50"/>
+    <w:bookmarkStart w:id="51" w:name="required-data-flow-scenarios"/>
     <w:p>
       <w:pPr>
         <w:pStyle w:val="Heading2"/>
@@ -8520,8 +8665,8 @@
         <w:t xml:space="preserve">API calls).</w:t>
       </w:r>
     </w:p>
-    <w:bookmarkEnd w:id="48"/>
-    <w:bookmarkStart w:id="49" w:name="azure-purview-lineage-integration"/>
+    <w:bookmarkEnd w:id="51"/>
+    <w:bookmarkStart w:id="52" w:name="azure-purview-lineage-integration"/>
     <w:p>
       <w:pPr>
         <w:pStyle w:val="Heading2"/>
@@ -8657,9 +8802,9 @@
         </w:pict>
       </w:r>
     </w:p>
-    <w:bookmarkEnd w:id="49"/>
-    <w:bookmarkEnd w:id="50"/>
-    <w:bookmarkStart w:id="55" w:name="fedramp-20x-ksi-alignment"/>
+    <w:bookmarkEnd w:id="52"/>
+    <w:bookmarkEnd w:id="53"/>
+    <w:bookmarkStart w:id="58" w:name="fedramp-20x-ksi-alignment"/>
     <w:p>
       <w:pPr>
         <w:pStyle w:val="Heading1"/>
@@ -8668,7 +8813,7 @@
         <w:t xml:space="preserve">9. FedRAMP 20x KSI Alignment</w:t>
       </w:r>
     </w:p>
-    <w:bookmarkStart w:id="51" w:name="pt-control-closure-summary"/>
+    <w:bookmarkStart w:id="54" w:name="pt-control-closure-summary"/>
     <w:p>
       <w:pPr>
         <w:pStyle w:val="Heading2"/>
@@ -9118,8 +9263,8 @@
         <w:t xml:space="preserve">series.</w:t>
       </w:r>
     </w:p>
-    <w:bookmarkEnd w:id="51"/>
-    <w:bookmarkStart w:id="52" w:name="ksi-indirect-coverage"/>
+    <w:bookmarkEnd w:id="54"/>
+    <w:bookmarkStart w:id="55" w:name="ksi-indirect-coverage"/>
     <w:p>
       <w:pPr>
         <w:pStyle w:val="Heading2"/>
@@ -9411,8 +9556,8 @@
         <w:t xml:space="preserve">cross-referenced to the security assessment report.</w:t>
       </w:r>
     </w:p>
-    <w:bookmarkEnd w:id="52"/>
-    <w:bookmarkStart w:id="54" w:name="compliance-milestones"/>
+    <w:bookmarkEnd w:id="55"/>
+    <w:bookmarkStart w:id="57" w:name="compliance-milestones"/>
     <w:p>
       <w:pPr>
         <w:pStyle w:val="Heading2"/>
@@ -9965,7 +10110,7 @@
         </w:rPr>
         <w:t xml:space="preserve"> </w:t>
       </w:r>
-      <w:hyperlink r:id="rId53">
+      <w:hyperlink r:id="rId56">
         <w:r>
           <w:rPr>
             <w:rStyle w:val="Hyperlink"/>
@@ -9988,8 +10133,8 @@
         <w:t xml:space="preserve">Series: Federal Application-Aware Networking for SSA GCC Moderate FedRAMP 20x</w:t>
       </w:r>
     </w:p>
-    <w:bookmarkEnd w:id="54"/>
-    <w:bookmarkEnd w:id="55"/>
+    <w:bookmarkEnd w:id="57"/>
+    <w:bookmarkEnd w:id="58"/>
     <w:sectPr>
       <w:footnotePr>
         <w:numRestart w:val="eachSect"/>

--- a/inbox/Application Aware Networking/Book_17_FedAAN_PII_Processing_Transparency.docx
+++ b/inbox/Application Aware Networking/Book_17_FedAAN_PII_Processing_Transparency.docx
@@ -7,7 +7,55 @@
         <w:pStyle w:val="Title"/>
       </w:pPr>
       <w:r>
-        <w:t xml:space="preserve">Book 17 — Federal Application-Aware Networking — Part 17</w:t>
+        <w:t xml:space="preserve">Book</w:t>
+      </w:r>
+      <w:r>
+        <w:t xml:space="preserve"> </w:t>
+      </w:r>
+      <w:r>
+        <w:t xml:space="preserve">17</w:t>
+      </w:r>
+      <w:r>
+        <w:t xml:space="preserve"> </w:t>
+      </w:r>
+      <w:r>
+        <w:t xml:space="preserve">—</w:t>
+      </w:r>
+      <w:r>
+        <w:t xml:space="preserve"> </w:t>
+      </w:r>
+      <w:r>
+        <w:t xml:space="preserve">Federal</w:t>
+      </w:r>
+      <w:r>
+        <w:t xml:space="preserve"> </w:t>
+      </w:r>
+      <w:r>
+        <w:t xml:space="preserve">Application-Aware</w:t>
+      </w:r>
+      <w:r>
+        <w:t xml:space="preserve"> </w:t>
+      </w:r>
+      <w:r>
+        <w:t xml:space="preserve">Networking</w:t>
+      </w:r>
+      <w:r>
+        <w:t xml:space="preserve"> </w:t>
+      </w:r>
+      <w:r>
+        <w:t xml:space="preserve">—</w:t>
+      </w:r>
+      <w:r>
+        <w:t xml:space="preserve"> </w:t>
+      </w:r>
+      <w:r>
+        <w:t xml:space="preserve">Part</w:t>
+      </w:r>
+      <w:r>
+        <w:t xml:space="preserve"> </w:t>
+      </w:r>
+      <w:r>
+        <w:t xml:space="preserve">17</w:t>
       </w:r>
     </w:p>
     <w:p>
@@ -15,7 +63,79 @@
         <w:pStyle w:val="Subtitle"/>
       </w:pPr>
       <w:r>
-        <w:t xml:space="preserve">PII Processing and Transparency: Privacy Program Templates for FedRAMP 20x GCC Moderate Authorization</w:t>
+        <w:t xml:space="preserve">PII</w:t>
+      </w:r>
+      <w:r>
+        <w:t xml:space="preserve"> </w:t>
+      </w:r>
+      <w:r>
+        <w:t xml:space="preserve">Processing</w:t>
+      </w:r>
+      <w:r>
+        <w:t xml:space="preserve"> </w:t>
+      </w:r>
+      <w:r>
+        <w:t xml:space="preserve">and</w:t>
+      </w:r>
+      <w:r>
+        <w:t xml:space="preserve"> </w:t>
+      </w:r>
+      <w:r>
+        <w:t xml:space="preserve">Transparency:</w:t>
+      </w:r>
+      <w:r>
+        <w:t xml:space="preserve"> </w:t>
+      </w:r>
+      <w:r>
+        <w:t xml:space="preserve">Privacy</w:t>
+      </w:r>
+      <w:r>
+        <w:t xml:space="preserve"> </w:t>
+      </w:r>
+      <w:r>
+        <w:t xml:space="preserve">Program</w:t>
+      </w:r>
+      <w:r>
+        <w:t xml:space="preserve"> </w:t>
+      </w:r>
+      <w:r>
+        <w:t xml:space="preserve">Templates</w:t>
+      </w:r>
+      <w:r>
+        <w:t xml:space="preserve"> </w:t>
+      </w:r>
+      <w:r>
+        <w:t xml:space="preserve">for</w:t>
+      </w:r>
+      <w:r>
+        <w:t xml:space="preserve"> </w:t>
+      </w:r>
+      <w:r>
+        <w:t xml:space="preserve">FedRAMP</w:t>
+      </w:r>
+      <w:r>
+        <w:t xml:space="preserve"> </w:t>
+      </w:r>
+      <w:r>
+        <w:t xml:space="preserve">20x</w:t>
+      </w:r>
+      <w:r>
+        <w:t xml:space="preserve"> </w:t>
+      </w:r>
+      <w:r>
+        <w:t xml:space="preserve">GCC</w:t>
+      </w:r>
+      <w:r>
+        <w:t xml:space="preserve"> </w:t>
+      </w:r>
+      <w:r>
+        <w:t xml:space="preserve">Moderate</w:t>
+      </w:r>
+      <w:r>
+        <w:t xml:space="preserve"> </w:t>
+      </w:r>
+      <w:r>
+        <w:t xml:space="preserve">Authorization</w:t>
       </w:r>
     </w:p>
     <w:p>
@@ -23,7 +143,25 @@
         <w:pStyle w:val="Author"/>
       </w:pPr>
       <w:r>
-        <w:t xml:space="preserve">SSA Cloud Services Team</w:t>
+        <w:t xml:space="preserve">SSA</w:t>
+      </w:r>
+      <w:r>
+        <w:t xml:space="preserve"> </w:t>
+      </w:r>
+      <w:r>
+        <w:t xml:space="preserve">Cloud</w:t>
+      </w:r>
+      <w:r>
+        <w:t xml:space="preserve"> </w:t>
+      </w:r>
+      <w:r>
+        <w:t xml:space="preserve">Services</w:t>
+      </w:r>
+      <w:r>
+        <w:t xml:space="preserve"> </w:t>
+      </w:r>
+      <w:r>
+        <w:t xml:space="preserve">Team</w:t>
       </w:r>
     </w:p>
     <w:p>
@@ -31,35 +169,21 @@
         <w:pStyle w:val="Date"/>
       </w:pPr>
       <w:r>
-        <w:t xml:space="preserve">2026-07-03</w:t>
-      </w:r>
-    </w:p>
-    <w:sdt>
-      <w:sdtPr>
-        <w:docPartObj>
-          <w:docPartGallery w:val="Table of Contents"/>
-          <w:docPartUnique/>
-        </w:docPartObj>
-      </w:sdtPr>
-      <w:sdtContent>
-        <w:p>
-          <w:pPr>
-            <w:pStyle w:val="TOCHeading"/>
-          </w:pPr>
-          <w:r>
-            <w:t xml:space="preserve">Table of contents</w:t>
-          </w:r>
-        </w:p>
-        <w:p>
-          <w:r>
-            <w:fldChar w:fldCharType="begin" w:dirty="true"/>
-            <w:instrText xml:space="preserve">TOC \o "1-3" \h \z \u</w:instrText>
-            <w:fldChar w:fldCharType="separate"/>
-            <w:fldChar w:fldCharType="end"/>
-          </w:r>
-        </w:p>
-      </w:sdtContent>
-    </w:sdt>
+        <w:t xml:space="preserve">July</w:t>
+      </w:r>
+      <w:r>
+        <w:t xml:space="preserve"> </w:t>
+      </w:r>
+      <w:r>
+        <w:t xml:space="preserve">3,</w:t>
+      </w:r>
+      <w:r>
+        <w:t xml:space="preserve"> </w:t>
+      </w:r>
+      <w:r>
+        <w:t xml:space="preserve">2026</w:t>
+      </w:r>
+    </w:p>
     <w:p>
       <w:pPr>
         <w:pStyle w:val="FirstParagraph"/>
@@ -68,158 +192,13 @@
         <w:t xml:space="preserve">INTERNAL — NOT FOR PUBLIC DISTRIBUTION</w:t>
       </w:r>
     </w:p>
-    <w:tbl>
-      <w:tblPr>
-        <w:tblStyle w:val="Table"/>
-        <w:tblLook w:firstRow="0" w:lastRow="0" w:firstColumn="0" w:lastColumn="0" w:noHBand="0" w:noVBand="0" w:val="0000"/>
-        <w:tblBorders>
-          <w:top w:val="single" w:sz="4" w:space="0" w:color="EB9113"/>
-          <w:left w:val="single" w:sz="24" w:space="0" w:color="EB9113"/>
-          <w:bottom w:val="single" w:sz="4" w:space="0" w:color="EB9113"/>
-          <w:right w:val="single" w:sz="4" w:space="0" w:color="EB9113"/>
-        </w:tblBorders>
-        <w:tblCellMar>
-          <w:left w:w="144" w:type="dxa"/>
-          <w:right w:w="144" w:type="dxa"/>
-        </w:tblCellMar>
-        <w:tblLook w:firstRow="0" w:lastRow="0" w:firstColumn="0" w:lastColumn="0" w:noHBand="0" w:noVBand="0" w:val="0000"/>
-      </w:tblPr>
-      <w:tr>
-        <w:trPr>
-          <w:cantSplit/>
-        </w:trPr>
-        <w:tc>
-          <w:tcPr>
-            <w:shd w:color="auto" w:fill="fcefdc" w:val="clear"/>
-            <w:tcMar>
-              <w:top w:w="92" w:type="dxa"/>
-              <w:bottom w:w="92" w:type="dxa"/>
-            </w:tcMar>
-          </w:tcPr>
-          <w:p>
-            <w:pPr>
-              <w:pStyle w:val="BodyText"/>
-            </w:pPr>
-            <w:pPr>
-              <w:spacing w:before="0" w:after="0"/>
-              <w:textAlignment w:val="center"/>
-            </w:pPr>
-            <w:r>
-              <w:drawing>
-                <wp:inline>
-                  <wp:extent cx="152400" cy="152400"/>
-                  <wp:effectExtent b="0" l="0" r="0" t="0"/>
-                  <wp:docPr descr="" title="" id="10" name="Picture"/>
-                  <a:graphic>
-                    <a:graphicData uri="http://schemas.openxmlformats.org/drawingml/2006/picture">
-                      <pic:pic>
-                        <pic:nvPicPr>
-                          <pic:cNvPr descr="/opt/quarto/share/formats/docx/warning.png" id="11" name="Picture"/>
-                          <pic:cNvPicPr>
-                            <a:picLocks noChangeArrowheads="1" noChangeAspect="1"/>
-                          </pic:cNvPicPr>
-                        </pic:nvPicPr>
-                        <pic:blipFill>
-                          <a:blip r:embed="rId9"/>
-                          <a:stretch>
-                            <a:fillRect/>
-                          </a:stretch>
-                        </pic:blipFill>
-                        <pic:spPr bwMode="auto">
-                          <a:xfrm>
-                            <a:off x="0" y="0"/>
-                            <a:ext cx="152400" cy="152400"/>
-                          </a:xfrm>
-                          <a:prstGeom prst="rect">
-                            <a:avLst/>
-                          </a:prstGeom>
-                          <a:noFill/>
-                          <a:ln w="9525">
-                            <a:noFill/>
-                            <a:headEnd/>
-                            <a:tailEnd/>
-                          </a:ln>
-                        </pic:spPr>
-                      </pic:pic>
-                    </a:graphicData>
-                  </a:graphic>
-                </wp:inline>
-              </w:drawing>
-            </w:r>
-            <w:r>
-              <w:t xml:space="preserve"> </w:t>
-            </w:r>
-            <w:r>
-              <w:t xml:space="preserve"> </w:t>
-            </w:r>
-            <w:r>
-              <w:t xml:space="preserve">Draft Proposal — Subject to Review</w:t>
-            </w:r>
-          </w:p>
-        </w:tc>
-      </w:tr>
-      <w:tr>
-        <w:trPr>
-          <w:cantSplit/>
-        </w:trPr>
-        <w:tc>
-          <w:tcPr>
-            <w:tcMar>
-              <w:top w:w="108" w:type="dxa"/>
-              <w:bottom w:w="108" w:type="dxa"/>
-            </w:tcMar>
-          </w:tcPr>
-          <w:p>
-            <w:pPr>
-              <w:pStyle w:val="BodyText"/>
-            </w:pPr>
-            <w:pPr>
-              <w:spacing w:before="16" w:after="16"/>
-            </w:pPr>
-            <w:r>
-              <w:t xml:space="preserve">This document is a</w:t>
-            </w:r>
-            <w:r>
-              <w:t xml:space="preserve"> </w:t>
-            </w:r>
-            <w:r>
-              <w:rPr>
-                <w:b/>
-                <w:bCs/>
-              </w:rPr>
-              <w:t xml:space="preserve">draft proposal</w:t>
-            </w:r>
-            <w:r>
-              <w:t xml:space="preserve"> </w:t>
-            </w:r>
-            <w:r>
-              <w:t xml:space="preserve">developed by the</w:t>
-            </w:r>
-            <w:r>
-              <w:t xml:space="preserve"> </w:t>
-            </w:r>
-            <w:r>
-              <w:rPr>
-                <w:b/>
-                <w:bCs/>
-              </w:rPr>
-              <w:t xml:space="preserve">CSI Team (Cloud Services Infrastructure)</w:t>
-            </w:r>
-            <w:r>
-              <w:t xml:space="preserve">. It is an attempt at a comprehensive SSA-wide technical roadmap and has not been reviewed or approved by the SSA CIO Office, the Office of Information Security (OIS), or organizational leadership. All recommendations, vendor selections, control mappings, and implementation timelines are subject to revision pending formal review by the SSA CIO Office and organizational components.</w:t>
-            </w:r>
-          </w:p>
-          <w:p/>
-        </w:tc>
-      </w:tr>
-    </w:tbl>
-    <w:bookmarkStart w:id="12" w:name="what-this-document-addresses"/>
+    <w:bookmarkStart w:id="20" w:name="draft-proposal-subject-to-review"/>
     <w:p>
       <w:pPr>
         <w:pStyle w:val="Heading2"/>
       </w:pPr>
       <w:r>
-        <w:t xml:space="preserve">0.1 What This Document Addresses</w:t>
+        <w:t xml:space="preserve">Draft Proposal — Subject to Review</w:t>
       </w:r>
     </w:p>
     <w:p>
@@ -227,6 +206,53 @@
         <w:pStyle w:val="FirstParagraph"/>
       </w:pPr>
       <w:r>
+        <w:t xml:space="preserve">This document is a</w:t>
+      </w:r>
+      <w:r>
+        <w:t xml:space="preserve"> </w:t>
+      </w:r>
+      <w:r>
+        <w:rPr>
+          <w:bCs/>
+          <w:b/>
+        </w:rPr>
+        <w:t xml:space="preserve">draft proposal</w:t>
+      </w:r>
+      <w:r>
+        <w:t xml:space="preserve"> </w:t>
+      </w:r>
+      <w:r>
+        <w:t xml:space="preserve">developed by the</w:t>
+      </w:r>
+      <w:r>
+        <w:t xml:space="preserve"> </w:t>
+      </w:r>
+      <w:r>
+        <w:rPr>
+          <w:bCs/>
+          <w:b/>
+        </w:rPr>
+        <w:t xml:space="preserve">CSI Team (Cloud Services Infrastructure)</w:t>
+      </w:r>
+      <w:r>
+        <w:t xml:space="preserve">. It is an attempt at a comprehensive SSA-wide technical roadmap and has not been reviewed or approved by the SSA CIO Office, the Office of Information Security (OIS), or organizational leadership. All recommendations, vendor selections, control mappings, and implementation timelines are subject to revision pending formal review by the SSA CIO Office and organizational components.</w:t>
+      </w:r>
+    </w:p>
+    <w:bookmarkEnd w:id="20"/>
+    <w:bookmarkStart w:id="21" w:name="what-this-document-addresses"/>
+    <w:p>
+      <w:pPr>
+        <w:pStyle w:val="Heading2"/>
+      </w:pPr>
+      <w:r>
+        <w:t xml:space="preserve">What This Document Addresses</w:t>
+      </w:r>
+    </w:p>
+    <w:p>
+      <w:pPr>
+        <w:pStyle w:val="FirstParagraph"/>
+      </w:pPr>
+      <w:r>
         <w:t xml:space="preserve">Federal systems that process Personally Identifiable Information (PII) carry</w:t>
       </w:r>
       <w:r>
@@ -252,8 +278,8 @@
       </w:r>
       <w:r>
         <w:rPr>
+          <w:iCs/>
           <w:i/>
-          <w:iCs/>
         </w:rPr>
         <w:t xml:space="preserve">why</w:t>
       </w:r>
@@ -268,8 +294,8 @@
       </w:r>
       <w:r>
         <w:rPr>
+          <w:iCs/>
           <w:i/>
-          <w:iCs/>
         </w:rPr>
         <w:t xml:space="preserve">what</w:t>
       </w:r>
@@ -284,8 +310,8 @@
       </w:r>
       <w:r>
         <w:rPr>
+          <w:iCs/>
           <w:i/>
-          <w:iCs/>
         </w:rPr>
         <w:t xml:space="preserve">how</w:t>
       </w:r>
@@ -300,8 +326,8 @@
       </w:r>
       <w:r>
         <w:rPr>
+          <w:iCs/>
           <w:i/>
-          <w:iCs/>
         </w:rPr>
         <w:t xml:space="preserve">where</w:t>
       </w:r>
@@ -334,16 +360,16 @@
     </w:p>
     <w:p>
       <w:pPr>
-        <w:pStyle w:val="Compact"/>
         <w:numPr>
           <w:ilvl w:val="0"/>
           <w:numId w:val="1001"/>
         </w:numPr>
+        <w:pStyle w:val="Compact"/>
       </w:pPr>
       <w:r>
         <w:rPr>
+          <w:bCs/>
           <w:b/>
-          <w:bCs/>
         </w:rPr>
         <w:t xml:space="preserve">Privacy Program Plan Template (PT-1)</w:t>
       </w:r>
@@ -362,16 +388,16 @@
     </w:p>
     <w:p>
       <w:pPr>
-        <w:pStyle w:val="Compact"/>
         <w:numPr>
           <w:ilvl w:val="0"/>
           <w:numId w:val="1001"/>
         </w:numPr>
+        <w:pStyle w:val="Compact"/>
       </w:pPr>
       <w:r>
         <w:rPr>
+          <w:bCs/>
           <w:b/>
-          <w:bCs/>
         </w:rPr>
         <w:t xml:space="preserve">Authority to Process Template (PT-2)</w:t>
       </w:r>
@@ -390,16 +416,16 @@
     </w:p>
     <w:p>
       <w:pPr>
-        <w:pStyle w:val="Compact"/>
         <w:numPr>
           <w:ilvl w:val="0"/>
           <w:numId w:val="1001"/>
         </w:numPr>
+        <w:pStyle w:val="Compact"/>
       </w:pPr>
       <w:r>
         <w:rPr>
+          <w:bCs/>
           <w:b/>
-          <w:bCs/>
         </w:rPr>
         <w:t xml:space="preserve">Purpose Specification Template (PT-3)</w:t>
       </w:r>
@@ -418,16 +444,16 @@
     </w:p>
     <w:p>
       <w:pPr>
-        <w:pStyle w:val="Compact"/>
         <w:numPr>
           <w:ilvl w:val="0"/>
           <w:numId w:val="1001"/>
         </w:numPr>
+        <w:pStyle w:val="Compact"/>
       </w:pPr>
       <w:r>
         <w:rPr>
+          <w:bCs/>
           <w:b/>
-          <w:bCs/>
         </w:rPr>
         <w:t xml:space="preserve">Consent Requirements Template (PT-4)</w:t>
       </w:r>
@@ -446,16 +472,16 @@
     </w:p>
     <w:p>
       <w:pPr>
-        <w:pStyle w:val="Compact"/>
         <w:numPr>
           <w:ilvl w:val="0"/>
           <w:numId w:val="1001"/>
         </w:numPr>
+        <w:pStyle w:val="Compact"/>
       </w:pPr>
       <w:r>
         <w:rPr>
+          <w:bCs/>
           <w:b/>
-          <w:bCs/>
         </w:rPr>
         <w:t xml:space="preserve">Privacy Notice Template (PT-5)</w:t>
       </w:r>
@@ -474,16 +500,16 @@
     </w:p>
     <w:p>
       <w:pPr>
-        <w:pStyle w:val="Compact"/>
         <w:numPr>
           <w:ilvl w:val="0"/>
           <w:numId w:val="1001"/>
         </w:numPr>
+        <w:pStyle w:val="Compact"/>
       </w:pPr>
       <w:r>
         <w:rPr>
+          <w:bCs/>
           <w:b/>
-          <w:bCs/>
         </w:rPr>
         <w:t xml:space="preserve">Special Categories Framework (PT-7)</w:t>
       </w:r>
@@ -502,16 +528,16 @@
     </w:p>
     <w:p>
       <w:pPr>
-        <w:pStyle w:val="Compact"/>
         <w:numPr>
           <w:ilvl w:val="0"/>
           <w:numId w:val="1001"/>
         </w:numPr>
+        <w:pStyle w:val="Compact"/>
       </w:pPr>
       <w:r>
         <w:rPr>
+          <w:bCs/>
           <w:b/>
-          <w:bCs/>
         </w:rPr>
         <w:t xml:space="preserve">PII Data Flow Map Template</w:t>
       </w:r>
@@ -530,16 +556,16 @@
     </w:p>
     <w:p>
       <w:pPr>
-        <w:pStyle w:val="Compact"/>
         <w:numPr>
           <w:ilvl w:val="0"/>
           <w:numId w:val="1001"/>
         </w:numPr>
+        <w:pStyle w:val="Compact"/>
       </w:pPr>
       <w:r>
         <w:rPr>
+          <w:bCs/>
           <w:b/>
-          <w:bCs/>
         </w:rPr>
         <w:t xml:space="preserve">FedRAMP 20x KSI Alignment</w:t>
       </w:r>
@@ -595,23 +621,23 @@
         </w:pict>
       </w:r>
     </w:p>
-    <w:bookmarkEnd w:id="12"/>
-    <w:bookmarkStart w:id="18" w:name="purpose-and-scope"/>
+    <w:bookmarkEnd w:id="21"/>
+    <w:bookmarkStart w:id="27" w:name="purpose-and-scope"/>
     <w:p>
       <w:pPr>
         <w:pStyle w:val="Heading1"/>
       </w:pPr>
       <w:r>
-        <w:t xml:space="preserve">1. Purpose and Scope</w:t>
-      </w:r>
-    </w:p>
-    <w:bookmarkStart w:id="16" w:name="document-purpose"/>
+        <w:t xml:space="preserve">Purpose and Scope</w:t>
+      </w:r>
+    </w:p>
+    <w:bookmarkStart w:id="25" w:name="document-purpose"/>
     <w:p>
       <w:pPr>
         <w:pStyle w:val="Heading2"/>
       </w:pPr>
       <w:r>
-        <w:t xml:space="preserve">1.1 Document Purpose</w:t>
+        <w:t xml:space="preserve">Document Purpose</w:t>
       </w:r>
     </w:p>
     <w:p>
@@ -646,24 +672,24 @@
       </w:pPr>
       <w:r>
         <w:rPr>
+          <w:bCs/>
           <w:b/>
-          <w:bCs/>
         </w:rPr>
         <w:t xml:space="preserve">Relationship to Prior Parts in This Series:</w:t>
       </w:r>
     </w:p>
     <w:p>
       <w:pPr>
-        <w:pStyle w:val="Compact"/>
         <w:numPr>
           <w:ilvl w:val="0"/>
           <w:numId w:val="1002"/>
         </w:numPr>
+        <w:pStyle w:val="Compact"/>
       </w:pPr>
       <w:r>
         <w:rPr>
+          <w:bCs/>
           <w:b/>
-          <w:bCs/>
         </w:rPr>
         <w:t xml:space="preserve">Part 12 (Purview + Key Vault)</w:t>
       </w:r>
@@ -700,16 +726,16 @@
     </w:p>
     <w:p>
       <w:pPr>
-        <w:pStyle w:val="Compact"/>
         <w:numPr>
           <w:ilvl w:val="0"/>
           <w:numId w:val="1002"/>
         </w:numPr>
+        <w:pStyle w:val="Compact"/>
       </w:pPr>
       <w:r>
         <w:rPr>
+          <w:bCs/>
           <w:b/>
-          <w:bCs/>
         </w:rPr>
         <w:t xml:space="preserve">Part 16 (Program Management Governance)</w:t>
       </w:r>
@@ -759,18 +785,18 @@
           <wp:inline>
             <wp:extent cx="5334000" cy="2359269"/>
             <wp:effectExtent b="0" l="0" r="0" t="0"/>
-            <wp:docPr descr="PII Processing Lifecycle — Privacy Controls and Authority Chain" title="" id="14" name="Picture"/>
+            <wp:docPr descr="PII Processing Lifecycle — Privacy Controls and Authority Chain" title="" id="23" name="Picture"/>
             <a:graphic>
               <a:graphicData uri="http://schemas.openxmlformats.org/drawingml/2006/picture">
                 <pic:pic>
                   <pic:nvPicPr>
-                    <pic:cNvPr descr="figs/pii-fig-01-pii-lifecycle.png" id="15" name="Picture"/>
+                    <pic:cNvPr descr="figs/pii-fig-01-pii-lifecycle.png" id="24" name="Picture"/>
                     <pic:cNvPicPr>
                       <a:picLocks noChangeArrowheads="1" noChangeAspect="1"/>
                     </pic:cNvPicPr>
                   </pic:nvPicPr>
                   <pic:blipFill>
-                    <a:blip r:embed="rId13"/>
+                    <a:blip r:embed="rId22"/>
                     <a:stretch>
                       <a:fillRect/>
                     </a:stretch>
@@ -805,14 +831,14 @@
         <w:t xml:space="preserve">PII Processing Lifecycle — Privacy Controls and Authority Chain</w:t>
       </w:r>
     </w:p>
-    <w:bookmarkEnd w:id="16"/>
-    <w:bookmarkStart w:id="17" w:name="scope"/>
+    <w:bookmarkEnd w:id="25"/>
+    <w:bookmarkStart w:id="26" w:name="scope"/>
     <w:p>
       <w:pPr>
         <w:pStyle w:val="Heading2"/>
       </w:pPr>
       <w:r>
-        <w:t xml:space="preserve">1.2 Scope</w:t>
+        <w:t xml:space="preserve">Scope</w:t>
       </w:r>
     </w:p>
     <w:p>
@@ -831,16 +857,16 @@
     </w:p>
     <w:p>
       <w:pPr>
-        <w:pStyle w:val="Compact"/>
         <w:numPr>
           <w:ilvl w:val="0"/>
           <w:numId w:val="1003"/>
         </w:numPr>
+        <w:pStyle w:val="Compact"/>
       </w:pPr>
       <w:r>
         <w:rPr>
+          <w:bCs/>
           <w:b/>
-          <w:bCs/>
         </w:rPr>
         <w:t xml:space="preserve">Citizen portals</w:t>
       </w:r>
@@ -859,16 +885,16 @@
     </w:p>
     <w:p>
       <w:pPr>
-        <w:pStyle w:val="Compact"/>
         <w:numPr>
           <w:ilvl w:val="0"/>
           <w:numId w:val="1003"/>
         </w:numPr>
+        <w:pStyle w:val="Compact"/>
       </w:pPr>
       <w:r>
         <w:rPr>
+          <w:bCs/>
           <w:b/>
-          <w:bCs/>
         </w:rPr>
         <w:t xml:space="preserve">Contact center platforms</w:t>
       </w:r>
@@ -887,16 +913,16 @@
     </w:p>
     <w:p>
       <w:pPr>
-        <w:pStyle w:val="Compact"/>
         <w:numPr>
           <w:ilvl w:val="0"/>
           <w:numId w:val="1003"/>
         </w:numPr>
+        <w:pStyle w:val="Compact"/>
       </w:pPr>
       <w:r>
         <w:rPr>
+          <w:bCs/>
           <w:b/>
-          <w:bCs/>
         </w:rPr>
         <w:t xml:space="preserve">HR and workforce systems</w:t>
       </w:r>
@@ -915,16 +941,16 @@
     </w:p>
     <w:p>
       <w:pPr>
-        <w:pStyle w:val="Compact"/>
         <w:numPr>
           <w:ilvl w:val="0"/>
           <w:numId w:val="1003"/>
         </w:numPr>
+        <w:pStyle w:val="Compact"/>
       </w:pPr>
       <w:r>
         <w:rPr>
+          <w:bCs/>
           <w:b/>
-          <w:bCs/>
         </w:rPr>
         <w:t xml:space="preserve">API integrations</w:t>
       </w:r>
@@ -968,24 +994,24 @@
         </w:pict>
       </w:r>
     </w:p>
-    <w:bookmarkEnd w:id="17"/>
-    <w:bookmarkEnd w:id="18"/>
-    <w:bookmarkStart w:id="21" w:name="privacy-program-plan-pt-1"/>
+    <w:bookmarkEnd w:id="26"/>
+    <w:bookmarkEnd w:id="27"/>
+    <w:bookmarkStart w:id="30" w:name="privacy-program-plan-pt-1"/>
     <w:p>
       <w:pPr>
         <w:pStyle w:val="Heading1"/>
       </w:pPr>
       <w:r>
-        <w:t xml:space="preserve">2. Privacy Program Plan (PT-1)</w:t>
-      </w:r>
-    </w:p>
-    <w:bookmarkStart w:id="19" w:name="control-requirement"/>
+        <w:t xml:space="preserve">Privacy Program Plan (PT-1)</w:t>
+      </w:r>
+    </w:p>
+    <w:bookmarkStart w:id="28" w:name="control-requirement"/>
     <w:p>
       <w:pPr>
         <w:pStyle w:val="Heading2"/>
       </w:pPr>
       <w:r>
-        <w:t xml:space="preserve">2.1 Control Requirement</w:t>
+        <w:t xml:space="preserve">Control Requirement</w:t>
       </w:r>
     </w:p>
     <w:p>
@@ -1020,8 +1046,8 @@
       </w:pPr>
       <w:r>
         <w:rPr>
+          <w:bCs/>
           <w:b/>
-          <w:bCs/>
         </w:rPr>
         <w:t xml:space="preserve">Linkage:</w:t>
       </w:r>
@@ -1050,14 +1076,14 @@
         <w:t xml:space="preserve">as the ISPP. Cross-reference Part 16 §3 RACI for the Privacy Officer role.</w:t>
       </w:r>
     </w:p>
-    <w:bookmarkEnd w:id="19"/>
-    <w:bookmarkStart w:id="20" w:name="privacy-program-plan-template"/>
+    <w:bookmarkEnd w:id="28"/>
+    <w:bookmarkStart w:id="29" w:name="privacy-program-plan-template"/>
     <w:p>
       <w:pPr>
         <w:pStyle w:val="Heading2"/>
       </w:pPr>
       <w:r>
-        <w:t xml:space="preserve">2.2 Privacy Program Plan Template</w:t>
+        <w:t xml:space="preserve">Privacy Program Plan Template</w:t>
       </w:r>
     </w:p>
     <w:p>
@@ -1066,8 +1092,8 @@
       </w:pPr>
       <w:r>
         <w:rPr>
+          <w:bCs/>
           <w:b/>
-          <w:bCs/>
         </w:rPr>
         <w:t xml:space="preserve">Section 1 — Purpose and Scope</w:t>
       </w:r>
@@ -1116,8 +1142,8 @@
       </w:pPr>
       <w:r>
         <w:rPr>
+          <w:bCs/>
           <w:b/>
-          <w:bCs/>
         </w:rPr>
         <w:t xml:space="preserve">Authorization Boundary:</w:t>
       </w:r>
@@ -1140,8 +1166,8 @@
       </w:pPr>
       <w:r>
         <w:rPr>
+          <w:bCs/>
           <w:b/>
-          <w:bCs/>
         </w:rPr>
         <w:t xml:space="preserve">Effective Date:</w:t>
       </w:r>
@@ -1156,8 +1182,8 @@
       </w:r>
       <w:r>
         <w:rPr>
+          <w:bCs/>
           <w:b/>
-          <w:bCs/>
         </w:rPr>
         <w:t xml:space="preserve">Review Cycle:</w:t>
       </w:r>
@@ -1174,8 +1200,8 @@
       </w:pPr>
       <w:r>
         <w:rPr>
+          <w:bCs/>
           <w:b/>
-          <w:bCs/>
         </w:rPr>
         <w:t xml:space="preserve">Document Owner:</w:t>
       </w:r>
@@ -1192,8 +1218,8 @@
       </w:pPr>
       <w:r>
         <w:rPr>
+          <w:bCs/>
           <w:b/>
-          <w:bCs/>
         </w:rPr>
         <w:t xml:space="preserve">Co-Owner:</w:t>
       </w:r>
@@ -1210,8 +1236,8 @@
       </w:pPr>
       <w:r>
         <w:rPr>
+          <w:bCs/>
           <w:b/>
-          <w:bCs/>
         </w:rPr>
         <w:t xml:space="preserve">Approver:</w:t>
       </w:r>
@@ -1228,19 +1254,19 @@
       </w:pPr>
       <w:r>
         <w:rPr>
+          <w:bCs/>
           <w:b/>
-          <w:bCs/>
         </w:rPr>
         <w:t xml:space="preserve">Section 2 — Legal and Regulatory Authority</w:t>
       </w:r>
     </w:p>
     <w:p>
       <w:pPr>
-        <w:pStyle w:val="Compact"/>
         <w:numPr>
           <w:ilvl w:val="0"/>
           <w:numId w:val="1004"/>
         </w:numPr>
+        <w:pStyle w:val="Compact"/>
       </w:pPr>
       <w:r>
         <w:t xml:space="preserve">Privacy Act of 1974, 5 U.S.C. §552a</w:t>
@@ -1248,11 +1274,11 @@
     </w:p>
     <w:p>
       <w:pPr>
-        <w:pStyle w:val="Compact"/>
         <w:numPr>
           <w:ilvl w:val="0"/>
           <w:numId w:val="1004"/>
         </w:numPr>
+        <w:pStyle w:val="Compact"/>
       </w:pPr>
       <w:r>
         <w:t xml:space="preserve">E-Government Act of 2002, 44 U.S.C. §3501, Title III (FISMA)</w:t>
@@ -1260,11 +1286,11 @@
     </w:p>
     <w:p>
       <w:pPr>
-        <w:pStyle w:val="Compact"/>
         <w:numPr>
           <w:ilvl w:val="0"/>
           <w:numId w:val="1004"/>
         </w:numPr>
+        <w:pStyle w:val="Compact"/>
       </w:pPr>
       <w:r>
         <w:t xml:space="preserve">OMB Memorandum M-03-22, OMB Guidance for Implementing the Privacy Provisions</w:t>
@@ -1278,11 +1304,11 @@
     </w:p>
     <w:p>
       <w:pPr>
-        <w:pStyle w:val="Compact"/>
         <w:numPr>
           <w:ilvl w:val="0"/>
           <w:numId w:val="1004"/>
         </w:numPr>
+        <w:pStyle w:val="Compact"/>
       </w:pPr>
       <w:r>
         <w:t xml:space="preserve">OMB Circular A-130, Appendix II, Responsibilities for Managing PII</w:t>
@@ -1290,11 +1316,11 @@
     </w:p>
     <w:p>
       <w:pPr>
-        <w:pStyle w:val="Compact"/>
         <w:numPr>
           <w:ilvl w:val="0"/>
           <w:numId w:val="1004"/>
         </w:numPr>
+        <w:pStyle w:val="Compact"/>
       </w:pPr>
       <w:r>
         <w:t xml:space="preserve">OMB Memorandum M-17-12, Preparing for and Responding to a Breach of PII</w:t>
@@ -1302,11 +1328,11 @@
     </w:p>
     <w:p>
       <w:pPr>
-        <w:pStyle w:val="Compact"/>
         <w:numPr>
           <w:ilvl w:val="0"/>
           <w:numId w:val="1004"/>
         </w:numPr>
+        <w:pStyle w:val="Compact"/>
       </w:pPr>
       <w:r>
         <w:t xml:space="preserve">NIST SP 800-53 Rev 5, Privacy Control Family (PT)</w:t>
@@ -1314,11 +1340,11 @@
     </w:p>
     <w:p>
       <w:pPr>
-        <w:pStyle w:val="Compact"/>
         <w:numPr>
           <w:ilvl w:val="0"/>
           <w:numId w:val="1004"/>
         </w:numPr>
+        <w:pStyle w:val="Compact"/>
       </w:pPr>
       <w:r>
         <w:t xml:space="preserve">NIST SP 800-122, Guide to Protecting Confidentiality of PII</w:t>
@@ -1326,11 +1352,11 @@
     </w:p>
     <w:p>
       <w:pPr>
-        <w:pStyle w:val="Compact"/>
         <w:numPr>
           <w:ilvl w:val="0"/>
           <w:numId w:val="1004"/>
         </w:numPr>
+        <w:pStyle w:val="Compact"/>
       </w:pPr>
       <w:r>
         <w:t xml:space="preserve">FedRAMP 20x Authorization Framework (GSA, 2026)</w:t>
@@ -1342,8 +1368,8 @@
       </w:pPr>
       <w:r>
         <w:rPr>
+          <w:bCs/>
           <w:b/>
-          <w:bCs/>
         </w:rPr>
         <w:t xml:space="preserve">Section 3 — Roles and Responsibilities</w:t>
       </w:r>
@@ -1352,8 +1378,8 @@
       <w:tblPr>
         <w:tblStyle w:val="Table"/>
         <w:tblW w:type="pct" w:w="5000"/>
-        <w:tblLayout w:type="fixed"/>
         <w:tblLook w:firstRow="1" w:lastRow="0" w:firstColumn="0" w:lastColumn="0" w:noHBand="0" w:noVBand="0" w:val="0020"/>
+        <w:jc w:val="start"/>
       </w:tblPr>
       <w:tblGrid>
         <w:gridCol w:w="1105"/>
@@ -1362,13 +1388,14 @@
       </w:tblGrid>
       <w:tr>
         <w:trPr>
-          <w:tblHeader w:val="on"/>
+          <w:tblHeader w:val="true"/>
         </w:trPr>
         <w:tc>
           <w:tcPr/>
           <w:p>
             <w:pPr>
               <w:pStyle w:val="Compact"/>
+              <w:jc w:val="left"/>
             </w:pPr>
             <w:r>
               <w:t xml:space="preserve">Role</w:t>
@@ -1380,6 +1407,7 @@
           <w:p>
             <w:pPr>
               <w:pStyle w:val="Compact"/>
+              <w:jc w:val="left"/>
             </w:pPr>
             <w:r>
               <w:t xml:space="preserve">Responsibility</w:t>
@@ -1391,6 +1419,7 @@
           <w:p>
             <w:pPr>
               <w:pStyle w:val="Compact"/>
+              <w:jc w:val="left"/>
             </w:pPr>
             <w:r>
               <w:t xml:space="preserve">PT Control Ownership</w:t>
@@ -1404,11 +1433,12 @@
           <w:p>
             <w:pPr>
               <w:pStyle w:val="Compact"/>
+              <w:jc w:val="left"/>
             </w:pPr>
             <w:r>
               <w:rPr>
+                <w:bCs/>
                 <w:b/>
-                <w:bCs/>
               </w:rPr>
               <w:t xml:space="preserve">SAOP</w:t>
             </w:r>
@@ -1419,6 +1449,7 @@
           <w:p>
             <w:pPr>
               <w:pStyle w:val="Compact"/>
+              <w:jc w:val="left"/>
             </w:pPr>
             <w:r>
               <w:t xml:space="preserve">Chairs Privacy Council; approves PIAs and SORNs; annual program review</w:t>
@@ -1430,6 +1461,7 @@
           <w:p>
             <w:pPr>
               <w:pStyle w:val="Compact"/>
+              <w:jc w:val="left"/>
             </w:pPr>
             <w:r>
               <w:t xml:space="preserve">PT-1, PT-2, PT-5</w:t>
@@ -1443,11 +1475,12 @@
           <w:p>
             <w:pPr>
               <w:pStyle w:val="Compact"/>
+              <w:jc w:val="left"/>
             </w:pPr>
             <w:r>
               <w:rPr>
+                <w:bCs/>
                 <w:b/>
-                <w:bCs/>
               </w:rPr>
               <w:t xml:space="preserve">System Privacy Officer (SPO)</w:t>
             </w:r>
@@ -1458,6 +1491,7 @@
           <w:p>
             <w:pPr>
               <w:pStyle w:val="Compact"/>
+              <w:jc w:val="left"/>
             </w:pPr>
             <w:r>
               <w:t xml:space="preserve">System-level privacy representative; maintains PT artifacts</w:t>
@@ -1469,6 +1503,7 @@
           <w:p>
             <w:pPr>
               <w:pStyle w:val="Compact"/>
+              <w:jc w:val="left"/>
             </w:pPr>
             <w:r>
               <w:t xml:space="preserve">PT-3, PT-4, PT-7</w:t>
@@ -1482,11 +1517,12 @@
           <w:p>
             <w:pPr>
               <w:pStyle w:val="Compact"/>
+              <w:jc w:val="left"/>
             </w:pPr>
             <w:r>
               <w:rPr>
+                <w:bCs/>
                 <w:b/>
-                <w:bCs/>
               </w:rPr>
               <w:t xml:space="preserve">ISSO</w:t>
             </w:r>
@@ -1497,6 +1533,7 @@
           <w:p>
             <w:pPr>
               <w:pStyle w:val="Compact"/>
+              <w:jc w:val="left"/>
             </w:pPr>
             <w:r>
               <w:t xml:space="preserve">Integrates privacy controls into security assessment; POA&amp;M</w:t>
@@ -1508,6 +1545,7 @@
           <w:p>
             <w:pPr>
               <w:pStyle w:val="Compact"/>
+              <w:jc w:val="left"/>
             </w:pPr>
             <w:r>
               <w:t xml:space="preserve">PT-1, PT-7</w:t>
@@ -1521,11 +1559,12 @@
           <w:p>
             <w:pPr>
               <w:pStyle w:val="Compact"/>
+              <w:jc w:val="left"/>
             </w:pPr>
             <w:r>
               <w:rPr>
+                <w:bCs/>
                 <w:b/>
-                <w:bCs/>
               </w:rPr>
               <w:t xml:space="preserve">Legal Counsel</w:t>
             </w:r>
@@ -1536,6 +1575,7 @@
           <w:p>
             <w:pPr>
               <w:pStyle w:val="Compact"/>
+              <w:jc w:val="left"/>
             </w:pPr>
             <w:r>
               <w:t xml:space="preserve">Reviews SORN language; validates legal authority citations</w:t>
@@ -1547,6 +1587,7 @@
           <w:p>
             <w:pPr>
               <w:pStyle w:val="Compact"/>
+              <w:jc w:val="left"/>
             </w:pPr>
             <w:r>
               <w:t xml:space="preserve">PT-2</w:t>
@@ -1560,11 +1601,12 @@
           <w:p>
             <w:pPr>
               <w:pStyle w:val="Compact"/>
+              <w:jc w:val="left"/>
             </w:pPr>
             <w:r>
               <w:rPr>
+                <w:bCs/>
                 <w:b/>
-                <w:bCs/>
               </w:rPr>
               <w:t xml:space="preserve">DevSecOps Lead</w:t>
             </w:r>
@@ -1575,6 +1617,7 @@
           <w:p>
             <w:pPr>
               <w:pStyle w:val="Compact"/>
+              <w:jc w:val="left"/>
             </w:pPr>
             <w:r>
               <w:t xml:space="preserve">Implements Purview labels; data flow automation</w:t>
@@ -1586,6 +1629,7 @@
           <w:p>
             <w:pPr>
               <w:pStyle w:val="Compact"/>
+              <w:jc w:val="left"/>
             </w:pPr>
             <w:r>
               <w:t xml:space="preserve">PT-3, PT-7</w:t>
@@ -1599,11 +1643,12 @@
           <w:p>
             <w:pPr>
               <w:pStyle w:val="Compact"/>
+              <w:jc w:val="left"/>
             </w:pPr>
             <w:r>
               <w:rPr>
+                <w:bCs/>
                 <w:b/>
-                <w:bCs/>
               </w:rPr>
               <w:t xml:space="preserve">Communications / Web</w:t>
             </w:r>
@@ -1614,6 +1659,7 @@
           <w:p>
             <w:pPr>
               <w:pStyle w:val="Compact"/>
+              <w:jc w:val="left"/>
             </w:pPr>
             <w:r>
               <w:t xml:space="preserve">Publishes privacy notices; maintains notice URLs</w:t>
@@ -1625,6 +1671,7 @@
           <w:p>
             <w:pPr>
               <w:pStyle w:val="Compact"/>
+              <w:jc w:val="left"/>
             </w:pPr>
             <w:r>
               <w:t xml:space="preserve">PT-5</w:t>
@@ -1639,8 +1686,8 @@
       </w:pPr>
       <w:r>
         <w:rPr>
+          <w:bCs/>
           <w:b/>
-          <w:bCs/>
         </w:rPr>
         <w:t xml:space="preserve">Section 4 — Program Oversight Cadence</w:t>
       </w:r>
@@ -1649,8 +1696,8 @@
       <w:tblPr>
         <w:tblStyle w:val="Table"/>
         <w:tblW w:type="pct" w:w="5000"/>
-        <w:tblLayout w:type="fixed"/>
         <w:tblLook w:firstRow="1" w:lastRow="0" w:firstColumn="0" w:lastColumn="0" w:noHBand="0" w:noVBand="0" w:val="0020"/>
+        <w:jc w:val="start"/>
       </w:tblPr>
       <w:tblGrid>
         <w:gridCol w:w="1760"/>
@@ -1660,13 +1707,14 @@
       </w:tblGrid>
       <w:tr>
         <w:trPr>
-          <w:tblHeader w:val="on"/>
+          <w:tblHeader w:val="true"/>
         </w:trPr>
         <w:tc>
           <w:tcPr/>
           <w:p>
             <w:pPr>
               <w:pStyle w:val="Compact"/>
+              <w:jc w:val="left"/>
             </w:pPr>
             <w:r>
               <w:t xml:space="preserve">Activity</w:t>
@@ -1678,6 +1726,7 @@
           <w:p>
             <w:pPr>
               <w:pStyle w:val="Compact"/>
+              <w:jc w:val="left"/>
             </w:pPr>
             <w:r>
               <w:t xml:space="preserve">Owner</w:t>
@@ -1689,6 +1738,7 @@
           <w:p>
             <w:pPr>
               <w:pStyle w:val="Compact"/>
+              <w:jc w:val="left"/>
             </w:pPr>
             <w:r>
               <w:t xml:space="preserve">Cadence</w:t>
@@ -1700,6 +1750,7 @@
           <w:p>
             <w:pPr>
               <w:pStyle w:val="Compact"/>
+              <w:jc w:val="left"/>
             </w:pPr>
             <w:r>
               <w:t xml:space="preserve">Artifact Produced</w:t>
@@ -1713,6 +1764,7 @@
           <w:p>
             <w:pPr>
               <w:pStyle w:val="Compact"/>
+              <w:jc w:val="left"/>
             </w:pPr>
             <w:r>
               <w:t xml:space="preserve">Privacy Program Plan review</w:t>
@@ -1724,6 +1776,7 @@
           <w:p>
             <w:pPr>
               <w:pStyle w:val="Compact"/>
+              <w:jc w:val="left"/>
             </w:pPr>
             <w:r>
               <w:t xml:space="preserve">SAOP</w:t>
@@ -1735,6 +1788,7 @@
           <w:p>
             <w:pPr>
               <w:pStyle w:val="Compact"/>
+              <w:jc w:val="left"/>
             </w:pPr>
             <w:r>
               <w:t xml:space="preserve">Annual</w:t>
@@ -1746,6 +1800,7 @@
           <w:p>
             <w:pPr>
               <w:pStyle w:val="Compact"/>
+              <w:jc w:val="left"/>
             </w:pPr>
             <w:r>
               <w:t xml:space="preserve">Updated PPP with AO signature</w:t>
@@ -1759,6 +1814,7 @@
           <w:p>
             <w:pPr>
               <w:pStyle w:val="Compact"/>
+              <w:jc w:val="left"/>
             </w:pPr>
             <w:r>
               <w:t xml:space="preserve">Privacy Impact Assessment (PIA)</w:t>
@@ -1770,6 +1826,7 @@
           <w:p>
             <w:pPr>
               <w:pStyle w:val="Compact"/>
+              <w:jc w:val="left"/>
             </w:pPr>
             <w:r>
               <w:t xml:space="preserve">SPO</w:t>
@@ -1781,6 +1838,7 @@
           <w:p>
             <w:pPr>
               <w:pStyle w:val="Compact"/>
+              <w:jc w:val="left"/>
             </w:pPr>
             <w:r>
               <w:t xml:space="preserve">At boundary establishment; after major change</w:t>
@@ -1792,6 +1850,7 @@
           <w:p>
             <w:pPr>
               <w:pStyle w:val="Compact"/>
+              <w:jc w:val="left"/>
             </w:pPr>
             <w:r>
               <w:t xml:space="preserve">PIA Report</w:t>
@@ -1805,6 +1864,7 @@
           <w:p>
             <w:pPr>
               <w:pStyle w:val="Compact"/>
+              <w:jc w:val="left"/>
             </w:pPr>
             <w:r>
               <w:t xml:space="preserve">SORN review and update</w:t>
@@ -1816,6 +1876,7 @@
           <w:p>
             <w:pPr>
               <w:pStyle w:val="Compact"/>
+              <w:jc w:val="left"/>
             </w:pPr>
             <w:r>
               <w:t xml:space="preserve">Legal + SAOP</w:t>
@@ -1827,6 +1888,7 @@
           <w:p>
             <w:pPr>
               <w:pStyle w:val="Compact"/>
+              <w:jc w:val="left"/>
             </w:pPr>
             <w:r>
               <w:t xml:space="preserve">Every 3 years or upon significant change</w:t>
@@ -1838,6 +1900,7 @@
           <w:p>
             <w:pPr>
               <w:pStyle w:val="Compact"/>
+              <w:jc w:val="left"/>
             </w:pPr>
             <w:r>
               <w:t xml:space="preserve">SORN Amendment (Federal Register)</w:t>
@@ -1851,6 +1914,7 @@
           <w:p>
             <w:pPr>
               <w:pStyle w:val="Compact"/>
+              <w:jc w:val="left"/>
             </w:pPr>
             <w:r>
               <w:t xml:space="preserve">Privacy control assessment</w:t>
@@ -1862,6 +1926,7 @@
           <w:p>
             <w:pPr>
               <w:pStyle w:val="Compact"/>
+              <w:jc w:val="left"/>
             </w:pPr>
             <w:r>
               <w:t xml:space="preserve">ISSO + 3PAO</w:t>
@@ -1873,6 +1938,7 @@
           <w:p>
             <w:pPr>
               <w:pStyle w:val="Compact"/>
+              <w:jc w:val="left"/>
             </w:pPr>
             <w:r>
               <w:t xml:space="preserve">Annual (aligned with security assessment)</w:t>
@@ -1884,6 +1950,7 @@
           <w:p>
             <w:pPr>
               <w:pStyle w:val="Compact"/>
+              <w:jc w:val="left"/>
             </w:pPr>
             <w:r>
               <w:t xml:space="preserve">Privacy Assessment Report</w:t>
@@ -1897,6 +1964,7 @@
           <w:p>
             <w:pPr>
               <w:pStyle w:val="Compact"/>
+              <w:jc w:val="left"/>
             </w:pPr>
             <w:r>
               <w:t xml:space="preserve">Purpose limitation review (PT-3)</w:t>
@@ -1908,6 +1976,7 @@
           <w:p>
             <w:pPr>
               <w:pStyle w:val="Compact"/>
+              <w:jc w:val="left"/>
             </w:pPr>
             <w:r>
               <w:t xml:space="preserve">SPO</w:t>
@@ -1919,6 +1988,7 @@
           <w:p>
             <w:pPr>
               <w:pStyle w:val="Compact"/>
+              <w:jc w:val="left"/>
             </w:pPr>
             <w:r>
               <w:t xml:space="preserve">Annual</w:t>
@@ -1930,6 +2000,7 @@
           <w:p>
             <w:pPr>
               <w:pStyle w:val="Compact"/>
+              <w:jc w:val="left"/>
             </w:pPr>
             <w:r>
               <w:t xml:space="preserve">PT-3 Checklist (§4)</w:t>
@@ -1943,6 +2014,7 @@
           <w:p>
             <w:pPr>
               <w:pStyle w:val="Compact"/>
+              <w:jc w:val="left"/>
             </w:pPr>
             <w:r>
               <w:t xml:space="preserve">Breach response exercise</w:t>
@@ -1954,6 +2026,7 @@
           <w:p>
             <w:pPr>
               <w:pStyle w:val="Compact"/>
+              <w:jc w:val="left"/>
             </w:pPr>
             <w:r>
               <w:t xml:space="preserve">SAOP + ISSO</w:t>
@@ -1965,6 +2038,7 @@
           <w:p>
             <w:pPr>
               <w:pStyle w:val="Compact"/>
+              <w:jc w:val="left"/>
             </w:pPr>
             <w:r>
               <w:t xml:space="preserve">Annual</w:t>
@@ -1976,6 +2050,7 @@
           <w:p>
             <w:pPr>
               <w:pStyle w:val="Compact"/>
+              <w:jc w:val="left"/>
             </w:pPr>
             <w:r>
               <w:t xml:space="preserve">Tabletop AAR</w:t>
@@ -1989,6 +2064,7 @@
           <w:p>
             <w:pPr>
               <w:pStyle w:val="Compact"/>
+              <w:jc w:val="left"/>
             </w:pPr>
             <w:r>
               <w:t xml:space="preserve">Data flow map update (§8)</w:t>
@@ -2000,6 +2076,7 @@
           <w:p>
             <w:pPr>
               <w:pStyle w:val="Compact"/>
+              <w:jc w:val="left"/>
             </w:pPr>
             <w:r>
               <w:t xml:space="preserve">DevSecOps + SPO</w:t>
@@ -2011,6 +2088,7 @@
           <w:p>
             <w:pPr>
               <w:pStyle w:val="Compact"/>
+              <w:jc w:val="left"/>
             </w:pPr>
             <w:r>
               <w:t xml:space="preserve">After each major data flow change</w:t>
@@ -2022,6 +2100,7 @@
           <w:p>
             <w:pPr>
               <w:pStyle w:val="Compact"/>
+              <w:jc w:val="left"/>
             </w:pPr>
             <w:r>
               <w:t xml:space="preserve">Updated data flow map</w:t>
@@ -2063,24 +2142,24 @@
         </w:pict>
       </w:r>
     </w:p>
-    <w:bookmarkEnd w:id="20"/>
-    <w:bookmarkEnd w:id="21"/>
-    <w:bookmarkStart w:id="25" w:name="authority-to-process-pii-pt-2"/>
+    <w:bookmarkEnd w:id="29"/>
+    <w:bookmarkEnd w:id="30"/>
+    <w:bookmarkStart w:id="34" w:name="authority-to-process-pii-pt-2"/>
     <w:p>
       <w:pPr>
         <w:pStyle w:val="Heading1"/>
       </w:pPr>
       <w:r>
-        <w:t xml:space="preserve">3. Authority to Process PII (PT-2)</w:t>
-      </w:r>
-    </w:p>
-    <w:bookmarkStart w:id="22" w:name="control-requirement-1"/>
+        <w:t xml:space="preserve">Authority to Process PII (PT-2)</w:t>
+      </w:r>
+    </w:p>
+    <w:bookmarkStart w:id="31" w:name="control-requirement-1"/>
     <w:p>
       <w:pPr>
         <w:pStyle w:val="Heading2"/>
       </w:pPr>
       <w:r>
-        <w:t xml:space="preserve">3.1 Control Requirement</w:t>
+        <w:t xml:space="preserve">Control Requirement</w:t>
       </w:r>
     </w:p>
     <w:p>
@@ -2103,14 +2182,14 @@
         <w:t xml:space="preserve">of PII to the minimum necessary for the identified purpose.</w:t>
       </w:r>
     </w:p>
-    <w:bookmarkEnd w:id="22"/>
-    <w:bookmarkStart w:id="23" w:name="legal-authority-matrix"/>
+    <w:bookmarkEnd w:id="31"/>
+    <w:bookmarkStart w:id="32" w:name="legal-authority-matrix"/>
     <w:p>
       <w:pPr>
         <w:pStyle w:val="Heading2"/>
       </w:pPr>
       <w:r>
-        <w:t xml:space="preserve">3.2 Legal Authority Matrix</w:t>
+        <w:t xml:space="preserve">Legal Authority Matrix</w:t>
       </w:r>
     </w:p>
     <w:p>
@@ -2130,13 +2209,19 @@
         <w:t xml:space="preserve"> </w:t>
       </w:r>
       <w:r>
-        <w:t xml:space="preserve">“general mission</w:t>
-      </w:r>
-      <w:r>
-        <w:t xml:space="preserve"> </w:t>
-      </w:r>
-      <w:r>
-        <w:t xml:space="preserve">authority”</w:t>
+        <w:t xml:space="preserve">“</w:t>
+      </w:r>
+      <w:r>
+        <w:t xml:space="preserve">general mission</w:t>
+      </w:r>
+      <w:r>
+        <w:t xml:space="preserve"> </w:t>
+      </w:r>
+      <w:r>
+        <w:t xml:space="preserve">authority</w:t>
+      </w:r>
+      <w:r>
+        <w:t xml:space="preserve">”</w:t>
       </w:r>
       <w:r>
         <w:t xml:space="preserve"> </w:t>
@@ -2149,8 +2234,8 @@
       <w:tblPr>
         <w:tblStyle w:val="Table"/>
         <w:tblW w:type="pct" w:w="5000"/>
-        <w:tblLayout w:type="fixed"/>
         <w:tblLook w:firstRow="1" w:lastRow="0" w:firstColumn="0" w:lastColumn="0" w:noHBand="0" w:noVBand="0" w:val="0020"/>
+        <w:jc w:val="start"/>
       </w:tblPr>
       <w:tblGrid>
         <w:gridCol w:w="1119"/>
@@ -2161,13 +2246,14 @@
       </w:tblGrid>
       <w:tr>
         <w:trPr>
-          <w:tblHeader w:val="on"/>
+          <w:tblHeader w:val="true"/>
         </w:trPr>
         <w:tc>
           <w:tcPr/>
           <w:p>
             <w:pPr>
               <w:pStyle w:val="Compact"/>
+              <w:jc w:val="left"/>
             </w:pPr>
             <w:r>
               <w:t xml:space="preserve">PII Category</w:t>
@@ -2179,6 +2265,7 @@
           <w:p>
             <w:pPr>
               <w:pStyle w:val="Compact"/>
+              <w:jc w:val="left"/>
             </w:pPr>
             <w:r>
               <w:t xml:space="preserve">Legal Basis</w:t>
@@ -2190,6 +2277,7 @@
           <w:p>
             <w:pPr>
               <w:pStyle w:val="Compact"/>
+              <w:jc w:val="left"/>
             </w:pPr>
             <w:r>
               <w:t xml:space="preserve">Statutory / Regulatory Citation</w:t>
@@ -2201,6 +2289,7 @@
           <w:p>
             <w:pPr>
               <w:pStyle w:val="Compact"/>
+              <w:jc w:val="left"/>
             </w:pPr>
             <w:r>
               <w:t xml:space="preserve">Retention Period</w:t>
@@ -2212,6 +2301,7 @@
           <w:p>
             <w:pPr>
               <w:pStyle w:val="Compact"/>
+              <w:jc w:val="left"/>
             </w:pPr>
             <w:r>
               <w:t xml:space="preserve">Disposal Method</w:t>
@@ -2225,6 +2315,7 @@
           <w:p>
             <w:pPr>
               <w:pStyle w:val="Compact"/>
+              <w:jc w:val="left"/>
             </w:pPr>
             <w:r>
               <w:t xml:space="preserve">Social Security Number (SSN)</w:t>
@@ -2236,6 +2327,7 @@
           <w:p>
             <w:pPr>
               <w:pStyle w:val="Compact"/>
+              <w:jc w:val="left"/>
             </w:pPr>
             <w:r>
               <w:t xml:space="preserve">Statutory</w:t>
@@ -2247,6 +2339,7 @@
           <w:p>
             <w:pPr>
               <w:pStyle w:val="Compact"/>
+              <w:jc w:val="left"/>
             </w:pPr>
             <w:r>
               <w:t xml:space="preserve">Social Security Act §205(c)(2)(C)(i), 42 U.S.C. §405</w:t>
@@ -2258,6 +2351,7 @@
           <w:p>
             <w:pPr>
               <w:pStyle w:val="Compact"/>
+              <w:jc w:val="left"/>
             </w:pPr>
             <w:r>
               <w:t xml:space="preserve">[N years per records schedule]</w:t>
@@ -2269,6 +2363,7 @@
           <w:p>
             <w:pPr>
               <w:pStyle w:val="Compact"/>
+              <w:jc w:val="left"/>
             </w:pPr>
             <w:r>
               <w:t xml:space="preserve">NIST 800-88 purge</w:t>
@@ -2282,6 +2377,7 @@
           <w:p>
             <w:pPr>
               <w:pStyle w:val="Compact"/>
+              <w:jc w:val="left"/>
             </w:pPr>
             <w:r>
               <w:t xml:space="preserve">Name and date of birth</w:t>
@@ -2293,6 +2389,7 @@
           <w:p>
             <w:pPr>
               <w:pStyle w:val="Compact"/>
+              <w:jc w:val="left"/>
             </w:pPr>
             <w:r>
               <w:t xml:space="preserve">Statutory</w:t>
@@ -2304,6 +2401,7 @@
           <w:p>
             <w:pPr>
               <w:pStyle w:val="Compact"/>
+              <w:jc w:val="left"/>
             </w:pPr>
             <w:r>
               <w:t xml:space="preserve">Social Security Act §202, 42 U.S.C. §402</w:t>
@@ -2315,6 +2413,7 @@
           <w:p>
             <w:pPr>
               <w:pStyle w:val="Compact"/>
+              <w:jc w:val="left"/>
             </w:pPr>
             <w:r>
               <w:t xml:space="preserve">[N years per records schedule]</w:t>
@@ -2326,6 +2425,7 @@
           <w:p>
             <w:pPr>
               <w:pStyle w:val="Compact"/>
+              <w:jc w:val="left"/>
             </w:pPr>
             <w:r>
               <w:t xml:space="preserve">NIST 800-88 purge</w:t>
@@ -2339,6 +2439,7 @@
           <w:p>
             <w:pPr>
               <w:pStyle w:val="Compact"/>
+              <w:jc w:val="left"/>
             </w:pPr>
             <w:r>
               <w:t xml:space="preserve">Benefit payment records</w:t>
@@ -2350,6 +2451,7 @@
           <w:p>
             <w:pPr>
               <w:pStyle w:val="Compact"/>
+              <w:jc w:val="left"/>
             </w:pPr>
             <w:r>
               <w:t xml:space="preserve">Statutory</w:t>
@@ -2361,6 +2463,7 @@
           <w:p>
             <w:pPr>
               <w:pStyle w:val="Compact"/>
+              <w:jc w:val="left"/>
             </w:pPr>
             <w:r>
               <w:t xml:space="preserve">Social Security Act §1106, 42 U.S.C. §1306</w:t>
@@ -2372,6 +2475,7 @@
           <w:p>
             <w:pPr>
               <w:pStyle w:val="Compact"/>
+              <w:jc w:val="left"/>
             </w:pPr>
             <w:r>
               <w:t xml:space="preserve">7 years post-case closure</w:t>
@@ -2383,6 +2487,7 @@
           <w:p>
             <w:pPr>
               <w:pStyle w:val="Compact"/>
+              <w:jc w:val="left"/>
             </w:pPr>
             <w:r>
               <w:t xml:space="preserve">NIST 800-88 purge</w:t>
@@ -2396,6 +2501,7 @@
           <w:p>
             <w:pPr>
               <w:pStyle w:val="Compact"/>
+              <w:jc w:val="left"/>
             </w:pPr>
             <w:r>
               <w:t xml:space="preserve">Medical / disability records</w:t>
@@ -2407,6 +2513,7 @@
           <w:p>
             <w:pPr>
               <w:pStyle w:val="Compact"/>
+              <w:jc w:val="left"/>
             </w:pPr>
             <w:r>
               <w:t xml:space="preserve">Statutory</w:t>
@@ -2418,6 +2525,7 @@
           <w:p>
             <w:pPr>
               <w:pStyle w:val="Compact"/>
+              <w:jc w:val="left"/>
             </w:pPr>
             <w:r>
               <w:t xml:space="preserve">Social Security Act §223, 42 U.S.C. §423</w:t>
@@ -2429,6 +2537,7 @@
           <w:p>
             <w:pPr>
               <w:pStyle w:val="Compact"/>
+              <w:jc w:val="left"/>
             </w:pPr>
             <w:r>
               <w:t xml:space="preserve">5 years post-determination</w:t>
@@ -2440,6 +2549,7 @@
           <w:p>
             <w:pPr>
               <w:pStyle w:val="Compact"/>
+              <w:jc w:val="left"/>
             </w:pPr>
             <w:r>
               <w:t xml:space="preserve">Secure destruction + purge</w:t>
@@ -2453,6 +2563,7 @@
           <w:p>
             <w:pPr>
               <w:pStyle w:val="Compact"/>
+              <w:jc w:val="left"/>
             </w:pPr>
             <w:r>
               <w:t xml:space="preserve">Contact information (address, phone, email)</w:t>
@@ -2464,6 +2575,7 @@
           <w:p>
             <w:pPr>
               <w:pStyle w:val="Compact"/>
+              <w:jc w:val="left"/>
             </w:pPr>
             <w:r>
               <w:t xml:space="preserve">Statutory / Voluntary</w:t>
@@ -2475,6 +2587,7 @@
           <w:p>
             <w:pPr>
               <w:pStyle w:val="Compact"/>
+              <w:jc w:val="left"/>
             </w:pPr>
             <w:r>
               <w:t xml:space="preserve">Social Security Act §702, voluntary collection per E-Gov Act §208</w:t>
@@ -2486,6 +2599,7 @@
           <w:p>
             <w:pPr>
               <w:pStyle w:val="Compact"/>
+              <w:jc w:val="left"/>
             </w:pPr>
             <w:r>
               <w:t xml:space="preserve">Duration of case + [N years]</w:t>
@@ -2497,6 +2611,7 @@
           <w:p>
             <w:pPr>
               <w:pStyle w:val="Compact"/>
+              <w:jc w:val="left"/>
             </w:pPr>
             <w:r>
               <w:t xml:space="preserve">NIST 800-88 purge</w:t>
@@ -2510,6 +2625,7 @@
           <w:p>
             <w:pPr>
               <w:pStyle w:val="Compact"/>
+              <w:jc w:val="left"/>
             </w:pPr>
             <w:r>
               <w:t xml:space="preserve">Financial account data (direct deposit)</w:t>
@@ -2521,6 +2637,7 @@
           <w:p>
             <w:pPr>
               <w:pStyle w:val="Compact"/>
+              <w:jc w:val="left"/>
             </w:pPr>
             <w:r>
               <w:t xml:space="preserve">Statutory</w:t>
@@ -2532,6 +2649,7 @@
           <w:p>
             <w:pPr>
               <w:pStyle w:val="Compact"/>
+              <w:jc w:val="left"/>
             </w:pPr>
             <w:r>
               <w:t xml:space="preserve">Social Security Act §205(j), 42 U.S.C. §405(j)</w:t>
@@ -2543,6 +2661,7 @@
           <w:p>
             <w:pPr>
               <w:pStyle w:val="Compact"/>
+              <w:jc w:val="left"/>
             </w:pPr>
             <w:r>
               <w:t xml:space="preserve">7 years</w:t>
@@ -2554,6 +2673,7 @@
           <w:p>
             <w:pPr>
               <w:pStyle w:val="Compact"/>
+              <w:jc w:val="left"/>
             </w:pPr>
             <w:r>
               <w:t xml:space="preserve">NIST 800-88 purge</w:t>
@@ -2567,6 +2687,7 @@
           <w:p>
             <w:pPr>
               <w:pStyle w:val="Compact"/>
+              <w:jc w:val="left"/>
             </w:pPr>
             <w:r>
               <w:t xml:space="preserve">[ADDITIONAL PII CATEGORY]</w:t>
@@ -2578,6 +2699,7 @@
           <w:p>
             <w:pPr>
               <w:pStyle w:val="Compact"/>
+              <w:jc w:val="left"/>
             </w:pPr>
             <w:r>
               <w:t xml:space="preserve">[BASIS]</w:t>
@@ -2589,6 +2711,7 @@
           <w:p>
             <w:pPr>
               <w:pStyle w:val="Compact"/>
+              <w:jc w:val="left"/>
             </w:pPr>
             <w:r>
               <w:t xml:space="preserve">[CITATION]</w:t>
@@ -2600,6 +2723,7 @@
           <w:p>
             <w:pPr>
               <w:pStyle w:val="Compact"/>
+              <w:jc w:val="left"/>
             </w:pPr>
             <w:r>
               <w:t xml:space="preserve">[RETENTION]</w:t>
@@ -2611,6 +2735,7 @@
           <w:p>
             <w:pPr>
               <w:pStyle w:val="Compact"/>
+              <w:jc w:val="left"/>
             </w:pPr>
             <w:r>
               <w:t xml:space="preserve">[DISPOSAL]</w:t>
@@ -2619,14 +2744,14 @@
         </w:tc>
       </w:tr>
     </w:tbl>
-    <w:bookmarkEnd w:id="23"/>
-    <w:bookmarkStart w:id="24" w:name="sorn-requirements-privacy-act-systems"/>
+    <w:bookmarkEnd w:id="32"/>
+    <w:bookmarkStart w:id="33" w:name="sorn-requirements-privacy-act-systems"/>
     <w:p>
       <w:pPr>
         <w:pStyle w:val="Heading2"/>
       </w:pPr>
       <w:r>
-        <w:t xml:space="preserve">3.3 SORN Requirements (Privacy Act Systems)</w:t>
+        <w:t xml:space="preserve">SORN Requirements (Privacy Act Systems)</w:t>
       </w:r>
     </w:p>
     <w:p>
@@ -2647,8 +2772,8 @@
       </w:r>
       <w:r>
         <w:rPr>
+          <w:bCs/>
           <w:b/>
-          <w:bCs/>
         </w:rPr>
         <w:t xml:space="preserve">system of records</w:t>
       </w:r>
@@ -2671,19 +2796,19 @@
       </w:pPr>
       <w:r>
         <w:rPr>
+          <w:bCs/>
           <w:b/>
-          <w:bCs/>
         </w:rPr>
         <w:t xml:space="preserve">SORN Publication Requirements:</w:t>
       </w:r>
     </w:p>
     <w:p>
       <w:pPr>
-        <w:pStyle w:val="Compact"/>
         <w:numPr>
           <w:ilvl w:val="0"/>
           <w:numId w:val="1005"/>
         </w:numPr>
+        <w:pStyle w:val="Compact"/>
       </w:pPr>
       <w:r>
         <w:t xml:space="preserve">Draft SORN reviewed by SAOP and Legal Counsel</w:t>
@@ -2691,11 +2816,11 @@
     </w:p>
     <w:p>
       <w:pPr>
-        <w:pStyle w:val="Compact"/>
         <w:numPr>
           <w:ilvl w:val="0"/>
           <w:numId w:val="1005"/>
         </w:numPr>
+        <w:pStyle w:val="Compact"/>
       </w:pPr>
       <w:r>
         <w:t xml:space="preserve">SAOP submits to OMB and Congress for 40-day comment period (5 U.S.C. §552a(e)(4) and (11))</w:t>
@@ -2703,11 +2828,11 @@
     </w:p>
     <w:p>
       <w:pPr>
-        <w:pStyle w:val="Compact"/>
         <w:numPr>
           <w:ilvl w:val="0"/>
           <w:numId w:val="1005"/>
         </w:numPr>
+        <w:pStyle w:val="Compact"/>
       </w:pPr>
       <w:r>
         <w:t xml:space="preserve">Published in the Federal Register at least</w:t>
@@ -2717,8 +2842,8 @@
       </w:r>
       <w:r>
         <w:rPr>
+          <w:bCs/>
           <w:b/>
-          <w:bCs/>
         </w:rPr>
         <w:t xml:space="preserve">30 days before</w:t>
       </w:r>
@@ -2731,11 +2856,11 @@
     </w:p>
     <w:p>
       <w:pPr>
-        <w:pStyle w:val="Compact"/>
         <w:numPr>
           <w:ilvl w:val="0"/>
           <w:numId w:val="1005"/>
         </w:numPr>
+        <w:pStyle w:val="Compact"/>
       </w:pPr>
       <w:r>
         <w:t xml:space="preserve">SORN updated whenever the system’s purpose, categories of records, or routine</w:t>
@@ -2777,8 +2902,8 @@
       <w:tblPr>
         <w:tblStyle w:val="Table"/>
         <w:tblW w:type="pct" w:w="5000"/>
-        <w:tblLayout w:type="fixed"/>
         <w:tblLook w:firstRow="1" w:lastRow="0" w:firstColumn="0" w:lastColumn="0" w:noHBand="0" w:noVBand="0" w:val="0020"/>
+        <w:jc w:val="start"/>
       </w:tblPr>
       <w:tblGrid>
         <w:gridCol w:w="2043"/>
@@ -2789,13 +2914,14 @@
       </w:tblGrid>
       <w:tr>
         <w:trPr>
-          <w:tblHeader w:val="on"/>
+          <w:tblHeader w:val="true"/>
         </w:trPr>
         <w:tc>
           <w:tcPr/>
           <w:p>
             <w:pPr>
               <w:pStyle w:val="Compact"/>
+              <w:jc w:val="left"/>
             </w:pPr>
             <w:r>
               <w:t xml:space="preserve">System of Records Name</w:t>
@@ -2807,6 +2933,7 @@
           <w:p>
             <w:pPr>
               <w:pStyle w:val="Compact"/>
+              <w:jc w:val="left"/>
             </w:pPr>
             <w:r>
               <w:t xml:space="preserve">SORN Reference</w:t>
@@ -2818,6 +2945,7 @@
           <w:p>
             <w:pPr>
               <w:pStyle w:val="Compact"/>
+              <w:jc w:val="left"/>
             </w:pPr>
             <w:r>
               <w:t xml:space="preserve">Federal Register Citation</w:t>
@@ -2829,6 +2957,7 @@
           <w:p>
             <w:pPr>
               <w:pStyle w:val="Compact"/>
+              <w:jc w:val="left"/>
             </w:pPr>
             <w:r>
               <w:t xml:space="preserve">Date Published</w:t>
@@ -2840,6 +2969,7 @@
           <w:p>
             <w:pPr>
               <w:pStyle w:val="Compact"/>
+              <w:jc w:val="left"/>
             </w:pPr>
             <w:r>
               <w:t xml:space="preserve">Next Review</w:t>
@@ -2853,6 +2983,7 @@
           <w:p>
             <w:pPr>
               <w:pStyle w:val="Compact"/>
+              <w:jc w:val="left"/>
             </w:pPr>
             <w:r>
               <w:t xml:space="preserve">[SYSTEM NAME]</w:t>
@@ -2864,6 +2995,7 @@
           <w:p>
             <w:pPr>
               <w:pStyle w:val="Compact"/>
+              <w:jc w:val="left"/>
             </w:pPr>
             <w:r>
               <w:t xml:space="preserve">SSA/[NUMBER]</w:t>
@@ -2875,6 +3007,7 @@
           <w:p>
             <w:pPr>
               <w:pStyle w:val="Compact"/>
+              <w:jc w:val="left"/>
             </w:pPr>
             <w:r>
               <w:t xml:space="preserve">[Vol. FR Page, Date]</w:t>
@@ -2886,6 +3019,7 @@
           <w:p>
             <w:pPr>
               <w:pStyle w:val="Compact"/>
+              <w:jc w:val="left"/>
             </w:pPr>
             <w:r>
               <w:t xml:space="preserve">[DATE]</w:t>
@@ -2897,6 +3031,7 @@
           <w:p>
             <w:pPr>
               <w:pStyle w:val="Compact"/>
+              <w:jc w:val="left"/>
             </w:pPr>
             <w:r>
               <w:t xml:space="preserve">[DATE]</w:t>
@@ -2911,8 +3046,8 @@
       </w:pPr>
       <w:r>
         <w:rPr>
+          <w:bCs/>
           <w:b/>
-          <w:bCs/>
         </w:rPr>
         <w:t xml:space="preserve">OMB Circular A-130 Cross-Reference:</w:t>
       </w:r>
@@ -2948,24 +3083,24 @@
         </w:pict>
       </w:r>
     </w:p>
-    <w:bookmarkEnd w:id="24"/>
-    <w:bookmarkEnd w:id="25"/>
-    <w:bookmarkStart w:id="30" w:name="purpose-specification-pt-3"/>
+    <w:bookmarkEnd w:id="33"/>
+    <w:bookmarkEnd w:id="34"/>
+    <w:bookmarkStart w:id="39" w:name="purpose-specification-pt-3"/>
     <w:p>
       <w:pPr>
         <w:pStyle w:val="Heading1"/>
       </w:pPr>
       <w:r>
-        <w:t xml:space="preserve">4. Purpose Specification (PT-3)</w:t>
-      </w:r>
-    </w:p>
-    <w:bookmarkStart w:id="26" w:name="control-requirement-2"/>
+        <w:t xml:space="preserve">Purpose Specification (PT-3)</w:t>
+      </w:r>
+    </w:p>
+    <w:bookmarkStart w:id="35" w:name="control-requirement-2"/>
     <w:p>
       <w:pPr>
         <w:pStyle w:val="Heading2"/>
       </w:pPr>
       <w:r>
-        <w:t xml:space="preserve">4.1 Control Requirement</w:t>
+        <w:t xml:space="preserve">Control Requirement</w:t>
       </w:r>
     </w:p>
     <w:p>
@@ -2994,14 +3129,14 @@
         <w:t xml:space="preserve">explicitly authorized.</w:t>
       </w:r>
     </w:p>
-    <w:bookmarkEnd w:id="26"/>
-    <w:bookmarkStart w:id="27" w:name="purpose-specification-matrix"/>
+    <w:bookmarkEnd w:id="35"/>
+    <w:bookmarkStart w:id="36" w:name="purpose-specification-matrix"/>
     <w:p>
       <w:pPr>
         <w:pStyle w:val="Heading2"/>
       </w:pPr>
       <w:r>
-        <w:t xml:space="preserve">4.2 Purpose Specification Matrix</w:t>
+        <w:t xml:space="preserve">Purpose Specification Matrix</w:t>
       </w:r>
     </w:p>
     <w:p>
@@ -3021,7 +3156,13 @@
         <w:t xml:space="preserve"> </w:t>
       </w:r>
       <w:r>
-        <w:t xml:space="preserve">“Secondary Use Permitted”</w:t>
+        <w:t xml:space="preserve">“</w:t>
+      </w:r>
+      <w:r>
+        <w:t xml:space="preserve">Secondary Use Permitted</w:t>
+      </w:r>
+      <w:r>
+        <w:t xml:space="preserve">”</w:t>
       </w:r>
       <w:r>
         <w:t xml:space="preserve"> </w:t>
@@ -3052,8 +3193,8 @@
       <w:tblPr>
         <w:tblStyle w:val="Table"/>
         <w:tblW w:type="pct" w:w="5000"/>
-        <w:tblLayout w:type="fixed"/>
         <w:tblLook w:firstRow="1" w:lastRow="0" w:firstColumn="0" w:lastColumn="0" w:noHBand="0" w:noVBand="0" w:val="0020"/>
+        <w:jc w:val="start"/>
       </w:tblPr>
       <w:tblGrid>
         <w:gridCol w:w="837"/>
@@ -3064,13 +3205,14 @@
       </w:tblGrid>
       <w:tr>
         <w:trPr>
-          <w:tblHeader w:val="on"/>
+          <w:tblHeader w:val="true"/>
         </w:trPr>
         <w:tc>
           <w:tcPr/>
           <w:p>
             <w:pPr>
               <w:pStyle w:val="Compact"/>
+              <w:jc w:val="left"/>
             </w:pPr>
             <w:r>
               <w:t xml:space="preserve">PII Field</w:t>
@@ -3082,6 +3224,7 @@
           <w:p>
             <w:pPr>
               <w:pStyle w:val="Compact"/>
+              <w:jc w:val="left"/>
             </w:pPr>
             <w:r>
               <w:t xml:space="preserve">Collection Purpose</w:t>
@@ -3093,6 +3236,7 @@
           <w:p>
             <w:pPr>
               <w:pStyle w:val="Compact"/>
+              <w:jc w:val="left"/>
             </w:pPr>
             <w:r>
               <w:t xml:space="preserve">Secondary Use Permitted?</w:t>
@@ -3104,6 +3248,7 @@
           <w:p>
             <w:pPr>
               <w:pStyle w:val="Compact"/>
+              <w:jc w:val="left"/>
             </w:pPr>
             <w:r>
               <w:t xml:space="preserve">Secondary Use Authorization</w:t>
@@ -3115,6 +3260,7 @@
           <w:p>
             <w:pPr>
               <w:pStyle w:val="Compact"/>
+              <w:jc w:val="left"/>
             </w:pPr>
             <w:r>
               <w:t xml:space="preserve">Minimization Action</w:t>
@@ -3128,6 +3274,7 @@
           <w:p>
             <w:pPr>
               <w:pStyle w:val="Compact"/>
+              <w:jc w:val="left"/>
             </w:pPr>
             <w:r>
               <w:t xml:space="preserve">SSN</w:t>
@@ -3139,6 +3286,7 @@
           <w:p>
             <w:pPr>
               <w:pStyle w:val="Compact"/>
+              <w:jc w:val="left"/>
             </w:pPr>
             <w:r>
               <w:t xml:space="preserve">Unique beneficiary identification</w:t>
@@ -3150,6 +3298,7 @@
           <w:p>
             <w:pPr>
               <w:pStyle w:val="Compact"/>
+              <w:jc w:val="left"/>
             </w:pPr>
             <w:r>
               <w:t xml:space="preserve">No — primary identifier only</w:t>
@@ -3161,6 +3310,7 @@
           <w:p>
             <w:pPr>
               <w:pStyle w:val="Compact"/>
+              <w:jc w:val="left"/>
             </w:pPr>
             <w:r>
               <w:t xml:space="preserve">N/A</w:t>
@@ -3172,6 +3322,7 @@
           <w:p>
             <w:pPr>
               <w:pStyle w:val="Compact"/>
+              <w:jc w:val="left"/>
             </w:pPr>
             <w:r>
               <w:t xml:space="preserve">Mask to last 4 digits in UI; full SSN stored encrypted only</w:t>
@@ -3185,6 +3336,7 @@
           <w:p>
             <w:pPr>
               <w:pStyle w:val="Compact"/>
+              <w:jc w:val="left"/>
             </w:pPr>
             <w:r>
               <w:t xml:space="preserve">Name</w:t>
@@ -3196,6 +3348,7 @@
           <w:p>
             <w:pPr>
               <w:pStyle w:val="Compact"/>
+              <w:jc w:val="left"/>
             </w:pPr>
             <w:r>
               <w:t xml:space="preserve">Beneficiary identification and correspondence</w:t>
@@ -3207,6 +3360,7 @@
           <w:p>
             <w:pPr>
               <w:pStyle w:val="Compact"/>
+              <w:jc w:val="left"/>
             </w:pPr>
             <w:r>
               <w:t xml:space="preserve">Yes — cross-agency identity verification</w:t>
@@ -3218,6 +3372,7 @@
           <w:p>
             <w:pPr>
               <w:pStyle w:val="Compact"/>
+              <w:jc w:val="left"/>
             </w:pPr>
             <w:r>
               <w:t xml:space="preserve">Data-sharing agreement (DSA) with [AGENCY] per Privacy Act routine use [N]</w:t>
@@ -3229,6 +3384,7 @@
           <w:p>
             <w:pPr>
               <w:pStyle w:val="Compact"/>
+              <w:jc w:val="left"/>
             </w:pPr>
             <w:r>
               <w:t xml:space="preserve">Truncate to first name in non-case contexts</w:t>
@@ -3242,6 +3398,7 @@
           <w:p>
             <w:pPr>
               <w:pStyle w:val="Compact"/>
+              <w:jc w:val="left"/>
             </w:pPr>
             <w:r>
               <w:t xml:space="preserve">Date of Birth</w:t>
@@ -3253,6 +3410,7 @@
           <w:p>
             <w:pPr>
               <w:pStyle w:val="Compact"/>
+              <w:jc w:val="left"/>
             </w:pPr>
             <w:r>
               <w:t xml:space="preserve">Age eligibility verification</w:t>
@@ -3264,6 +3422,7 @@
           <w:p>
             <w:pPr>
               <w:pStyle w:val="Compact"/>
+              <w:jc w:val="left"/>
             </w:pPr>
             <w:r>
               <w:t xml:space="preserve">Yes — fraud detection analytics</w:t>
@@ -3275,6 +3434,7 @@
           <w:p>
             <w:pPr>
               <w:pStyle w:val="Compact"/>
+              <w:jc w:val="left"/>
             </w:pPr>
             <w:r>
               <w:t xml:space="preserve">Same legal authority; de-identified for analytics</w:t>
@@ -3286,6 +3446,7 @@
           <w:p>
             <w:pPr>
               <w:pStyle w:val="Compact"/>
+              <w:jc w:val="left"/>
             </w:pPr>
             <w:r>
               <w:t xml:space="preserve">Do not expose in API responses unless required</w:t>
@@ -3299,6 +3460,7 @@
           <w:p>
             <w:pPr>
               <w:pStyle w:val="Compact"/>
+              <w:jc w:val="left"/>
             </w:pPr>
             <w:r>
               <w:t xml:space="preserve">Medical records</w:t>
@@ -3310,6 +3472,7 @@
           <w:p>
             <w:pPr>
               <w:pStyle w:val="Compact"/>
+              <w:jc w:val="left"/>
             </w:pPr>
             <w:r>
               <w:t xml:space="preserve">Disability determination</w:t>
@@ -3321,6 +3484,7 @@
           <w:p>
             <w:pPr>
               <w:pStyle w:val="Compact"/>
+              <w:jc w:val="left"/>
             </w:pPr>
             <w:r>
               <w:t xml:space="preserve">No — determination purpose only</w:t>
@@ -3332,6 +3496,7 @@
           <w:p>
             <w:pPr>
               <w:pStyle w:val="Compact"/>
+              <w:jc w:val="left"/>
             </w:pPr>
             <w:r>
               <w:t xml:space="preserve">N/A</w:t>
@@ -3343,6 +3508,7 @@
           <w:p>
             <w:pPr>
               <w:pStyle w:val="Compact"/>
+              <w:jc w:val="left"/>
             </w:pPr>
             <w:r>
               <w:t xml:space="preserve">Restrict access to adjudicators; Purview PHI label</w:t>
@@ -3356,6 +3522,7 @@
           <w:p>
             <w:pPr>
               <w:pStyle w:val="Compact"/>
+              <w:jc w:val="left"/>
             </w:pPr>
             <w:r>
               <w:t xml:space="preserve">Email address</w:t>
@@ -3367,6 +3534,7 @@
           <w:p>
             <w:pPr>
               <w:pStyle w:val="Compact"/>
+              <w:jc w:val="left"/>
             </w:pPr>
             <w:r>
               <w:t xml:space="preserve">Electronic notification delivery</w:t>
@@ -3378,6 +3546,7 @@
           <w:p>
             <w:pPr>
               <w:pStyle w:val="Compact"/>
+              <w:jc w:val="left"/>
             </w:pPr>
             <w:r>
               <w:t xml:space="preserve">Yes — optional account alerts</w:t>
@@ -3389,6 +3558,7 @@
           <w:p>
             <w:pPr>
               <w:pStyle w:val="Compact"/>
+              <w:jc w:val="left"/>
             </w:pPr>
             <w:r>
               <w:t xml:space="preserve">Voluntary consent at enrollment</w:t>
@@ -3400,6 +3570,7 @@
           <w:p>
             <w:pPr>
               <w:pStyle w:val="Compact"/>
+              <w:jc w:val="left"/>
             </w:pPr>
             <w:r>
               <w:t xml:space="preserve">Allow user withdrawal at any time</w:t>
@@ -3413,6 +3584,7 @@
           <w:p>
             <w:pPr>
               <w:pStyle w:val="Compact"/>
+              <w:jc w:val="left"/>
             </w:pPr>
             <w:r>
               <w:t xml:space="preserve">Financial account (direct deposit)</w:t>
@@ -3424,6 +3596,7 @@
           <w:p>
             <w:pPr>
               <w:pStyle w:val="Compact"/>
+              <w:jc w:val="left"/>
             </w:pPr>
             <w:r>
               <w:t xml:space="preserve">Payment disbursement</w:t>
@@ -3435,6 +3608,7 @@
           <w:p>
             <w:pPr>
               <w:pStyle w:val="Compact"/>
+              <w:jc w:val="left"/>
             </w:pPr>
             <w:r>
               <w:t xml:space="preserve">No — payment only</w:t>
@@ -3446,6 +3620,7 @@
           <w:p>
             <w:pPr>
               <w:pStyle w:val="Compact"/>
+              <w:jc w:val="left"/>
             </w:pPr>
             <w:r>
               <w:t xml:space="preserve">N/A</w:t>
@@ -3457,6 +3632,7 @@
           <w:p>
             <w:pPr>
               <w:pStyle w:val="Compact"/>
+              <w:jc w:val="left"/>
             </w:pPr>
             <w:r>
               <w:t xml:space="preserve">Display masked; never log in plain text</w:t>
@@ -3470,6 +3646,7 @@
           <w:p>
             <w:pPr>
               <w:pStyle w:val="Compact"/>
+              <w:jc w:val="left"/>
             </w:pPr>
             <w:r>
               <w:t xml:space="preserve">[PII FIELD]</w:t>
@@ -3481,6 +3658,7 @@
           <w:p>
             <w:pPr>
               <w:pStyle w:val="Compact"/>
+              <w:jc w:val="left"/>
             </w:pPr>
             <w:r>
               <w:t xml:space="preserve">[PURPOSE]</w:t>
@@ -3492,6 +3670,7 @@
           <w:p>
             <w:pPr>
               <w:pStyle w:val="Compact"/>
+              <w:jc w:val="left"/>
             </w:pPr>
             <w:r>
               <w:t xml:space="preserve">[YES/NO]</w:t>
@@ -3503,6 +3682,7 @@
           <w:p>
             <w:pPr>
               <w:pStyle w:val="Compact"/>
+              <w:jc w:val="left"/>
             </w:pPr>
             <w:r>
               <w:t xml:space="preserve">[AUTHORIZATION]</w:t>
@@ -3514,6 +3694,7 @@
           <w:p>
             <w:pPr>
               <w:pStyle w:val="Compact"/>
+              <w:jc w:val="left"/>
             </w:pPr>
             <w:r>
               <w:t xml:space="preserve">[ACTION]</w:t>
@@ -3522,14 +3703,14 @@
         </w:tc>
       </w:tr>
     </w:tbl>
-    <w:bookmarkEnd w:id="27"/>
-    <w:bookmarkStart w:id="28" w:name="purview-data-map-integration"/>
+    <w:bookmarkEnd w:id="36"/>
+    <w:bookmarkStart w:id="37" w:name="purview-data-map-integration"/>
     <w:p>
       <w:pPr>
         <w:pStyle w:val="Heading2"/>
       </w:pPr>
       <w:r>
-        <w:t xml:space="preserve">4.3 Purview Data Map Integration</w:t>
+        <w:t xml:space="preserve">Purview Data Map Integration</w:t>
       </w:r>
     </w:p>
     <w:p>
@@ -3556,8 +3737,8 @@
       <w:tblPr>
         <w:tblStyle w:val="Table"/>
         <w:tblW w:type="pct" w:w="5000"/>
-        <w:tblLayout w:type="fixed"/>
         <w:tblLook w:firstRow="1" w:lastRow="0" w:firstColumn="0" w:lastColumn="0" w:noHBand="0" w:noVBand="0" w:val="0020"/>
+        <w:jc w:val="start"/>
       </w:tblPr>
       <w:tblGrid>
         <w:gridCol w:w="1476"/>
@@ -3566,13 +3747,14 @@
       </w:tblGrid>
       <w:tr>
         <w:trPr>
-          <w:tblHeader w:val="on"/>
+          <w:tblHeader w:val="true"/>
         </w:trPr>
         <w:tc>
           <w:tcPr/>
           <w:p>
             <w:pPr>
               <w:pStyle w:val="Compact"/>
+              <w:jc w:val="left"/>
             </w:pPr>
             <w:r>
               <w:t xml:space="preserve">PT-3 Field</w:t>
@@ -3584,6 +3766,7 @@
           <w:p>
             <w:pPr>
               <w:pStyle w:val="Compact"/>
+              <w:jc w:val="left"/>
             </w:pPr>
             <w:r>
               <w:t xml:space="preserve">Purview Custom Attribute</w:t>
@@ -3595,6 +3778,7 @@
           <w:p>
             <w:pPr>
               <w:pStyle w:val="Compact"/>
+              <w:jc w:val="left"/>
             </w:pPr>
             <w:r>
               <w:t xml:space="preserve">Enforcement Mechanism</w:t>
@@ -3608,6 +3792,7 @@
           <w:p>
             <w:pPr>
               <w:pStyle w:val="Compact"/>
+              <w:jc w:val="left"/>
             </w:pPr>
             <w:r>
               <w:t xml:space="preserve">Collection Purpose</w:t>
@@ -3619,6 +3804,7 @@
           <w:p>
             <w:pPr>
               <w:pStyle w:val="Compact"/>
+              <w:jc w:val="left"/>
             </w:pPr>
             <w:r>
               <w:rPr>
@@ -3633,6 +3819,7 @@
           <w:p>
             <w:pPr>
               <w:pStyle w:val="Compact"/>
+              <w:jc w:val="left"/>
             </w:pPr>
             <w:r>
               <w:t xml:space="preserve">Data asset tag; DLP policy condition</w:t>
@@ -3646,6 +3833,7 @@
           <w:p>
             <w:pPr>
               <w:pStyle w:val="Compact"/>
+              <w:jc w:val="left"/>
             </w:pPr>
             <w:r>
               <w:t xml:space="preserve">Secondary Use Permitted</w:t>
@@ -3657,6 +3845,7 @@
           <w:p>
             <w:pPr>
               <w:pStyle w:val="Compact"/>
+              <w:jc w:val="left"/>
             </w:pPr>
             <w:r>
               <w:rPr>
@@ -3671,6 +3860,7 @@
           <w:p>
             <w:pPr>
               <w:pStyle w:val="Compact"/>
+              <w:jc w:val="left"/>
             </w:pPr>
             <w:r>
               <w:t xml:space="preserve">Boolean; triggers alert if data crosses boundary without flag</w:t>
@@ -3684,6 +3874,7 @@
           <w:p>
             <w:pPr>
               <w:pStyle w:val="Compact"/>
+              <w:jc w:val="left"/>
             </w:pPr>
             <w:r>
               <w:t xml:space="preserve">Minimization Action</w:t>
@@ -3695,6 +3886,7 @@
           <w:p>
             <w:pPr>
               <w:pStyle w:val="Compact"/>
+              <w:jc w:val="left"/>
             </w:pPr>
             <w:r>
               <w:rPr>
@@ -3709,6 +3901,7 @@
           <w:p>
             <w:pPr>
               <w:pStyle w:val="Compact"/>
+              <w:jc w:val="left"/>
             </w:pPr>
             <w:r>
               <w:t xml:space="preserve">Linked to Information Protection label</w:t>
@@ -3722,6 +3915,7 @@
           <w:p>
             <w:pPr>
               <w:pStyle w:val="Compact"/>
+              <w:jc w:val="left"/>
             </w:pPr>
             <w:r>
               <w:t xml:space="preserve">Legal Authority</w:t>
@@ -3733,6 +3927,7 @@
           <w:p>
             <w:pPr>
               <w:pStyle w:val="Compact"/>
+              <w:jc w:val="left"/>
             </w:pPr>
             <w:r>
               <w:rPr>
@@ -3747,6 +3942,7 @@
           <w:p>
             <w:pPr>
               <w:pStyle w:val="Compact"/>
+              <w:jc w:val="left"/>
             </w:pPr>
             <w:r>
               <w:t xml:space="preserve">Audit trail attribute; populated from §3 matrix</w:t>
@@ -3755,14 +3951,14 @@
         </w:tc>
       </w:tr>
     </w:tbl>
-    <w:bookmarkEnd w:id="28"/>
-    <w:bookmarkStart w:id="29" w:name="X0464c49075382f23843e331b3d401f0e11f3493"/>
+    <w:bookmarkEnd w:id="37"/>
+    <w:bookmarkStart w:id="38" w:name="X0464c49075382f23843e331b3d401f0e11f3493"/>
     <w:p>
       <w:pPr>
         <w:pStyle w:val="Heading2"/>
       </w:pPr>
       <w:r>
-        <w:t xml:space="preserve">4.4 Purpose Limitation Review Checklist (Annual — PT-3)</w:t>
+        <w:t xml:space="preserve">Purpose Limitation Review Checklist (Annual — PT-3)</w:t>
       </w:r>
     </w:p>
     <w:p>
@@ -3781,247 +3977,247 @@
     </w:p>
     <w:p>
       <w:pPr>
-        <w:pStyle w:val="Compact"/>
         <w:numPr>
           <w:ilvl w:val="0"/>
           <w:numId w:val="1006"/>
         </w:numPr>
-      </w:pPr>
-      <w:r>
-        <w:t xml:space="preserve">All PII fields in the system data dictionary appear in the PT-3 matrix above</w:t>
-      </w:r>
-    </w:p>
-    <w:p>
-      <w:pPr>
         <w:pStyle w:val="Compact"/>
+      </w:pPr>
+      <w:r>
+        <w:t xml:space="preserve">☐ All PII fields in the system data dictionary appear in the PT-3 matrix above</w:t>
+      </w:r>
+    </w:p>
+    <w:p>
+      <w:pPr>
+        <w:numPr>
+          <w:ilvl w:val="0"/>
+          <w:numId w:val="1006"/>
+        </w:numPr>
+        <w:pStyle w:val="Compact"/>
+      </w:pPr>
+      <w:r>
+        <w:t xml:space="preserve">☐ No PII field is used for a purpose not listed in the matrix</w:t>
+      </w:r>
+    </w:p>
+    <w:p>
+      <w:pPr>
+        <w:numPr>
+          <w:ilvl w:val="0"/>
+          <w:numId w:val="1006"/>
+        </w:numPr>
+        <w:pStyle w:val="Compact"/>
+      </w:pPr>
+      <w:r>
+        <w:t xml:space="preserve">☐ Secondary use authorizations have been verified against current SORNs and DSAs</w:t>
+      </w:r>
+    </w:p>
+    <w:p>
+      <w:pPr>
+        <w:numPr>
+          <w:ilvl w:val="0"/>
+          <w:numId w:val="1006"/>
+        </w:numPr>
+        <w:pStyle w:val="Compact"/>
+      </w:pPr>
+      <w:r>
+        <w:t xml:space="preserve">☐ Purview custom attributes match the current PT-3 matrix (verified by DevSecOps)</w:t>
+      </w:r>
+    </w:p>
+    <w:p>
+      <w:pPr>
+        <w:numPr>
+          <w:ilvl w:val="0"/>
+          <w:numId w:val="1006"/>
+        </w:numPr>
+        <w:pStyle w:val="Compact"/>
+      </w:pPr>
+      <w:r>
+        <w:t xml:space="preserve">☐ Any new PII fields added since last review have been assessed for purpose and minimization</w:t>
+      </w:r>
+    </w:p>
+    <w:p>
+      <w:pPr>
+        <w:numPr>
+          <w:ilvl w:val="0"/>
+          <w:numId w:val="1006"/>
+        </w:numPr>
+        <w:pStyle w:val="Compact"/>
+      </w:pPr>
+      <w:r>
+        <w:t xml:space="preserve">☐ Data flow map (§8) reviewed for undocumented flows that would constitute unauthorized secondary use</w:t>
+      </w:r>
+    </w:p>
+    <w:p>
+      <w:pPr>
+        <w:numPr>
+          <w:ilvl w:val="0"/>
+          <w:numId w:val="1006"/>
+        </w:numPr>
+        <w:pStyle w:val="Compact"/>
+      </w:pPr>
+      <w:r>
+        <w:t xml:space="preserve">☐ SAOP has reviewed and signed this checklist: [NAME] / [DATE]</w:t>
+      </w:r>
+    </w:p>
+    <w:p>
+      <w:r>
+        <w:pict>
+          <v:rect style="width:0;height:1.5pt" o:hralign="center" o:hrstd="t" o:hr="t"/>
+        </w:pict>
+      </w:r>
+    </w:p>
+    <w:bookmarkEnd w:id="38"/>
+    <w:bookmarkEnd w:id="39"/>
+    <w:bookmarkStart w:id="44" w:name="consent-requirements-pt-4"/>
+    <w:p>
+      <w:pPr>
+        <w:pStyle w:val="Heading1"/>
+      </w:pPr>
+      <w:r>
+        <w:t xml:space="preserve">Consent Requirements (PT-4)</w:t>
+      </w:r>
+    </w:p>
+    <w:bookmarkStart w:id="40" w:name="control-requirement-3"/>
+    <w:p>
+      <w:pPr>
+        <w:pStyle w:val="Heading2"/>
+      </w:pPr>
+      <w:r>
+        <w:t xml:space="preserve">Control Requirement</w:t>
+      </w:r>
+    </w:p>
+    <w:p>
+      <w:pPr>
+        <w:pStyle w:val="FirstParagraph"/>
+      </w:pPr>
+      <w:r>
+        <w:t xml:space="preserve">PT-4 requires the organization to implement consent mechanisms that provide</w:t>
+      </w:r>
+      <w:r>
+        <w:t xml:space="preserve"> </w:t>
+      </w:r>
+      <w:r>
+        <w:t xml:space="preserve">individuals with the opportunity to consent to the collection and use of their</w:t>
+      </w:r>
+      <w:r>
+        <w:t xml:space="preserve"> </w:t>
+      </w:r>
+      <w:r>
+        <w:t xml:space="preserve">PII. For federal systems, many collections are authorized by statute rather</w:t>
+      </w:r>
+      <w:r>
+        <w:t xml:space="preserve"> </w:t>
+      </w:r>
+      <w:r>
+        <w:t xml:space="preserve">than consent; PT-4 requires the agency to explicitly distinguish the two cases.</w:t>
+      </w:r>
+    </w:p>
+    <w:bookmarkEnd w:id="40"/>
+    <w:bookmarkStart w:id="41" w:name="federal-consent-vs.-statutory-authority"/>
+    <w:p>
+      <w:pPr>
+        <w:pStyle w:val="Heading2"/>
+      </w:pPr>
+      <w:r>
+        <w:t xml:space="preserve">Federal Consent vs. Statutory Authority</w:t>
+      </w:r>
+    </w:p>
+    <w:p>
+      <w:pPr>
+        <w:pStyle w:val="FirstParagraph"/>
+      </w:pPr>
+      <w:r>
+        <w:rPr>
+          <w:bCs/>
+          <w:b/>
+        </w:rPr>
+        <w:t xml:space="preserve">Key Principle:</w:t>
+      </w:r>
+      <w:r>
+        <w:t xml:space="preserve"> </w:t>
+      </w:r>
+      <w:r>
+        <w:t xml:space="preserve">Federal agencies generally do not rely on consent as the</w:t>
+      </w:r>
+      <w:r>
+        <w:t xml:space="preserve"> </w:t>
+      </w:r>
+      <w:r>
+        <w:t xml:space="preserve">legal basis for PII collection. When a statute authorizes collection, consent</w:t>
+      </w:r>
+      <w:r>
+        <w:t xml:space="preserve"> </w:t>
+      </w:r>
+      <w:r>
+        <w:t xml:space="preserve">is not required — but notice is still required (PT-5). Consent applies when:</w:t>
+      </w:r>
+    </w:p>
+    <w:p>
+      <w:pPr>
         <w:numPr>
           <w:ilvl w:val="0"/>
           <w:numId w:val="1007"/>
         </w:numPr>
-      </w:pPr>
-      <w:r>
-        <w:t xml:space="preserve">No PII field is used for a purpose not listed in the matrix</w:t>
-      </w:r>
-    </w:p>
-    <w:p>
-      <w:pPr>
         <w:pStyle w:val="Compact"/>
+      </w:pPr>
+      <w:r>
+        <w:t xml:space="preserve">Collection is</w:t>
+      </w:r>
+      <w:r>
+        <w:t xml:space="preserve"> </w:t>
+      </w:r>
+      <w:r>
+        <w:rPr>
+          <w:iCs/>
+          <w:i/>
+        </w:rPr>
+        <w:t xml:space="preserve">voluntary</w:t>
+      </w:r>
+      <w:r>
+        <w:t xml:space="preserve"> </w:t>
+      </w:r>
+      <w:r>
+        <w:t xml:space="preserve">(e.g., email address for optional notifications)</w:t>
+      </w:r>
+    </w:p>
+    <w:p>
+      <w:pPr>
         <w:numPr>
           <w:ilvl w:val="0"/>
-          <w:numId w:val="1008"/>
+          <w:numId w:val="1007"/>
         </w:numPr>
-      </w:pPr>
-      <w:r>
-        <w:t xml:space="preserve">Secondary use authorizations have been verified against current SORNs and DSAs</w:t>
-      </w:r>
-    </w:p>
-    <w:p>
-      <w:pPr>
         <w:pStyle w:val="Compact"/>
+      </w:pPr>
+      <w:r>
+        <w:t xml:space="preserve">A secondary use requires individual authorization beyond the original statutory basis</w:t>
+      </w:r>
+    </w:p>
+    <w:p>
+      <w:pPr>
         <w:numPr>
           <w:ilvl w:val="0"/>
-          <w:numId w:val="1009"/>
+          <w:numId w:val="1007"/>
         </w:numPr>
-      </w:pPr>
-      <w:r>
-        <w:t xml:space="preserve">Purview custom attributes match the current PT-3 matrix (verified by DevSecOps)</w:t>
-      </w:r>
-    </w:p>
-    <w:p>
-      <w:pPr>
         <w:pStyle w:val="Compact"/>
-        <w:numPr>
-          <w:ilvl w:val="0"/>
-          <w:numId w:val="1010"/>
-        </w:numPr>
-      </w:pPr>
-      <w:r>
-        <w:t xml:space="preserve">Any new PII fields added since last review have been assessed for purpose and minimization</w:t>
-      </w:r>
-    </w:p>
-    <w:p>
-      <w:pPr>
-        <w:pStyle w:val="Compact"/>
-        <w:numPr>
-          <w:ilvl w:val="0"/>
-          <w:numId w:val="1011"/>
-        </w:numPr>
-      </w:pPr>
-      <w:r>
-        <w:t xml:space="preserve">Data flow map (§8) reviewed for undocumented flows that would constitute unauthorized secondary use</w:t>
-      </w:r>
-    </w:p>
-    <w:p>
-      <w:pPr>
-        <w:pStyle w:val="Compact"/>
-        <w:numPr>
-          <w:ilvl w:val="0"/>
-          <w:numId w:val="1012"/>
-        </w:numPr>
-      </w:pPr>
-      <w:r>
-        <w:t xml:space="preserve">SAOP has reviewed and signed this checklist: [NAME] / [DATE]</w:t>
-      </w:r>
-    </w:p>
-    <w:p>
-      <w:r>
-        <w:pict>
-          <v:rect style="width:0;height:1.5pt" o:hralign="center" o:hrstd="t" o:hr="t"/>
-        </w:pict>
-      </w:r>
-    </w:p>
-    <w:bookmarkEnd w:id="29"/>
-    <w:bookmarkEnd w:id="30"/>
-    <w:bookmarkStart w:id="35" w:name="consent-requirements-pt-4"/>
-    <w:p>
-      <w:pPr>
-        <w:pStyle w:val="Heading1"/>
-      </w:pPr>
-      <w:r>
-        <w:t xml:space="preserve">5. Consent Requirements (PT-4)</w:t>
-      </w:r>
-    </w:p>
-    <w:bookmarkStart w:id="31" w:name="control-requirement-3"/>
+      </w:pPr>
+      <w:r>
+        <w:t xml:space="preserve">A web feature involves tracking technologies (cookies, analytics) subject to</w:t>
+      </w:r>
+      <w:r>
+        <w:t xml:space="preserve"> </w:t>
+      </w:r>
+      <w:r>
+        <w:t xml:space="preserve">OMB M-10-22 and the E-Gov Act</w:t>
+      </w:r>
+    </w:p>
+    <w:bookmarkEnd w:id="41"/>
+    <w:bookmarkStart w:id="42" w:name="consent-mechanism-matrix"/>
     <w:p>
       <w:pPr>
         <w:pStyle w:val="Heading2"/>
       </w:pPr>
       <w:r>
-        <w:t xml:space="preserve">5.1 Control Requirement</w:t>
-      </w:r>
-    </w:p>
-    <w:p>
-      <w:pPr>
-        <w:pStyle w:val="FirstParagraph"/>
-      </w:pPr>
-      <w:r>
-        <w:t xml:space="preserve">PT-4 requires the organization to implement consent mechanisms that provide</w:t>
-      </w:r>
-      <w:r>
-        <w:t xml:space="preserve"> </w:t>
-      </w:r>
-      <w:r>
-        <w:t xml:space="preserve">individuals with the opportunity to consent to the collection and use of their</w:t>
-      </w:r>
-      <w:r>
-        <w:t xml:space="preserve"> </w:t>
-      </w:r>
-      <w:r>
-        <w:t xml:space="preserve">PII. For federal systems, many collections are authorized by statute rather</w:t>
-      </w:r>
-      <w:r>
-        <w:t xml:space="preserve"> </w:t>
-      </w:r>
-      <w:r>
-        <w:t xml:space="preserve">than consent; PT-4 requires the agency to explicitly distinguish the two cases.</w:t>
-      </w:r>
-    </w:p>
-    <w:bookmarkEnd w:id="31"/>
-    <w:bookmarkStart w:id="32" w:name="federal-consent-vs.-statutory-authority"/>
-    <w:p>
-      <w:pPr>
-        <w:pStyle w:val="Heading2"/>
-      </w:pPr>
-      <w:r>
-        <w:t xml:space="preserve">5.2 Federal Consent vs. Statutory Authority</w:t>
-      </w:r>
-    </w:p>
-    <w:p>
-      <w:pPr>
-        <w:pStyle w:val="FirstParagraph"/>
-      </w:pPr>
-      <w:r>
-        <w:rPr>
-          <w:b/>
-          <w:bCs/>
-        </w:rPr>
-        <w:t xml:space="preserve">Key Principle:</w:t>
-      </w:r>
-      <w:r>
-        <w:t xml:space="preserve"> </w:t>
-      </w:r>
-      <w:r>
-        <w:t xml:space="preserve">Federal agencies generally do not rely on consent as the</w:t>
-      </w:r>
-      <w:r>
-        <w:t xml:space="preserve"> </w:t>
-      </w:r>
-      <w:r>
-        <w:t xml:space="preserve">legal basis for PII collection. When a statute authorizes collection, consent</w:t>
-      </w:r>
-      <w:r>
-        <w:t xml:space="preserve"> </w:t>
-      </w:r>
-      <w:r>
-        <w:t xml:space="preserve">is not required — but notice is still required (PT-5). Consent applies when:</w:t>
-      </w:r>
-    </w:p>
-    <w:p>
-      <w:pPr>
-        <w:pStyle w:val="Compact"/>
-        <w:numPr>
-          <w:ilvl w:val="0"/>
-          <w:numId w:val="1013"/>
-        </w:numPr>
-      </w:pPr>
-      <w:r>
-        <w:t xml:space="preserve">Collection is</w:t>
-      </w:r>
-      <w:r>
-        <w:t xml:space="preserve"> </w:t>
-      </w:r>
-      <w:r>
-        <w:rPr>
-          <w:i/>
-          <w:iCs/>
-        </w:rPr>
-        <w:t xml:space="preserve">voluntary</w:t>
-      </w:r>
-      <w:r>
-        <w:t xml:space="preserve"> </w:t>
-      </w:r>
-      <w:r>
-        <w:t xml:space="preserve">(e.g., email address for optional notifications)</w:t>
-      </w:r>
-    </w:p>
-    <w:p>
-      <w:pPr>
-        <w:pStyle w:val="Compact"/>
-        <w:numPr>
-          <w:ilvl w:val="0"/>
-          <w:numId w:val="1013"/>
-        </w:numPr>
-      </w:pPr>
-      <w:r>
-        <w:t xml:space="preserve">A secondary use requires individual authorization beyond the original statutory basis</w:t>
-      </w:r>
-    </w:p>
-    <w:p>
-      <w:pPr>
-        <w:pStyle w:val="Compact"/>
-        <w:numPr>
-          <w:ilvl w:val="0"/>
-          <w:numId w:val="1013"/>
-        </w:numPr>
-      </w:pPr>
-      <w:r>
-        <w:t xml:space="preserve">A web feature involves tracking technologies (cookies, analytics) subject to</w:t>
-      </w:r>
-      <w:r>
-        <w:t xml:space="preserve"> </w:t>
-      </w:r>
-      <w:r>
-        <w:t xml:space="preserve">OMB M-10-22 and the E-Gov Act</w:t>
-      </w:r>
-    </w:p>
-    <w:bookmarkEnd w:id="32"/>
-    <w:bookmarkStart w:id="33" w:name="consent-mechanism-matrix"/>
-    <w:p>
-      <w:pPr>
-        <w:pStyle w:val="Heading2"/>
-      </w:pPr>
-      <w:r>
-        <w:t xml:space="preserve">5.3 Consent Mechanism Matrix</w:t>
+        <w:t xml:space="preserve">Consent Mechanism Matrix</w:t>
       </w:r>
     </w:p>
     <w:p>
@@ -4041,13 +4237,19 @@
         <w:t xml:space="preserve"> </w:t>
       </w:r>
       <w:r>
-        <w:t xml:space="preserve">“Purview</w:t>
-      </w:r>
-      <w:r>
-        <w:t xml:space="preserve"> </w:t>
-      </w:r>
-      <w:r>
-        <w:t xml:space="preserve">Label”</w:t>
+        <w:t xml:space="preserve">“</w:t>
+      </w:r>
+      <w:r>
+        <w:t xml:space="preserve">Purview</w:t>
+      </w:r>
+      <w:r>
+        <w:t xml:space="preserve"> </w:t>
+      </w:r>
+      <w:r>
+        <w:t xml:space="preserve">Label</w:t>
+      </w:r>
+      <w:r>
+        <w:t xml:space="preserve">”</w:t>
       </w:r>
       <w:r>
         <w:t xml:space="preserve"> </w:t>
@@ -4060,8 +4262,8 @@
       <w:tblPr>
         <w:tblStyle w:val="Table"/>
         <w:tblW w:type="pct" w:w="5000"/>
-        <w:tblLayout w:type="fixed"/>
         <w:tblLook w:firstRow="1" w:lastRow="0" w:firstColumn="0" w:lastColumn="0" w:noHBand="0" w:noVBand="0" w:val="0020"/>
+        <w:jc w:val="start"/>
       </w:tblPr>
       <w:tblGrid>
         <w:gridCol w:w="785"/>
@@ -4074,13 +4276,14 @@
       </w:tblGrid>
       <w:tr>
         <w:trPr>
-          <w:tblHeader w:val="on"/>
+          <w:tblHeader w:val="true"/>
         </w:trPr>
         <w:tc>
           <w:tcPr/>
           <w:p>
             <w:pPr>
               <w:pStyle w:val="Compact"/>
+              <w:jc w:val="left"/>
             </w:pPr>
             <w:r>
               <w:t xml:space="preserve">Data Source</w:t>
@@ -4092,6 +4295,7 @@
           <w:p>
             <w:pPr>
               <w:pStyle w:val="Compact"/>
+              <w:jc w:val="left"/>
             </w:pPr>
             <w:r>
               <w:t xml:space="preserve">Interaction Type</w:t>
@@ -4103,6 +4307,7 @@
           <w:p>
             <w:pPr>
               <w:pStyle w:val="Compact"/>
+              <w:jc w:val="left"/>
             </w:pPr>
             <w:r>
               <w:t xml:space="preserve">Statutory Authority?</w:t>
@@ -4114,6 +4319,7 @@
           <w:p>
             <w:pPr>
               <w:pStyle w:val="Compact"/>
+              <w:jc w:val="left"/>
             </w:pPr>
             <w:r>
               <w:t xml:space="preserve">Consent Required?</w:t>
@@ -4125,6 +4331,7 @@
           <w:p>
             <w:pPr>
               <w:pStyle w:val="Compact"/>
+              <w:jc w:val="left"/>
             </w:pPr>
             <w:r>
               <w:t xml:space="preserve">Consent Mechanism</w:t>
@@ -4136,6 +4343,7 @@
           <w:p>
             <w:pPr>
               <w:pStyle w:val="Compact"/>
+              <w:jc w:val="left"/>
             </w:pPr>
             <w:r>
               <w:t xml:space="preserve">Withdrawal Process</w:t>
@@ -4147,6 +4355,7 @@
           <w:p>
             <w:pPr>
               <w:pStyle w:val="Compact"/>
+              <w:jc w:val="left"/>
             </w:pPr>
             <w:r>
               <w:t xml:space="preserve">Purview Label</w:t>
@@ -4160,6 +4369,7 @@
           <w:p>
             <w:pPr>
               <w:pStyle w:val="Compact"/>
+              <w:jc w:val="left"/>
             </w:pPr>
             <w:r>
               <w:t xml:space="preserve">Citizen portal — online application</w:t>
@@ -4171,6 +4381,7 @@
           <w:p>
             <w:pPr>
               <w:pStyle w:val="Compact"/>
+              <w:jc w:val="left"/>
             </w:pPr>
             <w:r>
               <w:t xml:space="preserve">Statutory PII collection</w:t>
@@ -4182,6 +4393,7 @@
           <w:p>
             <w:pPr>
               <w:pStyle w:val="Compact"/>
+              <w:jc w:val="left"/>
             </w:pPr>
             <w:r>
               <w:t xml:space="preserve">Yes — Social Security Act</w:t>
@@ -4193,6 +4405,7 @@
           <w:p>
             <w:pPr>
               <w:pStyle w:val="Compact"/>
+              <w:jc w:val="left"/>
             </w:pPr>
             <w:r>
               <w:t xml:space="preserve">No — notice only (PT-5)</w:t>
@@ -4204,6 +4417,7 @@
           <w:p>
             <w:pPr>
               <w:pStyle w:val="Compact"/>
+              <w:jc w:val="left"/>
             </w:pPr>
             <w:r>
               <w:t xml:space="preserve">Privacy notice displayed at form entry</w:t>
@@ -4215,6 +4429,7 @@
           <w:p>
             <w:pPr>
               <w:pStyle w:val="Compact"/>
+              <w:jc w:val="left"/>
             </w:pPr>
             <w:r>
               <w:t xml:space="preserve">N/A</w:t>
@@ -4226,6 +4441,7 @@
           <w:p>
             <w:pPr>
               <w:pStyle w:val="Compact"/>
+              <w:jc w:val="left"/>
             </w:pPr>
             <w:r>
               <w:rPr>
@@ -4242,6 +4458,7 @@
           <w:p>
             <w:pPr>
               <w:pStyle w:val="Compact"/>
+              <w:jc w:val="left"/>
             </w:pPr>
             <w:r>
               <w:t xml:space="preserve">Citizen portal — email notifications</w:t>
@@ -4253,6 +4470,7 @@
           <w:p>
             <w:pPr>
               <w:pStyle w:val="Compact"/>
+              <w:jc w:val="left"/>
             </w:pPr>
             <w:r>
               <w:t xml:space="preserve">Voluntary enrollment</w:t>
@@ -4264,6 +4482,7 @@
           <w:p>
             <w:pPr>
               <w:pStyle w:val="Compact"/>
+              <w:jc w:val="left"/>
             </w:pPr>
             <w:r>
               <w:t xml:space="preserve">Yes (application); No (email)</w:t>
@@ -4275,6 +4494,7 @@
           <w:p>
             <w:pPr>
               <w:pStyle w:val="Compact"/>
+              <w:jc w:val="left"/>
             </w:pPr>
             <w:r>
               <w:t xml:space="preserve">Yes — voluntary email</w:t>
@@ -4286,6 +4506,7 @@
           <w:p>
             <w:pPr>
               <w:pStyle w:val="Compact"/>
+              <w:jc w:val="left"/>
             </w:pPr>
             <w:r>
               <w:t xml:space="preserve">Opt-in checkbox at account creation; plain-language description</w:t>
@@ -4297,6 +4518,7 @@
           <w:p>
             <w:pPr>
               <w:pStyle w:val="Compact"/>
+              <w:jc w:val="left"/>
             </w:pPr>
             <w:r>
               <w:t xml:space="preserve">User account settings; immediate effect</w:t>
@@ -4308,6 +4530,7 @@
           <w:p>
             <w:pPr>
               <w:pStyle w:val="Compact"/>
+              <w:jc w:val="left"/>
             </w:pPr>
             <w:r>
               <w:rPr>
@@ -4324,6 +4547,7 @@
           <w:p>
             <w:pPr>
               <w:pStyle w:val="Compact"/>
+              <w:jc w:val="left"/>
             </w:pPr>
             <w:r>
               <w:t xml:space="preserve">Contact center (Amazon Connect) — call recording</w:t>
@@ -4335,6 +4559,7 @@
           <w:p>
             <w:pPr>
               <w:pStyle w:val="Compact"/>
+              <w:jc w:val="left"/>
             </w:pPr>
             <w:r>
               <w:t xml:space="preserve">Voluntary continuation of call</w:t>
@@ -4346,6 +4571,7 @@
           <w:p>
             <w:pPr>
               <w:pStyle w:val="Compact"/>
+              <w:jc w:val="left"/>
             </w:pPr>
             <w:r>
               <w:t xml:space="preserve">No — consent required for recording</w:t>
@@ -4357,6 +4583,7 @@
           <w:p>
             <w:pPr>
               <w:pStyle w:val="Compact"/>
+              <w:jc w:val="left"/>
             </w:pPr>
             <w:r>
               <w:t xml:space="preserve">Yes</w:t>
@@ -4368,6 +4595,7 @@
           <w:p>
             <w:pPr>
               <w:pStyle w:val="Compact"/>
+              <w:jc w:val="left"/>
             </w:pPr>
             <w:r>
               <w:t xml:space="preserve">Automated voice notice at call start; caller may disconnect</w:t>
@@ -4379,6 +4607,7 @@
           <w:p>
             <w:pPr>
               <w:pStyle w:val="Compact"/>
+              <w:jc w:val="left"/>
             </w:pPr>
             <w:r>
               <w:t xml:space="preserve">Caller disconnects; no further recording</w:t>
@@ -4390,6 +4619,7 @@
           <w:p>
             <w:pPr>
               <w:pStyle w:val="Compact"/>
+              <w:jc w:val="left"/>
             </w:pPr>
             <w:r>
               <w:rPr>
@@ -4406,6 +4636,7 @@
           <w:p>
             <w:pPr>
               <w:pStyle w:val="Compact"/>
+              <w:jc w:val="left"/>
             </w:pPr>
             <w:r>
               <w:t xml:space="preserve">Analytics cookies on citizen portal</w:t>
@@ -4417,6 +4648,7 @@
           <w:p>
             <w:pPr>
               <w:pStyle w:val="Compact"/>
+              <w:jc w:val="left"/>
             </w:pPr>
             <w:r>
               <w:t xml:space="preserve">Tracking technology</w:t>
@@ -4428,6 +4660,7 @@
           <w:p>
             <w:pPr>
               <w:pStyle w:val="Compact"/>
+              <w:jc w:val="left"/>
             </w:pPr>
             <w:r>
               <w:t xml:space="preserve">No statutory basis</w:t>
@@ -4439,6 +4672,7 @@
           <w:p>
             <w:pPr>
               <w:pStyle w:val="Compact"/>
+              <w:jc w:val="left"/>
             </w:pPr>
             <w:r>
               <w:t xml:space="preserve">Yes — OMB M-10-22</w:t>
@@ -4450,6 +4684,7 @@
           <w:p>
             <w:pPr>
               <w:pStyle w:val="Compact"/>
+              <w:jc w:val="left"/>
             </w:pPr>
             <w:r>
               <w:t xml:space="preserve">Cookie consent banner on first visit; DoNotTrack respected</w:t>
@@ -4461,6 +4696,7 @@
           <w:p>
             <w:pPr>
               <w:pStyle w:val="Compact"/>
+              <w:jc w:val="left"/>
             </w:pPr>
             <w:r>
               <w:t xml:space="preserve">Cookie preference center; opt-out</w:t>
@@ -4472,6 +4708,7 @@
           <w:p>
             <w:pPr>
               <w:pStyle w:val="Compact"/>
+              <w:jc w:val="left"/>
             </w:pPr>
             <w:r>
               <w:rPr>
@@ -4488,6 +4725,7 @@
           <w:p>
             <w:pPr>
               <w:pStyle w:val="Compact"/>
+              <w:jc w:val="left"/>
             </w:pPr>
             <w:r>
               <w:t xml:space="preserve">Cross-agency data sharing (API inbound)</w:t>
@@ -4499,6 +4737,7 @@
           <w:p>
             <w:pPr>
               <w:pStyle w:val="Compact"/>
+              <w:jc w:val="left"/>
             </w:pPr>
             <w:r>
               <w:t xml:space="preserve">Data received from [AGENCY]</w:t>
@@ -4510,6 +4749,7 @@
           <w:p>
             <w:pPr>
               <w:pStyle w:val="Compact"/>
+              <w:jc w:val="left"/>
             </w:pPr>
             <w:r>
               <w:t xml:space="preserve">Yes — DSA + Privacy Act routine use</w:t>
@@ -4521,6 +4761,7 @@
           <w:p>
             <w:pPr>
               <w:pStyle w:val="Compact"/>
+              <w:jc w:val="left"/>
             </w:pPr>
             <w:r>
               <w:t xml:space="preserve">No — DSA governs</w:t>
@@ -4532,6 +4773,7 @@
           <w:p>
             <w:pPr>
               <w:pStyle w:val="Compact"/>
+              <w:jc w:val="left"/>
             </w:pPr>
             <w:r>
               <w:t xml:space="preserve">Data-sharing agreement on file; individuals notified via sending agency</w:t>
@@ -4543,6 +4785,7 @@
           <w:p>
             <w:pPr>
               <w:pStyle w:val="Compact"/>
+              <w:jc w:val="left"/>
             </w:pPr>
             <w:r>
               <w:t xml:space="preserve">N/A — governed by originating SORN</w:t>
@@ -4554,6 +4797,7 @@
           <w:p>
             <w:pPr>
               <w:pStyle w:val="Compact"/>
+              <w:jc w:val="left"/>
             </w:pPr>
             <w:r>
               <w:rPr>
@@ -4570,6 +4814,7 @@
           <w:p>
             <w:pPr>
               <w:pStyle w:val="Compact"/>
+              <w:jc w:val="left"/>
             </w:pPr>
             <w:r>
               <w:t xml:space="preserve">HR system — employee records</w:t>
@@ -4581,6 +4826,7 @@
           <w:p>
             <w:pPr>
               <w:pStyle w:val="Compact"/>
+              <w:jc w:val="left"/>
             </w:pPr>
             <w:r>
               <w:t xml:space="preserve">Employment relationship</w:t>
@@ -4592,6 +4838,7 @@
           <w:p>
             <w:pPr>
               <w:pStyle w:val="Compact"/>
+              <w:jc w:val="left"/>
             </w:pPr>
             <w:r>
               <w:t xml:space="preserve">Yes — 5 U.S.C. §552a, OPM schedules</w:t>
@@ -4603,6 +4850,7 @@
           <w:p>
             <w:pPr>
               <w:pStyle w:val="Compact"/>
+              <w:jc w:val="left"/>
             </w:pPr>
             <w:r>
               <w:t xml:space="preserve">No — statutory</w:t>
@@ -4614,6 +4862,7 @@
           <w:p>
             <w:pPr>
               <w:pStyle w:val="Compact"/>
+              <w:jc w:val="left"/>
             </w:pPr>
             <w:r>
               <w:t xml:space="preserve">SF-2809/2810 enrollment forms include Privacy Act statement</w:t>
@@ -4625,6 +4874,7 @@
           <w:p>
             <w:pPr>
               <w:pStyle w:val="Compact"/>
+              <w:jc w:val="left"/>
             </w:pPr>
             <w:r>
               <w:t xml:space="preserve">N/A — statutory</w:t>
@@ -4636,6 +4886,7 @@
           <w:p>
             <w:pPr>
               <w:pStyle w:val="Compact"/>
+              <w:jc w:val="left"/>
             </w:pPr>
             <w:r>
               <w:rPr>
@@ -4652,6 +4903,7 @@
           <w:p>
             <w:pPr>
               <w:pStyle w:val="Compact"/>
+              <w:jc w:val="left"/>
             </w:pPr>
             <w:r>
               <w:t xml:space="preserve">[DATA SOURCE]</w:t>
@@ -4663,6 +4915,7 @@
           <w:p>
             <w:pPr>
               <w:pStyle w:val="Compact"/>
+              <w:jc w:val="left"/>
             </w:pPr>
             <w:r>
               <w:t xml:space="preserve">[INTERACTION]</w:t>
@@ -4674,6 +4927,7 @@
           <w:p>
             <w:pPr>
               <w:pStyle w:val="Compact"/>
+              <w:jc w:val="left"/>
             </w:pPr>
             <w:r>
               <w:t xml:space="preserve">[YES/NO]</w:t>
@@ -4685,6 +4939,7 @@
           <w:p>
             <w:pPr>
               <w:pStyle w:val="Compact"/>
+              <w:jc w:val="left"/>
             </w:pPr>
             <w:r>
               <w:t xml:space="preserve">[YES/NO]</w:t>
@@ -4696,6 +4951,7 @@
           <w:p>
             <w:pPr>
               <w:pStyle w:val="Compact"/>
+              <w:jc w:val="left"/>
             </w:pPr>
             <w:r>
               <w:t xml:space="preserve">[MECHANISM]</w:t>
@@ -4707,6 +4963,7 @@
           <w:p>
             <w:pPr>
               <w:pStyle w:val="Compact"/>
+              <w:jc w:val="left"/>
             </w:pPr>
             <w:r>
               <w:t xml:space="preserve">[PROCESS]</w:t>
@@ -4718,6 +4975,7 @@
           <w:p>
             <w:pPr>
               <w:pStyle w:val="Compact"/>
+              <w:jc w:val="left"/>
             </w:pPr>
             <w:r>
               <w:t xml:space="preserve">[LABEL]</w:t>
@@ -4726,14 +4984,14 @@
         </w:tc>
       </w:tr>
     </w:tbl>
-    <w:bookmarkEnd w:id="33"/>
-    <w:bookmarkStart w:id="34" w:name="consent-pattern-notes"/>
+    <w:bookmarkEnd w:id="42"/>
+    <w:bookmarkStart w:id="43" w:name="consent-pattern-notes"/>
     <w:p>
       <w:pPr>
         <w:pStyle w:val="Heading2"/>
       </w:pPr>
       <w:r>
-        <w:t xml:space="preserve">5.4 Consent Pattern Notes</w:t>
+        <w:t xml:space="preserve">Consent Pattern Notes</w:t>
       </w:r>
     </w:p>
     <w:p>
@@ -4742,8 +5000,8 @@
       </w:pPr>
       <w:r>
         <w:rPr>
+          <w:bCs/>
           <w:b/>
-          <w:bCs/>
         </w:rPr>
         <w:t xml:space="preserve">Web Form Pattern (Explicit Checkbox):</w:t>
       </w:r>
@@ -4784,8 +5042,8 @@
       </w:pPr>
       <w:r>
         <w:rPr>
+          <w:bCs/>
           <w:b/>
-          <w:bCs/>
         </w:rPr>
         <w:t xml:space="preserve">Automated Collection Pattern (Notice at Point of Collection):</w:t>
       </w:r>
@@ -4820,8 +5078,8 @@
       </w:pPr>
       <w:r>
         <w:rPr>
+          <w:bCs/>
           <w:b/>
-          <w:bCs/>
         </w:rPr>
         <w:t xml:space="preserve">Inter-Agency Sharing Pattern (Data Sharing Agreement):</w:t>
       </w:r>
@@ -4857,24 +5115,24 @@
         </w:pict>
       </w:r>
     </w:p>
-    <w:bookmarkEnd w:id="34"/>
-    <w:bookmarkEnd w:id="35"/>
-    <w:bookmarkStart w:id="41" w:name="privacy-notice-pt-5"/>
+    <w:bookmarkEnd w:id="43"/>
+    <w:bookmarkEnd w:id="44"/>
+    <w:bookmarkStart w:id="50" w:name="privacy-notice-pt-5"/>
     <w:p>
       <w:pPr>
         <w:pStyle w:val="Heading1"/>
       </w:pPr>
       <w:r>
-        <w:t xml:space="preserve">6. Privacy Notice (PT-5)</w:t>
-      </w:r>
-    </w:p>
-    <w:bookmarkStart w:id="36" w:name="control-requirement-4"/>
+        <w:t xml:space="preserve">Privacy Notice (PT-5)</w:t>
+      </w:r>
+    </w:p>
+    <w:bookmarkStart w:id="45" w:name="control-requirement-4"/>
     <w:p>
       <w:pPr>
         <w:pStyle w:val="Heading2"/>
       </w:pPr>
       <w:r>
-        <w:t xml:space="preserve">6.1 Control Requirement</w:t>
+        <w:t xml:space="preserve">Control Requirement</w:t>
       </w:r>
     </w:p>
     <w:p>
@@ -4903,14 +5161,14 @@
         <w:t xml:space="preserve">the E-Gov Act §208 specify required notice elements.</w:t>
       </w:r>
     </w:p>
-    <w:bookmarkEnd w:id="36"/>
-    <w:bookmarkStart w:id="37" w:name="required-notice-elements-omb-m-03-22"/>
+    <w:bookmarkEnd w:id="45"/>
+    <w:bookmarkStart w:id="46" w:name="required-notice-elements-omb-m-03-22"/>
     <w:p>
       <w:pPr>
         <w:pStyle w:val="Heading2"/>
       </w:pPr>
       <w:r>
-        <w:t xml:space="preserve">6.2 Required Notice Elements (OMB M-03-22)</w:t>
+        <w:t xml:space="preserve">Required Notice Elements (OMB M-03-22)</w:t>
       </w:r>
     </w:p>
     <w:p>
@@ -4923,11 +5181,11 @@
     </w:p>
     <w:p>
       <w:pPr>
-        <w:pStyle w:val="Compact"/>
         <w:numPr>
           <w:ilvl w:val="0"/>
-          <w:numId w:val="1014"/>
+          <w:numId w:val="1008"/>
         </w:numPr>
+        <w:pStyle w:val="Compact"/>
       </w:pPr>
       <w:r>
         <w:t xml:space="preserve">The</w:t>
@@ -4937,8 +5195,8 @@
       </w:r>
       <w:r>
         <w:rPr>
+          <w:bCs/>
           <w:b/>
-          <w:bCs/>
         </w:rPr>
         <w:t xml:space="preserve">identity</w:t>
       </w:r>
@@ -4951,11 +5209,11 @@
     </w:p>
     <w:p>
       <w:pPr>
-        <w:pStyle w:val="Compact"/>
         <w:numPr>
           <w:ilvl w:val="0"/>
-          <w:numId w:val="1014"/>
+          <w:numId w:val="1008"/>
         </w:numPr>
+        <w:pStyle w:val="Compact"/>
       </w:pPr>
       <w:r>
         <w:t xml:space="preserve">The</w:t>
@@ -4965,8 +5223,8 @@
       </w:r>
       <w:r>
         <w:rPr>
+          <w:bCs/>
           <w:b/>
-          <w:bCs/>
         </w:rPr>
         <w:t xml:space="preserve">legal authority</w:t>
       </w:r>
@@ -4979,11 +5237,11 @@
     </w:p>
     <w:p>
       <w:pPr>
-        <w:pStyle w:val="Compact"/>
         <w:numPr>
           <w:ilvl w:val="0"/>
-          <w:numId w:val="1014"/>
+          <w:numId w:val="1008"/>
         </w:numPr>
+        <w:pStyle w:val="Compact"/>
       </w:pPr>
       <w:r>
         <w:t xml:space="preserve">The</w:t>
@@ -4993,8 +5251,8 @@
       </w:r>
       <w:r>
         <w:rPr>
+          <w:bCs/>
           <w:b/>
-          <w:bCs/>
         </w:rPr>
         <w:t xml:space="preserve">principal purpose(s)</w:t>
       </w:r>
@@ -5007,11 +5265,11 @@
     </w:p>
     <w:p>
       <w:pPr>
-        <w:pStyle w:val="Compact"/>
         <w:numPr>
           <w:ilvl w:val="0"/>
-          <w:numId w:val="1014"/>
+          <w:numId w:val="1008"/>
         </w:numPr>
+        <w:pStyle w:val="Compact"/>
       </w:pPr>
       <w:r>
         <w:t xml:space="preserve">The</w:t>
@@ -5021,8 +5279,8 @@
       </w:r>
       <w:r>
         <w:rPr>
+          <w:bCs/>
           <w:b/>
-          <w:bCs/>
         </w:rPr>
         <w:t xml:space="preserve">routine uses</w:t>
       </w:r>
@@ -5035,11 +5293,11 @@
     </w:p>
     <w:p>
       <w:pPr>
-        <w:pStyle w:val="Compact"/>
         <w:numPr>
           <w:ilvl w:val="0"/>
-          <w:numId w:val="1014"/>
+          <w:numId w:val="1008"/>
         </w:numPr>
+        <w:pStyle w:val="Compact"/>
       </w:pPr>
       <w:r>
         <w:t xml:space="preserve">Whether providing the information is</w:t>
@@ -5049,19 +5307,19 @@
       </w:r>
       <w:r>
         <w:rPr>
+          <w:bCs/>
           <w:b/>
-          <w:bCs/>
         </w:rPr>
         <w:t xml:space="preserve">mandatory or voluntary</w:t>
       </w:r>
     </w:p>
     <w:p>
       <w:pPr>
-        <w:pStyle w:val="Compact"/>
         <w:numPr>
           <w:ilvl w:val="0"/>
-          <w:numId w:val="1014"/>
+          <w:numId w:val="1008"/>
         </w:numPr>
+        <w:pStyle w:val="Compact"/>
       </w:pPr>
       <w:r>
         <w:t xml:space="preserve">The</w:t>
@@ -5071,8 +5329,8 @@
       </w:r>
       <w:r>
         <w:rPr>
+          <w:bCs/>
           <w:b/>
-          <w:bCs/>
         </w:rPr>
         <w:t xml:space="preserve">effects of non-disclosure</w:t>
       </w:r>
@@ -5083,14 +5341,14 @@
         <w:t xml:space="preserve">— what happens if the individual does not provide the information</w:t>
       </w:r>
     </w:p>
-    <w:bookmarkEnd w:id="37"/>
-    <w:bookmarkStart w:id="38" w:name="model-privacy-notice-ssa-citizen-portal"/>
+    <w:bookmarkEnd w:id="46"/>
+    <w:bookmarkStart w:id="47" w:name="model-privacy-notice-ssa-citizen-portal"/>
     <w:p>
       <w:pPr>
         <w:pStyle w:val="Heading2"/>
       </w:pPr>
       <w:r>
-        <w:t xml:space="preserve">6.3 Model Privacy Notice — SSA Citizen Portal</w:t>
+        <w:t xml:space="preserve">Model Privacy Notice — SSA Citizen Portal</w:t>
       </w:r>
     </w:p>
     <w:p>
@@ -5126,8 +5384,8 @@
       </w:pPr>
       <w:r>
         <w:rPr>
+          <w:bCs/>
           <w:b/>
-          <w:bCs/>
         </w:rPr>
         <w:t xml:space="preserve">PRIVACY ACT STATEMENT</w:t>
       </w:r>
@@ -5138,8 +5396,8 @@
       </w:pPr>
       <w:r>
         <w:rPr>
+          <w:iCs/>
           <w:i/>
-          <w:iCs/>
         </w:rPr>
         <w:t xml:space="preserve">[SYSTEM NAME] — [AGENCY PROGRAM NAME]</w:t>
       </w:r>
@@ -5150,8 +5408,8 @@
       </w:pPr>
       <w:r>
         <w:rPr>
+          <w:bCs/>
           <w:b/>
-          <w:bCs/>
         </w:rPr>
         <w:t xml:space="preserve">Collecting Agency:</w:t>
       </w:r>
@@ -5168,8 +5426,8 @@
       </w:pPr>
       <w:r>
         <w:rPr>
+          <w:bCs/>
           <w:b/>
-          <w:bCs/>
         </w:rPr>
         <w:t xml:space="preserve">Legal Authority:</w:t>
       </w:r>
@@ -5183,13 +5441,19 @@
         <w:t xml:space="preserve"> </w:t>
       </w:r>
       <w:r>
-        <w:t xml:space="preserve">“Section 205(c) of the Social Security</w:t>
-      </w:r>
-      <w:r>
-        <w:t xml:space="preserve"> </w:t>
-      </w:r>
-      <w:r>
-        <w:t xml:space="preserve">Act (42 U.S.C. §405(c)) authorizes SSA to collect this information.”</w:t>
+        <w:t xml:space="preserve">“</w:t>
+      </w:r>
+      <w:r>
+        <w:t xml:space="preserve">Section 205(c) of the Social Security</w:t>
+      </w:r>
+      <w:r>
+        <w:t xml:space="preserve"> </w:t>
+      </w:r>
+      <w:r>
+        <w:t xml:space="preserve">Act (42 U.S.C. §405(c)) authorizes SSA to collect this information.</w:t>
+      </w:r>
+      <w:r>
+        <w:t xml:space="preserve">”</w:t>
       </w:r>
       <w:r>
         <w:t xml:space="preserve">]</w:t>
@@ -5201,8 +5465,8 @@
       </w:pPr>
       <w:r>
         <w:rPr>
+          <w:bCs/>
           <w:b/>
-          <w:bCs/>
         </w:rPr>
         <w:t xml:space="preserve">Purpose:</w:t>
       </w:r>
@@ -5216,13 +5480,19 @@
         <w:t xml:space="preserve"> </w:t>
       </w:r>
       <w:r>
-        <w:t xml:space="preserve">“process your application for retirement, disability, or survivor benefits and</w:t>
-      </w:r>
-      <w:r>
-        <w:t xml:space="preserve"> </w:t>
-      </w:r>
-      <w:r>
-        <w:t xml:space="preserve">to verify your eligibility”</w:t>
+        <w:t xml:space="preserve">“</w:t>
+      </w:r>
+      <w:r>
+        <w:t xml:space="preserve">process your application for retirement, disability, or survivor benefits and</w:t>
+      </w:r>
+      <w:r>
+        <w:t xml:space="preserve"> </w:t>
+      </w:r>
+      <w:r>
+        <w:t xml:space="preserve">to verify your eligibility</w:t>
+      </w:r>
+      <w:r>
+        <w:t xml:space="preserve">”</w:t>
       </w:r>
       <w:r>
         <w:t xml:space="preserve">]. Your information may also be used to [SECONDARY</w:t>
@@ -5237,13 +5507,19 @@
         <w:t xml:space="preserve"> </w:t>
       </w:r>
       <w:r>
-        <w:t xml:space="preserve">“detect and prevent fraud in connection with SSA</w:t>
-      </w:r>
-      <w:r>
-        <w:t xml:space="preserve"> </w:t>
-      </w:r>
-      <w:r>
-        <w:t xml:space="preserve">programs”</w:t>
+        <w:t xml:space="preserve">“</w:t>
+      </w:r>
+      <w:r>
+        <w:t xml:space="preserve">detect and prevent fraud in connection with SSA</w:t>
+      </w:r>
+      <w:r>
+        <w:t xml:space="preserve"> </w:t>
+      </w:r>
+      <w:r>
+        <w:t xml:space="preserve">programs</w:t>
+      </w:r>
+      <w:r>
+        <w:t xml:space="preserve">”</w:t>
       </w:r>
       <w:r>
         <w:t xml:space="preserve">].</w:t>
@@ -5255,8 +5531,8 @@
       </w:pPr>
       <w:r>
         <w:rPr>
+          <w:bCs/>
           <w:b/>
-          <w:bCs/>
         </w:rPr>
         <w:t xml:space="preserve">Routine Uses:</w:t>
       </w:r>
@@ -5282,7 +5558,10 @@
         <w:t xml:space="preserve"> </w:t>
       </w:r>
       <w:r>
-        <w:t xml:space="preserve">“the Department of Justice for litigation support; state agencies for</w:t>
+        <w:t xml:space="preserve">“</w:t>
+      </w:r>
+      <w:r>
+        <w:t xml:space="preserve">the Department of Justice for litigation support; state agencies for</w:t>
       </w:r>
       <w:r>
         <w:t xml:space="preserve"> </w:t>
@@ -5294,7 +5573,10 @@
         <w:t xml:space="preserve"> </w:t>
       </w:r>
       <w:r>
-        <w:t xml:space="preserve">under the Social Security Act §1106”</w:t>
+        <w:t xml:space="preserve">under the Social Security Act §1106</w:t>
+      </w:r>
+      <w:r>
+        <w:t xml:space="preserve">”</w:t>
       </w:r>
       <w:r>
         <w:t xml:space="preserve">]. A complete list of routine uses appears</w:t>
@@ -5318,8 +5600,8 @@
       </w:pPr>
       <w:r>
         <w:rPr>
+          <w:bCs/>
           <w:b/>
-          <w:bCs/>
         </w:rPr>
         <w:t xml:space="preserve">Disclosure:</w:t>
       </w:r>
@@ -5353,13 +5635,19 @@
         <w:t xml:space="preserve"> </w:t>
       </w:r>
       <w:r>
-        <w:t xml:space="preserve">“delay or denial of</w:t>
-      </w:r>
-      <w:r>
-        <w:t xml:space="preserve"> </w:t>
-      </w:r>
-      <w:r>
-        <w:t xml:space="preserve">your benefit application”</w:t>
+        <w:t xml:space="preserve">“</w:t>
+      </w:r>
+      <w:r>
+        <w:t xml:space="preserve">delay or denial of</w:t>
+      </w:r>
+      <w:r>
+        <w:t xml:space="preserve"> </w:t>
+      </w:r>
+      <w:r>
+        <w:t xml:space="preserve">your benefit application</w:t>
+      </w:r>
+      <w:r>
+        <w:t xml:space="preserve">”</w:t>
       </w:r>
       <w:r>
         <w:t xml:space="preserve">].</w:t>
@@ -5392,14 +5680,14 @@
         </w:pict>
       </w:r>
     </w:p>
-    <w:bookmarkEnd w:id="38"/>
-    <w:bookmarkStart w:id="39" w:name="web-notice-placement-requirements"/>
+    <w:bookmarkEnd w:id="47"/>
+    <w:bookmarkStart w:id="48" w:name="web-notice-placement-requirements"/>
     <w:p>
       <w:pPr>
         <w:pStyle w:val="Heading2"/>
       </w:pPr>
       <w:r>
-        <w:t xml:space="preserve">6.4 Web Notice Placement Requirements</w:t>
+        <w:t xml:space="preserve">Web Notice Placement Requirements</w:t>
       </w:r>
     </w:p>
     <w:p>
@@ -5414,8 +5702,8 @@
       <w:tblPr>
         <w:tblStyle w:val="Table"/>
         <w:tblW w:type="pct" w:w="5000"/>
-        <w:tblLayout w:type="fixed"/>
         <w:tblLook w:firstRow="1" w:lastRow="0" w:firstColumn="0" w:lastColumn="0" w:noHBand="0" w:noVBand="0" w:val="0020"/>
+        <w:jc w:val="start"/>
       </w:tblPr>
       <w:tblGrid>
         <w:gridCol w:w="1936"/>
@@ -5424,13 +5712,14 @@
       </w:tblGrid>
       <w:tr>
         <w:trPr>
-          <w:tblHeader w:val="on"/>
+          <w:tblHeader w:val="true"/>
         </w:trPr>
         <w:tc>
           <w:tcPr/>
           <w:p>
             <w:pPr>
               <w:pStyle w:val="Compact"/>
+              <w:jc w:val="left"/>
             </w:pPr>
             <w:r>
               <w:t xml:space="preserve">Placement</w:t>
@@ -5442,6 +5731,7 @@
           <w:p>
             <w:pPr>
               <w:pStyle w:val="Compact"/>
+              <w:jc w:val="left"/>
             </w:pPr>
             <w:r>
               <w:t xml:space="preserve">Requirement</w:t>
@@ -5453,6 +5743,7 @@
           <w:p>
             <w:pPr>
               <w:pStyle w:val="Compact"/>
+              <w:jc w:val="left"/>
             </w:pPr>
             <w:r>
               <w:t xml:space="preserve">OMB / E-Gov Reference</w:t>
@@ -5466,6 +5757,7 @@
           <w:p>
             <w:pPr>
               <w:pStyle w:val="Compact"/>
+              <w:jc w:val="left"/>
             </w:pPr>
             <w:r>
               <w:t xml:space="preserve">Website privacy policy page</w:t>
@@ -5477,6 +5769,7 @@
           <w:p>
             <w:pPr>
               <w:pStyle w:val="Compact"/>
+              <w:jc w:val="left"/>
             </w:pPr>
             <w:r>
               <w:t xml:space="preserve">Full notice; linked from every page footer</w:t>
@@ -5488,6 +5781,7 @@
           <w:p>
             <w:pPr>
               <w:pStyle w:val="Compact"/>
+              <w:jc w:val="left"/>
             </w:pPr>
             <w:r>
               <w:t xml:space="preserve">E-Gov Act §208(b)(1)</w:t>
@@ -5501,6 +5795,7 @@
           <w:p>
             <w:pPr>
               <w:pStyle w:val="Compact"/>
+              <w:jc w:val="left"/>
             </w:pPr>
             <w:r>
               <w:t xml:space="preserve">Online forms (before submission)</w:t>
@@ -5512,6 +5807,7 @@
           <w:p>
             <w:pPr>
               <w:pStyle w:val="Compact"/>
+              <w:jc w:val="left"/>
             </w:pPr>
             <w:r>
               <w:t xml:space="preserve">Privacy Act Statement or link to full notice above each form</w:t>
@@ -5523,6 +5819,7 @@
           <w:p>
             <w:pPr>
               <w:pStyle w:val="Compact"/>
+              <w:jc w:val="left"/>
             </w:pPr>
             <w:r>
               <w:t xml:space="preserve">OMB M-03-22 §III.A</w:t>
@@ -5536,6 +5833,7 @@
           <w:p>
             <w:pPr>
               <w:pStyle w:val="Compact"/>
+              <w:jc w:val="left"/>
             </w:pPr>
             <w:r>
               <w:t xml:space="preserve">Cookie / tracking notice banner</w:t>
@@ -5547,6 +5845,7 @@
           <w:p>
             <w:pPr>
               <w:pStyle w:val="Compact"/>
+              <w:jc w:val="left"/>
             </w:pPr>
             <w:r>
               <w:t xml:space="preserve">Disclosure of tracking technologies on first visit</w:t>
@@ -5558,6 +5857,7 @@
           <w:p>
             <w:pPr>
               <w:pStyle w:val="Compact"/>
+              <w:jc w:val="left"/>
             </w:pPr>
             <w:r>
               <w:t xml:space="preserve">OMB M-10-22</w:t>
@@ -5571,6 +5871,7 @@
           <w:p>
             <w:pPr>
               <w:pStyle w:val="Compact"/>
+              <w:jc w:val="left"/>
             </w:pPr>
             <w:r>
               <w:t xml:space="preserve">Mobile apps (if applicable)</w:t>
@@ -5582,6 +5883,7 @@
           <w:p>
             <w:pPr>
               <w:pStyle w:val="Compact"/>
+              <w:jc w:val="left"/>
             </w:pPr>
             <w:r>
               <w:t xml:space="preserve">In-app privacy notice at first launch; link to full policy</w:t>
@@ -5593,6 +5895,7 @@
           <w:p>
             <w:pPr>
               <w:pStyle w:val="Compact"/>
+              <w:jc w:val="left"/>
             </w:pPr>
             <w:r>
               <w:t xml:space="preserve">OMB M-03-22 §III.B</w:t>
@@ -5606,6 +5909,7 @@
           <w:p>
             <w:pPr>
               <w:pStyle w:val="Compact"/>
+              <w:jc w:val="left"/>
             </w:pPr>
             <w:r>
               <w:t xml:space="preserve">Email confirmation of submission</w:t>
@@ -5617,6 +5921,7 @@
           <w:p>
             <w:pPr>
               <w:pStyle w:val="Compact"/>
+              <w:jc w:val="left"/>
             </w:pPr>
             <w:r>
               <w:t xml:space="preserve">Reference to full privacy notice URL</w:t>
@@ -5628,6 +5933,7 @@
           <w:p>
             <w:pPr>
               <w:pStyle w:val="Compact"/>
+              <w:jc w:val="left"/>
             </w:pPr>
             <w:r>
               <w:t xml:space="preserve">Agency best practice</w:t>
@@ -5636,14 +5942,14 @@
         </w:tc>
       </w:tr>
     </w:tbl>
-    <w:bookmarkEnd w:id="39"/>
-    <w:bookmarkStart w:id="40" w:name="Xd58b74081421a3ac1e2e14d9953333a6d9858fe"/>
+    <w:bookmarkEnd w:id="48"/>
+    <w:bookmarkStart w:id="49" w:name="Xd58b74081421a3ac1e2e14d9953333a6d9858fe"/>
     <w:p>
       <w:pPr>
         <w:pStyle w:val="Heading2"/>
       </w:pPr>
       <w:r>
-        <w:t xml:space="preserve">6.5 FedRAMP 20x Machine-Accessible Notice Requirement</w:t>
+        <w:t xml:space="preserve">FedRAMP 20x Machine-Accessible Notice Requirement</w:t>
       </w:r>
     </w:p>
     <w:p>
@@ -5678,8 +5984,8 @@
       </w:r>
       <w:r>
         <w:rPr>
+          <w:bCs/>
           <w:b/>
-          <w:bCs/>
         </w:rPr>
         <w:t xml:space="preserve">Privacy Notice URL:</w:t>
       </w:r>
@@ -5716,7 +6022,13 @@
         <w:t xml:space="preserve"> </w:t>
       </w:r>
       <w:r>
-        <w:t xml:space="preserve">“Privacy Posture.”</w:t>
+        <w:t xml:space="preserve">“</w:t>
+      </w:r>
+      <w:r>
+        <w:t xml:space="preserve">Privacy Posture.</w:t>
+      </w:r>
+      <w:r>
+        <w:t xml:space="preserve">”</w:t>
       </w:r>
       <w:r>
         <w:t xml:space="preserve"> </w:t>
@@ -5738,24 +6050,24 @@
         </w:pict>
       </w:r>
     </w:p>
-    <w:bookmarkEnd w:id="40"/>
-    <w:bookmarkEnd w:id="41"/>
-    <w:bookmarkStart w:id="48" w:name="special-categories-of-pii-pt-7"/>
+    <w:bookmarkEnd w:id="49"/>
+    <w:bookmarkEnd w:id="50"/>
+    <w:bookmarkStart w:id="57" w:name="special-categories-of-pii-pt-7"/>
     <w:p>
       <w:pPr>
         <w:pStyle w:val="Heading1"/>
       </w:pPr>
       <w:r>
-        <w:t xml:space="preserve">7. Special Categories of PII (PT-7)</w:t>
-      </w:r>
-    </w:p>
-    <w:bookmarkStart w:id="42" w:name="control-requirement-5"/>
+        <w:t xml:space="preserve">Special Categories of PII (PT-7)</w:t>
+      </w:r>
+    </w:p>
+    <w:bookmarkStart w:id="51" w:name="control-requirement-5"/>
     <w:p>
       <w:pPr>
         <w:pStyle w:val="Heading2"/>
       </w:pPr>
       <w:r>
-        <w:t xml:space="preserve">7.1 Control Requirement</w:t>
+        <w:t xml:space="preserve">Control Requirement</w:t>
       </w:r>
     </w:p>
     <w:p>
@@ -5784,22 +6096,22 @@
         <w:t xml:space="preserve">require controls beyond those applied to general PII.</w:t>
       </w:r>
     </w:p>
-    <w:bookmarkEnd w:id="42"/>
-    <w:bookmarkStart w:id="43" w:name="Xd2de8f023c153d1cabf6cd5f0c42392b4ec4fad"/>
+    <w:bookmarkEnd w:id="51"/>
+    <w:bookmarkStart w:id="52" w:name="Xd2de8f023c153d1cabf6cd5f0c42392b4ec4fad"/>
     <w:p>
       <w:pPr>
         <w:pStyle w:val="Heading2"/>
       </w:pPr>
       <w:r>
-        <w:t xml:space="preserve">7.2 Special Categories Applicable to SSA Systems</w:t>
+        <w:t xml:space="preserve">Special Categories Applicable to SSA Systems</w:t>
       </w:r>
     </w:p>
     <w:tbl>
       <w:tblPr>
         <w:tblStyle w:val="Table"/>
         <w:tblW w:type="pct" w:w="5000"/>
-        <w:tblLayout w:type="fixed"/>
         <w:tblLook w:firstRow="1" w:lastRow="0" w:firstColumn="0" w:lastColumn="0" w:noHBand="0" w:noVBand="0" w:val="0020"/>
+        <w:jc w:val="start"/>
       </w:tblPr>
       <w:tblGrid>
         <w:gridCol w:w="1492"/>
@@ -5808,13 +6120,14 @@
       </w:tblGrid>
       <w:tr>
         <w:trPr>
-          <w:tblHeader w:val="on"/>
+          <w:tblHeader w:val="true"/>
         </w:trPr>
         <w:tc>
           <w:tcPr/>
           <w:p>
             <w:pPr>
               <w:pStyle w:val="Compact"/>
+              <w:jc w:val="left"/>
             </w:pPr>
             <w:r>
               <w:t xml:space="preserve">PII Category</w:t>
@@ -5826,6 +6139,7 @@
           <w:p>
             <w:pPr>
               <w:pStyle w:val="Compact"/>
+              <w:jc w:val="left"/>
             </w:pPr>
             <w:r>
               <w:t xml:space="preserve">Special Category?</w:t>
@@ -5837,6 +6151,7 @@
           <w:p>
             <w:pPr>
               <w:pStyle w:val="Compact"/>
+              <w:jc w:val="left"/>
             </w:pPr>
             <w:r>
               <w:t xml:space="preserve">Authority for Heightened Protection</w:t>
@@ -5850,6 +6165,7 @@
           <w:p>
             <w:pPr>
               <w:pStyle w:val="Compact"/>
+              <w:jc w:val="left"/>
             </w:pPr>
             <w:r>
               <w:t xml:space="preserve">Social Security Number (SSN)</w:t>
@@ -5861,6 +6177,7 @@
           <w:p>
             <w:pPr>
               <w:pStyle w:val="Compact"/>
+              <w:jc w:val="left"/>
             </w:pPr>
             <w:r>
               <w:t xml:space="preserve">Yes</w:t>
@@ -5872,6 +6189,7 @@
           <w:p>
             <w:pPr>
               <w:pStyle w:val="Compact"/>
+              <w:jc w:val="left"/>
             </w:pPr>
             <w:r>
               <w:t xml:space="preserve">OMB M-17-12; OMB M-07-16; SSN limitation laws</w:t>
@@ -5885,6 +6203,7 @@
           <w:p>
             <w:pPr>
               <w:pStyle w:val="Compact"/>
+              <w:jc w:val="left"/>
             </w:pPr>
             <w:r>
               <w:t xml:space="preserve">Financial account numbers</w:t>
@@ -5896,6 +6215,7 @@
           <w:p>
             <w:pPr>
               <w:pStyle w:val="Compact"/>
+              <w:jc w:val="left"/>
             </w:pPr>
             <w:r>
               <w:t xml:space="preserve">Yes</w:t>
@@ -5907,6 +6227,7 @@
           <w:p>
             <w:pPr>
               <w:pStyle w:val="Compact"/>
+              <w:jc w:val="left"/>
             </w:pPr>
             <w:r>
               <w:t xml:space="preserve">Gramm-Leach-Bliley Act; OMB M-17-12</w:t>
@@ -5920,6 +6241,7 @@
           <w:p>
             <w:pPr>
               <w:pStyle w:val="Compact"/>
+              <w:jc w:val="left"/>
             </w:pPr>
             <w:r>
               <w:t xml:space="preserve">Medical / health records (PHI)</w:t>
@@ -5931,6 +6253,7 @@
           <w:p>
             <w:pPr>
               <w:pStyle w:val="Compact"/>
+              <w:jc w:val="left"/>
             </w:pPr>
             <w:r>
               <w:t xml:space="preserve">Yes</w:t>
@@ -5942,6 +6265,7 @@
           <w:p>
             <w:pPr>
               <w:pStyle w:val="Compact"/>
+              <w:jc w:val="left"/>
             </w:pPr>
             <w:r>
               <w:t xml:space="preserve">HIPAA Privacy Rule (45 C.F.R. §164); SSA Act §1106</w:t>
@@ -5955,6 +6279,7 @@
           <w:p>
             <w:pPr>
               <w:pStyle w:val="Compact"/>
+              <w:jc w:val="left"/>
             </w:pPr>
             <w:r>
               <w:t xml:space="preserve">Biometric data</w:t>
@@ -5966,6 +6291,7 @@
           <w:p>
             <w:pPr>
               <w:pStyle w:val="Compact"/>
+              <w:jc w:val="left"/>
             </w:pPr>
             <w:r>
               <w:t xml:space="preserve">Yes</w:t>
@@ -5977,6 +6303,7 @@
           <w:p>
             <w:pPr>
               <w:pStyle w:val="Compact"/>
+              <w:jc w:val="left"/>
             </w:pPr>
             <w:r>
               <w:t xml:space="preserve">OMB M-22-10; agency biometric policy</w:t>
@@ -5990,6 +6317,7 @@
           <w:p>
             <w:pPr>
               <w:pStyle w:val="Compact"/>
+              <w:jc w:val="left"/>
             </w:pPr>
             <w:r>
               <w:t xml:space="preserve">Geolocation data (precise)</w:t>
@@ -6001,6 +6329,7 @@
           <w:p>
             <w:pPr>
               <w:pStyle w:val="Compact"/>
+              <w:jc w:val="left"/>
             </w:pPr>
             <w:r>
               <w:t xml:space="preserve">Yes</w:t>
@@ -6012,6 +6341,7 @@
           <w:p>
             <w:pPr>
               <w:pStyle w:val="Compact"/>
+              <w:jc w:val="left"/>
             </w:pPr>
             <w:r>
               <w:t xml:space="preserve">OMB M-14-06; Fourth Amendment implications</w:t>
@@ -6025,6 +6355,7 @@
           <w:p>
             <w:pPr>
               <w:pStyle w:val="Compact"/>
+              <w:jc w:val="left"/>
             </w:pPr>
             <w:r>
               <w:t xml:space="preserve">Citizenship / immigration status</w:t>
@@ -6036,6 +6367,7 @@
           <w:p>
             <w:pPr>
               <w:pStyle w:val="Compact"/>
+              <w:jc w:val="left"/>
             </w:pPr>
             <w:r>
               <w:t xml:space="preserve">Yes</w:t>
@@ -6047,6 +6379,7 @@
           <w:p>
             <w:pPr>
               <w:pStyle w:val="Compact"/>
+              <w:jc w:val="left"/>
             </w:pPr>
             <w:r>
               <w:t xml:space="preserve">INA §274B; OMB guidance; heightened sensitivity</w:t>
@@ -6060,6 +6393,7 @@
           <w:p>
             <w:pPr>
               <w:pStyle w:val="Compact"/>
+              <w:jc w:val="left"/>
             </w:pPr>
             <w:r>
               <w:t xml:space="preserve">Mental health records</w:t>
@@ -6071,6 +6405,7 @@
           <w:p>
             <w:pPr>
               <w:pStyle w:val="Compact"/>
+              <w:jc w:val="left"/>
             </w:pPr>
             <w:r>
               <w:t xml:space="preserve">Yes</w:t>
@@ -6082,6 +6417,7 @@
           <w:p>
             <w:pPr>
               <w:pStyle w:val="Compact"/>
+              <w:jc w:val="left"/>
             </w:pPr>
             <w:r>
               <w:t xml:space="preserve">HIPAA; 42 C.F.R. Part 2 (substance use records)</w:t>
@@ -6095,6 +6431,7 @@
           <w:p>
             <w:pPr>
               <w:pStyle w:val="Compact"/>
+              <w:jc w:val="left"/>
             </w:pPr>
             <w:r>
               <w:t xml:space="preserve">Genetic information</w:t>
@@ -6106,6 +6443,7 @@
           <w:p>
             <w:pPr>
               <w:pStyle w:val="Compact"/>
+              <w:jc w:val="left"/>
             </w:pPr>
             <w:r>
               <w:t xml:space="preserve">Yes</w:t>
@@ -6117,6 +6455,7 @@
           <w:p>
             <w:pPr>
               <w:pStyle w:val="Compact"/>
+              <w:jc w:val="left"/>
             </w:pPr>
             <w:r>
               <w:t xml:space="preserve">GINA (29 U.S.C. §1182); HIPAA</w:t>
@@ -6125,14 +6464,14 @@
         </w:tc>
       </w:tr>
     </w:tbl>
-    <w:bookmarkEnd w:id="43"/>
-    <w:bookmarkStart w:id="44" w:name="special-category-control-matrix"/>
+    <w:bookmarkEnd w:id="52"/>
+    <w:bookmarkStart w:id="53" w:name="special-category-control-matrix"/>
     <w:p>
       <w:pPr>
         <w:pStyle w:val="Heading2"/>
       </w:pPr>
       <w:r>
-        <w:t xml:space="preserve">7.3 Special Category Control Matrix</w:t>
+        <w:t xml:space="preserve">Special Category Control Matrix</w:t>
       </w:r>
     </w:p>
     <w:p>
@@ -6159,8 +6498,8 @@
       <w:tblPr>
         <w:tblStyle w:val="Table"/>
         <w:tblW w:type="pct" w:w="5000"/>
-        <w:tblLayout w:type="fixed"/>
         <w:tblLook w:firstRow="1" w:lastRow="0" w:firstColumn="0" w:lastColumn="0" w:noHBand="0" w:noVBand="0" w:val="0020"/>
+        <w:jc w:val="start"/>
       </w:tblPr>
       <w:tblGrid>
         <w:gridCol w:w="1119"/>
@@ -6171,13 +6510,14 @@
       </w:tblGrid>
       <w:tr>
         <w:trPr>
-          <w:tblHeader w:val="on"/>
+          <w:tblHeader w:val="true"/>
         </w:trPr>
         <w:tc>
           <w:tcPr/>
           <w:p>
             <w:pPr>
               <w:pStyle w:val="Compact"/>
+              <w:jc w:val="left"/>
             </w:pPr>
             <w:r>
               <w:t xml:space="preserve">PII Category</w:t>
@@ -6189,6 +6529,7 @@
           <w:p>
             <w:pPr>
               <w:pStyle w:val="Compact"/>
+              <w:jc w:val="left"/>
             </w:pPr>
             <w:r>
               <w:t xml:space="preserve">Purview Sensitivity Label</w:t>
@@ -6200,6 +6541,7 @@
           <w:p>
             <w:pPr>
               <w:pStyle w:val="Compact"/>
+              <w:jc w:val="left"/>
             </w:pPr>
             <w:r>
               <w:t xml:space="preserve">Encryption Requirement</w:t>
@@ -6211,6 +6553,7 @@
           <w:p>
             <w:pPr>
               <w:pStyle w:val="Compact"/>
+              <w:jc w:val="left"/>
             </w:pPr>
             <w:r>
               <w:t xml:space="preserve">Access Control</w:t>
@@ -6222,6 +6565,7 @@
           <w:p>
             <w:pPr>
               <w:pStyle w:val="Compact"/>
+              <w:jc w:val="left"/>
             </w:pPr>
             <w:r>
               <w:t xml:space="preserve">Audit Logging</w:t>
@@ -6235,6 +6579,7 @@
           <w:p>
             <w:pPr>
               <w:pStyle w:val="Compact"/>
+              <w:jc w:val="left"/>
             </w:pPr>
             <w:r>
               <w:t xml:space="preserve">SSN (full)</w:t>
@@ -6246,6 +6591,7 @@
           <w:p>
             <w:pPr>
               <w:pStyle w:val="Compact"/>
+              <w:jc w:val="left"/>
             </w:pPr>
             <w:r>
               <w:rPr>
@@ -6260,6 +6606,7 @@
           <w:p>
             <w:pPr>
               <w:pStyle w:val="Compact"/>
+              <w:jc w:val="left"/>
             </w:pPr>
             <w:r>
               <w:t xml:space="preserve">AES-256 at rest; TLS 1.3 in transit; CMK-managed (Part 12 §4)</w:t>
@@ -6271,6 +6618,7 @@
           <w:p>
             <w:pPr>
               <w:pStyle w:val="Compact"/>
+              <w:jc w:val="left"/>
             </w:pPr>
             <w:r>
               <w:t xml:space="preserve">Role-based; least privilege; MFA required; no service account access</w:t>
@@ -6282,6 +6630,7 @@
           <w:p>
             <w:pPr>
               <w:pStyle w:val="Compact"/>
+              <w:jc w:val="left"/>
             </w:pPr>
             <w:r>
               <w:t xml:space="preserve">All reads and writes logged to Sentinel; 7-year retention</w:t>
@@ -6295,6 +6644,7 @@
           <w:p>
             <w:pPr>
               <w:pStyle w:val="Compact"/>
+              <w:jc w:val="left"/>
             </w:pPr>
             <w:r>
               <w:t xml:space="preserve">SSN (masked — last 4)</w:t>
@@ -6306,6 +6656,7 @@
           <w:p>
             <w:pPr>
               <w:pStyle w:val="Compact"/>
+              <w:jc w:val="left"/>
             </w:pPr>
             <w:r>
               <w:rPr>
@@ -6320,6 +6671,7 @@
           <w:p>
             <w:pPr>
               <w:pStyle w:val="Compact"/>
+              <w:jc w:val="left"/>
             </w:pPr>
             <w:r>
               <w:t xml:space="preserve">Standard GCC Moderate encryption</w:t>
@@ -6331,6 +6683,7 @@
           <w:p>
             <w:pPr>
               <w:pStyle w:val="Compact"/>
+              <w:jc w:val="left"/>
             </w:pPr>
             <w:r>
               <w:t xml:space="preserve">Standard role-based</w:t>
@@ -6342,6 +6695,7 @@
           <w:p>
             <w:pPr>
               <w:pStyle w:val="Compact"/>
+              <w:jc w:val="left"/>
             </w:pPr>
             <w:r>
               <w:t xml:space="preserve">Standard audit log</w:t>
@@ -6355,6 +6709,7 @@
           <w:p>
             <w:pPr>
               <w:pStyle w:val="Compact"/>
+              <w:jc w:val="left"/>
             </w:pPr>
             <w:r>
               <w:t xml:space="preserve">Financial account numbers</w:t>
@@ -6366,6 +6721,7 @@
           <w:p>
             <w:pPr>
               <w:pStyle w:val="Compact"/>
+              <w:jc w:val="left"/>
             </w:pPr>
             <w:r>
               <w:rPr>
@@ -6380,6 +6736,7 @@
           <w:p>
             <w:pPr>
               <w:pStyle w:val="Compact"/>
+              <w:jc w:val="left"/>
             </w:pPr>
             <w:r>
               <w:t xml:space="preserve">AES-256 at rest; CMK-managed; never logged in plain text</w:t>
@@ -6391,6 +6748,7 @@
           <w:p>
             <w:pPr>
               <w:pStyle w:val="Compact"/>
+              <w:jc w:val="left"/>
             </w:pPr>
             <w:r>
               <w:t xml:space="preserve">Payment processing roles only; dual-approval for changes</w:t>
@@ -6402,6 +6760,7 @@
           <w:p>
             <w:pPr>
               <w:pStyle w:val="Compact"/>
+              <w:jc w:val="left"/>
             </w:pPr>
             <w:r>
               <w:t xml:space="preserve">All access logged; anomaly alert threshold: [N] accesses per day</w:t>
@@ -6415,6 +6774,7 @@
           <w:p>
             <w:pPr>
               <w:pStyle w:val="Compact"/>
+              <w:jc w:val="left"/>
             </w:pPr>
             <w:r>
               <w:t xml:space="preserve">Medical / PHI records</w:t>
@@ -6426,6 +6786,7 @@
           <w:p>
             <w:pPr>
               <w:pStyle w:val="Compact"/>
+              <w:jc w:val="left"/>
             </w:pPr>
             <w:r>
               <w:rPr>
@@ -6440,6 +6801,7 @@
           <w:p>
             <w:pPr>
               <w:pStyle w:val="Compact"/>
+              <w:jc w:val="left"/>
             </w:pPr>
             <w:r>
               <w:t xml:space="preserve">AES-256 at rest; CMK-managed; column-level encryption for PHI fields</w:t>
@@ -6451,6 +6813,7 @@
           <w:p>
             <w:pPr>
               <w:pStyle w:val="Compact"/>
+              <w:jc w:val="left"/>
             </w:pPr>
             <w:r>
               <w:t xml:space="preserve">Medical review roles only; adjudicators scoped to assigned cases</w:t>
@@ -6462,6 +6825,7 @@
           <w:p>
             <w:pPr>
               <w:pStyle w:val="Compact"/>
+              <w:jc w:val="left"/>
             </w:pPr>
             <w:r>
               <w:t xml:space="preserve">All PHI access logged; HIPAA-compliant audit trail; 6-year retention</w:t>
@@ -6475,6 +6839,7 @@
           <w:p>
             <w:pPr>
               <w:pStyle w:val="Compact"/>
+              <w:jc w:val="left"/>
             </w:pPr>
             <w:r>
               <w:t xml:space="preserve">Biometric data</w:t>
@@ -6486,6 +6851,7 @@
           <w:p>
             <w:pPr>
               <w:pStyle w:val="Compact"/>
+              <w:jc w:val="left"/>
             </w:pPr>
             <w:r>
               <w:rPr>
@@ -6500,6 +6866,7 @@
           <w:p>
             <w:pPr>
               <w:pStyle w:val="Compact"/>
+              <w:jc w:val="left"/>
             </w:pPr>
             <w:r>
               <w:t xml:space="preserve">AES-256 at rest; at-rest encryption separate from application encryption</w:t>
@@ -6511,6 +6878,7 @@
           <w:p>
             <w:pPr>
               <w:pStyle w:val="Compact"/>
+              <w:jc w:val="left"/>
             </w:pPr>
             <w:r>
               <w:t xml:space="preserve">Biometric system service account only; no human read access to raw data</w:t>
@@ -6522,6 +6890,7 @@
           <w:p>
             <w:pPr>
               <w:pStyle w:val="Compact"/>
+              <w:jc w:val="left"/>
             </w:pPr>
             <w:r>
               <w:t xml:space="preserve">All access logged; alert on any human read of raw biometric</w:t>
@@ -6535,6 +6904,7 @@
           <w:p>
             <w:pPr>
               <w:pStyle w:val="Compact"/>
+              <w:jc w:val="left"/>
             </w:pPr>
             <w:r>
               <w:t xml:space="preserve">Geolocation (if collected)</w:t>
@@ -6546,6 +6916,7 @@
           <w:p>
             <w:pPr>
               <w:pStyle w:val="Compact"/>
+              <w:jc w:val="left"/>
             </w:pPr>
             <w:r>
               <w:rPr>
@@ -6560,6 +6931,7 @@
           <w:p>
             <w:pPr>
               <w:pStyle w:val="Compact"/>
+              <w:jc w:val="left"/>
             </w:pPr>
             <w:r>
               <w:t xml:space="preserve">Standard GCC Moderate</w:t>
@@ -6571,6 +6943,7 @@
           <w:p>
             <w:pPr>
               <w:pStyle w:val="Compact"/>
+              <w:jc w:val="left"/>
             </w:pPr>
             <w:r>
               <w:t xml:space="preserve">Limited to fraud analytics roles</w:t>
@@ -6582,6 +6955,7 @@
           <w:p>
             <w:pPr>
               <w:pStyle w:val="Compact"/>
+              <w:jc w:val="left"/>
             </w:pPr>
             <w:r>
               <w:t xml:space="preserve">All reads logged</w:t>
@@ -6595,6 +6969,7 @@
           <w:p>
             <w:pPr>
               <w:pStyle w:val="Compact"/>
+              <w:jc w:val="left"/>
             </w:pPr>
             <w:r>
               <w:t xml:space="preserve">Citizenship / immigration status</w:t>
@@ -6606,6 +6981,7 @@
           <w:p>
             <w:pPr>
               <w:pStyle w:val="Compact"/>
+              <w:jc w:val="left"/>
             </w:pPr>
             <w:r>
               <w:rPr>
@@ -6620,6 +6996,7 @@
           <w:p>
             <w:pPr>
               <w:pStyle w:val="Compact"/>
+              <w:jc w:val="left"/>
             </w:pPr>
             <w:r>
               <w:t xml:space="preserve">AES-256 at rest; CMK-managed</w:t>
@@ -6631,6 +7008,7 @@
           <w:p>
             <w:pPr>
               <w:pStyle w:val="Compact"/>
+              <w:jc w:val="left"/>
             </w:pPr>
             <w:r>
               <w:t xml:space="preserve">Need-to-know; no bulk export; legal review for sharing</w:t>
@@ -6642,6 +7020,7 @@
           <w:p>
             <w:pPr>
               <w:pStyle w:val="Compact"/>
+              <w:jc w:val="left"/>
             </w:pPr>
             <w:r>
               <w:t xml:space="preserve">All access logged; alert on bulk export</w:t>
@@ -6650,14 +7029,14 @@
         </w:tc>
       </w:tr>
     </w:tbl>
-    <w:bookmarkEnd w:id="44"/>
-    <w:bookmarkStart w:id="45" w:name="phi-subset-hipaa-applicability"/>
+    <w:bookmarkEnd w:id="53"/>
+    <w:bookmarkStart w:id="54" w:name="phi-subset-hipaa-applicability"/>
     <w:p>
       <w:pPr>
         <w:pStyle w:val="Heading2"/>
       </w:pPr>
       <w:r>
-        <w:t xml:space="preserve">7.4 PHI Subset — HIPAA Applicability</w:t>
+        <w:t xml:space="preserve">PHI Subset — HIPAA Applicability</w:t>
       </w:r>
     </w:p>
     <w:p>
@@ -6692,8 +7071,8 @@
       </w:pPr>
       <w:r>
         <w:rPr>
+          <w:bCs/>
           <w:b/>
-          <w:bCs/>
         </w:rPr>
         <w:t xml:space="preserve">HIPAA Applicability Determination:</w:t>
       </w:r>
@@ -6736,14 +7115,14 @@
         <w:t xml:space="preserve">the GCC Moderate agreement.</w:t>
       </w:r>
     </w:p>
-    <w:bookmarkEnd w:id="45"/>
-    <w:bookmarkStart w:id="46" w:name="ssn-handling-omb-m-17-12-requirements"/>
+    <w:bookmarkEnd w:id="54"/>
+    <w:bookmarkStart w:id="55" w:name="ssn-handling-omb-m-17-12-requirements"/>
     <w:p>
       <w:pPr>
         <w:pStyle w:val="Heading2"/>
       </w:pPr>
       <w:r>
-        <w:t xml:space="preserve">7.5 SSN Handling — OMB M-17-12 Requirements</w:t>
+        <w:t xml:space="preserve">SSN Handling — OMB M-17-12 Requirements</w:t>
       </w:r>
     </w:p>
     <w:p>
@@ -6756,16 +7135,16 @@
     </w:p>
     <w:p>
       <w:pPr>
-        <w:pStyle w:val="Compact"/>
         <w:numPr>
           <w:ilvl w:val="0"/>
-          <w:numId w:val="1015"/>
+          <w:numId w:val="1009"/>
         </w:numPr>
+        <w:pStyle w:val="Compact"/>
       </w:pPr>
       <w:r>
         <w:rPr>
+          <w:bCs/>
           <w:b/>
-          <w:bCs/>
         </w:rPr>
         <w:t xml:space="preserve">SSN as Identifier:</w:t>
       </w:r>
@@ -6784,16 +7163,16 @@
     </w:p>
     <w:p>
       <w:pPr>
-        <w:pStyle w:val="Compact"/>
         <w:numPr>
           <w:ilvl w:val="0"/>
-          <w:numId w:val="1015"/>
+          <w:numId w:val="1009"/>
         </w:numPr>
+        <w:pStyle w:val="Compact"/>
       </w:pPr>
       <w:r>
         <w:rPr>
+          <w:bCs/>
           <w:b/>
-          <w:bCs/>
         </w:rPr>
         <w:t xml:space="preserve">Truncation Policy:</w:t>
       </w:r>
@@ -6812,16 +7191,16 @@
     </w:p>
     <w:p>
       <w:pPr>
-        <w:pStyle w:val="Compact"/>
         <w:numPr>
           <w:ilvl w:val="0"/>
-          <w:numId w:val="1015"/>
+          <w:numId w:val="1009"/>
         </w:numPr>
+        <w:pStyle w:val="Compact"/>
       </w:pPr>
       <w:r>
         <w:rPr>
+          <w:bCs/>
           <w:b/>
-          <w:bCs/>
         </w:rPr>
         <w:t xml:space="preserve">Collection Minimization:</w:t>
       </w:r>
@@ -6846,16 +7225,16 @@
     </w:p>
     <w:p>
       <w:pPr>
-        <w:pStyle w:val="Compact"/>
         <w:numPr>
           <w:ilvl w:val="0"/>
-          <w:numId w:val="1015"/>
+          <w:numId w:val="1009"/>
         </w:numPr>
+        <w:pStyle w:val="Compact"/>
       </w:pPr>
       <w:r>
         <w:rPr>
+          <w:bCs/>
           <w:b/>
-          <w:bCs/>
         </w:rPr>
         <w:t xml:space="preserve">Breach Response:</w:t>
       </w:r>
@@ -6884,8 +7263,8 @@
       </w:pPr>
       <w:r>
         <w:rPr>
+          <w:bCs/>
           <w:b/>
-          <w:bCs/>
         </w:rPr>
         <w:t xml:space="preserve">SSN Masking Policy for [SYSTEM NAME]:</w:t>
       </w:r>
@@ -6908,8 +7287,8 @@
       <w:tblPr>
         <w:tblStyle w:val="Table"/>
         <w:tblW w:type="pct" w:w="5000"/>
-        <w:tblLayout w:type="fixed"/>
         <w:tblLook w:firstRow="1" w:lastRow="0" w:firstColumn="0" w:lastColumn="0" w:noHBand="0" w:noVBand="0" w:val="0020"/>
+        <w:jc w:val="start"/>
       </w:tblPr>
       <w:tblGrid>
         <w:gridCol w:w="2040"/>
@@ -6919,13 +7298,14 @@
       </w:tblGrid>
       <w:tr>
         <w:trPr>
-          <w:tblHeader w:val="on"/>
+          <w:tblHeader w:val="true"/>
         </w:trPr>
         <w:tc>
           <w:tcPr/>
           <w:p>
             <w:pPr>
               <w:pStyle w:val="Compact"/>
+              <w:jc w:val="left"/>
             </w:pPr>
             <w:r>
               <w:t xml:space="preserve">Display Location</w:t>
@@ -6937,6 +7317,7 @@
           <w:p>
             <w:pPr>
               <w:pStyle w:val="Compact"/>
+              <w:jc w:val="left"/>
             </w:pPr>
             <w:r>
               <w:t xml:space="preserve">Format Used</w:t>
@@ -6948,6 +7329,7 @@
           <w:p>
             <w:pPr>
               <w:pStyle w:val="Compact"/>
+              <w:jc w:val="left"/>
             </w:pPr>
             <w:r>
               <w:t xml:space="preserve">Full SSN Accessible?</w:t>
@@ -6959,6 +7341,7 @@
           <w:p>
             <w:pPr>
               <w:pStyle w:val="Compact"/>
+              <w:jc w:val="left"/>
             </w:pPr>
             <w:r>
               <w:t xml:space="preserve">Justification</w:t>
@@ -6972,6 +7355,7 @@
           <w:p>
             <w:pPr>
               <w:pStyle w:val="Compact"/>
+              <w:jc w:val="left"/>
             </w:pPr>
             <w:r>
               <w:t xml:space="preserve">Citizen portal account page</w:t>
@@ -6983,6 +7367,7 @@
           <w:p>
             <w:pPr>
               <w:pStyle w:val="Compact"/>
+              <w:jc w:val="left"/>
             </w:pPr>
             <w:r>
               <w:t xml:space="preserve">Last 4 digits only</w:t>
@@ -6994,6 +7379,7 @@
           <w:p>
             <w:pPr>
               <w:pStyle w:val="Compact"/>
+              <w:jc w:val="left"/>
             </w:pPr>
             <w:r>
               <w:t xml:space="preserve">No</w:t>
@@ -7005,6 +7391,7 @@
           <w:p>
             <w:pPr>
               <w:pStyle w:val="Compact"/>
+              <w:jc w:val="left"/>
             </w:pPr>
             <w:r>
               <w:t xml:space="preserve">Identity confirmation only</w:t>
@@ -7018,6 +7405,7 @@
           <w:p>
             <w:pPr>
               <w:pStyle w:val="Compact"/>
+              <w:jc w:val="left"/>
             </w:pPr>
             <w:r>
               <w:t xml:space="preserve">Case worker UI — case header</w:t>
@@ -7029,6 +7417,7 @@
           <w:p>
             <w:pPr>
               <w:pStyle w:val="Compact"/>
+              <w:jc w:val="left"/>
             </w:pPr>
             <w:r>
               <w:t xml:space="preserve">Last 4 digits only</w:t>
@@ -7040,6 +7429,7 @@
           <w:p>
             <w:pPr>
               <w:pStyle w:val="Compact"/>
+              <w:jc w:val="left"/>
             </w:pPr>
             <w:r>
               <w:t xml:space="preserve">No</w:t>
@@ -7051,6 +7441,7 @@
           <w:p>
             <w:pPr>
               <w:pStyle w:val="Compact"/>
+              <w:jc w:val="left"/>
             </w:pPr>
             <w:r>
               <w:t xml:space="preserve">Case association only</w:t>
@@ -7064,6 +7455,7 @@
           <w:p>
             <w:pPr>
               <w:pStyle w:val="Compact"/>
+              <w:jc w:val="left"/>
             </w:pPr>
             <w:r>
               <w:t xml:space="preserve">Case worker UI — identity verification screen</w:t>
@@ -7075,6 +7467,7 @@
           <w:p>
             <w:pPr>
               <w:pStyle w:val="Compact"/>
+              <w:jc w:val="left"/>
             </w:pPr>
             <w:r>
               <w:t xml:space="preserve">Full SSN</w:t>
@@ -7086,6 +7479,7 @@
           <w:p>
             <w:pPr>
               <w:pStyle w:val="Compact"/>
+              <w:jc w:val="left"/>
             </w:pPr>
             <w:r>
               <w:t xml:space="preserve">Yes — role required</w:t>
@@ -7097,6 +7491,7 @@
           <w:p>
             <w:pPr>
               <w:pStyle w:val="Compact"/>
+              <w:jc w:val="left"/>
             </w:pPr>
             <w:r>
               <w:t xml:space="preserve">Statutory identity match requirement</w:t>
@@ -7110,6 +7505,7 @@
           <w:p>
             <w:pPr>
               <w:pStyle w:val="Compact"/>
+              <w:jc w:val="left"/>
             </w:pPr>
             <w:r>
               <w:t xml:space="preserve">API response (external)</w:t>
@@ -7121,6 +7517,7 @@
           <w:p>
             <w:pPr>
               <w:pStyle w:val="Compact"/>
+              <w:jc w:val="left"/>
             </w:pPr>
             <w:r>
               <w:t xml:space="preserve">Never included</w:t>
@@ -7132,6 +7529,7 @@
           <w:p>
             <w:pPr>
               <w:pStyle w:val="Compact"/>
+              <w:jc w:val="left"/>
             </w:pPr>
             <w:r>
               <w:t xml:space="preserve">N/A</w:t>
@@ -7143,6 +7541,7 @@
           <w:p>
             <w:pPr>
               <w:pStyle w:val="Compact"/>
+              <w:jc w:val="left"/>
             </w:pPr>
             <w:r>
               <w:t xml:space="preserve">Excluded from all API schemas</w:t>
@@ -7151,14 +7550,14 @@
         </w:tc>
       </w:tr>
     </w:tbl>
-    <w:bookmarkEnd w:id="46"/>
-    <w:bookmarkStart w:id="47" w:name="X10bded3312b5d585e9f5ca8ea25b7ead3a4079b"/>
+    <w:bookmarkEnd w:id="55"/>
+    <w:bookmarkStart w:id="56" w:name="X10bded3312b5d585e9f5ca8ea25b7ead3a4079b"/>
     <w:p>
       <w:pPr>
         <w:pStyle w:val="Heading2"/>
       </w:pPr>
       <w:r>
-        <w:t xml:space="preserve">7.6 Purview Auto-Labeling for Special Categories</w:t>
+        <w:t xml:space="preserve">Purview Auto-Labeling for Special Categories</w:t>
       </w:r>
     </w:p>
     <w:p>
@@ -7179,8 +7578,8 @@
       <w:tblPr>
         <w:tblStyle w:val="Table"/>
         <w:tblW w:type="pct" w:w="5000"/>
-        <w:tblLayout w:type="fixed"/>
         <w:tblLook w:firstRow="1" w:lastRow="0" w:firstColumn="0" w:lastColumn="0" w:noHBand="0" w:noVBand="0" w:val="0020"/>
+        <w:jc w:val="start"/>
       </w:tblPr>
       <w:tblGrid>
         <w:gridCol w:w="1923"/>
@@ -7190,13 +7589,14 @@
       </w:tblGrid>
       <w:tr>
         <w:trPr>
-          <w:tblHeader w:val="on"/>
+          <w:tblHeader w:val="true"/>
         </w:trPr>
         <w:tc>
           <w:tcPr/>
           <w:p>
             <w:pPr>
               <w:pStyle w:val="Compact"/>
+              <w:jc w:val="left"/>
             </w:pPr>
             <w:r>
               <w:t xml:space="preserve">Special Category</w:t>
@@ -7208,6 +7608,7 @@
           <w:p>
             <w:pPr>
               <w:pStyle w:val="Compact"/>
+              <w:jc w:val="left"/>
             </w:pPr>
             <w:r>
               <w:t xml:space="preserve">Purview Classifier</w:t>
@@ -7219,6 +7620,7 @@
           <w:p>
             <w:pPr>
               <w:pStyle w:val="Compact"/>
+              <w:jc w:val="left"/>
             </w:pPr>
             <w:r>
               <w:t xml:space="preserve">Auto-Label Applied</w:t>
@@ -7230,6 +7632,7 @@
           <w:p>
             <w:pPr>
               <w:pStyle w:val="Compact"/>
+              <w:jc w:val="left"/>
             </w:pPr>
             <w:r>
               <w:t xml:space="preserve">Policy Action</w:t>
@@ -7243,6 +7646,7 @@
           <w:p>
             <w:pPr>
               <w:pStyle w:val="Compact"/>
+              <w:jc w:val="left"/>
             </w:pPr>
             <w:r>
               <w:t xml:space="preserve">SSN pattern</w:t>
@@ -7254,6 +7658,7 @@
           <w:p>
             <w:pPr>
               <w:pStyle w:val="Compact"/>
+              <w:jc w:val="left"/>
             </w:pPr>
             <w:r>
               <w:t xml:space="preserve">Built-in: U.S. SSN</w:t>
@@ -7265,6 +7670,7 @@
           <w:p>
             <w:pPr>
               <w:pStyle w:val="Compact"/>
+              <w:jc w:val="left"/>
             </w:pPr>
             <w:r>
               <w:rPr>
@@ -7279,6 +7685,7 @@
           <w:p>
             <w:pPr>
               <w:pStyle w:val="Compact"/>
+              <w:jc w:val="left"/>
             </w:pPr>
             <w:r>
               <w:t xml:space="preserve">Block external sharing; require justification for download</w:t>
@@ -7292,6 +7699,7 @@
           <w:p>
             <w:pPr>
               <w:pStyle w:val="Compact"/>
+              <w:jc w:val="left"/>
             </w:pPr>
             <w:r>
               <w:t xml:space="preserve">Credit/debit card numbers</w:t>
@@ -7303,6 +7711,7 @@
           <w:p>
             <w:pPr>
               <w:pStyle w:val="Compact"/>
+              <w:jc w:val="left"/>
             </w:pPr>
             <w:r>
               <w:t xml:space="preserve">Built-in: Credit Card Number</w:t>
@@ -7314,6 +7723,7 @@
           <w:p>
             <w:pPr>
               <w:pStyle w:val="Compact"/>
+              <w:jc w:val="left"/>
             </w:pPr>
             <w:r>
               <w:rPr>
@@ -7328,6 +7738,7 @@
           <w:p>
             <w:pPr>
               <w:pStyle w:val="Compact"/>
+              <w:jc w:val="left"/>
             </w:pPr>
             <w:r>
               <w:t xml:space="preserve">Block external sharing; DLP alert</w:t>
@@ -7341,6 +7752,7 @@
           <w:p>
             <w:pPr>
               <w:pStyle w:val="Compact"/>
+              <w:jc w:val="left"/>
             </w:pPr>
             <w:r>
               <w:t xml:space="preserve">Medical terms + patient context</w:t>
@@ -7352,6 +7764,7 @@
           <w:p>
             <w:pPr>
               <w:pStyle w:val="Compact"/>
+              <w:jc w:val="left"/>
             </w:pPr>
             <w:r>
               <w:t xml:space="preserve">Trainable classifier: PHI</w:t>
@@ -7363,6 +7776,7 @@
           <w:p>
             <w:pPr>
               <w:pStyle w:val="Compact"/>
+              <w:jc w:val="left"/>
             </w:pPr>
             <w:r>
               <w:rPr>
@@ -7377,6 +7791,7 @@
           <w:p>
             <w:pPr>
               <w:pStyle w:val="Compact"/>
+              <w:jc w:val="left"/>
             </w:pPr>
             <w:r>
               <w:t xml:space="preserve">Block external sharing; require HIPAA workflow</w:t>
@@ -7390,6 +7805,7 @@
           <w:p>
             <w:pPr>
               <w:pStyle w:val="Compact"/>
+              <w:jc w:val="left"/>
             </w:pPr>
             <w:r>
               <w:t xml:space="preserve">Passport / visa numbers</w:t>
@@ -7401,6 +7817,7 @@
           <w:p>
             <w:pPr>
               <w:pStyle w:val="Compact"/>
+              <w:jc w:val="left"/>
             </w:pPr>
             <w:r>
               <w:t xml:space="preserve">Built-in: U.S. Passport</w:t>
@@ -7412,6 +7829,7 @@
           <w:p>
             <w:pPr>
               <w:pStyle w:val="Compact"/>
+              <w:jc w:val="left"/>
             </w:pPr>
             <w:r>
               <w:rPr>
@@ -7426,6 +7844,7 @@
           <w:p>
             <w:pPr>
               <w:pStyle w:val="Compact"/>
+              <w:jc w:val="left"/>
             </w:pPr>
             <w:r>
               <w:t xml:space="preserve">Block external sharing</w:t>
@@ -7439,6 +7858,7 @@
           <w:p>
             <w:pPr>
               <w:pStyle w:val="Compact"/>
+              <w:jc w:val="left"/>
             </w:pPr>
             <w:r>
               <w:t xml:space="preserve">[CUSTOM CATEGORY]</w:t>
@@ -7450,6 +7870,7 @@
           <w:p>
             <w:pPr>
               <w:pStyle w:val="Compact"/>
+              <w:jc w:val="left"/>
             </w:pPr>
             <w:r>
               <w:t xml:space="preserve">[CLASSIFIER]</w:t>
@@ -7461,6 +7882,7 @@
           <w:p>
             <w:pPr>
               <w:pStyle w:val="Compact"/>
+              <w:jc w:val="left"/>
             </w:pPr>
             <w:r>
               <w:t xml:space="preserve">[LABEL]</w:t>
@@ -7472,6 +7894,7 @@
           <w:p>
             <w:pPr>
               <w:pStyle w:val="Compact"/>
+              <w:jc w:val="left"/>
             </w:pPr>
             <w:r>
               <w:t xml:space="preserve">[ACTION]</w:t>
@@ -7487,24 +7910,24 @@
         </w:pict>
       </w:r>
     </w:p>
-    <w:bookmarkEnd w:id="47"/>
-    <w:bookmarkEnd w:id="48"/>
-    <w:bookmarkStart w:id="53" w:name="pii-data-flow-map-template"/>
+    <w:bookmarkEnd w:id="56"/>
+    <w:bookmarkEnd w:id="57"/>
+    <w:bookmarkStart w:id="62" w:name="pii-data-flow-map-template"/>
     <w:p>
       <w:pPr>
         <w:pStyle w:val="Heading1"/>
       </w:pPr>
       <w:r>
-        <w:t xml:space="preserve">8. PII Data Flow Map Template</w:t>
-      </w:r>
-    </w:p>
-    <w:bookmarkStart w:id="49" w:name="template-purpose"/>
+        <w:t xml:space="preserve">PII Data Flow Map Template</w:t>
+      </w:r>
+    </w:p>
+    <w:bookmarkStart w:id="58" w:name="template-purpose"/>
     <w:p>
       <w:pPr>
         <w:pStyle w:val="Heading2"/>
       </w:pPr>
       <w:r>
-        <w:t xml:space="preserve">8.1 Template Purpose</w:t>
+        <w:t xml:space="preserve">Template Purpose</w:t>
       </w:r>
     </w:p>
     <w:p>
@@ -7519,8 +7942,8 @@
       </w:r>
       <w:r>
         <w:rPr>
+          <w:iCs/>
           <w:i/>
-          <w:iCs/>
         </w:rPr>
         <w:t xml:space="preserve">know where its PII is</w:t>
       </w:r>
@@ -7552,14 +7975,14 @@
         <w:t xml:space="preserve">data flows; this template captures the authoritative human-reviewed record.</w:t>
       </w:r>
     </w:p>
-    <w:bookmarkEnd w:id="49"/>
-    <w:bookmarkStart w:id="50" w:name="pii-data-flow-registry"/>
+    <w:bookmarkEnd w:id="58"/>
+    <w:bookmarkStart w:id="59" w:name="pii-data-flow-registry"/>
     <w:p>
       <w:pPr>
         <w:pStyle w:val="Heading2"/>
       </w:pPr>
       <w:r>
-        <w:t xml:space="preserve">8.2 PII Data Flow Registry</w:t>
+        <w:t xml:space="preserve">PII Data Flow Registry</w:t>
       </w:r>
     </w:p>
     <w:p>
@@ -7586,8 +8009,8 @@
       <w:tblPr>
         <w:tblStyle w:val="Table"/>
         <w:tblW w:type="pct" w:w="5000"/>
-        <w:tblLayout w:type="fixed"/>
         <w:tblLook w:firstRow="1" w:lastRow="0" w:firstColumn="0" w:lastColumn="0" w:noHBand="0" w:noVBand="0" w:val="0020"/>
+        <w:jc w:val="start"/>
       </w:tblPr>
       <w:tblGrid>
         <w:gridCol w:w="442"/>
@@ -7603,13 +8026,14 @@
       </w:tblGrid>
       <w:tr>
         <w:trPr>
-          <w:tblHeader w:val="on"/>
+          <w:tblHeader w:val="true"/>
         </w:trPr>
         <w:tc>
           <w:tcPr/>
           <w:p>
             <w:pPr>
               <w:pStyle w:val="Compact"/>
+              <w:jc w:val="left"/>
             </w:pPr>
             <w:r>
               <w:t xml:space="preserve">Flow ID</w:t>
@@ -7621,6 +8045,7 @@
           <w:p>
             <w:pPr>
               <w:pStyle w:val="Compact"/>
+              <w:jc w:val="left"/>
             </w:pPr>
             <w:r>
               <w:t xml:space="preserve">Source System</w:t>
@@ -7632,6 +8057,7 @@
           <w:p>
             <w:pPr>
               <w:pStyle w:val="Compact"/>
+              <w:jc w:val="left"/>
             </w:pPr>
             <w:r>
               <w:t xml:space="preserve">PII Categories</w:t>
@@ -7643,6 +8069,7 @@
           <w:p>
             <w:pPr>
               <w:pStyle w:val="Compact"/>
+              <w:jc w:val="left"/>
             </w:pPr>
             <w:r>
               <w:t xml:space="preserve">Processing Purpose</w:t>
@@ -7654,6 +8081,7 @@
           <w:p>
             <w:pPr>
               <w:pStyle w:val="Compact"/>
+              <w:jc w:val="left"/>
             </w:pPr>
             <w:r>
               <w:t xml:space="preserve">Destination</w:t>
@@ -7665,6 +8093,7 @@
           <w:p>
             <w:pPr>
               <w:pStyle w:val="Compact"/>
+              <w:jc w:val="left"/>
             </w:pPr>
             <w:r>
               <w:t xml:space="preserve">Cross-Boundary?</w:t>
@@ -7676,6 +8105,7 @@
           <w:p>
             <w:pPr>
               <w:pStyle w:val="Compact"/>
+              <w:jc w:val="left"/>
             </w:pPr>
             <w:r>
               <w:t xml:space="preserve">Encryption In Transit</w:t>
@@ -7687,6 +8117,7 @@
           <w:p>
             <w:pPr>
               <w:pStyle w:val="Compact"/>
+              <w:jc w:val="left"/>
             </w:pPr>
             <w:r>
               <w:t xml:space="preserve">Encryption At Rest</w:t>
@@ -7698,6 +8129,7 @@
           <w:p>
             <w:pPr>
               <w:pStyle w:val="Compact"/>
+              <w:jc w:val="left"/>
             </w:pPr>
             <w:r>
               <w:t xml:space="preserve">Retention Period</w:t>
@@ -7709,6 +8141,7 @@
           <w:p>
             <w:pPr>
               <w:pStyle w:val="Compact"/>
+              <w:jc w:val="left"/>
             </w:pPr>
             <w:r>
               <w:t xml:space="preserve">Disposal Method</w:t>
@@ -7722,6 +8155,7 @@
           <w:p>
             <w:pPr>
               <w:pStyle w:val="Compact"/>
+              <w:jc w:val="left"/>
             </w:pPr>
             <w:r>
               <w:t xml:space="preserve">DFL-001</w:t>
@@ -7733,6 +8167,7 @@
           <w:p>
             <w:pPr>
               <w:pStyle w:val="Compact"/>
+              <w:jc w:val="left"/>
             </w:pPr>
             <w:r>
               <w:t xml:space="preserve">Citizen portal (intake form)</w:t>
@@ -7744,6 +8179,7 @@
           <w:p>
             <w:pPr>
               <w:pStyle w:val="Compact"/>
+              <w:jc w:val="left"/>
             </w:pPr>
             <w:r>
               <w:t xml:space="preserve">Name, DOB, SSN, address, contact info</w:t>
@@ -7755,6 +8191,7 @@
           <w:p>
             <w:pPr>
               <w:pStyle w:val="Compact"/>
+              <w:jc w:val="left"/>
             </w:pPr>
             <w:r>
               <w:t xml:space="preserve">Benefit application intake</w:t>
@@ -7766,6 +8203,7 @@
           <w:p>
             <w:pPr>
               <w:pStyle w:val="Compact"/>
+              <w:jc w:val="left"/>
             </w:pPr>
             <w:r>
               <w:t xml:space="preserve">SSA case management system</w:t>
@@ -7777,6 +8215,7 @@
           <w:p>
             <w:pPr>
               <w:pStyle w:val="Compact"/>
+              <w:jc w:val="left"/>
             </w:pPr>
             <w:r>
               <w:t xml:space="preserve">No (internal)</w:t>
@@ -7788,6 +8227,7 @@
           <w:p>
             <w:pPr>
               <w:pStyle w:val="Compact"/>
+              <w:jc w:val="left"/>
             </w:pPr>
             <w:r>
               <w:t xml:space="preserve">TLS 1.3</w:t>
@@ -7799,6 +8239,7 @@
           <w:p>
             <w:pPr>
               <w:pStyle w:val="Compact"/>
+              <w:jc w:val="left"/>
             </w:pPr>
             <w:r>
               <w:t xml:space="preserve">AES-256 CMK</w:t>
@@ -7810,6 +8251,7 @@
           <w:p>
             <w:pPr>
               <w:pStyle w:val="Compact"/>
+              <w:jc w:val="left"/>
             </w:pPr>
             <w:r>
               <w:t xml:space="preserve">[N years]</w:t>
@@ -7821,6 +8263,7 @@
           <w:p>
             <w:pPr>
               <w:pStyle w:val="Compact"/>
+              <w:jc w:val="left"/>
             </w:pPr>
             <w:r>
               <w:t xml:space="preserve">NIST 800-88 purge</w:t>
@@ -7834,6 +8277,7 @@
           <w:p>
             <w:pPr>
               <w:pStyle w:val="Compact"/>
+              <w:jc w:val="left"/>
             </w:pPr>
             <w:r>
               <w:t xml:space="preserve">DFL-002</w:t>
@@ -7845,6 +8289,7 @@
           <w:p>
             <w:pPr>
               <w:pStyle w:val="Compact"/>
+              <w:jc w:val="left"/>
             </w:pPr>
             <w:r>
               <w:t xml:space="preserve">SSA case management</w:t>
@@ -7856,6 +8301,7 @@
           <w:p>
             <w:pPr>
               <w:pStyle w:val="Compact"/>
+              <w:jc w:val="left"/>
             </w:pPr>
             <w:r>
               <w:t xml:space="preserve">SSN, medical records, benefit amounts</w:t>
@@ -7867,6 +8313,7 @@
           <w:p>
             <w:pPr>
               <w:pStyle w:val="Compact"/>
+              <w:jc w:val="left"/>
             </w:pPr>
             <w:r>
               <w:t xml:space="preserve">Disability determination</w:t>
@@ -7878,6 +8325,7 @@
           <w:p>
             <w:pPr>
               <w:pStyle w:val="Compact"/>
+              <w:jc w:val="left"/>
             </w:pPr>
             <w:r>
               <w:t xml:space="preserve">[CASE ADJUDICATION SYSTEM]</w:t>
@@ -7889,6 +8337,7 @@
           <w:p>
             <w:pPr>
               <w:pStyle w:val="Compact"/>
+              <w:jc w:val="left"/>
             </w:pPr>
             <w:r>
               <w:t xml:space="preserve">No (internal)</w:t>
@@ -7900,6 +8349,7 @@
           <w:p>
             <w:pPr>
               <w:pStyle w:val="Compact"/>
+              <w:jc w:val="left"/>
             </w:pPr>
             <w:r>
               <w:t xml:space="preserve">TLS 1.3</w:t>
@@ -7911,6 +8361,7 @@
           <w:p>
             <w:pPr>
               <w:pStyle w:val="Compact"/>
+              <w:jc w:val="left"/>
             </w:pPr>
             <w:r>
               <w:t xml:space="preserve">AES-256 CMK</w:t>
@@ -7922,6 +8373,7 @@
           <w:p>
             <w:pPr>
               <w:pStyle w:val="Compact"/>
+              <w:jc w:val="left"/>
             </w:pPr>
             <w:r>
               <w:t xml:space="preserve">5 years post-determination</w:t>
@@ -7933,6 +8385,7 @@
           <w:p>
             <w:pPr>
               <w:pStyle w:val="Compact"/>
+              <w:jc w:val="left"/>
             </w:pPr>
             <w:r>
               <w:t xml:space="preserve">Secure destruction + purge</w:t>
@@ -7946,6 +8399,7 @@
           <w:p>
             <w:pPr>
               <w:pStyle w:val="Compact"/>
+              <w:jc w:val="left"/>
             </w:pPr>
             <w:r>
               <w:t xml:space="preserve">DFL-003</w:t>
@@ -7957,6 +8411,7 @@
           <w:p>
             <w:pPr>
               <w:pStyle w:val="Compact"/>
+              <w:jc w:val="left"/>
             </w:pPr>
             <w:r>
               <w:t xml:space="preserve">Contact center (Amazon Connect)</w:t>
@@ -7968,6 +8423,7 @@
           <w:p>
             <w:pPr>
               <w:pStyle w:val="Compact"/>
+              <w:jc w:val="left"/>
             </w:pPr>
             <w:r>
               <w:t xml:space="preserve">Name, SSN (last 4), case number, call recording</w:t>
@@ -7979,6 +8435,7 @@
           <w:p>
             <w:pPr>
               <w:pStyle w:val="Compact"/>
+              <w:jc w:val="left"/>
             </w:pPr>
             <w:r>
               <w:t xml:space="preserve">Citizen service delivery</w:t>
@@ -7990,6 +8447,7 @@
           <w:p>
             <w:pPr>
               <w:pStyle w:val="Compact"/>
+              <w:jc w:val="left"/>
             </w:pPr>
             <w:r>
               <w:t xml:space="preserve">CRM ([SYSTEM NAME])</w:t>
@@ -8001,6 +8459,7 @@
           <w:p>
             <w:pPr>
               <w:pStyle w:val="Compact"/>
+              <w:jc w:val="left"/>
             </w:pPr>
             <w:r>
               <w:t xml:space="preserve">No (internal)</w:t>
@@ -8012,6 +8471,7 @@
           <w:p>
             <w:pPr>
               <w:pStyle w:val="Compact"/>
+              <w:jc w:val="left"/>
             </w:pPr>
             <w:r>
               <w:t xml:space="preserve">TLS 1.3 (Connect to CRM)</w:t>
@@ -8023,6 +8483,7 @@
           <w:p>
             <w:pPr>
               <w:pStyle w:val="Compact"/>
+              <w:jc w:val="left"/>
             </w:pPr>
             <w:r>
               <w:t xml:space="preserve">AES-256 at rest</w:t>
@@ -8034,6 +8495,7 @@
           <w:p>
             <w:pPr>
               <w:pStyle w:val="Compact"/>
+              <w:jc w:val="left"/>
             </w:pPr>
             <w:r>
               <w:t xml:space="preserve">7 years</w:t>
@@ -8045,6 +8507,7 @@
           <w:p>
             <w:pPr>
               <w:pStyle w:val="Compact"/>
+              <w:jc w:val="left"/>
             </w:pPr>
             <w:r>
               <w:t xml:space="preserve">NIST 800-88 purge</w:t>
@@ -8058,6 +8521,7 @@
           <w:p>
             <w:pPr>
               <w:pStyle w:val="Compact"/>
+              <w:jc w:val="left"/>
             </w:pPr>
             <w:r>
               <w:t xml:space="preserve">DFL-004</w:t>
@@ -8069,6 +8533,7 @@
           <w:p>
             <w:pPr>
               <w:pStyle w:val="Compact"/>
+              <w:jc w:val="left"/>
             </w:pPr>
             <w:r>
               <w:t xml:space="preserve">SSA case management</w:t>
@@ -8080,6 +8545,7 @@
           <w:p>
             <w:pPr>
               <w:pStyle w:val="Compact"/>
+              <w:jc w:val="left"/>
             </w:pPr>
             <w:r>
               <w:t xml:space="preserve">SSN, benefit amount, tax withholding</w:t>
@@ -8091,6 +8557,7 @@
           <w:p>
             <w:pPr>
               <w:pStyle w:val="Compact"/>
+              <w:jc w:val="left"/>
             </w:pPr>
             <w:r>
               <w:t xml:space="preserve">Annual tax statement (1099)</w:t>
@@ -8102,6 +8569,7 @@
           <w:p>
             <w:pPr>
               <w:pStyle w:val="Compact"/>
+              <w:jc w:val="left"/>
             </w:pPr>
             <w:r>
               <w:t xml:space="preserve">IRS (FEDS Pay or direct filing system)</w:t>
@@ -8113,6 +8581,7 @@
           <w:p>
             <w:pPr>
               <w:pStyle w:val="Compact"/>
+              <w:jc w:val="left"/>
             </w:pPr>
             <w:r>
               <w:t xml:space="preserve">Yes — external federal</w:t>
@@ -8124,6 +8593,7 @@
           <w:p>
             <w:pPr>
               <w:pStyle w:val="Compact"/>
+              <w:jc w:val="left"/>
             </w:pPr>
             <w:r>
               <w:t xml:space="preserve">TLS 1.3</w:t>
@@ -8135,6 +8605,7 @@
           <w:p>
             <w:pPr>
               <w:pStyle w:val="Compact"/>
+              <w:jc w:val="left"/>
             </w:pPr>
             <w:r>
               <w:t xml:space="preserve">AES-256 CMK</w:t>
@@ -8146,6 +8617,7 @@
           <w:p>
             <w:pPr>
               <w:pStyle w:val="Compact"/>
+              <w:jc w:val="left"/>
             </w:pPr>
             <w:r>
               <w:t xml:space="preserve">7 years</w:t>
@@ -8157,6 +8629,7 @@
           <w:p>
             <w:pPr>
               <w:pStyle w:val="Compact"/>
+              <w:jc w:val="left"/>
             </w:pPr>
             <w:r>
               <w:t xml:space="preserve">NIST 800-88 purge</w:t>
@@ -8170,6 +8643,7 @@
           <w:p>
             <w:pPr>
               <w:pStyle w:val="Compact"/>
+              <w:jc w:val="left"/>
             </w:pPr>
             <w:r>
               <w:t xml:space="preserve">DFL-005</w:t>
@@ -8181,6 +8655,7 @@
           <w:p>
             <w:pPr>
               <w:pStyle w:val="Compact"/>
+              <w:jc w:val="left"/>
             </w:pPr>
             <w:r>
               <w:t xml:space="preserve">SSA — Medicare Part B records</w:t>
@@ -8192,6 +8667,7 @@
           <w:p>
             <w:pPr>
               <w:pStyle w:val="Compact"/>
+              <w:jc w:val="left"/>
             </w:pPr>
             <w:r>
               <w:t xml:space="preserve">PHI, SSN, Medicare ID</w:t>
@@ -8203,6 +8679,7 @@
           <w:p>
             <w:pPr>
               <w:pStyle w:val="Compact"/>
+              <w:jc w:val="left"/>
             </w:pPr>
             <w:r>
               <w:t xml:space="preserve">CMS coordination</w:t>
@@ -8214,6 +8691,7 @@
           <w:p>
             <w:pPr>
               <w:pStyle w:val="Compact"/>
+              <w:jc w:val="left"/>
             </w:pPr>
             <w:r>
               <w:t xml:space="preserve">Centers for Medicare &amp; Medicaid Services</w:t>
@@ -8225,6 +8703,7 @@
           <w:p>
             <w:pPr>
               <w:pStyle w:val="Compact"/>
+              <w:jc w:val="left"/>
             </w:pPr>
             <w:r>
               <w:t xml:space="preserve">Yes — external federal</w:t>
@@ -8236,6 +8715,7 @@
           <w:p>
             <w:pPr>
               <w:pStyle w:val="Compact"/>
+              <w:jc w:val="left"/>
             </w:pPr>
             <w:r>
               <w:t xml:space="preserve">TLS 1.3 + payload encryption</w:t>
@@ -8247,6 +8727,7 @@
           <w:p>
             <w:pPr>
               <w:pStyle w:val="Compact"/>
+              <w:jc w:val="left"/>
             </w:pPr>
             <w:r>
               <w:t xml:space="preserve">AES-256 CMK</w:t>
@@ -8258,6 +8739,7 @@
           <w:p>
             <w:pPr>
               <w:pStyle w:val="Compact"/>
+              <w:jc w:val="left"/>
             </w:pPr>
             <w:r>
               <w:t xml:space="preserve">Per CMS DSA</w:t>
@@ -8269,6 +8751,7 @@
           <w:p>
             <w:pPr>
               <w:pStyle w:val="Compact"/>
+              <w:jc w:val="left"/>
             </w:pPr>
             <w:r>
               <w:t xml:space="preserve">Per CMS DSA</w:t>
@@ -8282,6 +8765,7 @@
           <w:p>
             <w:pPr>
               <w:pStyle w:val="Compact"/>
+              <w:jc w:val="left"/>
             </w:pPr>
             <w:r>
               <w:t xml:space="preserve">DFL-006</w:t>
@@ -8293,6 +8777,7 @@
           <w:p>
             <w:pPr>
               <w:pStyle w:val="Compact"/>
+              <w:jc w:val="left"/>
             </w:pPr>
             <w:r>
               <w:t xml:space="preserve">HR system</w:t>
@@ -8304,6 +8789,7 @@
           <w:p>
             <w:pPr>
               <w:pStyle w:val="Compact"/>
+              <w:jc w:val="left"/>
             </w:pPr>
             <w:r>
               <w:t xml:space="preserve">Employee PII, payroll, health benefit enrollment</w:t>
@@ -8315,6 +8801,7 @@
           <w:p>
             <w:pPr>
               <w:pStyle w:val="Compact"/>
+              <w:jc w:val="left"/>
             </w:pPr>
             <w:r>
               <w:t xml:space="preserve">Workforce administration</w:t>
@@ -8326,6 +8813,7 @@
           <w:p>
             <w:pPr>
               <w:pStyle w:val="Compact"/>
+              <w:jc w:val="left"/>
             </w:pPr>
             <w:r>
               <w:t xml:space="preserve">OPM retirement system; FEHB carriers</w:t>
@@ -8337,6 +8825,7 @@
           <w:p>
             <w:pPr>
               <w:pStyle w:val="Compact"/>
+              <w:jc w:val="left"/>
             </w:pPr>
             <w:r>
               <w:t xml:space="preserve">Yes — external federal / commercial</w:t>
@@ -8348,6 +8837,7 @@
           <w:p>
             <w:pPr>
               <w:pStyle w:val="Compact"/>
+              <w:jc w:val="left"/>
             </w:pPr>
             <w:r>
               <w:t xml:space="preserve">TLS 1.3</w:t>
@@ -8359,6 +8849,7 @@
           <w:p>
             <w:pPr>
               <w:pStyle w:val="Compact"/>
+              <w:jc w:val="left"/>
             </w:pPr>
             <w:r>
               <w:t xml:space="preserve">AES-256 CMK</w:t>
@@ -8370,6 +8861,7 @@
           <w:p>
             <w:pPr>
               <w:pStyle w:val="Compact"/>
+              <w:jc w:val="left"/>
             </w:pPr>
             <w:r>
               <w:t xml:space="preserve">Per OPM schedule</w:t>
@@ -8381,6 +8873,7 @@
           <w:p>
             <w:pPr>
               <w:pStyle w:val="Compact"/>
+              <w:jc w:val="left"/>
             </w:pPr>
             <w:r>
               <w:t xml:space="preserve">NIST 800-88 purge</w:t>
@@ -8394,6 +8887,7 @@
           <w:p>
             <w:pPr>
               <w:pStyle w:val="Compact"/>
+              <w:jc w:val="left"/>
             </w:pPr>
             <w:r>
               <w:t xml:space="preserve">[DFL-NNN]</w:t>
@@ -8405,6 +8899,7 @@
           <w:p>
             <w:pPr>
               <w:pStyle w:val="Compact"/>
+              <w:jc w:val="left"/>
             </w:pPr>
             <w:r>
               <w:t xml:space="preserve">[SOURCE]</w:t>
@@ -8416,6 +8911,7 @@
           <w:p>
             <w:pPr>
               <w:pStyle w:val="Compact"/>
+              <w:jc w:val="left"/>
             </w:pPr>
             <w:r>
               <w:t xml:space="preserve">[PII CATEGORIES]</w:t>
@@ -8427,6 +8923,7 @@
           <w:p>
             <w:pPr>
               <w:pStyle w:val="Compact"/>
+              <w:jc w:val="left"/>
             </w:pPr>
             <w:r>
               <w:t xml:space="preserve">[PURPOSE]</w:t>
@@ -8438,6 +8935,7 @@
           <w:p>
             <w:pPr>
               <w:pStyle w:val="Compact"/>
+              <w:jc w:val="left"/>
             </w:pPr>
             <w:r>
               <w:t xml:space="preserve">[DESTINATION]</w:t>
@@ -8449,6 +8947,7 @@
           <w:p>
             <w:pPr>
               <w:pStyle w:val="Compact"/>
+              <w:jc w:val="left"/>
             </w:pPr>
             <w:r>
               <w:t xml:space="preserve">[YES/NO]</w:t>
@@ -8460,6 +8959,7 @@
           <w:p>
             <w:pPr>
               <w:pStyle w:val="Compact"/>
+              <w:jc w:val="left"/>
             </w:pPr>
             <w:r>
               <w:t xml:space="preserve">[PROTOCOL]</w:t>
@@ -8471,6 +8971,7 @@
           <w:p>
             <w:pPr>
               <w:pStyle w:val="Compact"/>
+              <w:jc w:val="left"/>
             </w:pPr>
             <w:r>
               <w:t xml:space="preserve">[STANDARD]</w:t>
@@ -8482,6 +8983,7 @@
           <w:p>
             <w:pPr>
               <w:pStyle w:val="Compact"/>
+              <w:jc w:val="left"/>
             </w:pPr>
             <w:r>
               <w:t xml:space="preserve">[PERIOD]</w:t>
@@ -8493,6 +8995,7 @@
           <w:p>
             <w:pPr>
               <w:pStyle w:val="Compact"/>
+              <w:jc w:val="left"/>
             </w:pPr>
             <w:r>
               <w:t xml:space="preserve">[METHOD]</w:t>
@@ -8501,14 +9004,14 @@
         </w:tc>
       </w:tr>
     </w:tbl>
-    <w:bookmarkEnd w:id="50"/>
-    <w:bookmarkStart w:id="51" w:name="required-data-flow-scenarios"/>
+    <w:bookmarkEnd w:id="59"/>
+    <w:bookmarkStart w:id="60" w:name="required-data-flow-scenarios"/>
     <w:p>
       <w:pPr>
         <w:pStyle w:val="Heading2"/>
       </w:pPr>
       <w:r>
-        <w:t xml:space="preserve">8.3 Required Data Flow Scenarios</w:t>
+        <w:t xml:space="preserve">Required Data Flow Scenarios</w:t>
       </w:r>
     </w:p>
     <w:p>
@@ -8531,8 +9034,8 @@
       </w:pPr>
       <w:r>
         <w:rPr>
+          <w:bCs/>
           <w:b/>
-          <w:bCs/>
         </w:rPr>
         <w:t xml:space="preserve">Scenario 1 — Citizen Portal Intake</w:t>
       </w:r>
@@ -8563,8 +9066,8 @@
       </w:pPr>
       <w:r>
         <w:rPr>
+          <w:bCs/>
           <w:b/>
-          <w:bCs/>
         </w:rPr>
         <w:t xml:space="preserve">Scenario 2 — Contact Center (Amazon Connect)</w:t>
       </w:r>
@@ -8595,8 +9098,8 @@
       </w:pPr>
       <w:r>
         <w:rPr>
+          <w:bCs/>
           <w:b/>
-          <w:bCs/>
         </w:rPr>
         <w:t xml:space="preserve">Scenario 3 — HR / Workforce</w:t>
       </w:r>
@@ -8627,8 +9130,8 @@
       </w:pPr>
       <w:r>
         <w:rPr>
+          <w:bCs/>
           <w:b/>
-          <w:bCs/>
         </w:rPr>
         <w:t xml:space="preserve">Scenario 4 — Cross-Agency Sharing via API</w:t>
       </w:r>
@@ -8665,14 +9168,14 @@
         <w:t xml:space="preserve">API calls).</w:t>
       </w:r>
     </w:p>
-    <w:bookmarkEnd w:id="51"/>
-    <w:bookmarkStart w:id="52" w:name="azure-purview-lineage-integration"/>
+    <w:bookmarkEnd w:id="60"/>
+    <w:bookmarkStart w:id="61" w:name="azure-purview-lineage-integration"/>
     <w:p>
       <w:pPr>
         <w:pStyle w:val="Heading2"/>
       </w:pPr>
       <w:r>
-        <w:t xml:space="preserve">8.4 Azure Purview Lineage Integration</w:t>
+        <w:t xml:space="preserve">Azure Purview Lineage Integration</w:t>
       </w:r>
     </w:p>
     <w:p>
@@ -8697,11 +9200,11 @@
     </w:p>
     <w:p>
       <w:pPr>
-        <w:pStyle w:val="Compact"/>
         <w:numPr>
           <w:ilvl w:val="0"/>
-          <w:numId w:val="1016"/>
+          <w:numId w:val="1010"/>
         </w:numPr>
+        <w:pStyle w:val="Compact"/>
       </w:pPr>
       <w:r>
         <w:t xml:space="preserve">Register all data sources in Purview (databases, storage accounts, data</w:t>
@@ -8715,11 +9218,11 @@
     </w:p>
     <w:p>
       <w:pPr>
-        <w:pStyle w:val="Compact"/>
         <w:numPr>
           <w:ilvl w:val="0"/>
-          <w:numId w:val="1016"/>
+          <w:numId w:val="1010"/>
         </w:numPr>
+        <w:pStyle w:val="Compact"/>
       </w:pPr>
       <w:r>
         <w:t xml:space="preserve">Run a lineage scan quarterly; export the lineage report</w:t>
@@ -8727,11 +9230,11 @@
     </w:p>
     <w:p>
       <w:pPr>
-        <w:pStyle w:val="Compact"/>
         <w:numPr>
           <w:ilvl w:val="0"/>
-          <w:numId w:val="1016"/>
+          <w:numId w:val="1010"/>
         </w:numPr>
+        <w:pStyle w:val="Compact"/>
       </w:pPr>
       <w:r>
         <w:t xml:space="preserve">Compare automated lineage report against this manual registry</w:t>
@@ -8739,11 +9242,11 @@
     </w:p>
     <w:p>
       <w:pPr>
-        <w:pStyle w:val="Compact"/>
         <w:numPr>
           <w:ilvl w:val="0"/>
-          <w:numId w:val="1016"/>
+          <w:numId w:val="1010"/>
         </w:numPr>
+        <w:pStyle w:val="Compact"/>
       </w:pPr>
       <w:r>
         <w:t xml:space="preserve">Any flow appearing in Purview lineage but not in this registry must be</w:t>
@@ -8802,24 +9305,24 @@
         </w:pict>
       </w:r>
     </w:p>
-    <w:bookmarkEnd w:id="52"/>
-    <w:bookmarkEnd w:id="53"/>
-    <w:bookmarkStart w:id="58" w:name="fedramp-20x-ksi-alignment"/>
+    <w:bookmarkEnd w:id="61"/>
+    <w:bookmarkEnd w:id="62"/>
+    <w:bookmarkStart w:id="67" w:name="fedramp-20x-ksi-alignment"/>
     <w:p>
       <w:pPr>
         <w:pStyle w:val="Heading1"/>
       </w:pPr>
       <w:r>
-        <w:t xml:space="preserve">9. FedRAMP 20x KSI Alignment</w:t>
-      </w:r>
-    </w:p>
-    <w:bookmarkStart w:id="54" w:name="pt-control-closure-summary"/>
+        <w:t xml:space="preserve">FedRAMP 20x KSI Alignment</w:t>
+      </w:r>
+    </w:p>
+    <w:bookmarkStart w:id="63" w:name="pt-control-closure-summary"/>
     <w:p>
       <w:pPr>
         <w:pStyle w:val="Heading2"/>
       </w:pPr>
       <w:r>
-        <w:t xml:space="preserve">9.1 PT Control Closure Summary</w:t>
+        <w:t xml:space="preserve">PT Control Closure Summary</w:t>
       </w:r>
     </w:p>
     <w:p>
@@ -8840,8 +9343,8 @@
       <w:tblPr>
         <w:tblStyle w:val="Table"/>
         <w:tblW w:type="pct" w:w="5000"/>
-        <w:tblLayout w:type="fixed"/>
         <w:tblLook w:firstRow="1" w:lastRow="0" w:firstColumn="0" w:lastColumn="0" w:noHBand="0" w:noVBand="0" w:val="0020"/>
+        <w:jc w:val="start"/>
       </w:tblPr>
       <w:tblGrid>
         <w:gridCol w:w="1425"/>
@@ -8851,13 +9354,14 @@
       </w:tblGrid>
       <w:tr>
         <w:trPr>
-          <w:tblHeader w:val="on"/>
+          <w:tblHeader w:val="true"/>
         </w:trPr>
         <w:tc>
           <w:tcPr/>
           <w:p>
             <w:pPr>
               <w:pStyle w:val="Compact"/>
+              <w:jc w:val="left"/>
             </w:pPr>
             <w:r>
               <w:t xml:space="preserve">Control</w:t>
@@ -8869,6 +9373,7 @@
           <w:p>
             <w:pPr>
               <w:pStyle w:val="Compact"/>
+              <w:jc w:val="left"/>
             </w:pPr>
             <w:r>
               <w:t xml:space="preserve">Title</w:t>
@@ -8880,6 +9385,7 @@
           <w:p>
             <w:pPr>
               <w:pStyle w:val="Compact"/>
+              <w:jc w:val="left"/>
             </w:pPr>
             <w:r>
               <w:t xml:space="preserve">Closing Artifact</w:t>
@@ -8891,6 +9397,7 @@
           <w:p>
             <w:pPr>
               <w:pStyle w:val="Compact"/>
+              <w:jc w:val="left"/>
             </w:pPr>
             <w:r>
               <w:t xml:space="preserve">Document Section</w:t>
@@ -8904,6 +9411,7 @@
           <w:p>
             <w:pPr>
               <w:pStyle w:val="Compact"/>
+              <w:jc w:val="left"/>
             </w:pPr>
             <w:r>
               <w:t xml:space="preserve">PT-1</w:t>
@@ -8915,6 +9423,7 @@
           <w:p>
             <w:pPr>
               <w:pStyle w:val="Compact"/>
+              <w:jc w:val="left"/>
             </w:pPr>
             <w:r>
               <w:t xml:space="preserve">Privacy Policy and Procedures</w:t>
@@ -8926,6 +9435,7 @@
           <w:p>
             <w:pPr>
               <w:pStyle w:val="Compact"/>
+              <w:jc w:val="left"/>
             </w:pPr>
             <w:r>
               <w:t xml:space="preserve">Privacy Program Plan (PPP)</w:t>
@@ -8937,6 +9447,7 @@
           <w:p>
             <w:pPr>
               <w:pStyle w:val="Compact"/>
+              <w:jc w:val="left"/>
             </w:pPr>
             <w:r>
               <w:t xml:space="preserve">§2</w:t>
@@ -8950,6 +9461,7 @@
           <w:p>
             <w:pPr>
               <w:pStyle w:val="Compact"/>
+              <w:jc w:val="left"/>
             </w:pPr>
             <w:r>
               <w:t xml:space="preserve">PT-2</w:t>
@@ -8961,6 +9473,7 @@
           <w:p>
             <w:pPr>
               <w:pStyle w:val="Compact"/>
+              <w:jc w:val="left"/>
             </w:pPr>
             <w:r>
               <w:t xml:space="preserve">Authority to Process PII</w:t>
@@ -8972,6 +9485,7 @@
           <w:p>
             <w:pPr>
               <w:pStyle w:val="Compact"/>
+              <w:jc w:val="left"/>
             </w:pPr>
             <w:r>
               <w:t xml:space="preserve">Legal Authority Matrix + SORN Registry</w:t>
@@ -8983,6 +9497,7 @@
           <w:p>
             <w:pPr>
               <w:pStyle w:val="Compact"/>
+              <w:jc w:val="left"/>
             </w:pPr>
             <w:r>
               <w:t xml:space="preserve">§3</w:t>
@@ -8996,6 +9511,7 @@
           <w:p>
             <w:pPr>
               <w:pStyle w:val="Compact"/>
+              <w:jc w:val="left"/>
             </w:pPr>
             <w:r>
               <w:t xml:space="preserve">PT-3</w:t>
@@ -9007,6 +9523,7 @@
           <w:p>
             <w:pPr>
               <w:pStyle w:val="Compact"/>
+              <w:jc w:val="left"/>
             </w:pPr>
             <w:r>
               <w:t xml:space="preserve">Purpose Specification</w:t>
@@ -9018,6 +9535,7 @@
           <w:p>
             <w:pPr>
               <w:pStyle w:val="Compact"/>
+              <w:jc w:val="left"/>
             </w:pPr>
             <w:r>
               <w:t xml:space="preserve">Purpose Specification Matrix + Purview Attribute Mapping</w:t>
@@ -9029,6 +9547,7 @@
           <w:p>
             <w:pPr>
               <w:pStyle w:val="Compact"/>
+              <w:jc w:val="left"/>
             </w:pPr>
             <w:r>
               <w:t xml:space="preserve">§4</w:t>
@@ -9042,6 +9561,7 @@
           <w:p>
             <w:pPr>
               <w:pStyle w:val="Compact"/>
+              <w:jc w:val="left"/>
             </w:pPr>
             <w:r>
               <w:t xml:space="preserve">PT-4</w:t>
@@ -9053,6 +9573,7 @@
           <w:p>
             <w:pPr>
               <w:pStyle w:val="Compact"/>
+              <w:jc w:val="left"/>
             </w:pPr>
             <w:r>
               <w:t xml:space="preserve">Consent Requirements</w:t>
@@ -9064,6 +9585,7 @@
           <w:p>
             <w:pPr>
               <w:pStyle w:val="Compact"/>
+              <w:jc w:val="left"/>
             </w:pPr>
             <w:r>
               <w:t xml:space="preserve">Consent Mechanism Matrix</w:t>
@@ -9075,6 +9597,7 @@
           <w:p>
             <w:pPr>
               <w:pStyle w:val="Compact"/>
+              <w:jc w:val="left"/>
             </w:pPr>
             <w:r>
               <w:t xml:space="preserve">§5</w:t>
@@ -9088,6 +9611,7 @@
           <w:p>
             <w:pPr>
               <w:pStyle w:val="Compact"/>
+              <w:jc w:val="left"/>
             </w:pPr>
             <w:r>
               <w:t xml:space="preserve">PT-5</w:t>
@@ -9099,6 +9623,7 @@
           <w:p>
             <w:pPr>
               <w:pStyle w:val="Compact"/>
+              <w:jc w:val="left"/>
             </w:pPr>
             <w:r>
               <w:t xml:space="preserve">Privacy Notice</w:t>
@@ -9110,6 +9635,7 @@
           <w:p>
             <w:pPr>
               <w:pStyle w:val="Compact"/>
+              <w:jc w:val="left"/>
             </w:pPr>
             <w:r>
               <w:t xml:space="preserve">Model Privacy Notice + Placement Requirements</w:t>
@@ -9121,6 +9647,7 @@
           <w:p>
             <w:pPr>
               <w:pStyle w:val="Compact"/>
+              <w:jc w:val="left"/>
             </w:pPr>
             <w:r>
               <w:t xml:space="preserve">§6</w:t>
@@ -9134,6 +9661,7 @@
           <w:p>
             <w:pPr>
               <w:pStyle w:val="Compact"/>
+              <w:jc w:val="left"/>
             </w:pPr>
             <w:r>
               <w:t xml:space="preserve">PT-7</w:t>
@@ -9145,6 +9673,7 @@
           <w:p>
             <w:pPr>
               <w:pStyle w:val="Compact"/>
+              <w:jc w:val="left"/>
             </w:pPr>
             <w:r>
               <w:t xml:space="preserve">Specific Categories of PII</w:t>
@@ -9156,6 +9685,7 @@
           <w:p>
             <w:pPr>
               <w:pStyle w:val="Compact"/>
+              <w:jc w:val="left"/>
             </w:pPr>
             <w:r>
               <w:t xml:space="preserve">Special Category Control Matrix + SSN Policy</w:t>
@@ -9167,6 +9697,7 @@
           <w:p>
             <w:pPr>
               <w:pStyle w:val="Compact"/>
+              <w:jc w:val="left"/>
             </w:pPr>
             <w:r>
               <w:t xml:space="preserve">§7</w:t>
@@ -9181,8 +9712,8 @@
       </w:pPr>
       <w:r>
         <w:rPr>
+          <w:bCs/>
           <w:b/>
-          <w:bCs/>
         </w:rPr>
         <w:t xml:space="preserve">Closure Necessity — PT family.</w:t>
       </w:r>
@@ -9215,8 +9746,8 @@
       </w:r>
       <w:r>
         <w:rPr>
+          <w:iCs/>
           <w:i/>
-          <w:iCs/>
         </w:rPr>
         <w:t xml:space="preserve">enforce</w:t>
       </w:r>
@@ -9263,14 +9794,14 @@
         <w:t xml:space="preserve">series.</w:t>
       </w:r>
     </w:p>
-    <w:bookmarkEnd w:id="54"/>
-    <w:bookmarkStart w:id="55" w:name="ksi-indirect-coverage"/>
+    <w:bookmarkEnd w:id="63"/>
+    <w:bookmarkStart w:id="64" w:name="ksi-indirect-coverage"/>
     <w:p>
       <w:pPr>
         <w:pStyle w:val="Heading2"/>
       </w:pPr>
       <w:r>
-        <w:t xml:space="preserve">9.2 KSI Indirect Coverage</w:t>
+        <w:t xml:space="preserve">KSI Indirect Coverage</w:t>
       </w:r>
     </w:p>
     <w:p>
@@ -9291,22 +9822,22 @@
       </w:r>
       <w:r>
         <w:rPr>
+          <w:bCs/>
           <w:b/>
-          <w:bCs/>
         </w:rPr>
         <w:t xml:space="preserve">KSI-PIY (Privacy</w:t>
       </w:r>
       <w:r>
         <w:rPr>
+          <w:bCs/>
           <w:b/>
+        </w:rPr>
+        <w:t xml:space="preserve"> </w:t>
+      </w:r>
+      <w:r>
+        <w:rPr>
           <w:bCs/>
-        </w:rPr>
-        <w:t xml:space="preserve"> </w:t>
-      </w:r>
-      <w:r>
-        <w:rPr>
           <w:b/>
-          <w:bCs/>
         </w:rPr>
         <w:t xml:space="preserve">Inventory)</w:t>
       </w:r>
@@ -9327,8 +9858,8 @@
       <w:tblPr>
         <w:tblStyle w:val="Table"/>
         <w:tblW w:type="pct" w:w="5000"/>
-        <w:tblLayout w:type="fixed"/>
         <w:tblLook w:firstRow="1" w:lastRow="0" w:firstColumn="0" w:lastColumn="0" w:noHBand="0" w:noVBand="0" w:val="0020"/>
+        <w:jc w:val="start"/>
       </w:tblPr>
       <w:tblGrid>
         <w:gridCol w:w="1980"/>
@@ -9337,13 +9868,14 @@
       </w:tblGrid>
       <w:tr>
         <w:trPr>
-          <w:tblHeader w:val="on"/>
+          <w:tblHeader w:val="true"/>
         </w:trPr>
         <w:tc>
           <w:tcPr/>
           <w:p>
             <w:pPr>
               <w:pStyle w:val="Compact"/>
+              <w:jc w:val="left"/>
             </w:pPr>
             <w:r>
               <w:t xml:space="preserve">KSI Theme</w:t>
@@ -9355,6 +9887,7 @@
           <w:p>
             <w:pPr>
               <w:pStyle w:val="Compact"/>
+              <w:jc w:val="left"/>
             </w:pPr>
             <w:r>
               <w:t xml:space="preserve">Indirect PT Dependency</w:t>
@@ -9366,6 +9899,7 @@
           <w:p>
             <w:pPr>
               <w:pStyle w:val="Compact"/>
+              <w:jc w:val="left"/>
             </w:pPr>
             <w:r>
               <w:t xml:space="preserve">Mechanism</w:t>
@@ -9379,6 +9913,7 @@
           <w:p>
             <w:pPr>
               <w:pStyle w:val="Compact"/>
+              <w:jc w:val="left"/>
             </w:pPr>
             <w:r>
               <w:t xml:space="preserve">KSI-PIY (Privacy Inventory)</w:t>
@@ -9390,6 +9925,7 @@
           <w:p>
             <w:pPr>
               <w:pStyle w:val="Compact"/>
+              <w:jc w:val="left"/>
             </w:pPr>
             <w:r>
               <w:t xml:space="preserve">PT-2, PT-3, PT-7</w:t>
@@ -9401,6 +9937,7 @@
           <w:p>
             <w:pPr>
               <w:pStyle w:val="Compact"/>
+              <w:jc w:val="left"/>
             </w:pPr>
             <w:r>
               <w:t xml:space="preserve">Purview data inventory populated through PT-3 purpose mapping and PT-7 special category labeling</w:t>
@@ -9414,6 +9951,7 @@
           <w:p>
             <w:pPr>
               <w:pStyle w:val="Compact"/>
+              <w:jc w:val="left"/>
             </w:pPr>
             <w:r>
               <w:t xml:space="preserve">KSI-DAT (Data Protection)</w:t>
@@ -9425,6 +9963,7 @@
           <w:p>
             <w:pPr>
               <w:pStyle w:val="Compact"/>
+              <w:jc w:val="left"/>
             </w:pPr>
             <w:r>
               <w:t xml:space="preserve">PT-7</w:t>
@@ -9436,6 +9975,7 @@
           <w:p>
             <w:pPr>
               <w:pStyle w:val="Compact"/>
+              <w:jc w:val="left"/>
             </w:pPr>
             <w:r>
               <w:t xml:space="preserve">Special category encryption and access control requirements feed into data protection KSI evidence</w:t>
@@ -9449,6 +9989,7 @@
           <w:p>
             <w:pPr>
               <w:pStyle w:val="Compact"/>
+              <w:jc w:val="left"/>
             </w:pPr>
             <w:r>
               <w:t xml:space="preserve">KSI-IDM (Identity Management)</w:t>
@@ -9460,6 +10001,7 @@
           <w:p>
             <w:pPr>
               <w:pStyle w:val="Compact"/>
+              <w:jc w:val="left"/>
             </w:pPr>
             <w:r>
               <w:t xml:space="preserve">PT-4</w:t>
@@ -9471,6 +10013,7 @@
           <w:p>
             <w:pPr>
               <w:pStyle w:val="Compact"/>
+              <w:jc w:val="left"/>
             </w:pPr>
             <w:r>
               <w:t xml:space="preserve">Consent records linked to identity; withdrawal workflows touch IAM</w:t>
@@ -9484,6 +10027,7 @@
           <w:p>
             <w:pPr>
               <w:pStyle w:val="Compact"/>
+              <w:jc w:val="left"/>
             </w:pPr>
             <w:r>
               <w:t xml:space="preserve">KSI-CMT (Continuous Monitoring)</w:t>
@@ -9495,6 +10039,7 @@
           <w:p>
             <w:pPr>
               <w:pStyle w:val="Compact"/>
+              <w:jc w:val="left"/>
             </w:pPr>
             <w:r>
               <w:t xml:space="preserve">PT-1</w:t>
@@ -9506,6 +10051,7 @@
           <w:p>
             <w:pPr>
               <w:pStyle w:val="Compact"/>
+              <w:jc w:val="left"/>
             </w:pPr>
             <w:r>
               <w:t xml:space="preserve">Privacy oversight cadence integrates with the ConMon plan</w:t>
@@ -9520,8 +10066,8 @@
       </w:pPr>
       <w:r>
         <w:rPr>
+          <w:bCs/>
           <w:b/>
-          <w:bCs/>
         </w:rPr>
         <w:t xml:space="preserve">Note for FedRAMP Package Reviewers:</w:t>
       </w:r>
@@ -9556,14 +10102,14 @@
         <w:t xml:space="preserve">cross-referenced to the security assessment report.</w:t>
       </w:r>
     </w:p>
-    <w:bookmarkEnd w:id="55"/>
-    <w:bookmarkStart w:id="57" w:name="compliance-milestones"/>
+    <w:bookmarkEnd w:id="64"/>
+    <w:bookmarkStart w:id="66" w:name="compliance-milestones"/>
     <w:p>
       <w:pPr>
         <w:pStyle w:val="Heading2"/>
       </w:pPr>
       <w:r>
-        <w:t xml:space="preserve">9.3 Compliance Milestones</w:t>
+        <w:t xml:space="preserve">Compliance Milestones</w:t>
       </w:r>
     </w:p>
     <w:p>
@@ -9584,8 +10130,8 @@
       <w:tblPr>
         <w:tblStyle w:val="Table"/>
         <w:tblW w:type="pct" w:w="5000"/>
-        <w:tblLayout w:type="fixed"/>
         <w:tblLook w:firstRow="1" w:lastRow="0" w:firstColumn="0" w:lastColumn="0" w:noHBand="0" w:noVBand="0" w:val="0020"/>
+        <w:jc w:val="start"/>
       </w:tblPr>
       <w:tblGrid>
         <w:gridCol w:w="2292"/>
@@ -9595,13 +10141,14 @@
       </w:tblGrid>
       <w:tr>
         <w:trPr>
-          <w:tblHeader w:val="on"/>
+          <w:tblHeader w:val="true"/>
         </w:trPr>
         <w:tc>
           <w:tcPr/>
           <w:p>
             <w:pPr>
               <w:pStyle w:val="Compact"/>
+              <w:jc w:val="left"/>
             </w:pPr>
             <w:r>
               <w:t xml:space="preserve">Milestone</w:t>
@@ -9613,6 +10160,7 @@
           <w:p>
             <w:pPr>
               <w:pStyle w:val="Compact"/>
+              <w:jc w:val="left"/>
             </w:pPr>
             <w:r>
               <w:t xml:space="preserve">Requirement</w:t>
@@ -9624,6 +10172,7 @@
           <w:p>
             <w:pPr>
               <w:pStyle w:val="Compact"/>
+              <w:jc w:val="left"/>
             </w:pPr>
             <w:r>
               <w:t xml:space="preserve">Timing</w:t>
@@ -9635,6 +10184,7 @@
           <w:p>
             <w:pPr>
               <w:pStyle w:val="Compact"/>
+              <w:jc w:val="left"/>
             </w:pPr>
             <w:r>
               <w:t xml:space="preserve">Owner</w:t>
@@ -9648,6 +10198,7 @@
           <w:p>
             <w:pPr>
               <w:pStyle w:val="Compact"/>
+              <w:jc w:val="left"/>
             </w:pPr>
             <w:r>
               <w:t xml:space="preserve">Privacy Threshold Analysis (PTA)</w:t>
@@ -9659,6 +10210,7 @@
           <w:p>
             <w:pPr>
               <w:pStyle w:val="Compact"/>
+              <w:jc w:val="left"/>
             </w:pPr>
             <w:r>
               <w:t xml:space="preserve">Determine whether system is a system of records; whether a PIA is required</w:t>
@@ -9670,6 +10222,7 @@
           <w:p>
             <w:pPr>
               <w:pStyle w:val="Compact"/>
+              <w:jc w:val="left"/>
             </w:pPr>
             <w:r>
               <w:t xml:space="preserve">At system concept approval</w:t>
@@ -9681,6 +10234,7 @@
           <w:p>
             <w:pPr>
               <w:pStyle w:val="Compact"/>
+              <w:jc w:val="left"/>
             </w:pPr>
             <w:r>
               <w:t xml:space="preserve">SPO</w:t>
@@ -9694,6 +10248,7 @@
           <w:p>
             <w:pPr>
               <w:pStyle w:val="Compact"/>
+              <w:jc w:val="left"/>
             </w:pPr>
             <w:r>
               <w:t xml:space="preserve">Privacy Impact Assessment (PIA)</w:t>
@@ -9705,6 +10260,7 @@
           <w:p>
             <w:pPr>
               <w:pStyle w:val="Compact"/>
+              <w:jc w:val="left"/>
             </w:pPr>
             <w:r>
               <w:t xml:space="preserve">Full PIA if PTA indicates privacy risk</w:t>
@@ -9716,6 +10272,7 @@
           <w:p>
             <w:pPr>
               <w:pStyle w:val="Compact"/>
+              <w:jc w:val="left"/>
             </w:pPr>
             <w:r>
               <w:t xml:space="preserve">Before system design is finalized; updated before go-live</w:t>
@@ -9727,6 +10284,7 @@
           <w:p>
             <w:pPr>
               <w:pStyle w:val="Compact"/>
+              <w:jc w:val="left"/>
             </w:pPr>
             <w:r>
               <w:t xml:space="preserve">SAOP + SPO</w:t>
@@ -9740,6 +10298,7 @@
           <w:p>
             <w:pPr>
               <w:pStyle w:val="Compact"/>
+              <w:jc w:val="left"/>
             </w:pPr>
             <w:r>
               <w:t xml:space="preserve">SORN Publication</w:t>
@@ -9751,6 +10310,7 @@
           <w:p>
             <w:pPr>
               <w:pStyle w:val="Compact"/>
+              <w:jc w:val="left"/>
             </w:pPr>
             <w:r>
               <w:t xml:space="preserve">Required for all Privacy Act systems of records</w:t>
@@ -9762,6 +10322,7 @@
           <w:p>
             <w:pPr>
               <w:pStyle w:val="Compact"/>
+              <w:jc w:val="left"/>
             </w:pPr>
             <w:r>
               <w:t xml:space="preserve">Published in Federal Register at least</w:t>
@@ -9771,8 +10332,8 @@
             </w:r>
             <w:r>
               <w:rPr>
+                <w:bCs/>
                 <w:b/>
-                <w:bCs/>
               </w:rPr>
               <w:t xml:space="preserve">30 days before</w:t>
             </w:r>
@@ -9789,6 +10350,7 @@
           <w:p>
             <w:pPr>
               <w:pStyle w:val="Compact"/>
+              <w:jc w:val="left"/>
             </w:pPr>
             <w:r>
               <w:t xml:space="preserve">Legal + SAOP</w:t>
@@ -9802,6 +10364,7 @@
           <w:p>
             <w:pPr>
               <w:pStyle w:val="Compact"/>
+              <w:jc w:val="left"/>
             </w:pPr>
             <w:r>
               <w:t xml:space="preserve">PT-1 Privacy Program Plan</w:t>
@@ -9813,6 +10376,7 @@
           <w:p>
             <w:pPr>
               <w:pStyle w:val="Compact"/>
+              <w:jc w:val="left"/>
             </w:pPr>
             <w:r>
               <w:t xml:space="preserve">Approved by SAOP and AO</w:t>
@@ -9824,6 +10388,7 @@
           <w:p>
             <w:pPr>
               <w:pStyle w:val="Compact"/>
+              <w:jc w:val="left"/>
             </w:pPr>
             <w:r>
               <w:t xml:space="preserve">Before ATO submission</w:t>
@@ -9835,6 +10400,7 @@
           <w:p>
             <w:pPr>
               <w:pStyle w:val="Compact"/>
+              <w:jc w:val="left"/>
             </w:pPr>
             <w:r>
               <w:t xml:space="preserve">SAOP</w:t>
@@ -9848,6 +10414,7 @@
           <w:p>
             <w:pPr>
               <w:pStyle w:val="Compact"/>
+              <w:jc w:val="left"/>
             </w:pPr>
             <w:r>
               <w:t xml:space="preserve">PT-2 Legal Authority Matrix</w:t>
@@ -9859,6 +10426,7 @@
           <w:p>
             <w:pPr>
               <w:pStyle w:val="Compact"/>
+              <w:jc w:val="left"/>
             </w:pPr>
             <w:r>
               <w:t xml:space="preserve">Completed for all PII categories</w:t>
@@ -9870,6 +10438,7 @@
           <w:p>
             <w:pPr>
               <w:pStyle w:val="Compact"/>
+              <w:jc w:val="left"/>
             </w:pPr>
             <w:r>
               <w:t xml:space="preserve">Before ATO submission</w:t>
@@ -9881,6 +10450,7 @@
           <w:p>
             <w:pPr>
               <w:pStyle w:val="Compact"/>
+              <w:jc w:val="left"/>
             </w:pPr>
             <w:r>
               <w:t xml:space="preserve">SPO + Legal</w:t>
@@ -9894,6 +10464,7 @@
           <w:p>
             <w:pPr>
               <w:pStyle w:val="Compact"/>
+              <w:jc w:val="left"/>
             </w:pPr>
             <w:r>
               <w:t xml:space="preserve">PT-3 Purpose Specification</w:t>
@@ -9905,6 +10476,7 @@
           <w:p>
             <w:pPr>
               <w:pStyle w:val="Compact"/>
+              <w:jc w:val="left"/>
             </w:pPr>
             <w:r>
               <w:t xml:space="preserve">Completed and Purview attributes configured</w:t>
@@ -9916,6 +10488,7 @@
           <w:p>
             <w:pPr>
               <w:pStyle w:val="Compact"/>
+              <w:jc w:val="left"/>
             </w:pPr>
             <w:r>
               <w:t xml:space="preserve">Before ATO submission</w:t>
@@ -9927,6 +10500,7 @@
           <w:p>
             <w:pPr>
               <w:pStyle w:val="Compact"/>
+              <w:jc w:val="left"/>
             </w:pPr>
             <w:r>
               <w:t xml:space="preserve">SPO + DevSecOps</w:t>
@@ -9940,6 +10514,7 @@
           <w:p>
             <w:pPr>
               <w:pStyle w:val="Compact"/>
+              <w:jc w:val="left"/>
             </w:pPr>
             <w:r>
               <w:t xml:space="preserve">PT-5 Privacy Notice</w:t>
@@ -9951,6 +10526,7 @@
           <w:p>
             <w:pPr>
               <w:pStyle w:val="Compact"/>
+              <w:jc w:val="left"/>
             </w:pPr>
             <w:r>
               <w:t xml:space="preserve">Published at stable URL; URL recorded in SSP</w:t>
@@ -9962,6 +10538,7 @@
           <w:p>
             <w:pPr>
               <w:pStyle w:val="Compact"/>
+              <w:jc w:val="left"/>
             </w:pPr>
             <w:r>
               <w:t xml:space="preserve">Before go-live; at least 30 days before live PII collection</w:t>
@@ -9973,6 +10550,7 @@
           <w:p>
             <w:pPr>
               <w:pStyle w:val="Compact"/>
+              <w:jc w:val="left"/>
             </w:pPr>
             <w:r>
               <w:t xml:space="preserve">Web team + SAOP</w:t>
@@ -9986,6 +10564,7 @@
           <w:p>
             <w:pPr>
               <w:pStyle w:val="Compact"/>
+              <w:jc w:val="left"/>
             </w:pPr>
             <w:r>
               <w:t xml:space="preserve">Data Flow Map (§8)</w:t>
@@ -9997,6 +10576,7 @@
           <w:p>
             <w:pPr>
               <w:pStyle w:val="Compact"/>
+              <w:jc w:val="left"/>
             </w:pPr>
             <w:r>
               <w:t xml:space="preserve">All four required scenarios documented</w:t>
@@ -10008,6 +10588,7 @@
           <w:p>
             <w:pPr>
               <w:pStyle w:val="Compact"/>
+              <w:jc w:val="left"/>
             </w:pPr>
             <w:r>
               <w:t xml:space="preserve">Before ATO submission</w:t>
@@ -10019,6 +10600,7 @@
           <w:p>
             <w:pPr>
               <w:pStyle w:val="Compact"/>
+              <w:jc w:val="left"/>
             </w:pPr>
             <w:r>
               <w:t xml:space="preserve">DevSecOps + SPO</w:t>
@@ -10032,6 +10614,7 @@
           <w:p>
             <w:pPr>
               <w:pStyle w:val="Compact"/>
+              <w:jc w:val="left"/>
             </w:pPr>
             <w:r>
               <w:t xml:space="preserve">First Annual Privacy Review</w:t>
@@ -10043,6 +10626,7 @@
           <w:p>
             <w:pPr>
               <w:pStyle w:val="Compact"/>
+              <w:jc w:val="left"/>
             </w:pPr>
             <w:r>
               <w:t xml:space="preserve">Full review of all PT artifacts; 3PAO assessment</w:t>
@@ -10054,6 +10638,7 @@
           <w:p>
             <w:pPr>
               <w:pStyle w:val="Compact"/>
+              <w:jc w:val="left"/>
             </w:pPr>
             <w:r>
               <w:t xml:space="preserve">Within 365 days of ATO grant</w:t>
@@ -10065,6 +10650,7 @@
           <w:p>
             <w:pPr>
               <w:pStyle w:val="Compact"/>
+              <w:jc w:val="left"/>
             </w:pPr>
             <w:r>
               <w:t xml:space="preserve">SAOP + 3PAO</w:t>
@@ -10086,8 +10672,8 @@
       </w:pPr>
       <w:r>
         <w:rPr>
+          <w:iCs/>
           <w:i/>
-          <w:iCs/>
         </w:rPr>
         <w:t xml:space="preserve">End of Part 17 — PII Processing and Transparency</w:t>
       </w:r>
@@ -10098,24 +10684,24 @@
       </w:pPr>
       <w:r>
         <w:rPr>
+          <w:iCs/>
           <w:i/>
-          <w:iCs/>
         </w:rPr>
         <w:t xml:space="preserve">Previous:</w:t>
       </w:r>
       <w:r>
         <w:rPr>
+          <w:iCs/>
           <w:i/>
-          <w:iCs/>
         </w:rPr>
         <w:t xml:space="preserve"> </w:t>
       </w:r>
-      <w:hyperlink r:id="rId56">
+      <w:hyperlink r:id="rId65">
         <w:r>
           <w:rPr>
             <w:rStyle w:val="Hyperlink"/>
+            <w:iCs/>
             <w:i/>
-            <w:iCs/>
           </w:rPr>
           <w:t xml:space="preserve">Part 16 — Program Management Governance</w:t>
         </w:r>
@@ -10127,19 +10713,15 @@
       </w:pPr>
       <w:r>
         <w:rPr>
+          <w:iCs/>
           <w:i/>
-          <w:iCs/>
         </w:rPr>
         <w:t xml:space="preserve">Series: Federal Application-Aware Networking for SSA GCC Moderate FedRAMP 20x</w:t>
       </w:r>
     </w:p>
-    <w:bookmarkEnd w:id="57"/>
-    <w:bookmarkEnd w:id="58"/>
-    <w:sectPr>
-      <w:footnotePr>
-        <w:numRestart w:val="eachSect"/>
-      </w:footnotePr>
-    </w:sectPr>
+    <w:bookmarkEnd w:id="66"/>
+    <w:bookmarkEnd w:id="67"/>
+    <w:sectPr/>
   </w:body>
 </w:document>
 </file>
@@ -10170,14 +10752,14 @@
 <file path=word/numbering.xml><?xml version="1.0" encoding="utf-8"?>
 <w:numbering xmlns:w="http://schemas.openxmlformats.org/wordprocessingml/2006/main">
   <w:abstractNum w:abstractNumId="990">
-    <w:nsid w:val="0000A990"/>
+    <w:nsid w:val="A990"/>
     <w:multiLevelType w:val="multilevel"/>
     <w:lvl w:ilvl="0">
       <w:numFmt w:val="bullet"/>
       <w:lvlText w:val=" "/>
       <w:lvlJc w:val="left"/>
       <w:pPr>
-        <w:ind w:left="720" w:hanging="360"/>
+        <w:ind w:left="720" w:hanging="480"/>
       </w:pPr>
     </w:lvl>
     <w:lvl w:ilvl="1">
@@ -10185,7 +10767,7 @@
       <w:lvlText w:val=" "/>
       <w:lvlJc w:val="left"/>
       <w:pPr>
-        <w:ind w:left="1440" w:hanging="360"/>
+        <w:ind w:left="1440" w:hanging="480"/>
       </w:pPr>
     </w:lvl>
     <w:lvl w:ilvl="2">
@@ -10193,7 +10775,7 @@
       <w:lvlText w:val=" "/>
       <w:lvlJc w:val="left"/>
       <w:pPr>
-        <w:ind w:left="2160" w:hanging="360"/>
+        <w:ind w:left="2160" w:hanging="480"/>
       </w:pPr>
     </w:lvl>
     <w:lvl w:ilvl="3">
@@ -10201,7 +10783,7 @@
       <w:lvlText w:val=" "/>
       <w:lvlJc w:val="left"/>
       <w:pPr>
-        <w:ind w:left="2880" w:hanging="360"/>
+        <w:ind w:left="2880" w:hanging="480"/>
       </w:pPr>
     </w:lvl>
     <w:lvl w:ilvl="4">
@@ -10209,7 +10791,7 @@
       <w:lvlText w:val=" "/>
       <w:lvlJc w:val="left"/>
       <w:pPr>
-        <w:ind w:left="3600" w:hanging="360"/>
+        <w:ind w:left="3600" w:hanging="480"/>
       </w:pPr>
     </w:lvl>
     <w:lvl w:ilvl="5">
@@ -10217,7 +10799,7 @@
       <w:lvlText w:val=" "/>
       <w:lvlJc w:val="left"/>
       <w:pPr>
-        <w:ind w:left="4320" w:hanging="360"/>
+        <w:ind w:left="4320" w:hanging="480"/>
       </w:pPr>
     </w:lvl>
     <w:lvl w:ilvl="6">
@@ -10225,7 +10807,7 @@
       <w:lvlText w:val=" "/>
       <w:lvlJc w:val="left"/>
       <w:pPr>
-        <w:ind w:left="5040" w:hanging="360"/>
+        <w:ind w:left="5040" w:hanging="480"/>
       </w:pPr>
     </w:lvl>
     <w:lvl w:ilvl="7">
@@ -10233,7 +10815,7 @@
       <w:lvlText w:val=" "/>
       <w:lvlJc w:val="left"/>
       <w:pPr>
-        <w:ind w:left="5760" w:hanging="360"/>
+        <w:ind w:left="5760" w:hanging="480"/>
       </w:pPr>
     </w:lvl>
     <w:lvl w:ilvl="8">
@@ -10241,12 +10823,12 @@
       <w:lvlText w:val=" "/>
       <w:lvlJc w:val="left"/>
       <w:pPr>
-        <w:ind w:left="6480" w:hanging="360"/>
+        <w:ind w:left="6480" w:hanging="480"/>
       </w:pPr>
     </w:lvl>
   </w:abstractNum>
   <w:abstractNum w:abstractNumId="99411">
-    <w:nsid w:val="00A99411"/>
+    <w:nsid w:val="A99411"/>
     <w:multiLevelType w:val="multilevel"/>
     <w:lvl w:ilvl="0">
       <w:start w:val="1"/>
@@ -10254,7 +10836,7 @@
       <w:lvlText w:val="%1."/>
       <w:lvlJc w:val="left"/>
       <w:pPr>
-        <w:ind w:left="720" w:hanging="360"/>
+        <w:ind w:left="720" w:hanging="480"/>
       </w:pPr>
     </w:lvl>
     <w:lvl w:ilvl="1">
@@ -10263,7 +10845,7 @@
       <w:lvlText w:val="%2."/>
       <w:lvlJc w:val="left"/>
       <w:pPr>
-        <w:ind w:left="1440" w:hanging="360"/>
+        <w:ind w:left="1440" w:hanging="480"/>
       </w:pPr>
     </w:lvl>
     <w:lvl w:ilvl="2">
@@ -10272,7 +10854,7 @@
       <w:lvlText w:val="%3."/>
       <w:lvlJc w:val="left"/>
       <w:pPr>
-        <w:ind w:left="2160" w:hanging="360"/>
+        <w:ind w:left="2160" w:hanging="480"/>
       </w:pPr>
     </w:lvl>
     <w:lvl w:ilvl="3">
@@ -10281,7 +10863,7 @@
       <w:lvlText w:val="%4."/>
       <w:lvlJc w:val="left"/>
       <w:pPr>
-        <w:ind w:left="2880" w:hanging="360"/>
+        <w:ind w:left="2880" w:hanging="480"/>
       </w:pPr>
     </w:lvl>
     <w:lvl w:ilvl="4">
@@ -10290,7 +10872,7 @@
       <w:lvlText w:val="%5."/>
       <w:lvlJc w:val="left"/>
       <w:pPr>
-        <w:ind w:left="3600" w:hanging="360"/>
+        <w:ind w:left="3600" w:hanging="480"/>
       </w:pPr>
     </w:lvl>
     <w:lvl w:ilvl="5">
@@ -10299,7 +10881,7 @@
       <w:lvlText w:val="%6."/>
       <w:lvlJc w:val="left"/>
       <w:pPr>
-        <w:ind w:left="4320" w:hanging="360"/>
+        <w:ind w:left="4320" w:hanging="480"/>
       </w:pPr>
     </w:lvl>
     <w:lvl w:ilvl="6">
@@ -10308,7 +10890,7 @@
       <w:lvlText w:val="%7."/>
       <w:lvlJc w:val="left"/>
       <w:pPr>
-        <w:ind w:left="5040" w:hanging="360"/>
+        <w:ind w:left="5040" w:hanging="480"/>
       </w:pPr>
     </w:lvl>
     <w:lvl w:ilvl="7">
@@ -10317,7 +10899,7 @@
       <w:lvlText w:val="%8."/>
       <w:lvlJc w:val="left"/>
       <w:pPr>
-        <w:ind w:left="5760" w:hanging="360"/>
+        <w:ind w:left="5760" w:hanging="480"/>
       </w:pPr>
     </w:lvl>
     <w:lvl w:ilvl="8">
@@ -10326,186 +10908,83 @@
       <w:lvlText w:val="%9."/>
       <w:lvlJc w:val="left"/>
       <w:pPr>
-        <w:ind w:left="6480" w:hanging="360"/>
+        <w:ind w:left="6480" w:hanging="480"/>
       </w:pPr>
     </w:lvl>
   </w:abstractNum>
   <w:abstractNum w:abstractNumId="991">
-    <w:nsid w:val="0000A991"/>
+    <w:nsid w:val="A991"/>
     <w:multiLevelType w:val="multilevel"/>
     <w:lvl w:ilvl="0">
       <w:numFmt w:val="bullet"/>
-      <w:lvlText w:val=""/>
+      <w:lvlText w:val="•"/>
       <w:lvlJc w:val="left"/>
       <w:pPr>
-        <w:ind w:left="720" w:hanging="360"/>
-      </w:pPr>
-      <w:rPr>
-        <w:rFonts w:ascii="Symbol" w:hAnsi="Symbol" w:cs="Symbol" w:hint="default"/>
-      </w:rPr>
+        <w:ind w:left="720" w:hanging="480"/>
+      </w:pPr>
     </w:lvl>
     <w:lvl w:ilvl="1">
       <w:numFmt w:val="bullet"/>
-      <w:lvlText w:val="o"/>
+      <w:lvlText w:val="–"/>
       <w:lvlJc w:val="left"/>
       <w:pPr>
-        <w:ind w:left="1440" w:hanging="360"/>
-      </w:pPr>
-      <w:rPr>
-        <w:rFonts w:ascii="Courier New" w:hAnsi="Courier New" w:cs="Courier New" w:hint="default"/>
-      </w:rPr>
+        <w:ind w:left="1440" w:hanging="480"/>
+      </w:pPr>
     </w:lvl>
     <w:lvl w:ilvl="2">
       <w:numFmt w:val="bullet"/>
-      <w:lvlText w:val=""/>
+      <w:lvlText w:val="•"/>
       <w:lvlJc w:val="left"/>
       <w:pPr>
-        <w:ind w:left="2160" w:hanging="360"/>
-      </w:pPr>
-      <w:rPr>
-        <w:rFonts w:ascii="Wingdings" w:hAnsi="Wingdings" w:cs="Wingdings" w:hint="default"/>
-      </w:rPr>
+        <w:ind w:left="2160" w:hanging="480"/>
+      </w:pPr>
     </w:lvl>
     <w:lvl w:ilvl="3">
       <w:numFmt w:val="bullet"/>
-      <w:lvlText w:val=""/>
+      <w:lvlText w:val="–"/>
       <w:lvlJc w:val="left"/>
       <w:pPr>
-        <w:ind w:left="2880" w:hanging="360"/>
-      </w:pPr>
-      <w:rPr>
-        <w:rFonts w:ascii="Symbol" w:hAnsi="Symbol" w:cs="Symbol" w:hint="default"/>
-      </w:rPr>
+        <w:ind w:left="2880" w:hanging="480"/>
+      </w:pPr>
     </w:lvl>
     <w:lvl w:ilvl="4">
       <w:numFmt w:val="bullet"/>
-      <w:lvlText w:val="o"/>
+      <w:lvlText w:val="•"/>
       <w:lvlJc w:val="left"/>
       <w:pPr>
-        <w:ind w:left="3600" w:hanging="360"/>
-      </w:pPr>
-      <w:rPr>
-        <w:rFonts w:ascii="Courier New" w:hAnsi="Courier New" w:cs="Courier New" w:hint="default"/>
-      </w:rPr>
+        <w:ind w:left="3600" w:hanging="480"/>
+      </w:pPr>
     </w:lvl>
     <w:lvl w:ilvl="5">
       <w:numFmt w:val="bullet"/>
-      <w:lvlText w:val=""/>
+      <w:lvlText w:val="–"/>
       <w:lvlJc w:val="left"/>
       <w:pPr>
-        <w:ind w:left="4320" w:hanging="360"/>
-      </w:pPr>
-      <w:rPr>
-        <w:rFonts w:ascii="Wingdings" w:hAnsi="Wingdings" w:cs="Wingdings" w:hint="default"/>
-      </w:rPr>
+        <w:ind w:left="4320" w:hanging="480"/>
+      </w:pPr>
     </w:lvl>
     <w:lvl w:ilvl="6">
       <w:numFmt w:val="bullet"/>
-      <w:lvlText w:val=""/>
+      <w:lvlText w:val="•"/>
       <w:lvlJc w:val="left"/>
       <w:pPr>
-        <w:ind w:left="5040" w:hanging="360"/>
-      </w:pPr>
-      <w:rPr>
-        <w:rFonts w:ascii="Symbol" w:hAnsi="Symbol" w:cs="Symbol" w:hint="default"/>
-      </w:rPr>
+        <w:ind w:left="5040" w:hanging="480"/>
+      </w:pPr>
     </w:lvl>
     <w:lvl w:ilvl="7">
       <w:numFmt w:val="bullet"/>
-      <w:lvlText w:val="o"/>
+      <w:lvlText w:val="–"/>
       <w:lvlJc w:val="left"/>
       <w:pPr>
-        <w:ind w:left="5760" w:hanging="360"/>
-      </w:pPr>
-      <w:rPr>
-        <w:rFonts w:ascii="Courier New" w:hAnsi="Courier New" w:cs="Courier New" w:hint="default"/>
-      </w:rPr>
+        <w:ind w:left="5760" w:hanging="480"/>
+      </w:pPr>
     </w:lvl>
     <w:lvl w:ilvl="8">
       <w:numFmt w:val="bullet"/>
-      <w:lvlText w:val=""/>
+      <w:lvlText w:val="•"/>
       <w:lvlJc w:val="left"/>
       <w:pPr>
-        <w:ind w:left="6480" w:hanging="360"/>
-      </w:pPr>
-      <w:rPr>
-        <w:rFonts w:ascii="Wingdings" w:hAnsi="Wingdings" w:cs="Wingdings" w:hint="default"/>
-      </w:rPr>
-    </w:lvl>
-  </w:abstractNum>
-  <w:abstractNum w:abstractNumId="992">
-    <w:nsid w:val="0000A992"/>
-    <w:multiLevelType w:val="multilevel"/>
-    <w:lvl w:ilvl="0">
-      <w:numFmt w:val="bullet"/>
-      <w:lvlText w:val="☐"/>
-      <w:lvlJc w:val="left"/>
-      <w:pPr>
-        <w:ind w:left="720" w:hanging="360"/>
-      </w:pPr>
-    </w:lvl>
-    <w:lvl w:ilvl="1">
-      <w:numFmt w:val="bullet"/>
-      <w:lvlText w:val="☐"/>
-      <w:lvlJc w:val="left"/>
-      <w:pPr>
-        <w:ind w:left="1440" w:hanging="360"/>
-      </w:pPr>
-    </w:lvl>
-    <w:lvl w:ilvl="2">
-      <w:numFmt w:val="bullet"/>
-      <w:lvlText w:val="☐"/>
-      <w:lvlJc w:val="left"/>
-      <w:pPr>
-        <w:ind w:left="2160" w:hanging="360"/>
-      </w:pPr>
-    </w:lvl>
-    <w:lvl w:ilvl="3">
-      <w:numFmt w:val="bullet"/>
-      <w:lvlText w:val="☐"/>
-      <w:lvlJc w:val="left"/>
-      <w:pPr>
-        <w:ind w:left="2880" w:hanging="360"/>
-      </w:pPr>
-    </w:lvl>
-    <w:lvl w:ilvl="4">
-      <w:numFmt w:val="bullet"/>
-      <w:lvlText w:val="☐"/>
-      <w:lvlJc w:val="left"/>
-      <w:pPr>
-        <w:ind w:left="3600" w:hanging="360"/>
-      </w:pPr>
-    </w:lvl>
-    <w:lvl w:ilvl="5">
-      <w:numFmt w:val="bullet"/>
-      <w:lvlText w:val="☐"/>
-      <w:lvlJc w:val="left"/>
-      <w:pPr>
-        <w:ind w:left="4320" w:hanging="360"/>
-      </w:pPr>
-    </w:lvl>
-    <w:lvl w:ilvl="6">
-      <w:numFmt w:val="bullet"/>
-      <w:lvlText w:val="☐"/>
-      <w:lvlJc w:val="left"/>
-      <w:pPr>
-        <w:ind w:left="5040" w:hanging="360"/>
-      </w:pPr>
-    </w:lvl>
-    <w:lvl w:ilvl="7">
-      <w:numFmt w:val="bullet"/>
-      <w:lvlText w:val="☐"/>
-      <w:lvlJc w:val="left"/>
-      <w:pPr>
-        <w:ind w:left="5760" w:hanging="360"/>
-      </w:pPr>
-    </w:lvl>
-    <w:lvl w:ilvl="8">
-      <w:numFmt w:val="bullet"/>
-      <w:lvlText w:val="☐"/>
-      <w:lvlJc w:val="left"/>
-      <w:pPr>
-        <w:ind w:left="6480" w:hanging="360"/>
+        <w:ind w:left="6480" w:hanging="480"/>
       </w:pPr>
     </w:lvl>
   </w:abstractNum>
@@ -10582,27 +11061,9 @@
     </w:lvlOverride>
   </w:num>
   <w:num w:numId="1006">
-    <w:abstractNumId w:val="992"/>
+    <w:abstractNumId w:val="991"/>
   </w:num>
   <w:num w:numId="1007">
-    <w:abstractNumId w:val="992"/>
-  </w:num>
-  <w:num w:numId="1008">
-    <w:abstractNumId w:val="992"/>
-  </w:num>
-  <w:num w:numId="1009">
-    <w:abstractNumId w:val="992"/>
-  </w:num>
-  <w:num w:numId="1010">
-    <w:abstractNumId w:val="992"/>
-  </w:num>
-  <w:num w:numId="1011">
-    <w:abstractNumId w:val="992"/>
-  </w:num>
-  <w:num w:numId="1012">
-    <w:abstractNumId w:val="992"/>
-  </w:num>
-  <w:num w:numId="1013">
     <w:abstractNumId w:val="99411"/>
     <w:lvlOverride w:ilvl="0">
       <w:startOverride w:val="1"/>
@@ -10632,7 +11093,7 @@
       <w:startOverride w:val="1"/>
     </w:lvlOverride>
   </w:num>
-  <w:num w:numId="1014">
+  <w:num w:numId="1008">
     <w:abstractNumId w:val="99411"/>
     <w:lvlOverride w:ilvl="0">
       <w:startOverride w:val="1"/>
@@ -10662,7 +11123,7 @@
       <w:startOverride w:val="1"/>
     </w:lvlOverride>
   </w:num>
-  <w:num w:numId="1015">
+  <w:num w:numId="1009">
     <w:abstractNumId w:val="99411"/>
     <w:lvlOverride w:ilvl="0">
       <w:startOverride w:val="1"/>
@@ -10692,7 +11153,7 @@
       <w:startOverride w:val="1"/>
     </w:lvlOverride>
   </w:num>
-  <w:num w:numId="1016">
+  <w:num w:numId="1010">
     <w:abstractNumId w:val="99411"/>
     <w:lvlOverride w:ilvl="0">
       <w:startOverride w:val="1"/>
@@ -10730,10 +11191,10 @@
   <w:docDefaults>
     <w:rPrDefault>
       <w:rPr>
-        <w:rFonts w:asciiTheme="minorHAnsi" w:cstheme="minorBidi" w:eastAsiaTheme="minorEastAsia" w:hAnsiTheme="minorHAnsi"/>
+        <w:rFonts w:asciiTheme="minorHAnsi" w:cstheme="minorBidi" w:eastAsiaTheme="minorHAnsi" w:hAnsiTheme="minorHAnsi"/>
         <w:sz w:val="24"/>
         <w:szCs w:val="24"/>
-        <w:lang w:bidi="ar-SA" w:eastAsia="zh-CN" w:val="en-US"/>
+        <w:lang w:bidi="ar-SA" w:eastAsia="en-US" w:val="en-US"/>
       </w:rPr>
     </w:rPrDefault>
     <w:pPrDefault>
@@ -10751,10 +11212,10 @@
     <w:name w:val="Body Text"/>
     <w:basedOn w:val="Normal"/>
     <w:link w:val="BodyTextChar"/>
-    <w:qFormat/>
     <w:pPr>
       <w:spacing w:after="180" w:before="180"/>
     </w:pPr>
+    <w:qFormat/>
   </w:style>
   <w:style w:customStyle="1" w:styleId="FirstParagraph" w:type="paragraph">
     <w:name w:val="First Paragraph"/>
@@ -10774,94 +11235,57 @@
     <w:name w:val="Title"/>
     <w:basedOn w:val="Normal"/>
     <w:next w:val="BodyText"/>
-    <w:link w:val="TitleChar"/>
-    <w:uiPriority w:val="10"/>
     <w:qFormat/>
-    <w:rsid w:val="00A10FD9"/>
     <w:pPr>
-      <w:spacing w:after="80" w:line="240" w:lineRule="auto"/>
-      <w:contextualSpacing/>
+      <w:keepNext/>
+      <w:keepLines/>
+      <w:spacing w:after="240" w:before="480"/>
       <w:jc w:val="center"/>
     </w:pPr>
     <w:rPr>
       <w:rFonts w:asciiTheme="majorHAnsi" w:cstheme="majorBidi" w:eastAsiaTheme="majorEastAsia" w:hAnsiTheme="majorHAnsi"/>
-      <w:sz w:val="56"/>
-      <w:szCs w:val="56"/>
-    </w:rPr>
-  </w:style>
-  <w:style w:customStyle="1" w:styleId="TitleChar" w:type="character">
-    <w:name w:val="Title Char"/>
-    <w:basedOn w:val="DefaultParagraphFont"/>
-    <w:link w:val="Title"/>
-    <w:uiPriority w:val="10"/>
-    <w:rsid w:val="00A10FD9"/>
-    <w:rPr>
-      <w:rFonts w:asciiTheme="majorHAnsi" w:cstheme="majorBidi" w:eastAsiaTheme="majorEastAsia" w:hAnsiTheme="majorHAnsi"/>
-      <w:sz w:val="56"/>
-      <w:szCs w:val="56"/>
+      <w:b/>
+      <w:bCs/>
+      <w:color w:themeColor="accent1" w:themeShade="B5" w:val="345A8A"/>
+      <w:sz w:val="36"/>
+      <w:szCs w:val="36"/>
     </w:rPr>
   </w:style>
   <w:style w:styleId="Subtitle" w:type="paragraph">
     <w:name w:val="Subtitle"/>
     <w:basedOn w:val="Title"/>
     <w:next w:val="BodyText"/>
-    <w:link w:val="SubtitleChar"/>
-    <w:uiPriority w:val="11"/>
     <w:qFormat/>
-    <w:rsid w:val="00A10FD9"/>
     <w:pPr>
-      <w:numPr>
-        <w:ilvl w:val="1"/>
-      </w:numPr>
+      <w:keepNext/>
+      <w:keepLines/>
+      <w:spacing w:after="240" w:before="240"/>
+      <w:jc w:val="center"/>
     </w:pPr>
     <w:rPr>
-      <w:rFonts w:cstheme="majorBidi" w:eastAsiaTheme="majorEastAsia"/>
-      <w:spacing w:val="15"/>
-      <w:sz w:val="28"/>
-      <w:szCs w:val="28"/>
-    </w:rPr>
-  </w:style>
-  <w:style w:customStyle="1" w:styleId="SubtitleChar" w:type="character">
-    <w:name w:val="Subtitle Char"/>
-    <w:basedOn w:val="DefaultParagraphFont"/>
-    <w:link w:val="Subtitle"/>
-    <w:uiPriority w:val="11"/>
-    <w:rsid w:val="00A10FD9"/>
-    <w:rPr>
-      <w:rFonts w:cstheme="majorBidi" w:eastAsiaTheme="majorEastAsia"/>
-      <w:color w:themeColor="text1" w:themeTint="A6" w:val="595959"/>
-      <w:spacing w:val="15"/>
-      <w:sz w:val="28"/>
-      <w:szCs w:val="28"/>
+      <w:sz w:val="30"/>
+      <w:szCs w:val="30"/>
     </w:rPr>
   </w:style>
   <w:style w:customStyle="1" w:styleId="Author" w:type="paragraph">
     <w:name w:val="Author"/>
-    <w:basedOn w:val="Title"/>
     <w:next w:val="BodyText"/>
     <w:qFormat/>
     <w:pPr>
       <w:keepNext/>
       <w:keepLines/>
+      <w:jc w:val="center"/>
     </w:pPr>
-    <w:rPr>
-      <w:sz w:val="24"/>
-      <w:szCs w:val="24"/>
-    </w:rPr>
   </w:style>
   <w:style w:styleId="Date" w:type="paragraph">
     <w:name w:val="Date"/>
-    <w:basedOn w:val="Title"/>
     <w:next w:val="BodyText"/>
     <w:qFormat/>
     <w:pPr>
       <w:keepNext/>
       <w:keepLines/>
+      <w:jc w:val="center"/>
     </w:pPr>
-    <w:rPr>
-      <w:sz w:val="24"/>
-      <w:szCs w:val="24"/>
-    </w:rPr>
   </w:style>
   <w:style w:customStyle="1" w:styleId="AbstractTitle" w:type="paragraph">
     <w:name w:val="Abstract Title"/>
@@ -10871,13 +11295,15 @@
     <w:pPr>
       <w:keepNext/>
       <w:keepLines/>
+      <w:jc w:val="center"/>
       <w:spacing w:after="0" w:before="300"/>
-      <w:jc w:val="center"/>
     </w:pPr>
     <w:rPr>
-      <w:b/>
       <w:sz w:val="20"/>
       <w:szCs w:val="20"/>
+      <w:b/>
+      <w:color w:val="345A8A"/>
+      &gt;
     </w:rPr>
   </w:style>
   <w:style w:customStyle="1" w:styleId="Abstract" w:type="paragraph">
@@ -10904,321 +11330,191 @@
     <w:rPr/>
   </w:style>
   <w:style w:styleId="Heading1" w:type="paragraph">
-    <w:name w:val="heading 1"/>
+    <w:name w:val="Heading 1"/>
     <w:basedOn w:val="Normal"/>
     <w:next w:val="BodyText"/>
-    <w:link w:val="Heading1Char"/>
     <w:uiPriority w:val="9"/>
     <w:qFormat/>
-    <w:rsid w:val="00A10FD9"/>
     <w:pPr>
       <w:keepNext/>
       <w:keepLines/>
-      <w:spacing w:after="80" w:before="360"/>
+      <w:spacing w:after="0" w:before="480"/>
       <w:outlineLvl w:val="0"/>
     </w:pPr>
     <w:rPr>
       <w:rFonts w:asciiTheme="majorHAnsi" w:cstheme="majorBidi" w:eastAsiaTheme="majorEastAsia" w:hAnsiTheme="majorHAnsi"/>
-      <w:color w:themeColor="accent1" w:themeShade="BF" w:val="0F4761"/>
-      <w:sz w:val="40"/>
-      <w:szCs w:val="40"/>
+      <w:b/>
+      <w:bCs/>
+      <w:color w:themeColor="accent1" w:val="4F81BD"/>
+      <w:sz w:val="32"/>
+      <w:szCs w:val="32"/>
     </w:rPr>
   </w:style>
   <w:style w:styleId="Heading2" w:type="paragraph">
-    <w:name w:val="heading 2"/>
+    <w:name w:val="Heading 2"/>
     <w:basedOn w:val="Normal"/>
     <w:next w:val="BodyText"/>
-    <w:link w:val="Heading2Char"/>
     <w:uiPriority w:val="9"/>
-    <w:semiHidden/>
     <w:unhideWhenUsed/>
     <w:qFormat/>
-    <w:rsid w:val="00A10FD9"/>
     <w:pPr>
       <w:keepNext/>
       <w:keepLines/>
-      <w:spacing w:after="80" w:before="160"/>
+      <w:spacing w:after="0" w:before="200"/>
       <w:outlineLvl w:val="1"/>
     </w:pPr>
     <w:rPr>
       <w:rFonts w:asciiTheme="majorHAnsi" w:cstheme="majorBidi" w:eastAsiaTheme="majorEastAsia" w:hAnsiTheme="majorHAnsi"/>
-      <w:color w:themeColor="accent1" w:themeShade="BF" w:val="0F4761"/>
-      <w:sz w:val="32"/>
-      <w:szCs w:val="32"/>
-    </w:rPr>
-  </w:style>
-  <w:style w:styleId="Heading3" w:type="paragraph">
-    <w:name w:val="heading 3"/>
-    <w:basedOn w:val="Normal"/>
-    <w:next w:val="BodyText"/>
-    <w:link w:val="Heading3Char"/>
-    <w:uiPriority w:val="9"/>
-    <w:semiHidden/>
-    <w:unhideWhenUsed/>
-    <w:qFormat/>
-    <w:rsid w:val="00A10FD9"/>
-    <w:pPr>
-      <w:keepNext/>
-      <w:keepLines/>
-      <w:spacing w:after="80" w:before="160"/>
-      <w:outlineLvl w:val="2"/>
-    </w:pPr>
-    <w:rPr>
-      <w:rFonts w:cstheme="majorBidi" w:eastAsiaTheme="majorEastAsia"/>
-      <w:color w:themeColor="accent1" w:themeShade="BF" w:val="0F4761"/>
+      <w:b/>
+      <w:bCs/>
+      <w:color w:themeColor="accent1" w:val="4F81BD"/>
       <w:sz w:val="28"/>
       <w:szCs w:val="28"/>
     </w:rPr>
   </w:style>
-  <w:style w:styleId="Heading4" w:type="paragraph">
-    <w:name w:val="heading 4"/>
+  <w:style w:styleId="Heading3" w:type="paragraph">
+    <w:name w:val="Heading 3"/>
     <w:basedOn w:val="Normal"/>
     <w:next w:val="BodyText"/>
-    <w:link w:val="Heading4Char"/>
     <w:uiPriority w:val="9"/>
-    <w:semiHidden/>
     <w:unhideWhenUsed/>
     <w:qFormat/>
-    <w:rsid w:val="00A10FD9"/>
     <w:pPr>
       <w:keepNext/>
       <w:keepLines/>
-      <w:spacing w:after="40" w:before="80"/>
+      <w:spacing w:after="0" w:before="200"/>
+      <w:outlineLvl w:val="2"/>
+    </w:pPr>
+    <w:rPr>
+      <w:rFonts w:asciiTheme="majorHAnsi" w:cstheme="majorBidi" w:eastAsiaTheme="majorEastAsia" w:hAnsiTheme="majorHAnsi"/>
+      <w:b/>
+      <w:bCs/>
+      <w:color w:themeColor="accent1" w:val="4F81BD"/>
+      <w:sz w:val="24"/>
+      <w:szCs w:val="24"/>
+    </w:rPr>
+  </w:style>
+  <w:style w:styleId="Heading4" w:type="paragraph">
+    <w:name w:val="Heading 4"/>
+    <w:basedOn w:val="Normal"/>
+    <w:next w:val="BodyText"/>
+    <w:uiPriority w:val="9"/>
+    <w:unhideWhenUsed/>
+    <w:qFormat/>
+    <w:pPr>
+      <w:keepNext/>
+      <w:keepLines/>
+      <w:spacing w:after="0" w:before="200"/>
       <w:outlineLvl w:val="3"/>
     </w:pPr>
     <w:rPr>
-      <w:rFonts w:cstheme="majorBidi" w:eastAsiaTheme="majorEastAsia"/>
+      <w:rFonts w:asciiTheme="majorHAnsi" w:cstheme="majorBidi" w:eastAsiaTheme="majorEastAsia" w:hAnsiTheme="majorHAnsi"/>
       <w:i/>
-      <w:iCs/>
-      <w:color w:themeColor="accent1" w:themeShade="BF" w:val="0F4761"/>
+      <w:bCs/>
+      <w:color w:themeColor="accent1" w:val="4F81BD"/>
+      <w:sz w:val="24"/>
+      <w:szCs w:val="24"/>
     </w:rPr>
   </w:style>
   <w:style w:styleId="Heading5" w:type="paragraph">
-    <w:name w:val="heading 5"/>
+    <w:name w:val="Heading 5"/>
     <w:basedOn w:val="Normal"/>
     <w:next w:val="BodyText"/>
-    <w:link w:val="Heading5Char"/>
     <w:uiPriority w:val="9"/>
-    <w:semiHidden/>
     <w:unhideWhenUsed/>
     <w:qFormat/>
-    <w:rsid w:val="00A10FD9"/>
     <w:pPr>
       <w:keepNext/>
       <w:keepLines/>
-      <w:spacing w:after="40" w:before="80"/>
+      <w:spacing w:after="0" w:before="200"/>
       <w:outlineLvl w:val="4"/>
     </w:pPr>
     <w:rPr>
-      <w:rFonts w:cstheme="majorBidi" w:eastAsiaTheme="majorEastAsia"/>
-      <w:color w:themeColor="accent1" w:themeShade="BF" w:val="0F4761"/>
+      <w:rFonts w:asciiTheme="majorHAnsi" w:cstheme="majorBidi" w:eastAsiaTheme="majorEastAsia" w:hAnsiTheme="majorHAnsi"/>
+      <w:iCs/>
+      <w:color w:themeColor="accent1" w:val="4F81BD"/>
+      <w:sz w:val="24"/>
+      <w:szCs w:val="24"/>
     </w:rPr>
   </w:style>
   <w:style w:styleId="Heading6" w:type="paragraph">
-    <w:name w:val="heading 6"/>
+    <w:name w:val="Heading 6"/>
     <w:basedOn w:val="Normal"/>
     <w:next w:val="BodyText"/>
-    <w:link w:val="Heading6Char"/>
     <w:uiPriority w:val="9"/>
-    <w:semiHidden/>
     <w:unhideWhenUsed/>
     <w:qFormat/>
-    <w:rsid w:val="00A10FD9"/>
     <w:pPr>
       <w:keepNext/>
       <w:keepLines/>
-      <w:spacing w:after="0" w:before="40"/>
+      <w:spacing w:after="0" w:before="200"/>
       <w:outlineLvl w:val="5"/>
     </w:pPr>
     <w:rPr>
-      <w:rFonts w:cstheme="majorBidi" w:eastAsiaTheme="majorEastAsia"/>
-      <w:i/>
-      <w:iCs/>
-      <w:color w:themeColor="text1" w:themeTint="A6" w:val="595959"/>
+      <w:rFonts w:asciiTheme="majorHAnsi" w:cstheme="majorBidi" w:eastAsiaTheme="majorEastAsia" w:hAnsiTheme="majorHAnsi"/>
+      <w:color w:themeColor="accent1" w:val="4F81BD"/>
+      <w:sz w:val="24"/>
+      <w:szCs w:val="24"/>
     </w:rPr>
   </w:style>
   <w:style w:styleId="Heading7" w:type="paragraph">
-    <w:name w:val="heading 7"/>
+    <w:name w:val="Heading 7"/>
     <w:basedOn w:val="Normal"/>
     <w:next w:val="BodyText"/>
-    <w:link w:val="Heading7Char"/>
     <w:uiPriority w:val="9"/>
-    <w:semiHidden/>
     <w:unhideWhenUsed/>
     <w:qFormat/>
-    <w:rsid w:val="00A10FD9"/>
     <w:pPr>
       <w:keepNext/>
       <w:keepLines/>
-      <w:spacing w:after="0" w:before="40"/>
+      <w:spacing w:after="0" w:before="200"/>
       <w:outlineLvl w:val="6"/>
     </w:pPr>
     <w:rPr>
-      <w:rFonts w:cstheme="majorBidi" w:eastAsiaTheme="majorEastAsia"/>
-      <w:color w:themeColor="text1" w:themeTint="A6" w:val="595959"/>
+      <w:rFonts w:asciiTheme="majorHAnsi" w:cstheme="majorBidi" w:eastAsiaTheme="majorEastAsia" w:hAnsiTheme="majorHAnsi"/>
+      <w:color w:themeColor="accent1" w:val="4F81BD"/>
+      <w:sz w:val="24"/>
+      <w:szCs w:val="24"/>
     </w:rPr>
   </w:style>
   <w:style w:styleId="Heading8" w:type="paragraph">
-    <w:name w:val="heading 8"/>
+    <w:name w:val="Heading 8"/>
     <w:basedOn w:val="Normal"/>
     <w:next w:val="BodyText"/>
-    <w:link w:val="Heading8Char"/>
     <w:uiPriority w:val="9"/>
-    <w:semiHidden/>
     <w:unhideWhenUsed/>
     <w:qFormat/>
-    <w:rsid w:val="00A10FD9"/>
     <w:pPr>
       <w:keepNext/>
       <w:keepLines/>
-      <w:spacing w:after="0"/>
+      <w:spacing w:after="0" w:before="200"/>
       <w:outlineLvl w:val="7"/>
     </w:pPr>
     <w:rPr>
-      <w:rFonts w:cstheme="majorBidi" w:eastAsiaTheme="majorEastAsia"/>
-      <w:i/>
-      <w:iCs/>
-      <w:color w:themeColor="text1" w:themeTint="D8" w:val="272727"/>
+      <w:rFonts w:asciiTheme="majorHAnsi" w:cstheme="majorBidi" w:eastAsiaTheme="majorEastAsia" w:hAnsiTheme="majorHAnsi"/>
+      <w:color w:themeColor="accent1" w:val="4F81BD"/>
+      <w:sz w:val="24"/>
+      <w:szCs w:val="24"/>
     </w:rPr>
   </w:style>
   <w:style w:styleId="Heading9" w:type="paragraph">
-    <w:name w:val="heading 9"/>
+    <w:name w:val="Heading 9"/>
     <w:basedOn w:val="Normal"/>
     <w:next w:val="BodyText"/>
-    <w:link w:val="Heading9Char"/>
     <w:uiPriority w:val="9"/>
-    <w:semiHidden/>
     <w:unhideWhenUsed/>
     <w:qFormat/>
-    <w:rsid w:val="00A10FD9"/>
     <w:pPr>
       <w:keepNext/>
       <w:keepLines/>
-      <w:spacing w:after="0"/>
+      <w:spacing w:after="0" w:before="200"/>
       <w:outlineLvl w:val="8"/>
     </w:pPr>
     <w:rPr>
-      <w:rFonts w:cstheme="majorBidi" w:eastAsiaTheme="majorEastAsia"/>
-      <w:color w:themeColor="text1" w:themeTint="D8" w:val="272727"/>
-    </w:rPr>
-  </w:style>
-  <w:style w:customStyle="1" w:styleId="Heading1Char" w:type="character">
-    <w:name w:val="Heading 1 Char"/>
-    <w:basedOn w:val="DefaultParagraphFont"/>
-    <w:link w:val="Heading1"/>
-    <w:uiPriority w:val="9"/>
-    <w:rsid w:val="00A10FD9"/>
-    <w:rPr>
       <w:rFonts w:asciiTheme="majorHAnsi" w:cstheme="majorBidi" w:eastAsiaTheme="majorEastAsia" w:hAnsiTheme="majorHAnsi"/>
-      <w:color w:themeColor="accent1" w:themeShade="BF" w:val="0F4761"/>
-      <w:sz w:val="40"/>
-      <w:szCs w:val="40"/>
-    </w:rPr>
-  </w:style>
-  <w:style w:customStyle="1" w:styleId="Heading2Char" w:type="character">
-    <w:name w:val="Heading 2 Char"/>
-    <w:basedOn w:val="DefaultParagraphFont"/>
-    <w:link w:val="Heading2"/>
-    <w:uiPriority w:val="9"/>
-    <w:semiHidden/>
-    <w:rsid w:val="00A10FD9"/>
-    <w:rPr>
-      <w:rFonts w:asciiTheme="majorHAnsi" w:cstheme="majorBidi" w:eastAsiaTheme="majorEastAsia" w:hAnsiTheme="majorHAnsi"/>
-      <w:color w:themeColor="accent1" w:themeShade="BF" w:val="0F4761"/>
-      <w:sz w:val="32"/>
-      <w:szCs w:val="32"/>
-    </w:rPr>
-  </w:style>
-  <w:style w:customStyle="1" w:styleId="Heading3Char" w:type="character">
-    <w:name w:val="Heading 3 Char"/>
-    <w:basedOn w:val="DefaultParagraphFont"/>
-    <w:link w:val="Heading3"/>
-    <w:uiPriority w:val="9"/>
-    <w:semiHidden/>
-    <w:rsid w:val="00A10FD9"/>
-    <w:rPr>
-      <w:rFonts w:cstheme="majorBidi" w:eastAsiaTheme="majorEastAsia"/>
-      <w:color w:themeColor="accent1" w:themeShade="BF" w:val="0F4761"/>
-      <w:sz w:val="28"/>
-      <w:szCs w:val="28"/>
-    </w:rPr>
-  </w:style>
-  <w:style w:customStyle="1" w:styleId="Heading4Char" w:type="character">
-    <w:name w:val="Heading 4 Char"/>
-    <w:basedOn w:val="DefaultParagraphFont"/>
-    <w:link w:val="Heading4"/>
-    <w:uiPriority w:val="9"/>
-    <w:semiHidden/>
-    <w:rsid w:val="00A10FD9"/>
-    <w:rPr>
-      <w:rFonts w:cstheme="majorBidi" w:eastAsiaTheme="majorEastAsia"/>
-      <w:i/>
-      <w:iCs/>
-      <w:color w:themeColor="accent1" w:themeShade="BF" w:val="0F4761"/>
-    </w:rPr>
-  </w:style>
-  <w:style w:customStyle="1" w:styleId="Heading5Char" w:type="character">
-    <w:name w:val="Heading 5 Char"/>
-    <w:basedOn w:val="DefaultParagraphFont"/>
-    <w:link w:val="Heading5"/>
-    <w:uiPriority w:val="9"/>
-    <w:semiHidden/>
-    <w:rsid w:val="00A10FD9"/>
-    <w:rPr>
-      <w:rFonts w:cstheme="majorBidi" w:eastAsiaTheme="majorEastAsia"/>
-      <w:color w:themeColor="accent1" w:themeShade="BF" w:val="0F4761"/>
-    </w:rPr>
-  </w:style>
-  <w:style w:customStyle="1" w:styleId="Heading6Char" w:type="character">
-    <w:name w:val="Heading 6 Char"/>
-    <w:basedOn w:val="DefaultParagraphFont"/>
-    <w:link w:val="Heading6"/>
-    <w:uiPriority w:val="9"/>
-    <w:semiHidden/>
-    <w:rsid w:val="00A10FD9"/>
-    <w:rPr>
-      <w:rFonts w:cstheme="majorBidi" w:eastAsiaTheme="majorEastAsia"/>
-      <w:i/>
-      <w:iCs/>
-      <w:color w:themeColor="text1" w:themeTint="A6" w:val="595959"/>
-    </w:rPr>
-  </w:style>
-  <w:style w:customStyle="1" w:styleId="Heading7Char" w:type="character">
-    <w:name w:val="Heading 7 Char"/>
-    <w:basedOn w:val="DefaultParagraphFont"/>
-    <w:link w:val="Heading7"/>
-    <w:uiPriority w:val="9"/>
-    <w:semiHidden/>
-    <w:rsid w:val="00A10FD9"/>
-    <w:rPr>
-      <w:rFonts w:cstheme="majorBidi" w:eastAsiaTheme="majorEastAsia"/>
-      <w:color w:themeColor="text1" w:themeTint="A6" w:val="595959"/>
-    </w:rPr>
-  </w:style>
-  <w:style w:customStyle="1" w:styleId="Heading8Char" w:type="character">
-    <w:name w:val="Heading 8 Char"/>
-    <w:basedOn w:val="DefaultParagraphFont"/>
-    <w:link w:val="Heading8"/>
-    <w:uiPriority w:val="9"/>
-    <w:semiHidden/>
-    <w:rsid w:val="00A10FD9"/>
-    <w:rPr>
-      <w:rFonts w:cstheme="majorBidi" w:eastAsiaTheme="majorEastAsia"/>
-      <w:i/>
-      <w:iCs/>
-      <w:color w:themeColor="text1" w:themeTint="D8" w:val="272727"/>
-    </w:rPr>
-  </w:style>
-  <w:style w:customStyle="1" w:styleId="Heading9Char" w:type="character">
-    <w:name w:val="Heading 9 Char"/>
-    <w:basedOn w:val="DefaultParagraphFont"/>
-    <w:link w:val="Heading9"/>
-    <w:uiPriority w:val="9"/>
-    <w:semiHidden/>
-    <w:rsid w:val="00A10FD9"/>
-    <w:rPr>
-      <w:rFonts w:cstheme="majorBidi" w:eastAsiaTheme="majorEastAsia"/>
-      <w:color w:themeColor="text1" w:themeTint="D8" w:val="272727"/>
+      <w:color w:themeColor="accent1" w:val="4F81BD"/>
+      <w:sz w:val="24"/>
+      <w:szCs w:val="24"/>
     </w:rPr>
   </w:style>
   <w:style w:styleId="BlockText" w:type="paragraph">
@@ -11241,18 +11537,6 @@
     <w:unhideWhenUsed/>
     <w:qFormat/>
   </w:style>
-  <w:style w:styleId="FootnoteBlockText" w:type="paragraph">
-    <w:name w:val="Footnote Block Text"/>
-    <w:basedOn w:val="FootnoteText"/>
-    <w:next w:val="FootnoteText"/>
-    <w:uiPriority w:val="9"/>
-    <w:unhideWhenUsed/>
-    <w:qFormat/>
-    <w:pPr>
-      <w:spacing w:after="100" w:before="100"/>
-      <w:ind w:firstLine="0" w:left="480" w:right="480"/>
-    </w:pPr>
-  </w:style>
   <w:style w:default="1" w:styleId="DefaultParagraphFont" w:type="character">
     <w:name w:val="Default Paragraph Font"/>
     <w:semiHidden/>
@@ -11274,11 +11558,18 @@
       </w:tblCellMar>
     </w:tblPr>
     <w:tblStylePr w:type="firstRow">
+      <w:tblPr>
+        <w:jc w:val="left"/>
+        <w:tblInd w:type="dxa" w:w="0"/>
+      </w:tblPr>
+      <w:trPr>
+        <w:jc w:val="left"/>
+      </w:trPr>
       <w:tcPr>
+        <w:vAlign w:val="bottom"/>
         <w:tcBorders>
           <w:bottom w:val="single"/>
         </w:tcBorders>
-        <w:vAlign w:val="bottom"/>
       </w:tcPr>
     </w:tblStylePr>
   </w:style>
@@ -11387,261 +11678,233 @@
     <w:link w:val="VerbatimChar"/>
     <w:pPr>
       <w:wordWrap w:val="off"/>
-      <w:shd w:val="clear" w:fill="f1f3f5"/>
     </w:pPr>
   </w:style>
   <w:style w:type="character" w:customStyle="1" w:styleId="KeywordTok">
     <w:name w:val="KeywordTok"/>
     <w:basedOn w:val="VerbatimChar"/>
     <w:rPr>
+      <w:color w:val="007020"/>
       <w:b/>
-      <w:color w:val="003b4f"/>
-      <w:shd w:val="clear" w:fill="f1f3f5"/>
     </w:rPr>
   </w:style>
   <w:style w:type="character" w:customStyle="1" w:styleId="DataTypeTok">
     <w:name w:val="DataTypeTok"/>
     <w:basedOn w:val="VerbatimChar"/>
     <w:rPr>
-      <w:color w:val="ad0000"/>
-      <w:shd w:val="clear" w:fill="f1f3f5"/>
+      <w:color w:val="902000"/>
     </w:rPr>
   </w:style>
   <w:style w:type="character" w:customStyle="1" w:styleId="DecValTok">
     <w:name w:val="DecValTok"/>
     <w:basedOn w:val="VerbatimChar"/>
     <w:rPr>
-      <w:color w:val="ad0000"/>
-      <w:shd w:val="clear" w:fill="f1f3f5"/>
+      <w:color w:val="40a070"/>
     </w:rPr>
   </w:style>
   <w:style w:type="character" w:customStyle="1" w:styleId="BaseNTok">
     <w:name w:val="BaseNTok"/>
     <w:basedOn w:val="VerbatimChar"/>
     <w:rPr>
-      <w:color w:val="ad0000"/>
-      <w:shd w:val="clear" w:fill="f1f3f5"/>
+      <w:color w:val="40a070"/>
     </w:rPr>
   </w:style>
   <w:style w:type="character" w:customStyle="1" w:styleId="FloatTok">
     <w:name w:val="FloatTok"/>
     <w:basedOn w:val="VerbatimChar"/>
     <w:rPr>
-      <w:color w:val="ad0000"/>
-      <w:shd w:val="clear" w:fill="f1f3f5"/>
+      <w:color w:val="40a070"/>
     </w:rPr>
   </w:style>
   <w:style w:type="character" w:customStyle="1" w:styleId="ConstantTok">
     <w:name w:val="ConstantTok"/>
     <w:basedOn w:val="VerbatimChar"/>
     <w:rPr>
-      <w:color w:val="8f5902"/>
-      <w:shd w:val="clear" w:fill="f1f3f5"/>
+      <w:color w:val="880000"/>
     </w:rPr>
   </w:style>
   <w:style w:type="character" w:customStyle="1" w:styleId="CharTok">
     <w:name w:val="CharTok"/>
     <w:basedOn w:val="VerbatimChar"/>
     <w:rPr>
-      <w:color w:val="20794d"/>
-      <w:shd w:val="clear" w:fill="f1f3f5"/>
+      <w:color w:val="4070a0"/>
     </w:rPr>
   </w:style>
   <w:style w:type="character" w:customStyle="1" w:styleId="SpecialCharTok">
     <w:name w:val="SpecialCharTok"/>
     <w:basedOn w:val="VerbatimChar"/>
     <w:rPr>
-      <w:color w:val="5e5e5e"/>
-      <w:shd w:val="clear" w:fill="f1f3f5"/>
+      <w:color w:val="4070a0"/>
     </w:rPr>
   </w:style>
   <w:style w:type="character" w:customStyle="1" w:styleId="StringTok">
     <w:name w:val="StringTok"/>
     <w:basedOn w:val="VerbatimChar"/>
     <w:rPr>
-      <w:color w:val="20794d"/>
-      <w:shd w:val="clear" w:fill="f1f3f5"/>
+      <w:color w:val="4070a0"/>
     </w:rPr>
   </w:style>
   <w:style w:type="character" w:customStyle="1" w:styleId="VerbatimStringTok">
     <w:name w:val="VerbatimStringTok"/>
     <w:basedOn w:val="VerbatimChar"/>
     <w:rPr>
-      <w:color w:val="20794d"/>
-      <w:shd w:val="clear" w:fill="f1f3f5"/>
+      <w:color w:val="4070a0"/>
     </w:rPr>
   </w:style>
   <w:style w:type="character" w:customStyle="1" w:styleId="SpecialStringTok">
     <w:name w:val="SpecialStringTok"/>
     <w:basedOn w:val="VerbatimChar"/>
     <w:rPr>
-      <w:color w:val="20794d"/>
-      <w:shd w:val="clear" w:fill="f1f3f5"/>
+      <w:color w:val="bb6688"/>
     </w:rPr>
   </w:style>
   <w:style w:type="character" w:customStyle="1" w:styleId="ImportTok">
     <w:name w:val="ImportTok"/>
     <w:basedOn w:val="VerbatimChar"/>
     <w:rPr>
-      <w:color w:val="00769e"/>
-      <w:shd w:val="clear" w:fill="f1f3f5"/>
+      <w:color w:val="008000"/>
+      <w:b/>
     </w:rPr>
   </w:style>
   <w:style w:type="character" w:customStyle="1" w:styleId="CommentTok">
     <w:name w:val="CommentTok"/>
     <w:basedOn w:val="VerbatimChar"/>
     <w:rPr>
-      <w:color w:val="5e5e5e"/>
-      <w:shd w:val="clear" w:fill="f1f3f5"/>
+      <w:color w:val="60a0b0"/>
+      <w:i/>
     </w:rPr>
   </w:style>
   <w:style w:type="character" w:customStyle="1" w:styleId="DocumentationTok">
     <w:name w:val="DocumentationTok"/>
     <w:basedOn w:val="VerbatimChar"/>
     <w:rPr>
+      <w:color w:val="ba2121"/>
       <w:i/>
-      <w:color w:val="5e5e5e"/>
-      <w:shd w:val="clear" w:fill="f1f3f5"/>
     </w:rPr>
   </w:style>
   <w:style w:type="character" w:customStyle="1" w:styleId="AnnotationTok">
     <w:name w:val="AnnotationTok"/>
     <w:basedOn w:val="VerbatimChar"/>
     <w:rPr>
-      <w:color w:val="5e5e5e"/>
-      <w:shd w:val="clear" w:fill="f1f3f5"/>
+      <w:color w:val="60a0b0"/>
+      <w:b/>
+      <w:i/>
     </w:rPr>
   </w:style>
   <w:style w:type="character" w:customStyle="1" w:styleId="CommentVarTok">
     <w:name w:val="CommentVarTok"/>
     <w:basedOn w:val="VerbatimChar"/>
     <w:rPr>
+      <w:color w:val="60a0b0"/>
+      <w:b/>
       <w:i/>
-      <w:color w:val="5e5e5e"/>
-      <w:shd w:val="clear" w:fill="f1f3f5"/>
     </w:rPr>
   </w:style>
   <w:style w:type="character" w:customStyle="1" w:styleId="OtherTok">
     <w:name w:val="OtherTok"/>
     <w:basedOn w:val="VerbatimChar"/>
     <w:rPr>
-      <w:color w:val="003b4f"/>
-      <w:shd w:val="clear" w:fill="f1f3f5"/>
+      <w:color w:val="007020"/>
     </w:rPr>
   </w:style>
   <w:style w:type="character" w:customStyle="1" w:styleId="FunctionTok">
     <w:name w:val="FunctionTok"/>
     <w:basedOn w:val="VerbatimChar"/>
     <w:rPr>
-      <w:color w:val="4758ab"/>
-      <w:shd w:val="clear" w:fill="f1f3f5"/>
+      <w:color w:val="06287e"/>
     </w:rPr>
   </w:style>
   <w:style w:type="character" w:customStyle="1" w:styleId="VariableTok">
     <w:name w:val="VariableTok"/>
     <w:basedOn w:val="VerbatimChar"/>
     <w:rPr>
-      <w:color w:val="111111"/>
-      <w:shd w:val="clear" w:fill="f1f3f5"/>
+      <w:color w:val="19177c"/>
     </w:rPr>
   </w:style>
   <w:style w:type="character" w:customStyle="1" w:styleId="ControlFlowTok">
     <w:name w:val="ControlFlowTok"/>
     <w:basedOn w:val="VerbatimChar"/>
     <w:rPr>
+      <w:color w:val="007020"/>
       <w:b/>
-      <w:color w:val="003b4f"/>
-      <w:shd w:val="clear" w:fill="f1f3f5"/>
     </w:rPr>
   </w:style>
   <w:style w:type="character" w:customStyle="1" w:styleId="OperatorTok">
     <w:name w:val="OperatorTok"/>
     <w:basedOn w:val="VerbatimChar"/>
     <w:rPr>
-      <w:color w:val="5e5e5e"/>
-      <w:shd w:val="clear" w:fill="f1f3f5"/>
+      <w:color w:val="666666"/>
     </w:rPr>
   </w:style>
   <w:style w:type="character" w:customStyle="1" w:styleId="BuiltInTok">
     <w:name w:val="BuiltInTok"/>
     <w:basedOn w:val="VerbatimChar"/>
     <w:rPr>
-      <w:color w:val="003b4f"/>
-      <w:shd w:val="clear" w:fill="f1f3f5"/>
+      <w:color w:val="008000"/>
     </w:rPr>
   </w:style>
   <w:style w:type="character" w:customStyle="1" w:styleId="ExtensionTok">
     <w:name w:val="ExtensionTok"/>
     <w:basedOn w:val="VerbatimChar"/>
-    <w:rPr>
-      <w:color w:val="003b4f"/>
-      <w:shd w:val="clear" w:fill="f1f3f5"/>
-    </w:rPr>
+    <w:rPr/>
   </w:style>
   <w:style w:type="character" w:customStyle="1" w:styleId="PreprocessorTok">
     <w:name w:val="PreprocessorTok"/>
     <w:basedOn w:val="VerbatimChar"/>
     <w:rPr>
-      <w:color w:val="ad0000"/>
-      <w:shd w:val="clear" w:fill="f1f3f5"/>
+      <w:color w:val="bc7a00"/>
     </w:rPr>
   </w:style>
   <w:style w:type="character" w:customStyle="1" w:styleId="AttributeTok">
     <w:name w:val="AttributeTok"/>
     <w:basedOn w:val="VerbatimChar"/>
     <w:rPr>
-      <w:color w:val="657422"/>
-      <w:shd w:val="clear" w:fill="f1f3f5"/>
+      <w:color w:val="7d9029"/>
     </w:rPr>
   </w:style>
   <w:style w:type="character" w:customStyle="1" w:styleId="RegionMarkerTok">
     <w:name w:val="RegionMarkerTok"/>
     <w:basedOn w:val="VerbatimChar"/>
-    <w:rPr>
-      <w:color w:val="003b4f"/>
-      <w:shd w:val="clear" w:fill="f1f3f5"/>
-    </w:rPr>
+    <w:rPr/>
   </w:style>
   <w:style w:type="character" w:customStyle="1" w:styleId="InformationTok">
     <w:name w:val="InformationTok"/>
     <w:basedOn w:val="VerbatimChar"/>
     <w:rPr>
-      <w:color w:val="5e5e5e"/>
-      <w:shd w:val="clear" w:fill="f1f3f5"/>
+      <w:color w:val="60a0b0"/>
+      <w:b/>
+      <w:i/>
     </w:rPr>
   </w:style>
   <w:style w:type="character" w:customStyle="1" w:styleId="WarningTok">
     <w:name w:val="WarningTok"/>
     <w:basedOn w:val="VerbatimChar"/>
     <w:rPr>
+      <w:color w:val="60a0b0"/>
+      <w:b/>
       <w:i/>
-      <w:color w:val="5e5e5e"/>
-      <w:shd w:val="clear" w:fill="f1f3f5"/>
     </w:rPr>
   </w:style>
   <w:style w:type="character" w:customStyle="1" w:styleId="AlertTok">
     <w:name w:val="AlertTok"/>
     <w:basedOn w:val="VerbatimChar"/>
     <w:rPr>
-      <w:color w:val="ad0000"/>
-      <w:shd w:val="clear" w:fill="f1f3f5"/>
+      <w:color w:val="ff0000"/>
+      <w:b/>
     </w:rPr>
   </w:style>
   <w:style w:type="character" w:customStyle="1" w:styleId="ErrorTok">
     <w:name w:val="ErrorTok"/>
     <w:basedOn w:val="VerbatimChar"/>
     <w:rPr>
-      <w:color w:val="ad0000"/>
-      <w:shd w:val="clear" w:fill="f1f3f5"/>
+      <w:color w:val="ff0000"/>
+      <w:b/>
     </w:rPr>
   </w:style>
   <w:style w:type="character" w:customStyle="1" w:styleId="NormalTok">
     <w:name w:val="NormalTok"/>
     <w:basedOn w:val="VerbatimChar"/>
-    <w:rPr>
-      <w:color w:val="003b4f"/>
-      <w:shd w:val="clear" w:fill="f1f3f5"/>
-    </w:rPr>
+    <w:rPr/>
   </w:style>
 </w:styles>
 </file>
@@ -11657,44 +11920,44 @@
         <a:sysClr val="window" lastClr="FFFFFF"/>
       </a:lt1>
       <a:dk2>
-        <a:srgbClr val="0E2841"/>
+        <a:srgbClr val="1F497D"/>
       </a:dk2>
       <a:lt2>
-        <a:srgbClr val="E8E8E8"/>
+        <a:srgbClr val="EEECE1"/>
       </a:lt2>
       <a:accent1>
-        <a:srgbClr val="156082"/>
+        <a:srgbClr val="4F81BD"/>
       </a:accent1>
       <a:accent2>
-        <a:srgbClr val="E97132"/>
+        <a:srgbClr val="C0504D"/>
       </a:accent2>
       <a:accent3>
-        <a:srgbClr val="196B24"/>
+        <a:srgbClr val="9BBB59"/>
       </a:accent3>
       <a:accent4>
-        <a:srgbClr val="0F9ED5"/>
+        <a:srgbClr val="8064A2"/>
       </a:accent4>
       <a:accent5>
-        <a:srgbClr val="A02B93"/>
+        <a:srgbClr val="4BACC6"/>
       </a:accent5>
       <a:accent6>
-        <a:srgbClr val="4EA72E"/>
+        <a:srgbClr val="F79646"/>
       </a:accent6>
       <a:hlink>
-        <a:srgbClr val="467886"/>
+        <a:srgbClr val="0000FF"/>
       </a:hlink>
       <a:folHlink>
-        <a:srgbClr val="96607D"/>
+        <a:srgbClr val="800080"/>
       </a:folHlink>
     </a:clrScheme>
     <a:fontScheme name="Office">
       <a:majorFont>
-        <a:latin typeface="Aptos Display" panose="02110004020202020204"/>
+        <a:latin typeface="Calibri"/>
         <a:ea typeface=""/>
         <a:cs typeface=""/>
-        <a:font script="Jpan" typeface="游ゴシック Light"/>
+        <a:font script="Jpan" typeface="ＭＳ ゴシック"/>
         <a:font script="Hang" typeface="맑은 고딕"/>
-        <a:font script="Hans" typeface="等线 Light"/>
+        <a:font script="Hans" typeface="宋体"/>
         <a:font script="Hant" typeface="新細明體"/>
         <a:font script="Arab" typeface="Times New Roman"/>
         <a:font script="Hebr" typeface="Times New Roman"/>
@@ -11721,32 +11984,14 @@
         <a:font script="Mong" typeface="Mongolian Baiti"/>
         <a:font script="Viet" typeface="Times New Roman"/>
         <a:font script="Uigh" typeface="Microsoft Uighur"/>
-        <a:font script="Geor" typeface="Sylfaen"/>
-        <a:font script="Armn" typeface="Arial"/>
-        <a:font script="Bugi" typeface="Leelawadee UI"/>
-        <a:font script="Bopo" typeface="Microsoft JhengHei"/>
-        <a:font script="Java" typeface="Javanese Text"/>
-        <a:font script="Lisu" typeface="Segoe UI"/>
-        <a:font script="Mymr" typeface="Myanmar Text"/>
-        <a:font script="Nkoo" typeface="Ebrima"/>
-        <a:font script="Olck" typeface="Nirmala UI"/>
-        <a:font script="Osma" typeface="Ebrima"/>
-        <a:font script="Phag" typeface="Phagspa"/>
-        <a:font script="Syrn" typeface="Estrangelo Edessa"/>
-        <a:font script="Syrj" typeface="Estrangelo Edessa"/>
-        <a:font script="Syre" typeface="Estrangelo Edessa"/>
-        <a:font script="Sora" typeface="Nirmala UI"/>
-        <a:font script="Tale" typeface="Microsoft Tai Le"/>
-        <a:font script="Talu" typeface="Microsoft New Tai Lue"/>
-        <a:font script="Tfng" typeface="Ebrima"/>
       </a:majorFont>
       <a:minorFont>
-        <a:latin typeface="Aptos" panose="02110004020202020204"/>
+        <a:latin typeface="Cambria"/>
         <a:ea typeface=""/>
         <a:cs typeface=""/>
-        <a:font script="Jpan" typeface="游明朝"/>
+        <a:font script="Jpan" typeface="ＭＳ 明朝"/>
         <a:font script="Hang" typeface="맑은 고딕"/>
-        <a:font script="Hans" typeface="等线"/>
+        <a:font script="Hans" typeface="宋体"/>
         <a:font script="Hant" typeface="新細明體"/>
         <a:font script="Arab" typeface="Arial"/>
         <a:font script="Hebr" typeface="Arial"/>
@@ -11773,24 +12018,6 @@
         <a:font script="Mong" typeface="Mongolian Baiti"/>
         <a:font script="Viet" typeface="Arial"/>
         <a:font script="Uigh" typeface="Microsoft Uighur"/>
-        <a:font script="Geor" typeface="Sylfaen"/>
-        <a:font script="Armn" typeface="Arial"/>
-        <a:font script="Bugi" typeface="Leelawadee UI"/>
-        <a:font script="Bopo" typeface="Microsoft JhengHei"/>
-        <a:font script="Java" typeface="Javanese Text"/>
-        <a:font script="Lisu" typeface="Segoe UI"/>
-        <a:font script="Mymr" typeface="Myanmar Text"/>
-        <a:font script="Nkoo" typeface="Ebrima"/>
-        <a:font script="Olck" typeface="Nirmala UI"/>
-        <a:font script="Osma" typeface="Ebrima"/>
-        <a:font script="Phag" typeface="Phagspa"/>
-        <a:font script="Syrn" typeface="Estrangelo Edessa"/>
-        <a:font script="Syrj" typeface="Estrangelo Edessa"/>
-        <a:font script="Syre" typeface="Estrangelo Edessa"/>
-        <a:font script="Sora" typeface="Nirmala UI"/>
-        <a:font script="Tale" typeface="Microsoft Tai Le"/>
-        <a:font script="Talu" typeface="Microsoft New Tai Lue"/>
-        <a:font script="Tfng" typeface="Ebrima"/>
       </a:minorFont>
     </a:fontScheme>
     <a:fmtScheme name="Office">
@@ -11802,141 +12029,200 @@
           <a:gsLst>
             <a:gs pos="0">
               <a:schemeClr val="phClr">
-                <a:lumMod val="110000"/>
-                <a:satMod val="105000"/>
-                <a:tint val="67000"/>
+                <a:tint val="50000"/>
+                <a:satMod val="300000"/>
               </a:schemeClr>
             </a:gs>
-            <a:gs pos="50000">
+            <a:gs pos="35000">
               <a:schemeClr val="phClr">
-                <a:lumMod val="105000"/>
-                <a:satMod val="103000"/>
-                <a:tint val="73000"/>
+                <a:tint val="37000"/>
+                <a:satMod val="300000"/>
               </a:schemeClr>
             </a:gs>
             <a:gs pos="100000">
               <a:schemeClr val="phClr">
-                <a:lumMod val="105000"/>
-                <a:satMod val="109000"/>
-                <a:tint val="81000"/>
+                <a:tint val="15000"/>
+                <a:satMod val="350000"/>
               </a:schemeClr>
             </a:gs>
           </a:gsLst>
-          <a:lin ang="5400000" scaled="0"/>
+          <a:lin ang="16200000" scaled="1"/>
         </a:gradFill>
         <a:gradFill rotWithShape="1">
           <a:gsLst>
             <a:gs pos="0">
               <a:schemeClr val="phClr">
-                <a:satMod val="103000"/>
-                <a:lumMod val="102000"/>
-                <a:tint val="94000"/>
-              </a:schemeClr>
-            </a:gs>
-            <a:gs pos="50000">
-              <a:schemeClr val="phClr">
-                <a:satMod val="110000"/>
-                <a:lumMod val="100000"/>
+                <a:tint val="100000"/>
                 <a:shade val="100000"/>
+                <a:satMod val="130000"/>
               </a:schemeClr>
             </a:gs>
             <a:gs pos="100000">
               <a:schemeClr val="phClr">
-                <a:lumMod val="99000"/>
-                <a:satMod val="120000"/>
-                <a:shade val="78000"/>
+                <a:tint val="50000"/>
+                <a:shade val="100000"/>
+                <a:satMod val="350000"/>
               </a:schemeClr>
             </a:gs>
           </a:gsLst>
-          <a:lin ang="5400000" scaled="0"/>
+          <a:lin ang="16200000" scaled="0"/>
         </a:gradFill>
       </a:fillStyleLst>
       <a:lnStyleLst>
-        <a:ln w="6350" cap="flat" cmpd="sng" algn="ctr">
+        <a:ln w="9525" cap="flat" cmpd="sng" algn="ctr">
+          <a:solidFill>
+            <a:schemeClr val="phClr">
+              <a:shade val="95000"/>
+              <a:satMod val="105000"/>
+            </a:schemeClr>
+          </a:solidFill>
+          <a:prstDash val="solid"/>
+        </a:ln>
+        <a:ln w="25400" cap="flat" cmpd="sng" algn="ctr">
           <a:solidFill>
             <a:schemeClr val="phClr"/>
           </a:solidFill>
           <a:prstDash val="solid"/>
-          <a:miter lim="800000"/>
         </a:ln>
-        <a:ln w="12700" cap="flat" cmpd="sng" algn="ctr">
+        <a:ln w="38100" cap="flat" cmpd="sng" algn="ctr">
           <a:solidFill>
             <a:schemeClr val="phClr"/>
           </a:solidFill>
           <a:prstDash val="solid"/>
-          <a:miter lim="800000"/>
-        </a:ln>
-        <a:ln w="19050" cap="flat" cmpd="sng" algn="ctr">
-          <a:solidFill>
-            <a:schemeClr val="phClr"/>
-          </a:solidFill>
-          <a:prstDash val="solid"/>
-          <a:miter lim="800000"/>
         </a:ln>
       </a:lnStyleLst>
       <a:effectStyleLst>
         <a:effectStyle>
-          <a:effectLst/>
-        </a:effectStyle>
-        <a:effectStyle>
-          <a:effectLst/>
+          <a:effectLst>
+            <a:outerShdw blurRad="40000" dist="20000" dir="5400000" rotWithShape="0">
+              <a:srgbClr val="000000">
+                <a:alpha val="38000"/>
+              </a:srgbClr>
+            </a:outerShdw>
+          </a:effectLst>
         </a:effectStyle>
         <a:effectStyle>
           <a:effectLst>
-            <a:outerShdw blurRad="57150" dist="19050" dir="5400000" algn="ctr" rotWithShape="0">
+            <a:outerShdw blurRad="40000" dist="23000" dir="5400000" rotWithShape="0">
               <a:srgbClr val="000000">
-                <a:alpha val="63000"/>
+                <a:alpha val="35000"/>
               </a:srgbClr>
             </a:outerShdw>
           </a:effectLst>
+        </a:effectStyle>
+        <a:effectStyle>
+          <a:effectLst>
+            <a:outerShdw blurRad="40000" dist="23000" dir="5400000" rotWithShape="0">
+              <a:srgbClr val="000000">
+                <a:alpha val="35000"/>
+              </a:srgbClr>
+            </a:outerShdw>
+          </a:effectLst>
+          <a:scene3d>
+            <a:camera prst="orthographicFront">
+              <a:rot lat="0" lon="0" rev="0"/>
+            </a:camera>
+            <a:lightRig rig="threePt" dir="t">
+              <a:rot lat="0" lon="0" rev="1200000"/>
+            </a:lightRig>
+          </a:scene3d>
+          <a:sp3d>
+            <a:bevelT w="63500" h="25400"/>
+          </a:sp3d>
         </a:effectStyle>
       </a:effectStyleLst>
       <a:bgFillStyleLst>
         <a:solidFill>
           <a:schemeClr val="phClr"/>
         </a:solidFill>
-        <a:solidFill>
-          <a:schemeClr val="phClr">
-            <a:tint val="95000"/>
-            <a:satMod val="170000"/>
-          </a:schemeClr>
-        </a:solidFill>
         <a:gradFill rotWithShape="1">
           <a:gsLst>
             <a:gs pos="0">
               <a:schemeClr val="phClr">
-                <a:tint val="93000"/>
-                <a:satMod val="150000"/>
-                <a:shade val="98000"/>
-                <a:lumMod val="102000"/>
+                <a:tint val="40000"/>
+                <a:satMod val="350000"/>
               </a:schemeClr>
             </a:gs>
-            <a:gs pos="50000">
+            <a:gs pos="40000">
               <a:schemeClr val="phClr">
-                <a:tint val="98000"/>
-                <a:satMod val="130000"/>
-                <a:shade val="90000"/>
-                <a:lumMod val="103000"/>
+                <a:tint val="45000"/>
+                <a:shade val="99000"/>
+                <a:satMod val="350000"/>
               </a:schemeClr>
             </a:gs>
             <a:gs pos="100000">
               <a:schemeClr val="phClr">
-                <a:shade val="63000"/>
-                <a:satMod val="120000"/>
+                <a:shade val="20000"/>
+                <a:satMod val="255000"/>
               </a:schemeClr>
             </a:gs>
           </a:gsLst>
-          <a:lin ang="5400000" scaled="0"/>
+          <a:path path="circle">
+            <a:fillToRect l="50000" t="-80000" r="50000" b="180000"/>
+          </a:path>
+        </a:gradFill>
+        <a:gradFill rotWithShape="1">
+          <a:gsLst>
+            <a:gs pos="0">
+              <a:schemeClr val="phClr">
+                <a:tint val="80000"/>
+                <a:satMod val="300000"/>
+              </a:schemeClr>
+            </a:gs>
+            <a:gs pos="100000">
+              <a:schemeClr val="phClr">
+                <a:shade val="30000"/>
+                <a:satMod val="200000"/>
+              </a:schemeClr>
+            </a:gs>
+          </a:gsLst>
+          <a:path path="circle">
+            <a:fillToRect l="50000" t="50000" r="50000" b="50000"/>
+          </a:path>
         </a:gradFill>
       </a:bgFillStyleLst>
     </a:fmtScheme>
   </a:themeElements>
-  <a:objectDefaults/>
+  <a:objectDefaults>
+    <a:spDef>
+      <a:spPr/>
+      <a:bodyPr/>
+      <a:lstStyle/>
+      <a:style>
+        <a:lnRef idx="1">
+          <a:schemeClr val="accent1"/>
+        </a:lnRef>
+        <a:fillRef idx="3">
+          <a:schemeClr val="accent1"/>
+        </a:fillRef>
+        <a:effectRef idx="2">
+          <a:schemeClr val="accent1"/>
+        </a:effectRef>
+        <a:fontRef idx="minor">
+          <a:schemeClr val="lt1"/>
+        </a:fontRef>
+      </a:style>
+    </a:spDef>
+    <a:lnDef>
+      <a:spPr/>
+      <a:bodyPr/>
+      <a:lstStyle/>
+      <a:style>
+        <a:lnRef idx="2">
+          <a:schemeClr val="accent1"/>
+        </a:lnRef>
+        <a:fillRef idx="0">
+          <a:schemeClr val="accent1"/>
+        </a:fillRef>
+        <a:effectRef idx="1">
+          <a:schemeClr val="accent1"/>
+        </a:effectRef>
+        <a:fontRef idx="minor">
+          <a:schemeClr val="tx1"/>
+        </a:fontRef>
+      </a:style>
+    </a:lnDef>
+  </a:objectDefaults>
   <a:extraClrSchemeLst/>
-  <a:extLst>
-    <a:ext uri="{05A4C25C-085E-4340-85A3-A5531E510DB2}">
-      <thm15:themeFamily xmlns:thm15="http://schemas.microsoft.com/office/thememl/2012/main" name="Office Theme" id="{2E142A2C-CD16-42D6-873A-C26D2A0506FA}" vid="{1BDDFF52-6CD6-40A5-AB3C-68EB2F1E4D0A}"/>
-    </a:ext>
-  </a:extLst>
 </a:theme>
 </file>
--- a/inbox/Application Aware Networking/Book_17_FedAAN_PII_Processing_Transparency.docx
+++ b/inbox/Application Aware Networking/Book_17_FedAAN_PII_Processing_Transparency.docx
@@ -7,55 +7,7 @@
         <w:pStyle w:val="Title"/>
       </w:pPr>
       <w:r>
-        <w:t xml:space="preserve">Book</w:t>
-      </w:r>
-      <w:r>
-        <w:t xml:space="preserve"> </w:t>
-      </w:r>
-      <w:r>
-        <w:t xml:space="preserve">17</w:t>
-      </w:r>
-      <w:r>
-        <w:t xml:space="preserve"> </w:t>
-      </w:r>
-      <w:r>
-        <w:t xml:space="preserve">—</w:t>
-      </w:r>
-      <w:r>
-        <w:t xml:space="preserve"> </w:t>
-      </w:r>
-      <w:r>
-        <w:t xml:space="preserve">Federal</w:t>
-      </w:r>
-      <w:r>
-        <w:t xml:space="preserve"> </w:t>
-      </w:r>
-      <w:r>
-        <w:t xml:space="preserve">Application-Aware</w:t>
-      </w:r>
-      <w:r>
-        <w:t xml:space="preserve"> </w:t>
-      </w:r>
-      <w:r>
-        <w:t xml:space="preserve">Networking</w:t>
-      </w:r>
-      <w:r>
-        <w:t xml:space="preserve"> </w:t>
-      </w:r>
-      <w:r>
-        <w:t xml:space="preserve">—</w:t>
-      </w:r>
-      <w:r>
-        <w:t xml:space="preserve"> </w:t>
-      </w:r>
-      <w:r>
-        <w:t xml:space="preserve">Part</w:t>
-      </w:r>
-      <w:r>
-        <w:t xml:space="preserve"> </w:t>
-      </w:r>
-      <w:r>
-        <w:t xml:space="preserve">17</w:t>
+        <w:t xml:space="preserve">Book 17 — Federal Application-Aware Networking — Part 17</w:t>
       </w:r>
     </w:p>
     <w:p>
@@ -63,79 +15,7 @@
         <w:pStyle w:val="Subtitle"/>
       </w:pPr>
       <w:r>
-        <w:t xml:space="preserve">PII</w:t>
-      </w:r>
-      <w:r>
-        <w:t xml:space="preserve"> </w:t>
-      </w:r>
-      <w:r>
-        <w:t xml:space="preserve">Processing</w:t>
-      </w:r>
-      <w:r>
-        <w:t xml:space="preserve"> </w:t>
-      </w:r>
-      <w:r>
-        <w:t xml:space="preserve">and</w:t>
-      </w:r>
-      <w:r>
-        <w:t xml:space="preserve"> </w:t>
-      </w:r>
-      <w:r>
-        <w:t xml:space="preserve">Transparency:</w:t>
-      </w:r>
-      <w:r>
-        <w:t xml:space="preserve"> </w:t>
-      </w:r>
-      <w:r>
-        <w:t xml:space="preserve">Privacy</w:t>
-      </w:r>
-      <w:r>
-        <w:t xml:space="preserve"> </w:t>
-      </w:r>
-      <w:r>
-        <w:t xml:space="preserve">Program</w:t>
-      </w:r>
-      <w:r>
-        <w:t xml:space="preserve"> </w:t>
-      </w:r>
-      <w:r>
-        <w:t xml:space="preserve">Templates</w:t>
-      </w:r>
-      <w:r>
-        <w:t xml:space="preserve"> </w:t>
-      </w:r>
-      <w:r>
-        <w:t xml:space="preserve">for</w:t>
-      </w:r>
-      <w:r>
-        <w:t xml:space="preserve"> </w:t>
-      </w:r>
-      <w:r>
-        <w:t xml:space="preserve">FedRAMP</w:t>
-      </w:r>
-      <w:r>
-        <w:t xml:space="preserve"> </w:t>
-      </w:r>
-      <w:r>
-        <w:t xml:space="preserve">20x</w:t>
-      </w:r>
-      <w:r>
-        <w:t xml:space="preserve"> </w:t>
-      </w:r>
-      <w:r>
-        <w:t xml:space="preserve">GCC</w:t>
-      </w:r>
-      <w:r>
-        <w:t xml:space="preserve"> </w:t>
-      </w:r>
-      <w:r>
-        <w:t xml:space="preserve">Moderate</w:t>
-      </w:r>
-      <w:r>
-        <w:t xml:space="preserve"> </w:t>
-      </w:r>
-      <w:r>
-        <w:t xml:space="preserve">Authorization</w:t>
+        <w:t xml:space="preserve">PII Processing and Transparency: Privacy Program Templates for FedRAMP 20x GCC Moderate Authorization</w:t>
       </w:r>
     </w:p>
     <w:p>
@@ -143,25 +23,7 @@
         <w:pStyle w:val="Author"/>
       </w:pPr>
       <w:r>
-        <w:t xml:space="preserve">SSA</w:t>
-      </w:r>
-      <w:r>
-        <w:t xml:space="preserve"> </w:t>
-      </w:r>
-      <w:r>
-        <w:t xml:space="preserve">Cloud</w:t>
-      </w:r>
-      <w:r>
-        <w:t xml:space="preserve"> </w:t>
-      </w:r>
-      <w:r>
-        <w:t xml:space="preserve">Services</w:t>
-      </w:r>
-      <w:r>
-        <w:t xml:space="preserve"> </w:t>
-      </w:r>
-      <w:r>
-        <w:t xml:space="preserve">Team</w:t>
+        <w:t xml:space="preserve">SSA Cloud Services Team</w:t>
       </w:r>
     </w:p>
     <w:p>
@@ -169,21 +31,35 @@
         <w:pStyle w:val="Date"/>
       </w:pPr>
       <w:r>
-        <w:t xml:space="preserve">July</w:t>
-      </w:r>
-      <w:r>
-        <w:t xml:space="preserve"> </w:t>
-      </w:r>
-      <w:r>
-        <w:t xml:space="preserve">3,</w:t>
-      </w:r>
-      <w:r>
-        <w:t xml:space="preserve"> </w:t>
-      </w:r>
-      <w:r>
-        <w:t xml:space="preserve">2026</w:t>
-      </w:r>
-    </w:p>
+        <w:t xml:space="preserve">2026-07-03</w:t>
+      </w:r>
+    </w:p>
+    <w:sdt>
+      <w:sdtPr>
+        <w:docPartObj>
+          <w:docPartGallery w:val="Table of Contents"/>
+          <w:docPartUnique/>
+        </w:docPartObj>
+      </w:sdtPr>
+      <w:sdtContent>
+        <w:p>
+          <w:pPr>
+            <w:pStyle w:val="TOCHeading"/>
+          </w:pPr>
+          <w:r>
+            <w:t xml:space="preserve">Table of contents</w:t>
+          </w:r>
+        </w:p>
+        <w:p>
+          <w:r>
+            <w:fldChar w:fldCharType="begin" w:dirty="true"/>
+            <w:instrText xml:space="preserve">TOC \o "1-3" \h \z \u</w:instrText>
+            <w:fldChar w:fldCharType="separate"/>
+            <w:fldChar w:fldCharType="end"/>
+          </w:r>
+        </w:p>
+      </w:sdtContent>
+    </w:sdt>
     <w:p>
       <w:pPr>
         <w:pStyle w:val="FirstParagraph"/>
@@ -192,13 +68,158 @@
         <w:t xml:space="preserve">INTERNAL — NOT FOR PUBLIC DISTRIBUTION</w:t>
       </w:r>
     </w:p>
-    <w:bookmarkStart w:id="20" w:name="draft-proposal-subject-to-review"/>
+    <w:tbl>
+      <w:tblPr>
+        <w:tblStyle w:val="Table"/>
+        <w:tblLook w:firstRow="0" w:lastRow="0" w:firstColumn="0" w:lastColumn="0" w:noHBand="0" w:noVBand="0" w:val="0000"/>
+        <w:tblBorders>
+          <w:top w:val="single" w:sz="4" w:space="0" w:color="EB9113"/>
+          <w:left w:val="single" w:sz="24" w:space="0" w:color="EB9113"/>
+          <w:bottom w:val="single" w:sz="4" w:space="0" w:color="EB9113"/>
+          <w:right w:val="single" w:sz="4" w:space="0" w:color="EB9113"/>
+        </w:tblBorders>
+        <w:tblCellMar>
+          <w:left w:w="144" w:type="dxa"/>
+          <w:right w:w="144" w:type="dxa"/>
+        </w:tblCellMar>
+        <w:tblLook w:firstRow="0" w:lastRow="0" w:firstColumn="0" w:lastColumn="0" w:noHBand="0" w:noVBand="0" w:val="0000"/>
+      </w:tblPr>
+      <w:tr>
+        <w:trPr>
+          <w:cantSplit/>
+        </w:trPr>
+        <w:tc>
+          <w:tcPr>
+            <w:shd w:color="auto" w:fill="fcefdc" w:val="clear"/>
+            <w:tcMar>
+              <w:top w:w="92" w:type="dxa"/>
+              <w:bottom w:w="92" w:type="dxa"/>
+            </w:tcMar>
+          </w:tcPr>
+          <w:p>
+            <w:pPr>
+              <w:pStyle w:val="BodyText"/>
+            </w:pPr>
+            <w:pPr>
+              <w:spacing w:before="0" w:after="0"/>
+              <w:textAlignment w:val="center"/>
+            </w:pPr>
+            <w:r>
+              <w:drawing>
+                <wp:inline>
+                  <wp:extent cx="152400" cy="152400"/>
+                  <wp:effectExtent b="0" l="0" r="0" t="0"/>
+                  <wp:docPr descr="" title="" id="10" name="Picture"/>
+                  <a:graphic>
+                    <a:graphicData uri="http://schemas.openxmlformats.org/drawingml/2006/picture">
+                      <pic:pic>
+                        <pic:nvPicPr>
+                          <pic:cNvPr descr="/opt/quarto/share/formats/docx/warning.png" id="11" name="Picture"/>
+                          <pic:cNvPicPr>
+                            <a:picLocks noChangeArrowheads="1" noChangeAspect="1"/>
+                          </pic:cNvPicPr>
+                        </pic:nvPicPr>
+                        <pic:blipFill>
+                          <a:blip r:embed="rId9"/>
+                          <a:stretch>
+                            <a:fillRect/>
+                          </a:stretch>
+                        </pic:blipFill>
+                        <pic:spPr bwMode="auto">
+                          <a:xfrm>
+                            <a:off x="0" y="0"/>
+                            <a:ext cx="152400" cy="152400"/>
+                          </a:xfrm>
+                          <a:prstGeom prst="rect">
+                            <a:avLst/>
+                          </a:prstGeom>
+                          <a:noFill/>
+                          <a:ln w="9525">
+                            <a:noFill/>
+                            <a:headEnd/>
+                            <a:tailEnd/>
+                          </a:ln>
+                        </pic:spPr>
+                      </pic:pic>
+                    </a:graphicData>
+                  </a:graphic>
+                </wp:inline>
+              </w:drawing>
+            </w:r>
+            <w:r>
+              <w:t xml:space="preserve"> </w:t>
+            </w:r>
+            <w:r>
+              <w:t xml:space="preserve"> </w:t>
+            </w:r>
+            <w:r>
+              <w:t xml:space="preserve">Draft Proposal — Subject to Review</w:t>
+            </w:r>
+          </w:p>
+        </w:tc>
+      </w:tr>
+      <w:tr>
+        <w:trPr>
+          <w:cantSplit/>
+        </w:trPr>
+        <w:tc>
+          <w:tcPr>
+            <w:tcMar>
+              <w:top w:w="108" w:type="dxa"/>
+              <w:bottom w:w="108" w:type="dxa"/>
+            </w:tcMar>
+          </w:tcPr>
+          <w:p>
+            <w:pPr>
+              <w:pStyle w:val="BodyText"/>
+            </w:pPr>
+            <w:pPr>
+              <w:spacing w:before="16" w:after="16"/>
+            </w:pPr>
+            <w:r>
+              <w:t xml:space="preserve">This document is a</w:t>
+            </w:r>
+            <w:r>
+              <w:t xml:space="preserve"> </w:t>
+            </w:r>
+            <w:r>
+              <w:rPr>
+                <w:b/>
+                <w:bCs/>
+              </w:rPr>
+              <w:t xml:space="preserve">draft proposal</w:t>
+            </w:r>
+            <w:r>
+              <w:t xml:space="preserve"> </w:t>
+            </w:r>
+            <w:r>
+              <w:t xml:space="preserve">developed by the</w:t>
+            </w:r>
+            <w:r>
+              <w:t xml:space="preserve"> </w:t>
+            </w:r>
+            <w:r>
+              <w:rPr>
+                <w:b/>
+                <w:bCs/>
+              </w:rPr>
+              <w:t xml:space="preserve">CSI Team (Cloud Services Infrastructure)</w:t>
+            </w:r>
+            <w:r>
+              <w:t xml:space="preserve">. It is an attempt at a comprehensive SSA-wide technical roadmap and has not been reviewed or approved by the SSA CIO Office, the Office of Information Security (OIS), or organizational leadership. All recommendations, vendor selections, control mappings, and implementation timelines are subject to revision pending formal review by the SSA CIO Office and organizational components.</w:t>
+            </w:r>
+          </w:p>
+          <w:p/>
+        </w:tc>
+      </w:tr>
+    </w:tbl>
+    <w:bookmarkStart w:id="12" w:name="what-this-document-addresses"/>
     <w:p>
       <w:pPr>
         <w:pStyle w:val="Heading2"/>
       </w:pPr>
       <w:r>
-        <w:t xml:space="preserve">Draft Proposal — Subject to Review</w:t>
+        <w:t xml:space="preserve">0.1 What This Document Addresses</w:t>
       </w:r>
     </w:p>
     <w:p>
@@ -206,80 +227,33 @@
         <w:pStyle w:val="FirstParagraph"/>
       </w:pPr>
       <w:r>
-        <w:t xml:space="preserve">This document is a</w:t>
+        <w:t xml:space="preserve">Federal systems that process Personally Identifiable Information (PII) carry</w:t>
+      </w:r>
+      <w:r>
+        <w:t xml:space="preserve"> </w:t>
+      </w:r>
+      <w:r>
+        <w:t xml:space="preserve">obligations beyond the security control baseline. The NIST SP 800-53 Rev 5</w:t>
+      </w:r>
+      <w:r>
+        <w:t xml:space="preserve"> </w:t>
+      </w:r>
+      <w:r>
+        <w:t xml:space="preserve">Privacy (PT) control family codifies those obligations as auditable, ATO-ready</w:t>
+      </w:r>
+      <w:r>
+        <w:t xml:space="preserve"> </w:t>
+      </w:r>
+      <w:r>
+        <w:t xml:space="preserve">requirements: an agency must be able to demonstrate</w:t>
       </w:r>
       <w:r>
         <w:t xml:space="preserve"> </w:t>
       </w:r>
       <w:r>
         <w:rPr>
-          <w:bCs/>
-          <w:b/>
-        </w:rPr>
-        <w:t xml:space="preserve">draft proposal</w:t>
-      </w:r>
-      <w:r>
-        <w:t xml:space="preserve"> </w:t>
-      </w:r>
-      <w:r>
-        <w:t xml:space="preserve">developed by the</w:t>
-      </w:r>
-      <w:r>
-        <w:t xml:space="preserve"> </w:t>
-      </w:r>
-      <w:r>
-        <w:rPr>
-          <w:bCs/>
-          <w:b/>
-        </w:rPr>
-        <w:t xml:space="preserve">CSI Team (Cloud Services Infrastructure)</w:t>
-      </w:r>
-      <w:r>
-        <w:t xml:space="preserve">. It is an attempt at a comprehensive SSA-wide technical roadmap and has not been reviewed or approved by the SSA CIO Office, the Office of Information Security (OIS), or organizational leadership. All recommendations, vendor selections, control mappings, and implementation timelines are subject to revision pending formal review by the SSA CIO Office and organizational components.</w:t>
-      </w:r>
-    </w:p>
-    <w:bookmarkEnd w:id="20"/>
-    <w:bookmarkStart w:id="21" w:name="what-this-document-addresses"/>
-    <w:p>
-      <w:pPr>
-        <w:pStyle w:val="Heading2"/>
-      </w:pPr>
-      <w:r>
-        <w:t xml:space="preserve">What This Document Addresses</w:t>
-      </w:r>
-    </w:p>
-    <w:p>
-      <w:pPr>
-        <w:pStyle w:val="FirstParagraph"/>
-      </w:pPr>
-      <w:r>
-        <w:t xml:space="preserve">Federal systems that process Personally Identifiable Information (PII) carry</w:t>
-      </w:r>
-      <w:r>
-        <w:t xml:space="preserve"> </w:t>
-      </w:r>
-      <w:r>
-        <w:t xml:space="preserve">obligations beyond the security control baseline. The NIST SP 800-53 Rev 5</w:t>
-      </w:r>
-      <w:r>
-        <w:t xml:space="preserve"> </w:t>
-      </w:r>
-      <w:r>
-        <w:t xml:space="preserve">Privacy (PT) control family codifies those obligations as auditable, ATO-ready</w:t>
-      </w:r>
-      <w:r>
-        <w:t xml:space="preserve"> </w:t>
-      </w:r>
-      <w:r>
-        <w:t xml:space="preserve">requirements: an agency must be able to demonstrate</w:t>
-      </w:r>
-      <w:r>
-        <w:t xml:space="preserve"> </w:t>
-      </w:r>
-      <w:r>
-        <w:rPr>
+          <w:i/>
           <w:iCs/>
-          <w:i/>
         </w:rPr>
         <w:t xml:space="preserve">why</w:t>
       </w:r>
@@ -294,8 +268,8 @@
       </w:r>
       <w:r>
         <w:rPr>
+          <w:i/>
           <w:iCs/>
-          <w:i/>
         </w:rPr>
         <w:t xml:space="preserve">what</w:t>
       </w:r>
@@ -310,8 +284,8 @@
       </w:r>
       <w:r>
         <w:rPr>
+          <w:i/>
           <w:iCs/>
-          <w:i/>
         </w:rPr>
         <w:t xml:space="preserve">how</w:t>
       </w:r>
@@ -326,8 +300,8 @@
       </w:r>
       <w:r>
         <w:rPr>
+          <w:i/>
           <w:iCs/>
-          <w:i/>
         </w:rPr>
         <w:t xml:space="preserve">where</w:t>
       </w:r>
@@ -360,16 +334,16 @@
     </w:p>
     <w:p>
       <w:pPr>
+        <w:pStyle w:val="Compact"/>
         <w:numPr>
           <w:ilvl w:val="0"/>
           <w:numId w:val="1001"/>
         </w:numPr>
-        <w:pStyle w:val="Compact"/>
       </w:pPr>
       <w:r>
         <w:rPr>
+          <w:b/>
           <w:bCs/>
-          <w:b/>
         </w:rPr>
         <w:t xml:space="preserve">Privacy Program Plan Template (PT-1)</w:t>
       </w:r>
@@ -388,16 +362,16 @@
     </w:p>
     <w:p>
       <w:pPr>
+        <w:pStyle w:val="Compact"/>
         <w:numPr>
           <w:ilvl w:val="0"/>
           <w:numId w:val="1001"/>
         </w:numPr>
-        <w:pStyle w:val="Compact"/>
       </w:pPr>
       <w:r>
         <w:rPr>
+          <w:b/>
           <w:bCs/>
-          <w:b/>
         </w:rPr>
         <w:t xml:space="preserve">Authority to Process Template (PT-2)</w:t>
       </w:r>
@@ -416,16 +390,16 @@
     </w:p>
     <w:p>
       <w:pPr>
+        <w:pStyle w:val="Compact"/>
         <w:numPr>
           <w:ilvl w:val="0"/>
           <w:numId w:val="1001"/>
         </w:numPr>
-        <w:pStyle w:val="Compact"/>
       </w:pPr>
       <w:r>
         <w:rPr>
+          <w:b/>
           <w:bCs/>
-          <w:b/>
         </w:rPr>
         <w:t xml:space="preserve">Purpose Specification Template (PT-3)</w:t>
       </w:r>
@@ -444,16 +418,16 @@
     </w:p>
     <w:p>
       <w:pPr>
+        <w:pStyle w:val="Compact"/>
         <w:numPr>
           <w:ilvl w:val="0"/>
           <w:numId w:val="1001"/>
         </w:numPr>
-        <w:pStyle w:val="Compact"/>
       </w:pPr>
       <w:r>
         <w:rPr>
+          <w:b/>
           <w:bCs/>
-          <w:b/>
         </w:rPr>
         <w:t xml:space="preserve">Consent Requirements Template (PT-4)</w:t>
       </w:r>
@@ -472,16 +446,16 @@
     </w:p>
     <w:p>
       <w:pPr>
+        <w:pStyle w:val="Compact"/>
         <w:numPr>
           <w:ilvl w:val="0"/>
           <w:numId w:val="1001"/>
         </w:numPr>
-        <w:pStyle w:val="Compact"/>
       </w:pPr>
       <w:r>
         <w:rPr>
+          <w:b/>
           <w:bCs/>
-          <w:b/>
         </w:rPr>
         <w:t xml:space="preserve">Privacy Notice Template (PT-5)</w:t>
       </w:r>
@@ -500,16 +474,16 @@
     </w:p>
     <w:p>
       <w:pPr>
+        <w:pStyle w:val="Compact"/>
         <w:numPr>
           <w:ilvl w:val="0"/>
           <w:numId w:val="1001"/>
         </w:numPr>
-        <w:pStyle w:val="Compact"/>
       </w:pPr>
       <w:r>
         <w:rPr>
+          <w:b/>
           <w:bCs/>
-          <w:b/>
         </w:rPr>
         <w:t xml:space="preserve">Special Categories Framework (PT-7)</w:t>
       </w:r>
@@ -528,16 +502,16 @@
     </w:p>
     <w:p>
       <w:pPr>
+        <w:pStyle w:val="Compact"/>
         <w:numPr>
           <w:ilvl w:val="0"/>
           <w:numId w:val="1001"/>
         </w:numPr>
-        <w:pStyle w:val="Compact"/>
       </w:pPr>
       <w:r>
         <w:rPr>
+          <w:b/>
           <w:bCs/>
-          <w:b/>
         </w:rPr>
         <w:t xml:space="preserve">PII Data Flow Map Template</w:t>
       </w:r>
@@ -556,16 +530,16 @@
     </w:p>
     <w:p>
       <w:pPr>
+        <w:pStyle w:val="Compact"/>
         <w:numPr>
           <w:ilvl w:val="0"/>
           <w:numId w:val="1001"/>
         </w:numPr>
-        <w:pStyle w:val="Compact"/>
       </w:pPr>
       <w:r>
         <w:rPr>
+          <w:b/>
           <w:bCs/>
-          <w:b/>
         </w:rPr>
         <w:t xml:space="preserve">FedRAMP 20x KSI Alignment</w:t>
       </w:r>
@@ -621,23 +595,23 @@
         </w:pict>
       </w:r>
     </w:p>
-    <w:bookmarkEnd w:id="21"/>
-    <w:bookmarkStart w:id="27" w:name="purpose-and-scope"/>
+    <w:bookmarkEnd w:id="12"/>
+    <w:bookmarkStart w:id="18" w:name="purpose-and-scope"/>
     <w:p>
       <w:pPr>
         <w:pStyle w:val="Heading1"/>
       </w:pPr>
       <w:r>
-        <w:t xml:space="preserve">Purpose and Scope</w:t>
-      </w:r>
-    </w:p>
-    <w:bookmarkStart w:id="25" w:name="document-purpose"/>
+        <w:t xml:space="preserve">1. Purpose and Scope</w:t>
+      </w:r>
+    </w:p>
+    <w:bookmarkStart w:id="16" w:name="document-purpose"/>
     <w:p>
       <w:pPr>
         <w:pStyle w:val="Heading2"/>
       </w:pPr>
       <w:r>
-        <w:t xml:space="preserve">Document Purpose</w:t>
+        <w:t xml:space="preserve">1.1 Document Purpose</w:t>
       </w:r>
     </w:p>
     <w:p>
@@ -672,24 +646,24 @@
       </w:pPr>
       <w:r>
         <w:rPr>
+          <w:b/>
           <w:bCs/>
-          <w:b/>
         </w:rPr>
         <w:t xml:space="preserve">Relationship to Prior Parts in This Series:</w:t>
       </w:r>
     </w:p>
     <w:p>
       <w:pPr>
+        <w:pStyle w:val="Compact"/>
         <w:numPr>
           <w:ilvl w:val="0"/>
           <w:numId w:val="1002"/>
         </w:numPr>
-        <w:pStyle w:val="Compact"/>
       </w:pPr>
       <w:r>
         <w:rPr>
+          <w:b/>
           <w:bCs/>
-          <w:b/>
         </w:rPr>
         <w:t xml:space="preserve">Part 12 (Purview + Key Vault)</w:t>
       </w:r>
@@ -726,16 +700,16 @@
     </w:p>
     <w:p>
       <w:pPr>
+        <w:pStyle w:val="Compact"/>
         <w:numPr>
           <w:ilvl w:val="0"/>
           <w:numId w:val="1002"/>
         </w:numPr>
-        <w:pStyle w:val="Compact"/>
       </w:pPr>
       <w:r>
         <w:rPr>
+          <w:b/>
           <w:bCs/>
-          <w:b/>
         </w:rPr>
         <w:t xml:space="preserve">Part 16 (Program Management Governance)</w:t>
       </w:r>
@@ -785,18 +759,18 @@
           <wp:inline>
             <wp:extent cx="5334000" cy="2359269"/>
             <wp:effectExtent b="0" l="0" r="0" t="0"/>
-            <wp:docPr descr="PII Processing Lifecycle — Privacy Controls and Authority Chain" title="" id="23" name="Picture"/>
+            <wp:docPr descr="PII Processing Lifecycle — Privacy Controls and Authority Chain" title="" id="14" name="Picture"/>
             <a:graphic>
               <a:graphicData uri="http://schemas.openxmlformats.org/drawingml/2006/picture">
                 <pic:pic>
                   <pic:nvPicPr>
-                    <pic:cNvPr descr="figs/pii-fig-01-pii-lifecycle.png" id="24" name="Picture"/>
+                    <pic:cNvPr descr="figs/pii-fig-01-pii-lifecycle.png" id="15" name="Picture"/>
                     <pic:cNvPicPr>
                       <a:picLocks noChangeArrowheads="1" noChangeAspect="1"/>
                     </pic:cNvPicPr>
                   </pic:nvPicPr>
                   <pic:blipFill>
-                    <a:blip r:embed="rId22"/>
+                    <a:blip r:embed="rId13"/>
                     <a:stretch>
                       <a:fillRect/>
                     </a:stretch>
@@ -831,14 +805,14 @@
         <w:t xml:space="preserve">PII Processing Lifecycle — Privacy Controls and Authority Chain</w:t>
       </w:r>
     </w:p>
-    <w:bookmarkEnd w:id="25"/>
-    <w:bookmarkStart w:id="26" w:name="scope"/>
+    <w:bookmarkEnd w:id="16"/>
+    <w:bookmarkStart w:id="17" w:name="scope"/>
     <w:p>
       <w:pPr>
         <w:pStyle w:val="Heading2"/>
       </w:pPr>
       <w:r>
-        <w:t xml:space="preserve">Scope</w:t>
+        <w:t xml:space="preserve">1.2 Scope</w:t>
       </w:r>
     </w:p>
     <w:p>
@@ -857,16 +831,16 @@
     </w:p>
     <w:p>
       <w:pPr>
+        <w:pStyle w:val="Compact"/>
         <w:numPr>
           <w:ilvl w:val="0"/>
           <w:numId w:val="1003"/>
         </w:numPr>
-        <w:pStyle w:val="Compact"/>
       </w:pPr>
       <w:r>
         <w:rPr>
+          <w:b/>
           <w:bCs/>
-          <w:b/>
         </w:rPr>
         <w:t xml:space="preserve">Citizen portals</w:t>
       </w:r>
@@ -885,16 +859,16 @@
     </w:p>
     <w:p>
       <w:pPr>
+        <w:pStyle w:val="Compact"/>
         <w:numPr>
           <w:ilvl w:val="0"/>
           <w:numId w:val="1003"/>
         </w:numPr>
-        <w:pStyle w:val="Compact"/>
       </w:pPr>
       <w:r>
         <w:rPr>
+          <w:b/>
           <w:bCs/>
-          <w:b/>
         </w:rPr>
         <w:t xml:space="preserve">Contact center platforms</w:t>
       </w:r>
@@ -913,16 +887,16 @@
     </w:p>
     <w:p>
       <w:pPr>
+        <w:pStyle w:val="Compact"/>
         <w:numPr>
           <w:ilvl w:val="0"/>
           <w:numId w:val="1003"/>
         </w:numPr>
-        <w:pStyle w:val="Compact"/>
       </w:pPr>
       <w:r>
         <w:rPr>
+          <w:b/>
           <w:bCs/>
-          <w:b/>
         </w:rPr>
         <w:t xml:space="preserve">HR and workforce systems</w:t>
       </w:r>
@@ -941,16 +915,16 @@
     </w:p>
     <w:p>
       <w:pPr>
+        <w:pStyle w:val="Compact"/>
         <w:numPr>
           <w:ilvl w:val="0"/>
           <w:numId w:val="1003"/>
         </w:numPr>
-        <w:pStyle w:val="Compact"/>
       </w:pPr>
       <w:r>
         <w:rPr>
+          <w:b/>
           <w:bCs/>
-          <w:b/>
         </w:rPr>
         <w:t xml:space="preserve">API integrations</w:t>
       </w:r>
@@ -994,24 +968,24 @@
         </w:pict>
       </w:r>
     </w:p>
-    <w:bookmarkEnd w:id="26"/>
-    <w:bookmarkEnd w:id="27"/>
-    <w:bookmarkStart w:id="30" w:name="privacy-program-plan-pt-1"/>
+    <w:bookmarkEnd w:id="17"/>
+    <w:bookmarkEnd w:id="18"/>
+    <w:bookmarkStart w:id="21" w:name="privacy-program-plan-pt-1"/>
     <w:p>
       <w:pPr>
         <w:pStyle w:val="Heading1"/>
       </w:pPr>
       <w:r>
-        <w:t xml:space="preserve">Privacy Program Plan (PT-1)</w:t>
-      </w:r>
-    </w:p>
-    <w:bookmarkStart w:id="28" w:name="control-requirement"/>
+        <w:t xml:space="preserve">2. Privacy Program Plan (PT-1)</w:t>
+      </w:r>
+    </w:p>
+    <w:bookmarkStart w:id="19" w:name="control-requirement"/>
     <w:p>
       <w:pPr>
         <w:pStyle w:val="Heading2"/>
       </w:pPr>
       <w:r>
-        <w:t xml:space="preserve">Control Requirement</w:t>
+        <w:t xml:space="preserve">2.1 Control Requirement</w:t>
       </w:r>
     </w:p>
     <w:p>
@@ -1046,8 +1020,8 @@
       </w:pPr>
       <w:r>
         <w:rPr>
+          <w:b/>
           <w:bCs/>
-          <w:b/>
         </w:rPr>
         <w:t xml:space="preserve">Linkage:</w:t>
       </w:r>
@@ -1076,14 +1050,14 @@
         <w:t xml:space="preserve">as the ISPP. Cross-reference Part 16 §3 RACI for the Privacy Officer role.</w:t>
       </w:r>
     </w:p>
-    <w:bookmarkEnd w:id="28"/>
-    <w:bookmarkStart w:id="29" w:name="privacy-program-plan-template"/>
+    <w:bookmarkEnd w:id="19"/>
+    <w:bookmarkStart w:id="20" w:name="privacy-program-plan-template"/>
     <w:p>
       <w:pPr>
         <w:pStyle w:val="Heading2"/>
       </w:pPr>
       <w:r>
-        <w:t xml:space="preserve">Privacy Program Plan Template</w:t>
+        <w:t xml:space="preserve">2.2 Privacy Program Plan Template</w:t>
       </w:r>
     </w:p>
     <w:p>
@@ -1092,8 +1066,8 @@
       </w:pPr>
       <w:r>
         <w:rPr>
+          <w:b/>
           <w:bCs/>
-          <w:b/>
         </w:rPr>
         <w:t xml:space="preserve">Section 1 — Purpose and Scope</w:t>
       </w:r>
@@ -1142,8 +1116,8 @@
       </w:pPr>
       <w:r>
         <w:rPr>
+          <w:b/>
           <w:bCs/>
-          <w:b/>
         </w:rPr>
         <w:t xml:space="preserve">Authorization Boundary:</w:t>
       </w:r>
@@ -1166,8 +1140,8 @@
       </w:pPr>
       <w:r>
         <w:rPr>
+          <w:b/>
           <w:bCs/>
-          <w:b/>
         </w:rPr>
         <w:t xml:space="preserve">Effective Date:</w:t>
       </w:r>
@@ -1182,8 +1156,8 @@
       </w:r>
       <w:r>
         <w:rPr>
+          <w:b/>
           <w:bCs/>
-          <w:b/>
         </w:rPr>
         <w:t xml:space="preserve">Review Cycle:</w:t>
       </w:r>
@@ -1200,8 +1174,8 @@
       </w:pPr>
       <w:r>
         <w:rPr>
+          <w:b/>
           <w:bCs/>
-          <w:b/>
         </w:rPr>
         <w:t xml:space="preserve">Document Owner:</w:t>
       </w:r>
@@ -1218,8 +1192,8 @@
       </w:pPr>
       <w:r>
         <w:rPr>
+          <w:b/>
           <w:bCs/>
-          <w:b/>
         </w:rPr>
         <w:t xml:space="preserve">Co-Owner:</w:t>
       </w:r>
@@ -1236,8 +1210,8 @@
       </w:pPr>
       <w:r>
         <w:rPr>
+          <w:b/>
           <w:bCs/>
-          <w:b/>
         </w:rPr>
         <w:t xml:space="preserve">Approver:</w:t>
       </w:r>
@@ -1254,109 +1228,109 @@
       </w:pPr>
       <w:r>
         <w:rPr>
+          <w:b/>
           <w:bCs/>
-          <w:b/>
         </w:rPr>
         <w:t xml:space="preserve">Section 2 — Legal and Regulatory Authority</w:t>
       </w:r>
     </w:p>
     <w:p>
       <w:pPr>
+        <w:pStyle w:val="Compact"/>
         <w:numPr>
           <w:ilvl w:val="0"/>
           <w:numId w:val="1004"/>
         </w:numPr>
+      </w:pPr>
+      <w:r>
+        <w:t xml:space="preserve">Privacy Act of 1974, 5 U.S.C. §552a</w:t>
+      </w:r>
+    </w:p>
+    <w:p>
+      <w:pPr>
         <w:pStyle w:val="Compact"/>
-      </w:pPr>
-      <w:r>
-        <w:t xml:space="preserve">Privacy Act of 1974, 5 U.S.C. §552a</w:t>
-      </w:r>
-    </w:p>
-    <w:p>
-      <w:pPr>
         <w:numPr>
           <w:ilvl w:val="0"/>
           <w:numId w:val="1004"/>
         </w:numPr>
+      </w:pPr>
+      <w:r>
+        <w:t xml:space="preserve">E-Government Act of 2002, 44 U.S.C. §3501, Title III (FISMA)</w:t>
+      </w:r>
+    </w:p>
+    <w:p>
+      <w:pPr>
         <w:pStyle w:val="Compact"/>
-      </w:pPr>
-      <w:r>
-        <w:t xml:space="preserve">E-Government Act of 2002, 44 U.S.C. §3501, Title III (FISMA)</w:t>
-      </w:r>
-    </w:p>
-    <w:p>
-      <w:pPr>
         <w:numPr>
           <w:ilvl w:val="0"/>
           <w:numId w:val="1004"/>
         </w:numPr>
+      </w:pPr>
+      <w:r>
+        <w:t xml:space="preserve">OMB Memorandum M-03-22, OMB Guidance for Implementing the Privacy Provisions</w:t>
+      </w:r>
+      <w:r>
+        <w:t xml:space="preserve"> </w:t>
+      </w:r>
+      <w:r>
+        <w:t xml:space="preserve">of the E-Government Act of 2002</w:t>
+      </w:r>
+    </w:p>
+    <w:p>
+      <w:pPr>
         <w:pStyle w:val="Compact"/>
-      </w:pPr>
-      <w:r>
-        <w:t xml:space="preserve">OMB Memorandum M-03-22, OMB Guidance for Implementing the Privacy Provisions</w:t>
-      </w:r>
-      <w:r>
-        <w:t xml:space="preserve"> </w:t>
-      </w:r>
-      <w:r>
-        <w:t xml:space="preserve">of the E-Government Act of 2002</w:t>
-      </w:r>
-    </w:p>
-    <w:p>
-      <w:pPr>
         <w:numPr>
           <w:ilvl w:val="0"/>
           <w:numId w:val="1004"/>
         </w:numPr>
+      </w:pPr>
+      <w:r>
+        <w:t xml:space="preserve">OMB Circular A-130, Appendix II, Responsibilities for Managing PII</w:t>
+      </w:r>
+    </w:p>
+    <w:p>
+      <w:pPr>
         <w:pStyle w:val="Compact"/>
-      </w:pPr>
-      <w:r>
-        <w:t xml:space="preserve">OMB Circular A-130, Appendix II, Responsibilities for Managing PII</w:t>
-      </w:r>
-    </w:p>
-    <w:p>
-      <w:pPr>
         <w:numPr>
           <w:ilvl w:val="0"/>
           <w:numId w:val="1004"/>
         </w:numPr>
+      </w:pPr>
+      <w:r>
+        <w:t xml:space="preserve">OMB Memorandum M-17-12, Preparing for and Responding to a Breach of PII</w:t>
+      </w:r>
+    </w:p>
+    <w:p>
+      <w:pPr>
         <w:pStyle w:val="Compact"/>
-      </w:pPr>
-      <w:r>
-        <w:t xml:space="preserve">OMB Memorandum M-17-12, Preparing for and Responding to a Breach of PII</w:t>
-      </w:r>
-    </w:p>
-    <w:p>
-      <w:pPr>
         <w:numPr>
           <w:ilvl w:val="0"/>
           <w:numId w:val="1004"/>
         </w:numPr>
+      </w:pPr>
+      <w:r>
+        <w:t xml:space="preserve">NIST SP 800-53 Rev 5, Privacy Control Family (PT)</w:t>
+      </w:r>
+    </w:p>
+    <w:p>
+      <w:pPr>
         <w:pStyle w:val="Compact"/>
-      </w:pPr>
-      <w:r>
-        <w:t xml:space="preserve">NIST SP 800-53 Rev 5, Privacy Control Family (PT)</w:t>
-      </w:r>
-    </w:p>
-    <w:p>
-      <w:pPr>
         <w:numPr>
           <w:ilvl w:val="0"/>
           <w:numId w:val="1004"/>
         </w:numPr>
+      </w:pPr>
+      <w:r>
+        <w:t xml:space="preserve">NIST SP 800-122, Guide to Protecting Confidentiality of PII</w:t>
+      </w:r>
+    </w:p>
+    <w:p>
+      <w:pPr>
         <w:pStyle w:val="Compact"/>
-      </w:pPr>
-      <w:r>
-        <w:t xml:space="preserve">NIST SP 800-122, Guide to Protecting Confidentiality of PII</w:t>
-      </w:r>
-    </w:p>
-    <w:p>
-      <w:pPr>
         <w:numPr>
           <w:ilvl w:val="0"/>
           <w:numId w:val="1004"/>
         </w:numPr>
-        <w:pStyle w:val="Compact"/>
       </w:pPr>
       <w:r>
         <w:t xml:space="preserve">FedRAMP 20x Authorization Framework (GSA, 2026)</w:t>
@@ -1368,8 +1342,8 @@
       </w:pPr>
       <w:r>
         <w:rPr>
+          <w:b/>
           <w:bCs/>
-          <w:b/>
         </w:rPr>
         <w:t xml:space="preserve">Section 3 — Roles and Responsibilities</w:t>
       </w:r>
@@ -1378,8 +1352,8 @@
       <w:tblPr>
         <w:tblStyle w:val="Table"/>
         <w:tblW w:type="pct" w:w="5000"/>
+        <w:tblLayout w:type="fixed"/>
         <w:tblLook w:firstRow="1" w:lastRow="0" w:firstColumn="0" w:lastColumn="0" w:noHBand="0" w:noVBand="0" w:val="0020"/>
-        <w:jc w:val="start"/>
       </w:tblPr>
       <w:tblGrid>
         <w:gridCol w:w="1105"/>
@@ -1388,14 +1362,13 @@
       </w:tblGrid>
       <w:tr>
         <w:trPr>
-          <w:tblHeader w:val="true"/>
+          <w:tblHeader w:val="on"/>
         </w:trPr>
         <w:tc>
           <w:tcPr/>
           <w:p>
             <w:pPr>
               <w:pStyle w:val="Compact"/>
-              <w:jc w:val="left"/>
             </w:pPr>
             <w:r>
               <w:t xml:space="preserve">Role</w:t>
@@ -1407,7 +1380,6 @@
           <w:p>
             <w:pPr>
               <w:pStyle w:val="Compact"/>
-              <w:jc w:val="left"/>
             </w:pPr>
             <w:r>
               <w:t xml:space="preserve">Responsibility</w:t>
@@ -1419,7 +1391,6 @@
           <w:p>
             <w:pPr>
               <w:pStyle w:val="Compact"/>
-              <w:jc w:val="left"/>
             </w:pPr>
             <w:r>
               <w:t xml:space="preserve">PT Control Ownership</w:t>
@@ -1433,12 +1404,11 @@
           <w:p>
             <w:pPr>
               <w:pStyle w:val="Compact"/>
-              <w:jc w:val="left"/>
             </w:pPr>
             <w:r>
               <w:rPr>
+                <w:b/>
                 <w:bCs/>
-                <w:b/>
               </w:rPr>
               <w:t xml:space="preserve">SAOP</w:t>
             </w:r>
@@ -1449,7 +1419,6 @@
           <w:p>
             <w:pPr>
               <w:pStyle w:val="Compact"/>
-              <w:jc w:val="left"/>
             </w:pPr>
             <w:r>
               <w:t xml:space="preserve">Chairs Privacy Council; approves PIAs and SORNs; annual program review</w:t>
@@ -1461,7 +1430,6 @@
           <w:p>
             <w:pPr>
               <w:pStyle w:val="Compact"/>
-              <w:jc w:val="left"/>
             </w:pPr>
             <w:r>
               <w:t xml:space="preserve">PT-1, PT-2, PT-5</w:t>
@@ -1475,12 +1443,11 @@
           <w:p>
             <w:pPr>
               <w:pStyle w:val="Compact"/>
-              <w:jc w:val="left"/>
             </w:pPr>
             <w:r>
               <w:rPr>
+                <w:b/>
                 <w:bCs/>
-                <w:b/>
               </w:rPr>
               <w:t xml:space="preserve">System Privacy Officer (SPO)</w:t>
             </w:r>
@@ -1491,7 +1458,6 @@
           <w:p>
             <w:pPr>
               <w:pStyle w:val="Compact"/>
-              <w:jc w:val="left"/>
             </w:pPr>
             <w:r>
               <w:t xml:space="preserve">System-level privacy representative; maintains PT artifacts</w:t>
@@ -1503,7 +1469,6 @@
           <w:p>
             <w:pPr>
               <w:pStyle w:val="Compact"/>
-              <w:jc w:val="left"/>
             </w:pPr>
             <w:r>
               <w:t xml:space="preserve">PT-3, PT-4, PT-7</w:t>
@@ -1517,12 +1482,11 @@
           <w:p>
             <w:pPr>
               <w:pStyle w:val="Compact"/>
-              <w:jc w:val="left"/>
             </w:pPr>
             <w:r>
               <w:rPr>
+                <w:b/>
                 <w:bCs/>
-                <w:b/>
               </w:rPr>
               <w:t xml:space="preserve">ISSO</w:t>
             </w:r>
@@ -1533,7 +1497,6 @@
           <w:p>
             <w:pPr>
               <w:pStyle w:val="Compact"/>
-              <w:jc w:val="left"/>
             </w:pPr>
             <w:r>
               <w:t xml:space="preserve">Integrates privacy controls into security assessment; POA&amp;M</w:t>
@@ -1545,7 +1508,6 @@
           <w:p>
             <w:pPr>
               <w:pStyle w:val="Compact"/>
-              <w:jc w:val="left"/>
             </w:pPr>
             <w:r>
               <w:t xml:space="preserve">PT-1, PT-7</w:t>
@@ -1559,12 +1521,11 @@
           <w:p>
             <w:pPr>
               <w:pStyle w:val="Compact"/>
-              <w:jc w:val="left"/>
             </w:pPr>
             <w:r>
               <w:rPr>
+                <w:b/>
                 <w:bCs/>
-                <w:b/>
               </w:rPr>
               <w:t xml:space="preserve">Legal Counsel</w:t>
             </w:r>
@@ -1575,7 +1536,6 @@
           <w:p>
             <w:pPr>
               <w:pStyle w:val="Compact"/>
-              <w:jc w:val="left"/>
             </w:pPr>
             <w:r>
               <w:t xml:space="preserve">Reviews SORN language; validates legal authority citations</w:t>
@@ -1587,7 +1547,6 @@
           <w:p>
             <w:pPr>
               <w:pStyle w:val="Compact"/>
-              <w:jc w:val="left"/>
             </w:pPr>
             <w:r>
               <w:t xml:space="preserve">PT-2</w:t>
@@ -1601,12 +1560,11 @@
           <w:p>
             <w:pPr>
               <w:pStyle w:val="Compact"/>
-              <w:jc w:val="left"/>
             </w:pPr>
             <w:r>
               <w:rPr>
+                <w:b/>
                 <w:bCs/>
-                <w:b/>
               </w:rPr>
               <w:t xml:space="preserve">DevSecOps Lead</w:t>
             </w:r>
@@ -1617,7 +1575,6 @@
           <w:p>
             <w:pPr>
               <w:pStyle w:val="Compact"/>
-              <w:jc w:val="left"/>
             </w:pPr>
             <w:r>
               <w:t xml:space="preserve">Implements Purview labels; data flow automation</w:t>
@@ -1629,7 +1586,6 @@
           <w:p>
             <w:pPr>
               <w:pStyle w:val="Compact"/>
-              <w:jc w:val="left"/>
             </w:pPr>
             <w:r>
               <w:t xml:space="preserve">PT-3, PT-7</w:t>
@@ -1643,12 +1599,11 @@
           <w:p>
             <w:pPr>
               <w:pStyle w:val="Compact"/>
-              <w:jc w:val="left"/>
             </w:pPr>
             <w:r>
               <w:rPr>
+                <w:b/>
                 <w:bCs/>
-                <w:b/>
               </w:rPr>
               <w:t xml:space="preserve">Communications / Web</w:t>
             </w:r>
@@ -1659,7 +1614,6 @@
           <w:p>
             <w:pPr>
               <w:pStyle w:val="Compact"/>
-              <w:jc w:val="left"/>
             </w:pPr>
             <w:r>
               <w:t xml:space="preserve">Publishes privacy notices; maintains notice URLs</w:t>
@@ -1671,7 +1625,6 @@
           <w:p>
             <w:pPr>
               <w:pStyle w:val="Compact"/>
-              <w:jc w:val="left"/>
             </w:pPr>
             <w:r>
               <w:t xml:space="preserve">PT-5</w:t>
@@ -1686,8 +1639,8 @@
       </w:pPr>
       <w:r>
         <w:rPr>
+          <w:b/>
           <w:bCs/>
-          <w:b/>
         </w:rPr>
         <w:t xml:space="preserve">Section 4 — Program Oversight Cadence</w:t>
       </w:r>
@@ -1696,8 +1649,8 @@
       <w:tblPr>
         <w:tblStyle w:val="Table"/>
         <w:tblW w:type="pct" w:w="5000"/>
+        <w:tblLayout w:type="fixed"/>
         <w:tblLook w:firstRow="1" w:lastRow="0" w:firstColumn="0" w:lastColumn="0" w:noHBand="0" w:noVBand="0" w:val="0020"/>
-        <w:jc w:val="start"/>
       </w:tblPr>
       <w:tblGrid>
         <w:gridCol w:w="1760"/>
@@ -1707,14 +1660,13 @@
       </w:tblGrid>
       <w:tr>
         <w:trPr>
-          <w:tblHeader w:val="true"/>
+          <w:tblHeader w:val="on"/>
         </w:trPr>
         <w:tc>
           <w:tcPr/>
           <w:p>
             <w:pPr>
               <w:pStyle w:val="Compact"/>
-              <w:jc w:val="left"/>
             </w:pPr>
             <w:r>
               <w:t xml:space="preserve">Activity</w:t>
@@ -1726,7 +1678,6 @@
           <w:p>
             <w:pPr>
               <w:pStyle w:val="Compact"/>
-              <w:jc w:val="left"/>
             </w:pPr>
             <w:r>
               <w:t xml:space="preserve">Owner</w:t>
@@ -1738,7 +1689,6 @@
           <w:p>
             <w:pPr>
               <w:pStyle w:val="Compact"/>
-              <w:jc w:val="left"/>
             </w:pPr>
             <w:r>
               <w:t xml:space="preserve">Cadence</w:t>
@@ -1750,7 +1700,6 @@
           <w:p>
             <w:pPr>
               <w:pStyle w:val="Compact"/>
-              <w:jc w:val="left"/>
             </w:pPr>
             <w:r>
               <w:t xml:space="preserve">Artifact Produced</w:t>
@@ -1764,7 +1713,6 @@
           <w:p>
             <w:pPr>
               <w:pStyle w:val="Compact"/>
-              <w:jc w:val="left"/>
             </w:pPr>
             <w:r>
               <w:t xml:space="preserve">Privacy Program Plan review</w:t>
@@ -1776,7 +1724,6 @@
           <w:p>
             <w:pPr>
               <w:pStyle w:val="Compact"/>
-              <w:jc w:val="left"/>
             </w:pPr>
             <w:r>
               <w:t xml:space="preserve">SAOP</w:t>
@@ -1788,7 +1735,6 @@
           <w:p>
             <w:pPr>
               <w:pStyle w:val="Compact"/>
-              <w:jc w:val="left"/>
             </w:pPr>
             <w:r>
               <w:t xml:space="preserve">Annual</w:t>
@@ -1800,7 +1746,6 @@
           <w:p>
             <w:pPr>
               <w:pStyle w:val="Compact"/>
-              <w:jc w:val="left"/>
             </w:pPr>
             <w:r>
               <w:t xml:space="preserve">Updated PPP with AO signature</w:t>
@@ -1814,7 +1759,6 @@
           <w:p>
             <w:pPr>
               <w:pStyle w:val="Compact"/>
-              <w:jc w:val="left"/>
             </w:pPr>
             <w:r>
               <w:t xml:space="preserve">Privacy Impact Assessment (PIA)</w:t>
@@ -1826,7 +1770,6 @@
           <w:p>
             <w:pPr>
               <w:pStyle w:val="Compact"/>
-              <w:jc w:val="left"/>
             </w:pPr>
             <w:r>
               <w:t xml:space="preserve">SPO</w:t>
@@ -1838,7 +1781,6 @@
           <w:p>
             <w:pPr>
               <w:pStyle w:val="Compact"/>
-              <w:jc w:val="left"/>
             </w:pPr>
             <w:r>
               <w:t xml:space="preserve">At boundary establishment; after major change</w:t>
@@ -1850,7 +1792,6 @@
           <w:p>
             <w:pPr>
               <w:pStyle w:val="Compact"/>
-              <w:jc w:val="left"/>
             </w:pPr>
             <w:r>
               <w:t xml:space="preserve">PIA Report</w:t>
@@ -1864,7 +1805,6 @@
           <w:p>
             <w:pPr>
               <w:pStyle w:val="Compact"/>
-              <w:jc w:val="left"/>
             </w:pPr>
             <w:r>
               <w:t xml:space="preserve">SORN review and update</w:t>
@@ -1876,7 +1816,6 @@
           <w:p>
             <w:pPr>
               <w:pStyle w:val="Compact"/>
-              <w:jc w:val="left"/>
             </w:pPr>
             <w:r>
               <w:t xml:space="preserve">Legal + SAOP</w:t>
@@ -1888,7 +1827,6 @@
           <w:p>
             <w:pPr>
               <w:pStyle w:val="Compact"/>
-              <w:jc w:val="left"/>
             </w:pPr>
             <w:r>
               <w:t xml:space="preserve">Every 3 years or upon significant change</w:t>
@@ -1900,7 +1838,6 @@
           <w:p>
             <w:pPr>
               <w:pStyle w:val="Compact"/>
-              <w:jc w:val="left"/>
             </w:pPr>
             <w:r>
               <w:t xml:space="preserve">SORN Amendment (Federal Register)</w:t>
@@ -1914,7 +1851,6 @@
           <w:p>
             <w:pPr>
               <w:pStyle w:val="Compact"/>
-              <w:jc w:val="left"/>
             </w:pPr>
             <w:r>
               <w:t xml:space="preserve">Privacy control assessment</w:t>
@@ -1926,7 +1862,6 @@
           <w:p>
             <w:pPr>
               <w:pStyle w:val="Compact"/>
-              <w:jc w:val="left"/>
             </w:pPr>
             <w:r>
               <w:t xml:space="preserve">ISSO + 3PAO</w:t>
@@ -1938,7 +1873,6 @@
           <w:p>
             <w:pPr>
               <w:pStyle w:val="Compact"/>
-              <w:jc w:val="left"/>
             </w:pPr>
             <w:r>
               <w:t xml:space="preserve">Annual (aligned with security assessment)</w:t>
@@ -1950,7 +1884,6 @@
           <w:p>
             <w:pPr>
               <w:pStyle w:val="Compact"/>
-              <w:jc w:val="left"/>
             </w:pPr>
             <w:r>
               <w:t xml:space="preserve">Privacy Assessment Report</w:t>
@@ -1964,7 +1897,6 @@
           <w:p>
             <w:pPr>
               <w:pStyle w:val="Compact"/>
-              <w:jc w:val="left"/>
             </w:pPr>
             <w:r>
               <w:t xml:space="preserve">Purpose limitation review (PT-3)</w:t>
@@ -1976,7 +1908,6 @@
           <w:p>
             <w:pPr>
               <w:pStyle w:val="Compact"/>
-              <w:jc w:val="left"/>
             </w:pPr>
             <w:r>
               <w:t xml:space="preserve">SPO</w:t>
@@ -1988,7 +1919,6 @@
           <w:p>
             <w:pPr>
               <w:pStyle w:val="Compact"/>
-              <w:jc w:val="left"/>
             </w:pPr>
             <w:r>
               <w:t xml:space="preserve">Annual</w:t>
@@ -2000,7 +1930,6 @@
           <w:p>
             <w:pPr>
               <w:pStyle w:val="Compact"/>
-              <w:jc w:val="left"/>
             </w:pPr>
             <w:r>
               <w:t xml:space="preserve">PT-3 Checklist (§4)</w:t>
@@ -2014,7 +1943,6 @@
           <w:p>
             <w:pPr>
               <w:pStyle w:val="Compact"/>
-              <w:jc w:val="left"/>
             </w:pPr>
             <w:r>
               <w:t xml:space="preserve">Breach response exercise</w:t>
@@ -2026,7 +1954,6 @@
           <w:p>
             <w:pPr>
               <w:pStyle w:val="Compact"/>
-              <w:jc w:val="left"/>
             </w:pPr>
             <w:r>
               <w:t xml:space="preserve">SAOP + ISSO</w:t>
@@ -2038,7 +1965,6 @@
           <w:p>
             <w:pPr>
               <w:pStyle w:val="Compact"/>
-              <w:jc w:val="left"/>
             </w:pPr>
             <w:r>
               <w:t xml:space="preserve">Annual</w:t>
@@ -2050,7 +1976,6 @@
           <w:p>
             <w:pPr>
               <w:pStyle w:val="Compact"/>
-              <w:jc w:val="left"/>
             </w:pPr>
             <w:r>
               <w:t xml:space="preserve">Tabletop AAR</w:t>
@@ -2064,7 +1989,6 @@
           <w:p>
             <w:pPr>
               <w:pStyle w:val="Compact"/>
-              <w:jc w:val="left"/>
             </w:pPr>
             <w:r>
               <w:t xml:space="preserve">Data flow map update (§8)</w:t>
@@ -2076,7 +2000,6 @@
           <w:p>
             <w:pPr>
               <w:pStyle w:val="Compact"/>
-              <w:jc w:val="left"/>
             </w:pPr>
             <w:r>
               <w:t xml:space="preserve">DevSecOps + SPO</w:t>
@@ -2088,7 +2011,6 @@
           <w:p>
             <w:pPr>
               <w:pStyle w:val="Compact"/>
-              <w:jc w:val="left"/>
             </w:pPr>
             <w:r>
               <w:t xml:space="preserve">After each major data flow change</w:t>
@@ -2100,7 +2022,6 @@
           <w:p>
             <w:pPr>
               <w:pStyle w:val="Compact"/>
-              <w:jc w:val="left"/>
             </w:pPr>
             <w:r>
               <w:t xml:space="preserve">Updated data flow map</w:t>
@@ -2142,24 +2063,24 @@
         </w:pict>
       </w:r>
     </w:p>
-    <w:bookmarkEnd w:id="29"/>
-    <w:bookmarkEnd w:id="30"/>
-    <w:bookmarkStart w:id="34" w:name="authority-to-process-pii-pt-2"/>
+    <w:bookmarkEnd w:id="20"/>
+    <w:bookmarkEnd w:id="21"/>
+    <w:bookmarkStart w:id="25" w:name="authority-to-process-pii-pt-2"/>
     <w:p>
       <w:pPr>
         <w:pStyle w:val="Heading1"/>
       </w:pPr>
       <w:r>
-        <w:t xml:space="preserve">Authority to Process PII (PT-2)</w:t>
-      </w:r>
-    </w:p>
-    <w:bookmarkStart w:id="31" w:name="control-requirement-1"/>
+        <w:t xml:space="preserve">3. Authority to Process PII (PT-2)</w:t>
+      </w:r>
+    </w:p>
+    <w:bookmarkStart w:id="22" w:name="control-requirement-1"/>
     <w:p>
       <w:pPr>
         <w:pStyle w:val="Heading2"/>
       </w:pPr>
       <w:r>
-        <w:t xml:space="preserve">Control Requirement</w:t>
+        <w:t xml:space="preserve">3.1 Control Requirement</w:t>
       </w:r>
     </w:p>
     <w:p>
@@ -2182,14 +2103,14 @@
         <w:t xml:space="preserve">of PII to the minimum necessary for the identified purpose.</w:t>
       </w:r>
     </w:p>
-    <w:bookmarkEnd w:id="31"/>
-    <w:bookmarkStart w:id="32" w:name="legal-authority-matrix"/>
+    <w:bookmarkEnd w:id="22"/>
+    <w:bookmarkStart w:id="23" w:name="legal-authority-matrix"/>
     <w:p>
       <w:pPr>
         <w:pStyle w:val="Heading2"/>
       </w:pPr>
       <w:r>
-        <w:t xml:space="preserve">Legal Authority Matrix</w:t>
+        <w:t xml:space="preserve">3.2 Legal Authority Matrix</w:t>
       </w:r>
     </w:p>
     <w:p>
@@ -2209,19 +2130,13 @@
         <w:t xml:space="preserve"> </w:t>
       </w:r>
       <w:r>
-        <w:t xml:space="preserve">“</w:t>
-      </w:r>
-      <w:r>
-        <w:t xml:space="preserve">general mission</w:t>
-      </w:r>
-      <w:r>
-        <w:t xml:space="preserve"> </w:t>
-      </w:r>
-      <w:r>
-        <w:t xml:space="preserve">authority</w:t>
-      </w:r>
-      <w:r>
-        <w:t xml:space="preserve">”</w:t>
+        <w:t xml:space="preserve">“general mission</w:t>
+      </w:r>
+      <w:r>
+        <w:t xml:space="preserve"> </w:t>
+      </w:r>
+      <w:r>
+        <w:t xml:space="preserve">authority”</w:t>
       </w:r>
       <w:r>
         <w:t xml:space="preserve"> </w:t>
@@ -2234,8 +2149,8 @@
       <w:tblPr>
         <w:tblStyle w:val="Table"/>
         <w:tblW w:type="pct" w:w="5000"/>
+        <w:tblLayout w:type="fixed"/>
         <w:tblLook w:firstRow="1" w:lastRow="0" w:firstColumn="0" w:lastColumn="0" w:noHBand="0" w:noVBand="0" w:val="0020"/>
-        <w:jc w:val="start"/>
       </w:tblPr>
       <w:tblGrid>
         <w:gridCol w:w="1119"/>
@@ -2246,14 +2161,13 @@
       </w:tblGrid>
       <w:tr>
         <w:trPr>
-          <w:tblHeader w:val="true"/>
+          <w:tblHeader w:val="on"/>
         </w:trPr>
         <w:tc>
           <w:tcPr/>
           <w:p>
             <w:pPr>
               <w:pStyle w:val="Compact"/>
-              <w:jc w:val="left"/>
             </w:pPr>
             <w:r>
               <w:t xml:space="preserve">PII Category</w:t>
@@ -2265,7 +2179,6 @@
           <w:p>
             <w:pPr>
               <w:pStyle w:val="Compact"/>
-              <w:jc w:val="left"/>
             </w:pPr>
             <w:r>
               <w:t xml:space="preserve">Legal Basis</w:t>
@@ -2277,7 +2190,6 @@
           <w:p>
             <w:pPr>
               <w:pStyle w:val="Compact"/>
-              <w:jc w:val="left"/>
             </w:pPr>
             <w:r>
               <w:t xml:space="preserve">Statutory / Regulatory Citation</w:t>
@@ -2289,7 +2201,6 @@
           <w:p>
             <w:pPr>
               <w:pStyle w:val="Compact"/>
-              <w:jc w:val="left"/>
             </w:pPr>
             <w:r>
               <w:t xml:space="preserve">Retention Period</w:t>
@@ -2301,7 +2212,6 @@
           <w:p>
             <w:pPr>
               <w:pStyle w:val="Compact"/>
-              <w:jc w:val="left"/>
             </w:pPr>
             <w:r>
               <w:t xml:space="preserve">Disposal Method</w:t>
@@ -2315,7 +2225,6 @@
           <w:p>
             <w:pPr>
               <w:pStyle w:val="Compact"/>
-              <w:jc w:val="left"/>
             </w:pPr>
             <w:r>
               <w:t xml:space="preserve">Social Security Number (SSN)</w:t>
@@ -2327,7 +2236,6 @@
           <w:p>
             <w:pPr>
               <w:pStyle w:val="Compact"/>
-              <w:jc w:val="left"/>
             </w:pPr>
             <w:r>
               <w:t xml:space="preserve">Statutory</w:t>
@@ -2339,7 +2247,6 @@
           <w:p>
             <w:pPr>
               <w:pStyle w:val="Compact"/>
-              <w:jc w:val="left"/>
             </w:pPr>
             <w:r>
               <w:t xml:space="preserve">Social Security Act §205(c)(2)(C)(i), 42 U.S.C. §405</w:t>
@@ -2351,7 +2258,6 @@
           <w:p>
             <w:pPr>
               <w:pStyle w:val="Compact"/>
-              <w:jc w:val="left"/>
             </w:pPr>
             <w:r>
               <w:t xml:space="preserve">[N years per records schedule]</w:t>
@@ -2363,7 +2269,6 @@
           <w:p>
             <w:pPr>
               <w:pStyle w:val="Compact"/>
-              <w:jc w:val="left"/>
             </w:pPr>
             <w:r>
               <w:t xml:space="preserve">NIST 800-88 purge</w:t>
@@ -2377,7 +2282,6 @@
           <w:p>
             <w:pPr>
               <w:pStyle w:val="Compact"/>
-              <w:jc w:val="left"/>
             </w:pPr>
             <w:r>
               <w:t xml:space="preserve">Name and date of birth</w:t>
@@ -2389,7 +2293,6 @@
           <w:p>
             <w:pPr>
               <w:pStyle w:val="Compact"/>
-              <w:jc w:val="left"/>
             </w:pPr>
             <w:r>
               <w:t xml:space="preserve">Statutory</w:t>
@@ -2401,7 +2304,6 @@
           <w:p>
             <w:pPr>
               <w:pStyle w:val="Compact"/>
-              <w:jc w:val="left"/>
             </w:pPr>
             <w:r>
               <w:t xml:space="preserve">Social Security Act §202, 42 U.S.C. §402</w:t>
@@ -2413,7 +2315,6 @@
           <w:p>
             <w:pPr>
               <w:pStyle w:val="Compact"/>
-              <w:jc w:val="left"/>
             </w:pPr>
             <w:r>
               <w:t xml:space="preserve">[N years per records schedule]</w:t>
@@ -2425,7 +2326,6 @@
           <w:p>
             <w:pPr>
               <w:pStyle w:val="Compact"/>
-              <w:jc w:val="left"/>
             </w:pPr>
             <w:r>
               <w:t xml:space="preserve">NIST 800-88 purge</w:t>
@@ -2439,7 +2339,6 @@
           <w:p>
             <w:pPr>
               <w:pStyle w:val="Compact"/>
-              <w:jc w:val="left"/>
             </w:pPr>
             <w:r>
               <w:t xml:space="preserve">Benefit payment records</w:t>
@@ -2451,7 +2350,6 @@
           <w:p>
             <w:pPr>
               <w:pStyle w:val="Compact"/>
-              <w:jc w:val="left"/>
             </w:pPr>
             <w:r>
               <w:t xml:space="preserve">Statutory</w:t>
@@ -2463,7 +2361,6 @@
           <w:p>
             <w:pPr>
               <w:pStyle w:val="Compact"/>
-              <w:jc w:val="left"/>
             </w:pPr>
             <w:r>
               <w:t xml:space="preserve">Social Security Act §1106, 42 U.S.C. §1306</w:t>
@@ -2475,7 +2372,6 @@
           <w:p>
             <w:pPr>
               <w:pStyle w:val="Compact"/>
-              <w:jc w:val="left"/>
             </w:pPr>
             <w:r>
               <w:t xml:space="preserve">7 years post-case closure</w:t>
@@ -2487,7 +2383,6 @@
           <w:p>
             <w:pPr>
               <w:pStyle w:val="Compact"/>
-              <w:jc w:val="left"/>
             </w:pPr>
             <w:r>
               <w:t xml:space="preserve">NIST 800-88 purge</w:t>
@@ -2501,7 +2396,6 @@
           <w:p>
             <w:pPr>
               <w:pStyle w:val="Compact"/>
-              <w:jc w:val="left"/>
             </w:pPr>
             <w:r>
               <w:t xml:space="preserve">Medical / disability records</w:t>
@@ -2513,7 +2407,6 @@
           <w:p>
             <w:pPr>
               <w:pStyle w:val="Compact"/>
-              <w:jc w:val="left"/>
             </w:pPr>
             <w:r>
               <w:t xml:space="preserve">Statutory</w:t>
@@ -2525,7 +2418,6 @@
           <w:p>
             <w:pPr>
               <w:pStyle w:val="Compact"/>
-              <w:jc w:val="left"/>
             </w:pPr>
             <w:r>
               <w:t xml:space="preserve">Social Security Act §223, 42 U.S.C. §423</w:t>
@@ -2537,7 +2429,6 @@
           <w:p>
             <w:pPr>
               <w:pStyle w:val="Compact"/>
-              <w:jc w:val="left"/>
             </w:pPr>
             <w:r>
               <w:t xml:space="preserve">5 years post-determination</w:t>
@@ -2549,7 +2440,6 @@
           <w:p>
             <w:pPr>
               <w:pStyle w:val="Compact"/>
-              <w:jc w:val="left"/>
             </w:pPr>
             <w:r>
               <w:t xml:space="preserve">Secure destruction + purge</w:t>
@@ -2563,7 +2453,6 @@
           <w:p>
             <w:pPr>
               <w:pStyle w:val="Compact"/>
-              <w:jc w:val="left"/>
             </w:pPr>
             <w:r>
               <w:t xml:space="preserve">Contact information (address, phone, email)</w:t>
@@ -2575,7 +2464,6 @@
           <w:p>
             <w:pPr>
               <w:pStyle w:val="Compact"/>
-              <w:jc w:val="left"/>
             </w:pPr>
             <w:r>
               <w:t xml:space="preserve">Statutory / Voluntary</w:t>
@@ -2587,7 +2475,6 @@
           <w:p>
             <w:pPr>
               <w:pStyle w:val="Compact"/>
-              <w:jc w:val="left"/>
             </w:pPr>
             <w:r>
               <w:t xml:space="preserve">Social Security Act §702, voluntary collection per E-Gov Act §208</w:t>
@@ -2599,7 +2486,6 @@
           <w:p>
             <w:pPr>
               <w:pStyle w:val="Compact"/>
-              <w:jc w:val="left"/>
             </w:pPr>
             <w:r>
               <w:t xml:space="preserve">Duration of case + [N years]</w:t>
@@ -2611,7 +2497,6 @@
           <w:p>
             <w:pPr>
               <w:pStyle w:val="Compact"/>
-              <w:jc w:val="left"/>
             </w:pPr>
             <w:r>
               <w:t xml:space="preserve">NIST 800-88 purge</w:t>
@@ -2625,7 +2510,6 @@
           <w:p>
             <w:pPr>
               <w:pStyle w:val="Compact"/>
-              <w:jc w:val="left"/>
             </w:pPr>
             <w:r>
               <w:t xml:space="preserve">Financial account data (direct deposit)</w:t>
@@ -2637,7 +2521,6 @@
           <w:p>
             <w:pPr>
               <w:pStyle w:val="Compact"/>
-              <w:jc w:val="left"/>
             </w:pPr>
             <w:r>
               <w:t xml:space="preserve">Statutory</w:t>
@@ -2649,7 +2532,6 @@
           <w:p>
             <w:pPr>
               <w:pStyle w:val="Compact"/>
-              <w:jc w:val="left"/>
             </w:pPr>
             <w:r>
               <w:t xml:space="preserve">Social Security Act §205(j), 42 U.S.C. §405(j)</w:t>
@@ -2661,7 +2543,6 @@
           <w:p>
             <w:pPr>
               <w:pStyle w:val="Compact"/>
-              <w:jc w:val="left"/>
             </w:pPr>
             <w:r>
               <w:t xml:space="preserve">7 years</w:t>
@@ -2673,7 +2554,6 @@
           <w:p>
             <w:pPr>
               <w:pStyle w:val="Compact"/>
-              <w:jc w:val="left"/>
             </w:pPr>
             <w:r>
               <w:t xml:space="preserve">NIST 800-88 purge</w:t>
@@ -2687,7 +2567,6 @@
           <w:p>
             <w:pPr>
               <w:pStyle w:val="Compact"/>
-              <w:jc w:val="left"/>
             </w:pPr>
             <w:r>
               <w:t xml:space="preserve">[ADDITIONAL PII CATEGORY]</w:t>
@@ -2699,7 +2578,6 @@
           <w:p>
             <w:pPr>
               <w:pStyle w:val="Compact"/>
-              <w:jc w:val="left"/>
             </w:pPr>
             <w:r>
               <w:t xml:space="preserve">[BASIS]</w:t>
@@ -2711,7 +2589,6 @@
           <w:p>
             <w:pPr>
               <w:pStyle w:val="Compact"/>
-              <w:jc w:val="left"/>
             </w:pPr>
             <w:r>
               <w:t xml:space="preserve">[CITATION]</w:t>
@@ -2723,7 +2600,6 @@
           <w:p>
             <w:pPr>
               <w:pStyle w:val="Compact"/>
-              <w:jc w:val="left"/>
             </w:pPr>
             <w:r>
               <w:t xml:space="preserve">[RETENTION]</w:t>
@@ -2735,7 +2611,6 @@
           <w:p>
             <w:pPr>
               <w:pStyle w:val="Compact"/>
-              <w:jc w:val="left"/>
             </w:pPr>
             <w:r>
               <w:t xml:space="preserve">[DISPOSAL]</w:t>
@@ -2744,14 +2619,14 @@
         </w:tc>
       </w:tr>
     </w:tbl>
-    <w:bookmarkEnd w:id="32"/>
-    <w:bookmarkStart w:id="33" w:name="sorn-requirements-privacy-act-systems"/>
+    <w:bookmarkEnd w:id="23"/>
+    <w:bookmarkStart w:id="24" w:name="sorn-requirements-privacy-act-systems"/>
     <w:p>
       <w:pPr>
         <w:pStyle w:val="Heading2"/>
       </w:pPr>
       <w:r>
-        <w:t xml:space="preserve">SORN Requirements (Privacy Act Systems)</w:t>
+        <w:t xml:space="preserve">3.3 SORN Requirements (Privacy Act Systems)</w:t>
       </w:r>
     </w:p>
     <w:p>
@@ -2772,8 +2647,8 @@
       </w:r>
       <w:r>
         <w:rPr>
+          <w:b/>
           <w:bCs/>
-          <w:b/>
         </w:rPr>
         <w:t xml:space="preserve">system of records</w:t>
       </w:r>
@@ -2796,43 +2671,43 @@
       </w:pPr>
       <w:r>
         <w:rPr>
+          <w:b/>
           <w:bCs/>
-          <w:b/>
         </w:rPr>
         <w:t xml:space="preserve">SORN Publication Requirements:</w:t>
       </w:r>
     </w:p>
     <w:p>
       <w:pPr>
+        <w:pStyle w:val="Compact"/>
         <w:numPr>
           <w:ilvl w:val="0"/>
           <w:numId w:val="1005"/>
         </w:numPr>
+      </w:pPr>
+      <w:r>
+        <w:t xml:space="preserve">Draft SORN reviewed by SAOP and Legal Counsel</w:t>
+      </w:r>
+    </w:p>
+    <w:p>
+      <w:pPr>
         <w:pStyle w:val="Compact"/>
-      </w:pPr>
-      <w:r>
-        <w:t xml:space="preserve">Draft SORN reviewed by SAOP and Legal Counsel</w:t>
-      </w:r>
-    </w:p>
-    <w:p>
-      <w:pPr>
         <w:numPr>
           <w:ilvl w:val="0"/>
           <w:numId w:val="1005"/>
         </w:numPr>
+      </w:pPr>
+      <w:r>
+        <w:t xml:space="preserve">SAOP submits to OMB and Congress for 40-day comment period (5 U.S.C. §552a(e)(4) and (11))</w:t>
+      </w:r>
+    </w:p>
+    <w:p>
+      <w:pPr>
         <w:pStyle w:val="Compact"/>
-      </w:pPr>
-      <w:r>
-        <w:t xml:space="preserve">SAOP submits to OMB and Congress for 40-day comment period (5 U.S.C. §552a(e)(4) and (11))</w:t>
-      </w:r>
-    </w:p>
-    <w:p>
-      <w:pPr>
         <w:numPr>
           <w:ilvl w:val="0"/>
           <w:numId w:val="1005"/>
         </w:numPr>
-        <w:pStyle w:val="Compact"/>
       </w:pPr>
       <w:r>
         <w:t xml:space="preserve">Published in the Federal Register at least</w:t>
@@ -2842,8 +2717,8 @@
       </w:r>
       <w:r>
         <w:rPr>
+          <w:b/>
           <w:bCs/>
-          <w:b/>
         </w:rPr>
         <w:t xml:space="preserve">30 days before</w:t>
       </w:r>
@@ -2856,11 +2731,11 @@
     </w:p>
     <w:p>
       <w:pPr>
+        <w:pStyle w:val="Compact"/>
         <w:numPr>
           <w:ilvl w:val="0"/>
           <w:numId w:val="1005"/>
         </w:numPr>
-        <w:pStyle w:val="Compact"/>
       </w:pPr>
       <w:r>
         <w:t xml:space="preserve">SORN updated whenever the system’s purpose, categories of records, or routine</w:t>
@@ -2902,8 +2777,8 @@
       <w:tblPr>
         <w:tblStyle w:val="Table"/>
         <w:tblW w:type="pct" w:w="5000"/>
+        <w:tblLayout w:type="fixed"/>
         <w:tblLook w:firstRow="1" w:lastRow="0" w:firstColumn="0" w:lastColumn="0" w:noHBand="0" w:noVBand="0" w:val="0020"/>
-        <w:jc w:val="start"/>
       </w:tblPr>
       <w:tblGrid>
         <w:gridCol w:w="2043"/>
@@ -2914,14 +2789,13 @@
       </w:tblGrid>
       <w:tr>
         <w:trPr>
-          <w:tblHeader w:val="true"/>
+          <w:tblHeader w:val="on"/>
         </w:trPr>
         <w:tc>
           <w:tcPr/>
           <w:p>
             <w:pPr>
               <w:pStyle w:val="Compact"/>
-              <w:jc w:val="left"/>
             </w:pPr>
             <w:r>
               <w:t xml:space="preserve">System of Records Name</w:t>
@@ -2933,7 +2807,6 @@
           <w:p>
             <w:pPr>
               <w:pStyle w:val="Compact"/>
-              <w:jc w:val="left"/>
             </w:pPr>
             <w:r>
               <w:t xml:space="preserve">SORN Reference</w:t>
@@ -2945,7 +2818,6 @@
           <w:p>
             <w:pPr>
               <w:pStyle w:val="Compact"/>
-              <w:jc w:val="left"/>
             </w:pPr>
             <w:r>
               <w:t xml:space="preserve">Federal Register Citation</w:t>
@@ -2957,7 +2829,6 @@
           <w:p>
             <w:pPr>
               <w:pStyle w:val="Compact"/>
-              <w:jc w:val="left"/>
             </w:pPr>
             <w:r>
               <w:t xml:space="preserve">Date Published</w:t>
@@ -2969,7 +2840,6 @@
           <w:p>
             <w:pPr>
               <w:pStyle w:val="Compact"/>
-              <w:jc w:val="left"/>
             </w:pPr>
             <w:r>
               <w:t xml:space="preserve">Next Review</w:t>
@@ -2983,7 +2853,6 @@
           <w:p>
             <w:pPr>
               <w:pStyle w:val="Compact"/>
-              <w:jc w:val="left"/>
             </w:pPr>
             <w:r>
               <w:t xml:space="preserve">[SYSTEM NAME]</w:t>
@@ -2995,7 +2864,6 @@
           <w:p>
             <w:pPr>
               <w:pStyle w:val="Compact"/>
-              <w:jc w:val="left"/>
             </w:pPr>
             <w:r>
               <w:t xml:space="preserve">SSA/[NUMBER]</w:t>
@@ -3007,7 +2875,6 @@
           <w:p>
             <w:pPr>
               <w:pStyle w:val="Compact"/>
-              <w:jc w:val="left"/>
             </w:pPr>
             <w:r>
               <w:t xml:space="preserve">[Vol. FR Page, Date]</w:t>
@@ -3019,7 +2886,6 @@
           <w:p>
             <w:pPr>
               <w:pStyle w:val="Compact"/>
-              <w:jc w:val="left"/>
             </w:pPr>
             <w:r>
               <w:t xml:space="preserve">[DATE]</w:t>
@@ -3031,7 +2897,6 @@
           <w:p>
             <w:pPr>
               <w:pStyle w:val="Compact"/>
-              <w:jc w:val="left"/>
             </w:pPr>
             <w:r>
               <w:t xml:space="preserve">[DATE]</w:t>
@@ -3046,8 +2911,8 @@
       </w:pPr>
       <w:r>
         <w:rPr>
+          <w:b/>
           <w:bCs/>
-          <w:b/>
         </w:rPr>
         <w:t xml:space="preserve">OMB Circular A-130 Cross-Reference:</w:t>
       </w:r>
@@ -3083,24 +2948,24 @@
         </w:pict>
       </w:r>
     </w:p>
-    <w:bookmarkEnd w:id="33"/>
-    <w:bookmarkEnd w:id="34"/>
-    <w:bookmarkStart w:id="39" w:name="purpose-specification-pt-3"/>
+    <w:bookmarkEnd w:id="24"/>
+    <w:bookmarkEnd w:id="25"/>
+    <w:bookmarkStart w:id="30" w:name="purpose-specification-pt-3"/>
     <w:p>
       <w:pPr>
         <w:pStyle w:val="Heading1"/>
       </w:pPr>
       <w:r>
-        <w:t xml:space="preserve">Purpose Specification (PT-3)</w:t>
-      </w:r>
-    </w:p>
-    <w:bookmarkStart w:id="35" w:name="control-requirement-2"/>
+        <w:t xml:space="preserve">4. Purpose Specification (PT-3)</w:t>
+      </w:r>
+    </w:p>
+    <w:bookmarkStart w:id="26" w:name="control-requirement-2"/>
     <w:p>
       <w:pPr>
         <w:pStyle w:val="Heading2"/>
       </w:pPr>
       <w:r>
-        <w:t xml:space="preserve">Control Requirement</w:t>
+        <w:t xml:space="preserve">4.1 Control Requirement</w:t>
       </w:r>
     </w:p>
     <w:p>
@@ -3129,14 +2994,14 @@
         <w:t xml:space="preserve">explicitly authorized.</w:t>
       </w:r>
     </w:p>
-    <w:bookmarkEnd w:id="35"/>
-    <w:bookmarkStart w:id="36" w:name="purpose-specification-matrix"/>
+    <w:bookmarkEnd w:id="26"/>
+    <w:bookmarkStart w:id="27" w:name="purpose-specification-matrix"/>
     <w:p>
       <w:pPr>
         <w:pStyle w:val="Heading2"/>
       </w:pPr>
       <w:r>
-        <w:t xml:space="preserve">Purpose Specification Matrix</w:t>
+        <w:t xml:space="preserve">4.2 Purpose Specification Matrix</w:t>
       </w:r>
     </w:p>
     <w:p>
@@ -3156,13 +3021,7 @@
         <w:t xml:space="preserve"> </w:t>
       </w:r>
       <w:r>
-        <w:t xml:space="preserve">“</w:t>
-      </w:r>
-      <w:r>
-        <w:t xml:space="preserve">Secondary Use Permitted</w:t>
-      </w:r>
-      <w:r>
-        <w:t xml:space="preserve">”</w:t>
+        <w:t xml:space="preserve">“Secondary Use Permitted”</w:t>
       </w:r>
       <w:r>
         <w:t xml:space="preserve"> </w:t>
@@ -3193,8 +3052,8 @@
       <w:tblPr>
         <w:tblStyle w:val="Table"/>
         <w:tblW w:type="pct" w:w="5000"/>
+        <w:tblLayout w:type="fixed"/>
         <w:tblLook w:firstRow="1" w:lastRow="0" w:firstColumn="0" w:lastColumn="0" w:noHBand="0" w:noVBand="0" w:val="0020"/>
-        <w:jc w:val="start"/>
       </w:tblPr>
       <w:tblGrid>
         <w:gridCol w:w="837"/>
@@ -3205,14 +3064,13 @@
       </w:tblGrid>
       <w:tr>
         <w:trPr>
-          <w:tblHeader w:val="true"/>
+          <w:tblHeader w:val="on"/>
         </w:trPr>
         <w:tc>
           <w:tcPr/>
           <w:p>
             <w:pPr>
               <w:pStyle w:val="Compact"/>
-              <w:jc w:val="left"/>
             </w:pPr>
             <w:r>
               <w:t xml:space="preserve">PII Field</w:t>
@@ -3224,7 +3082,6 @@
           <w:p>
             <w:pPr>
               <w:pStyle w:val="Compact"/>
-              <w:jc w:val="left"/>
             </w:pPr>
             <w:r>
               <w:t xml:space="preserve">Collection Purpose</w:t>
@@ -3236,7 +3093,6 @@
           <w:p>
             <w:pPr>
               <w:pStyle w:val="Compact"/>
-              <w:jc w:val="left"/>
             </w:pPr>
             <w:r>
               <w:t xml:space="preserve">Secondary Use Permitted?</w:t>
@@ -3248,7 +3104,6 @@
           <w:p>
             <w:pPr>
               <w:pStyle w:val="Compact"/>
-              <w:jc w:val="left"/>
             </w:pPr>
             <w:r>
               <w:t xml:space="preserve">Secondary Use Authorization</w:t>
@@ -3260,7 +3115,6 @@
           <w:p>
             <w:pPr>
               <w:pStyle w:val="Compact"/>
-              <w:jc w:val="left"/>
             </w:pPr>
             <w:r>
               <w:t xml:space="preserve">Minimization Action</w:t>
@@ -3274,7 +3128,6 @@
           <w:p>
             <w:pPr>
               <w:pStyle w:val="Compact"/>
-              <w:jc w:val="left"/>
             </w:pPr>
             <w:r>
               <w:t xml:space="preserve">SSN</w:t>
@@ -3286,7 +3139,6 @@
           <w:p>
             <w:pPr>
               <w:pStyle w:val="Compact"/>
-              <w:jc w:val="left"/>
             </w:pPr>
             <w:r>
               <w:t xml:space="preserve">Unique beneficiary identification</w:t>
@@ -3298,7 +3150,6 @@
           <w:p>
             <w:pPr>
               <w:pStyle w:val="Compact"/>
-              <w:jc w:val="left"/>
             </w:pPr>
             <w:r>
               <w:t xml:space="preserve">No — primary identifier only</w:t>
@@ -3310,7 +3161,6 @@
           <w:p>
             <w:pPr>
               <w:pStyle w:val="Compact"/>
-              <w:jc w:val="left"/>
             </w:pPr>
             <w:r>
               <w:t xml:space="preserve">N/A</w:t>
@@ -3322,7 +3172,6 @@
           <w:p>
             <w:pPr>
               <w:pStyle w:val="Compact"/>
-              <w:jc w:val="left"/>
             </w:pPr>
             <w:r>
               <w:t xml:space="preserve">Mask to last 4 digits in UI; full SSN stored encrypted only</w:t>
@@ -3336,7 +3185,6 @@
           <w:p>
             <w:pPr>
               <w:pStyle w:val="Compact"/>
-              <w:jc w:val="left"/>
             </w:pPr>
             <w:r>
               <w:t xml:space="preserve">Name</w:t>
@@ -3348,7 +3196,6 @@
           <w:p>
             <w:pPr>
               <w:pStyle w:val="Compact"/>
-              <w:jc w:val="left"/>
             </w:pPr>
             <w:r>
               <w:t xml:space="preserve">Beneficiary identification and correspondence</w:t>
@@ -3360,7 +3207,6 @@
           <w:p>
             <w:pPr>
               <w:pStyle w:val="Compact"/>
-              <w:jc w:val="left"/>
             </w:pPr>
             <w:r>
               <w:t xml:space="preserve">Yes — cross-agency identity verification</w:t>
@@ -3372,7 +3218,6 @@
           <w:p>
             <w:pPr>
               <w:pStyle w:val="Compact"/>
-              <w:jc w:val="left"/>
             </w:pPr>
             <w:r>
               <w:t xml:space="preserve">Data-sharing agreement (DSA) with [AGENCY] per Privacy Act routine use [N]</w:t>
@@ -3384,7 +3229,6 @@
           <w:p>
             <w:pPr>
               <w:pStyle w:val="Compact"/>
-              <w:jc w:val="left"/>
             </w:pPr>
             <w:r>
               <w:t xml:space="preserve">Truncate to first name in non-case contexts</w:t>
@@ -3398,7 +3242,6 @@
           <w:p>
             <w:pPr>
               <w:pStyle w:val="Compact"/>
-              <w:jc w:val="left"/>
             </w:pPr>
             <w:r>
               <w:t xml:space="preserve">Date of Birth</w:t>
@@ -3410,7 +3253,6 @@
           <w:p>
             <w:pPr>
               <w:pStyle w:val="Compact"/>
-              <w:jc w:val="left"/>
             </w:pPr>
             <w:r>
               <w:t xml:space="preserve">Age eligibility verification</w:t>
@@ -3422,7 +3264,6 @@
           <w:p>
             <w:pPr>
               <w:pStyle w:val="Compact"/>
-              <w:jc w:val="left"/>
             </w:pPr>
             <w:r>
               <w:t xml:space="preserve">Yes — fraud detection analytics</w:t>
@@ -3434,7 +3275,6 @@
           <w:p>
             <w:pPr>
               <w:pStyle w:val="Compact"/>
-              <w:jc w:val="left"/>
             </w:pPr>
             <w:r>
               <w:t xml:space="preserve">Same legal authority; de-identified for analytics</w:t>
@@ -3446,7 +3286,6 @@
           <w:p>
             <w:pPr>
               <w:pStyle w:val="Compact"/>
-              <w:jc w:val="left"/>
             </w:pPr>
             <w:r>
               <w:t xml:space="preserve">Do not expose in API responses unless required</w:t>
@@ -3460,7 +3299,6 @@
           <w:p>
             <w:pPr>
               <w:pStyle w:val="Compact"/>
-              <w:jc w:val="left"/>
             </w:pPr>
             <w:r>
               <w:t xml:space="preserve">Medical records</w:t>
@@ -3472,7 +3310,6 @@
           <w:p>
             <w:pPr>
               <w:pStyle w:val="Compact"/>
-              <w:jc w:val="left"/>
             </w:pPr>
             <w:r>
               <w:t xml:space="preserve">Disability determination</w:t>
@@ -3484,7 +3321,6 @@
           <w:p>
             <w:pPr>
               <w:pStyle w:val="Compact"/>
-              <w:jc w:val="left"/>
             </w:pPr>
             <w:r>
               <w:t xml:space="preserve">No — determination purpose only</w:t>
@@ -3496,7 +3332,6 @@
           <w:p>
             <w:pPr>
               <w:pStyle w:val="Compact"/>
-              <w:jc w:val="left"/>
             </w:pPr>
             <w:r>
               <w:t xml:space="preserve">N/A</w:t>
@@ -3508,7 +3343,6 @@
           <w:p>
             <w:pPr>
               <w:pStyle w:val="Compact"/>
-              <w:jc w:val="left"/>
             </w:pPr>
             <w:r>
               <w:t xml:space="preserve">Restrict access to adjudicators; Purview PHI label</w:t>
@@ -3522,7 +3356,6 @@
           <w:p>
             <w:pPr>
               <w:pStyle w:val="Compact"/>
-              <w:jc w:val="left"/>
             </w:pPr>
             <w:r>
               <w:t xml:space="preserve">Email address</w:t>
@@ -3534,7 +3367,6 @@
           <w:p>
             <w:pPr>
               <w:pStyle w:val="Compact"/>
-              <w:jc w:val="left"/>
             </w:pPr>
             <w:r>
               <w:t xml:space="preserve">Electronic notification delivery</w:t>
@@ -3546,7 +3378,6 @@
           <w:p>
             <w:pPr>
               <w:pStyle w:val="Compact"/>
-              <w:jc w:val="left"/>
             </w:pPr>
             <w:r>
               <w:t xml:space="preserve">Yes — optional account alerts</w:t>
@@ -3558,7 +3389,6 @@
           <w:p>
             <w:pPr>
               <w:pStyle w:val="Compact"/>
-              <w:jc w:val="left"/>
             </w:pPr>
             <w:r>
               <w:t xml:space="preserve">Voluntary consent at enrollment</w:t>
@@ -3570,7 +3400,6 @@
           <w:p>
             <w:pPr>
               <w:pStyle w:val="Compact"/>
-              <w:jc w:val="left"/>
             </w:pPr>
             <w:r>
               <w:t xml:space="preserve">Allow user withdrawal at any time</w:t>
@@ -3584,7 +3413,6 @@
           <w:p>
             <w:pPr>
               <w:pStyle w:val="Compact"/>
-              <w:jc w:val="left"/>
             </w:pPr>
             <w:r>
               <w:t xml:space="preserve">Financial account (direct deposit)</w:t>
@@ -3596,7 +3424,6 @@
           <w:p>
             <w:pPr>
               <w:pStyle w:val="Compact"/>
-              <w:jc w:val="left"/>
             </w:pPr>
             <w:r>
               <w:t xml:space="preserve">Payment disbursement</w:t>
@@ -3608,7 +3435,6 @@
           <w:p>
             <w:pPr>
               <w:pStyle w:val="Compact"/>
-              <w:jc w:val="left"/>
             </w:pPr>
             <w:r>
               <w:t xml:space="preserve">No — payment only</w:t>
@@ -3620,7 +3446,6 @@
           <w:p>
             <w:pPr>
               <w:pStyle w:val="Compact"/>
-              <w:jc w:val="left"/>
             </w:pPr>
             <w:r>
               <w:t xml:space="preserve">N/A</w:t>
@@ -3632,7 +3457,6 @@
           <w:p>
             <w:pPr>
               <w:pStyle w:val="Compact"/>
-              <w:jc w:val="left"/>
             </w:pPr>
             <w:r>
               <w:t xml:space="preserve">Display masked; never log in plain text</w:t>
@@ -3646,7 +3470,6 @@
           <w:p>
             <w:pPr>
               <w:pStyle w:val="Compact"/>
-              <w:jc w:val="left"/>
             </w:pPr>
             <w:r>
               <w:t xml:space="preserve">[PII FIELD]</w:t>
@@ -3658,7 +3481,6 @@
           <w:p>
             <w:pPr>
               <w:pStyle w:val="Compact"/>
-              <w:jc w:val="left"/>
             </w:pPr>
             <w:r>
               <w:t xml:space="preserve">[PURPOSE]</w:t>
@@ -3670,7 +3492,6 @@
           <w:p>
             <w:pPr>
               <w:pStyle w:val="Compact"/>
-              <w:jc w:val="left"/>
             </w:pPr>
             <w:r>
               <w:t xml:space="preserve">[YES/NO]</w:t>
@@ -3682,7 +3503,6 @@
           <w:p>
             <w:pPr>
               <w:pStyle w:val="Compact"/>
-              <w:jc w:val="left"/>
             </w:pPr>
             <w:r>
               <w:t xml:space="preserve">[AUTHORIZATION]</w:t>
@@ -3694,7 +3514,6 @@
           <w:p>
             <w:pPr>
               <w:pStyle w:val="Compact"/>
-              <w:jc w:val="left"/>
             </w:pPr>
             <w:r>
               <w:t xml:space="preserve">[ACTION]</w:t>
@@ -3703,14 +3522,14 @@
         </w:tc>
       </w:tr>
     </w:tbl>
-    <w:bookmarkEnd w:id="36"/>
-    <w:bookmarkStart w:id="37" w:name="purview-data-map-integration"/>
+    <w:bookmarkEnd w:id="27"/>
+    <w:bookmarkStart w:id="28" w:name="purview-data-map-integration"/>
     <w:p>
       <w:pPr>
         <w:pStyle w:val="Heading2"/>
       </w:pPr>
       <w:r>
-        <w:t xml:space="preserve">Purview Data Map Integration</w:t>
+        <w:t xml:space="preserve">4.3 Purview Data Map Integration</w:t>
       </w:r>
     </w:p>
     <w:p>
@@ -3737,8 +3556,8 @@
       <w:tblPr>
         <w:tblStyle w:val="Table"/>
         <w:tblW w:type="pct" w:w="5000"/>
+        <w:tblLayout w:type="fixed"/>
         <w:tblLook w:firstRow="1" w:lastRow="0" w:firstColumn="0" w:lastColumn="0" w:noHBand="0" w:noVBand="0" w:val="0020"/>
-        <w:jc w:val="start"/>
       </w:tblPr>
       <w:tblGrid>
         <w:gridCol w:w="1476"/>
@@ -3747,14 +3566,13 @@
       </w:tblGrid>
       <w:tr>
         <w:trPr>
-          <w:tblHeader w:val="true"/>
+          <w:tblHeader w:val="on"/>
         </w:trPr>
         <w:tc>
           <w:tcPr/>
           <w:p>
             <w:pPr>
               <w:pStyle w:val="Compact"/>
-              <w:jc w:val="left"/>
             </w:pPr>
             <w:r>
               <w:t xml:space="preserve">PT-3 Field</w:t>
@@ -3766,7 +3584,6 @@
           <w:p>
             <w:pPr>
               <w:pStyle w:val="Compact"/>
-              <w:jc w:val="left"/>
             </w:pPr>
             <w:r>
               <w:t xml:space="preserve">Purview Custom Attribute</w:t>
@@ -3778,7 +3595,6 @@
           <w:p>
             <w:pPr>
               <w:pStyle w:val="Compact"/>
-              <w:jc w:val="left"/>
             </w:pPr>
             <w:r>
               <w:t xml:space="preserve">Enforcement Mechanism</w:t>
@@ -3792,7 +3608,6 @@
           <w:p>
             <w:pPr>
               <w:pStyle w:val="Compact"/>
-              <w:jc w:val="left"/>
             </w:pPr>
             <w:r>
               <w:t xml:space="preserve">Collection Purpose</w:t>
@@ -3804,7 +3619,6 @@
           <w:p>
             <w:pPr>
               <w:pStyle w:val="Compact"/>
-              <w:jc w:val="left"/>
             </w:pPr>
             <w:r>
               <w:rPr>
@@ -3819,7 +3633,6 @@
           <w:p>
             <w:pPr>
               <w:pStyle w:val="Compact"/>
-              <w:jc w:val="left"/>
             </w:pPr>
             <w:r>
               <w:t xml:space="preserve">Data asset tag; DLP policy condition</w:t>
@@ -3833,7 +3646,6 @@
           <w:p>
             <w:pPr>
               <w:pStyle w:val="Compact"/>
-              <w:jc w:val="left"/>
             </w:pPr>
             <w:r>
               <w:t xml:space="preserve">Secondary Use Permitted</w:t>
@@ -3845,7 +3657,6 @@
           <w:p>
             <w:pPr>
               <w:pStyle w:val="Compact"/>
-              <w:jc w:val="left"/>
             </w:pPr>
             <w:r>
               <w:rPr>
@@ -3860,7 +3671,6 @@
           <w:p>
             <w:pPr>
               <w:pStyle w:val="Compact"/>
-              <w:jc w:val="left"/>
             </w:pPr>
             <w:r>
               <w:t xml:space="preserve">Boolean; triggers alert if data crosses boundary without flag</w:t>
@@ -3874,7 +3684,6 @@
           <w:p>
             <w:pPr>
               <w:pStyle w:val="Compact"/>
-              <w:jc w:val="left"/>
             </w:pPr>
             <w:r>
               <w:t xml:space="preserve">Minimization Action</w:t>
@@ -3886,7 +3695,6 @@
           <w:p>
             <w:pPr>
               <w:pStyle w:val="Compact"/>
-              <w:jc w:val="left"/>
             </w:pPr>
             <w:r>
               <w:rPr>
@@ -3901,7 +3709,6 @@
           <w:p>
             <w:pPr>
               <w:pStyle w:val="Compact"/>
-              <w:jc w:val="left"/>
             </w:pPr>
             <w:r>
               <w:t xml:space="preserve">Linked to Information Protection label</w:t>
@@ -3915,7 +3722,6 @@
           <w:p>
             <w:pPr>
               <w:pStyle w:val="Compact"/>
-              <w:jc w:val="left"/>
             </w:pPr>
             <w:r>
               <w:t xml:space="preserve">Legal Authority</w:t>
@@ -3927,7 +3733,6 @@
           <w:p>
             <w:pPr>
               <w:pStyle w:val="Compact"/>
-              <w:jc w:val="left"/>
             </w:pPr>
             <w:r>
               <w:rPr>
@@ -3942,7 +3747,6 @@
           <w:p>
             <w:pPr>
               <w:pStyle w:val="Compact"/>
-              <w:jc w:val="left"/>
             </w:pPr>
             <w:r>
               <w:t xml:space="preserve">Audit trail attribute; populated from §3 matrix</w:t>
@@ -3951,14 +3755,14 @@
         </w:tc>
       </w:tr>
     </w:tbl>
-    <w:bookmarkEnd w:id="37"/>
-    <w:bookmarkStart w:id="38" w:name="X0464c49075382f23843e331b3d401f0e11f3493"/>
+    <w:bookmarkEnd w:id="28"/>
+    <w:bookmarkStart w:id="29" w:name="X0464c49075382f23843e331b3d401f0e11f3493"/>
     <w:p>
       <w:pPr>
         <w:pStyle w:val="Heading2"/>
       </w:pPr>
       <w:r>
-        <w:t xml:space="preserve">Purpose Limitation Review Checklist (Annual — PT-3)</w:t>
+        <w:t xml:space="preserve">4.4 Purpose Limitation Review Checklist (Annual — PT-3)</w:t>
       </w:r>
     </w:p>
     <w:p>
@@ -3977,188 +3781,188 @@
     </w:p>
     <w:p>
       <w:pPr>
+        <w:pStyle w:val="Compact"/>
         <w:numPr>
           <w:ilvl w:val="0"/>
           <w:numId w:val="1006"/>
         </w:numPr>
+      </w:pPr>
+      <w:r>
+        <w:t xml:space="preserve">All PII fields in the system data dictionary appear in the PT-3 matrix above</w:t>
+      </w:r>
+    </w:p>
+    <w:p>
+      <w:pPr>
         <w:pStyle w:val="Compact"/>
-      </w:pPr>
-      <w:r>
-        <w:t xml:space="preserve">☐ All PII fields in the system data dictionary appear in the PT-3 matrix above</w:t>
-      </w:r>
-    </w:p>
-    <w:p>
-      <w:pPr>
-        <w:numPr>
-          <w:ilvl w:val="0"/>
-          <w:numId w:val="1006"/>
-        </w:numPr>
-        <w:pStyle w:val="Compact"/>
-      </w:pPr>
-      <w:r>
-        <w:t xml:space="preserve">☐ No PII field is used for a purpose not listed in the matrix</w:t>
-      </w:r>
-    </w:p>
-    <w:p>
-      <w:pPr>
-        <w:numPr>
-          <w:ilvl w:val="0"/>
-          <w:numId w:val="1006"/>
-        </w:numPr>
-        <w:pStyle w:val="Compact"/>
-      </w:pPr>
-      <w:r>
-        <w:t xml:space="preserve">☐ Secondary use authorizations have been verified against current SORNs and DSAs</w:t>
-      </w:r>
-    </w:p>
-    <w:p>
-      <w:pPr>
-        <w:numPr>
-          <w:ilvl w:val="0"/>
-          <w:numId w:val="1006"/>
-        </w:numPr>
-        <w:pStyle w:val="Compact"/>
-      </w:pPr>
-      <w:r>
-        <w:t xml:space="preserve">☐ Purview custom attributes match the current PT-3 matrix (verified by DevSecOps)</w:t>
-      </w:r>
-    </w:p>
-    <w:p>
-      <w:pPr>
-        <w:numPr>
-          <w:ilvl w:val="0"/>
-          <w:numId w:val="1006"/>
-        </w:numPr>
-        <w:pStyle w:val="Compact"/>
-      </w:pPr>
-      <w:r>
-        <w:t xml:space="preserve">☐ Any new PII fields added since last review have been assessed for purpose and minimization</w:t>
-      </w:r>
-    </w:p>
-    <w:p>
-      <w:pPr>
-        <w:numPr>
-          <w:ilvl w:val="0"/>
-          <w:numId w:val="1006"/>
-        </w:numPr>
-        <w:pStyle w:val="Compact"/>
-      </w:pPr>
-      <w:r>
-        <w:t xml:space="preserve">☐ Data flow map (§8) reviewed for undocumented flows that would constitute unauthorized secondary use</w:t>
-      </w:r>
-    </w:p>
-    <w:p>
-      <w:pPr>
-        <w:numPr>
-          <w:ilvl w:val="0"/>
-          <w:numId w:val="1006"/>
-        </w:numPr>
-        <w:pStyle w:val="Compact"/>
-      </w:pPr>
-      <w:r>
-        <w:t xml:space="preserve">☐ SAOP has reviewed and signed this checklist: [NAME] / [DATE]</w:t>
-      </w:r>
-    </w:p>
-    <w:p>
-      <w:r>
-        <w:pict>
-          <v:rect style="width:0;height:1.5pt" o:hralign="center" o:hrstd="t" o:hr="t"/>
-        </w:pict>
-      </w:r>
-    </w:p>
-    <w:bookmarkEnd w:id="38"/>
-    <w:bookmarkEnd w:id="39"/>
-    <w:bookmarkStart w:id="44" w:name="consent-requirements-pt-4"/>
-    <w:p>
-      <w:pPr>
-        <w:pStyle w:val="Heading1"/>
-      </w:pPr>
-      <w:r>
-        <w:t xml:space="preserve">Consent Requirements (PT-4)</w:t>
-      </w:r>
-    </w:p>
-    <w:bookmarkStart w:id="40" w:name="control-requirement-3"/>
-    <w:p>
-      <w:pPr>
-        <w:pStyle w:val="Heading2"/>
-      </w:pPr>
-      <w:r>
-        <w:t xml:space="preserve">Control Requirement</w:t>
-      </w:r>
-    </w:p>
-    <w:p>
-      <w:pPr>
-        <w:pStyle w:val="FirstParagraph"/>
-      </w:pPr>
-      <w:r>
-        <w:t xml:space="preserve">PT-4 requires the organization to implement consent mechanisms that provide</w:t>
-      </w:r>
-      <w:r>
-        <w:t xml:space="preserve"> </w:t>
-      </w:r>
-      <w:r>
-        <w:t xml:space="preserve">individuals with the opportunity to consent to the collection and use of their</w:t>
-      </w:r>
-      <w:r>
-        <w:t xml:space="preserve"> </w:t>
-      </w:r>
-      <w:r>
-        <w:t xml:space="preserve">PII. For federal systems, many collections are authorized by statute rather</w:t>
-      </w:r>
-      <w:r>
-        <w:t xml:space="preserve"> </w:t>
-      </w:r>
-      <w:r>
-        <w:t xml:space="preserve">than consent; PT-4 requires the agency to explicitly distinguish the two cases.</w:t>
-      </w:r>
-    </w:p>
-    <w:bookmarkEnd w:id="40"/>
-    <w:bookmarkStart w:id="41" w:name="federal-consent-vs.-statutory-authority"/>
-    <w:p>
-      <w:pPr>
-        <w:pStyle w:val="Heading2"/>
-      </w:pPr>
-      <w:r>
-        <w:t xml:space="preserve">Federal Consent vs. Statutory Authority</w:t>
-      </w:r>
-    </w:p>
-    <w:p>
-      <w:pPr>
-        <w:pStyle w:val="FirstParagraph"/>
-      </w:pPr>
-      <w:r>
-        <w:rPr>
-          <w:bCs/>
-          <w:b/>
-        </w:rPr>
-        <w:t xml:space="preserve">Key Principle:</w:t>
-      </w:r>
-      <w:r>
-        <w:t xml:space="preserve"> </w:t>
-      </w:r>
-      <w:r>
-        <w:t xml:space="preserve">Federal agencies generally do not rely on consent as the</w:t>
-      </w:r>
-      <w:r>
-        <w:t xml:space="preserve"> </w:t>
-      </w:r>
-      <w:r>
-        <w:t xml:space="preserve">legal basis for PII collection. When a statute authorizes collection, consent</w:t>
-      </w:r>
-      <w:r>
-        <w:t xml:space="preserve"> </w:t>
-      </w:r>
-      <w:r>
-        <w:t xml:space="preserve">is not required — but notice is still required (PT-5). Consent applies when:</w:t>
-      </w:r>
-    </w:p>
-    <w:p>
-      <w:pPr>
         <w:numPr>
           <w:ilvl w:val="0"/>
           <w:numId w:val="1007"/>
         </w:numPr>
+      </w:pPr>
+      <w:r>
+        <w:t xml:space="preserve">No PII field is used for a purpose not listed in the matrix</w:t>
+      </w:r>
+    </w:p>
+    <w:p>
+      <w:pPr>
         <w:pStyle w:val="Compact"/>
+        <w:numPr>
+          <w:ilvl w:val="0"/>
+          <w:numId w:val="1008"/>
+        </w:numPr>
+      </w:pPr>
+      <w:r>
+        <w:t xml:space="preserve">Secondary use authorizations have been verified against current SORNs and DSAs</w:t>
+      </w:r>
+    </w:p>
+    <w:p>
+      <w:pPr>
+        <w:pStyle w:val="Compact"/>
+        <w:numPr>
+          <w:ilvl w:val="0"/>
+          <w:numId w:val="1009"/>
+        </w:numPr>
+      </w:pPr>
+      <w:r>
+        <w:t xml:space="preserve">Purview custom attributes match the current PT-3 matrix (verified by DevSecOps)</w:t>
+      </w:r>
+    </w:p>
+    <w:p>
+      <w:pPr>
+        <w:pStyle w:val="Compact"/>
+        <w:numPr>
+          <w:ilvl w:val="0"/>
+          <w:numId w:val="1010"/>
+        </w:numPr>
+      </w:pPr>
+      <w:r>
+        <w:t xml:space="preserve">Any new PII fields added since last review have been assessed for purpose and minimization</w:t>
+      </w:r>
+    </w:p>
+    <w:p>
+      <w:pPr>
+        <w:pStyle w:val="Compact"/>
+        <w:numPr>
+          <w:ilvl w:val="0"/>
+          <w:numId w:val="1011"/>
+        </w:numPr>
+      </w:pPr>
+      <w:r>
+        <w:t xml:space="preserve">Data flow map (§8) reviewed for undocumented flows that would constitute unauthorized secondary use</w:t>
+      </w:r>
+    </w:p>
+    <w:p>
+      <w:pPr>
+        <w:pStyle w:val="Compact"/>
+        <w:numPr>
+          <w:ilvl w:val="0"/>
+          <w:numId w:val="1012"/>
+        </w:numPr>
+      </w:pPr>
+      <w:r>
+        <w:t xml:space="preserve">SAOP has reviewed and signed this checklist: [NAME] / [DATE]</w:t>
+      </w:r>
+    </w:p>
+    <w:p>
+      <w:r>
+        <w:pict>
+          <v:rect style="width:0;height:1.5pt" o:hralign="center" o:hrstd="t" o:hr="t"/>
+        </w:pict>
+      </w:r>
+    </w:p>
+    <w:bookmarkEnd w:id="29"/>
+    <w:bookmarkEnd w:id="30"/>
+    <w:bookmarkStart w:id="35" w:name="consent-requirements-pt-4"/>
+    <w:p>
+      <w:pPr>
+        <w:pStyle w:val="Heading1"/>
+      </w:pPr>
+      <w:r>
+        <w:t xml:space="preserve">5. Consent Requirements (PT-4)</w:t>
+      </w:r>
+    </w:p>
+    <w:bookmarkStart w:id="31" w:name="control-requirement-3"/>
+    <w:p>
+      <w:pPr>
+        <w:pStyle w:val="Heading2"/>
+      </w:pPr>
+      <w:r>
+        <w:t xml:space="preserve">5.1 Control Requirement</w:t>
+      </w:r>
+    </w:p>
+    <w:p>
+      <w:pPr>
+        <w:pStyle w:val="FirstParagraph"/>
+      </w:pPr>
+      <w:r>
+        <w:t xml:space="preserve">PT-4 requires the organization to implement consent mechanisms that provide</w:t>
+      </w:r>
+      <w:r>
+        <w:t xml:space="preserve"> </w:t>
+      </w:r>
+      <w:r>
+        <w:t xml:space="preserve">individuals with the opportunity to consent to the collection and use of their</w:t>
+      </w:r>
+      <w:r>
+        <w:t xml:space="preserve"> </w:t>
+      </w:r>
+      <w:r>
+        <w:t xml:space="preserve">PII. For federal systems, many collections are authorized by statute rather</w:t>
+      </w:r>
+      <w:r>
+        <w:t xml:space="preserve"> </w:t>
+      </w:r>
+      <w:r>
+        <w:t xml:space="preserve">than consent; PT-4 requires the agency to explicitly distinguish the two cases.</w:t>
+      </w:r>
+    </w:p>
+    <w:bookmarkEnd w:id="31"/>
+    <w:bookmarkStart w:id="32" w:name="federal-consent-vs.-statutory-authority"/>
+    <w:p>
+      <w:pPr>
+        <w:pStyle w:val="Heading2"/>
+      </w:pPr>
+      <w:r>
+        <w:t xml:space="preserve">5.2 Federal Consent vs. Statutory Authority</w:t>
+      </w:r>
+    </w:p>
+    <w:p>
+      <w:pPr>
+        <w:pStyle w:val="FirstParagraph"/>
+      </w:pPr>
+      <w:r>
+        <w:rPr>
+          <w:b/>
+          <w:bCs/>
+        </w:rPr>
+        <w:t xml:space="preserve">Key Principle:</w:t>
+      </w:r>
+      <w:r>
+        <w:t xml:space="preserve"> </w:t>
+      </w:r>
+      <w:r>
+        <w:t xml:space="preserve">Federal agencies generally do not rely on consent as the</w:t>
+      </w:r>
+      <w:r>
+        <w:t xml:space="preserve"> </w:t>
+      </w:r>
+      <w:r>
+        <w:t xml:space="preserve">legal basis for PII collection. When a statute authorizes collection, consent</w:t>
+      </w:r>
+      <w:r>
+        <w:t xml:space="preserve"> </w:t>
+      </w:r>
+      <w:r>
+        <w:t xml:space="preserve">is not required — but notice is still required (PT-5). Consent applies when:</w:t>
+      </w:r>
+    </w:p>
+    <w:p>
+      <w:pPr>
+        <w:pStyle w:val="Compact"/>
+        <w:numPr>
+          <w:ilvl w:val="0"/>
+          <w:numId w:val="1013"/>
+        </w:numPr>
       </w:pPr>
       <w:r>
         <w:t xml:space="preserve">Collection is</w:t>
@@ -4168,8 +3972,8 @@
       </w:r>
       <w:r>
         <w:rPr>
+          <w:i/>
           <w:iCs/>
-          <w:i/>
         </w:rPr>
         <w:t xml:space="preserve">voluntary</w:t>
       </w:r>
@@ -4182,23 +3986,23 @@
     </w:p>
     <w:p>
       <w:pPr>
+        <w:pStyle w:val="Compact"/>
         <w:numPr>
           <w:ilvl w:val="0"/>
-          <w:numId w:val="1007"/>
+          <w:numId w:val="1013"/>
         </w:numPr>
+      </w:pPr>
+      <w:r>
+        <w:t xml:space="preserve">A secondary use requires individual authorization beyond the original statutory basis</w:t>
+      </w:r>
+    </w:p>
+    <w:p>
+      <w:pPr>
         <w:pStyle w:val="Compact"/>
-      </w:pPr>
-      <w:r>
-        <w:t xml:space="preserve">A secondary use requires individual authorization beyond the original statutory basis</w:t>
-      </w:r>
-    </w:p>
-    <w:p>
-      <w:pPr>
         <w:numPr>
           <w:ilvl w:val="0"/>
-          <w:numId w:val="1007"/>
+          <w:numId w:val="1013"/>
         </w:numPr>
-        <w:pStyle w:val="Compact"/>
       </w:pPr>
       <w:r>
         <w:t xml:space="preserve">A web feature involves tracking technologies (cookies, analytics) subject to</w:t>
@@ -4210,14 +4014,14 @@
         <w:t xml:space="preserve">OMB M-10-22 and the E-Gov Act</w:t>
       </w:r>
     </w:p>
-    <w:bookmarkEnd w:id="41"/>
-    <w:bookmarkStart w:id="42" w:name="consent-mechanism-matrix"/>
+    <w:bookmarkEnd w:id="32"/>
+    <w:bookmarkStart w:id="33" w:name="consent-mechanism-matrix"/>
     <w:p>
       <w:pPr>
         <w:pStyle w:val="Heading2"/>
       </w:pPr>
       <w:r>
-        <w:t xml:space="preserve">Consent Mechanism Matrix</w:t>
+        <w:t xml:space="preserve">5.3 Consent Mechanism Matrix</w:t>
       </w:r>
     </w:p>
     <w:p>
@@ -4237,19 +4041,13 @@
         <w:t xml:space="preserve"> </w:t>
       </w:r>
       <w:r>
-        <w:t xml:space="preserve">“</w:t>
-      </w:r>
-      <w:r>
-        <w:t xml:space="preserve">Purview</w:t>
-      </w:r>
-      <w:r>
-        <w:t xml:space="preserve"> </w:t>
-      </w:r>
-      <w:r>
-        <w:t xml:space="preserve">Label</w:t>
-      </w:r>
-      <w:r>
-        <w:t xml:space="preserve">”</w:t>
+        <w:t xml:space="preserve">“Purview</w:t>
+      </w:r>
+      <w:r>
+        <w:t xml:space="preserve"> </w:t>
+      </w:r>
+      <w:r>
+        <w:t xml:space="preserve">Label”</w:t>
       </w:r>
       <w:r>
         <w:t xml:space="preserve"> </w:t>
@@ -4262,8 +4060,8 @@
       <w:tblPr>
         <w:tblStyle w:val="Table"/>
         <w:tblW w:type="pct" w:w="5000"/>
+        <w:tblLayout w:type="fixed"/>
         <w:tblLook w:firstRow="1" w:lastRow="0" w:firstColumn="0" w:lastColumn="0" w:noHBand="0" w:noVBand="0" w:val="0020"/>
-        <w:jc w:val="start"/>
       </w:tblPr>
       <w:tblGrid>
         <w:gridCol w:w="785"/>
@@ -4276,14 +4074,13 @@
       </w:tblGrid>
       <w:tr>
         <w:trPr>
-          <w:tblHeader w:val="true"/>
+          <w:tblHeader w:val="on"/>
         </w:trPr>
         <w:tc>
           <w:tcPr/>
           <w:p>
             <w:pPr>
               <w:pStyle w:val="Compact"/>
-              <w:jc w:val="left"/>
             </w:pPr>
             <w:r>
               <w:t xml:space="preserve">Data Source</w:t>
@@ -4295,7 +4092,6 @@
           <w:p>
             <w:pPr>
               <w:pStyle w:val="Compact"/>
-              <w:jc w:val="left"/>
             </w:pPr>
             <w:r>
               <w:t xml:space="preserve">Interaction Type</w:t>
@@ -4307,7 +4103,6 @@
           <w:p>
             <w:pPr>
               <w:pStyle w:val="Compact"/>
-              <w:jc w:val="left"/>
             </w:pPr>
             <w:r>
               <w:t xml:space="preserve">Statutory Authority?</w:t>
@@ -4319,7 +4114,6 @@
           <w:p>
             <w:pPr>
               <w:pStyle w:val="Compact"/>
-              <w:jc w:val="left"/>
             </w:pPr>
             <w:r>
               <w:t xml:space="preserve">Consent Required?</w:t>
@@ -4331,7 +4125,6 @@
           <w:p>
             <w:pPr>
               <w:pStyle w:val="Compact"/>
-              <w:jc w:val="left"/>
             </w:pPr>
             <w:r>
               <w:t xml:space="preserve">Consent Mechanism</w:t>
@@ -4343,7 +4136,6 @@
           <w:p>
             <w:pPr>
               <w:pStyle w:val="Compact"/>
-              <w:jc w:val="left"/>
             </w:pPr>
             <w:r>
               <w:t xml:space="preserve">Withdrawal Process</w:t>
@@ -4355,7 +4147,6 @@
           <w:p>
             <w:pPr>
               <w:pStyle w:val="Compact"/>
-              <w:jc w:val="left"/>
             </w:pPr>
             <w:r>
               <w:t xml:space="preserve">Purview Label</w:t>
@@ -4369,7 +4160,6 @@
           <w:p>
             <w:pPr>
               <w:pStyle w:val="Compact"/>
-              <w:jc w:val="left"/>
             </w:pPr>
             <w:r>
               <w:t xml:space="preserve">Citizen portal — online application</w:t>
@@ -4381,7 +4171,6 @@
           <w:p>
             <w:pPr>
               <w:pStyle w:val="Compact"/>
-              <w:jc w:val="left"/>
             </w:pPr>
             <w:r>
               <w:t xml:space="preserve">Statutory PII collection</w:t>
@@ -4393,7 +4182,6 @@
           <w:p>
             <w:pPr>
               <w:pStyle w:val="Compact"/>
-              <w:jc w:val="left"/>
             </w:pPr>
             <w:r>
               <w:t xml:space="preserve">Yes — Social Security Act</w:t>
@@ -4405,7 +4193,6 @@
           <w:p>
             <w:pPr>
               <w:pStyle w:val="Compact"/>
-              <w:jc w:val="left"/>
             </w:pPr>
             <w:r>
               <w:t xml:space="preserve">No — notice only (PT-5)</w:t>
@@ -4417,7 +4204,6 @@
           <w:p>
             <w:pPr>
               <w:pStyle w:val="Compact"/>
-              <w:jc w:val="left"/>
             </w:pPr>
             <w:r>
               <w:t xml:space="preserve">Privacy notice displayed at form entry</w:t>
@@ -4429,7 +4215,6 @@
           <w:p>
             <w:pPr>
               <w:pStyle w:val="Compact"/>
-              <w:jc w:val="left"/>
             </w:pPr>
             <w:r>
               <w:t xml:space="preserve">N/A</w:t>
@@ -4441,7 +4226,6 @@
           <w:p>
             <w:pPr>
               <w:pStyle w:val="Compact"/>
-              <w:jc w:val="left"/>
             </w:pPr>
             <w:r>
               <w:rPr>
@@ -4458,7 +4242,6 @@
           <w:p>
             <w:pPr>
               <w:pStyle w:val="Compact"/>
-              <w:jc w:val="left"/>
             </w:pPr>
             <w:r>
               <w:t xml:space="preserve">Citizen portal — email notifications</w:t>
@@ -4470,7 +4253,6 @@
           <w:p>
             <w:pPr>
               <w:pStyle w:val="Compact"/>
-              <w:jc w:val="left"/>
             </w:pPr>
             <w:r>
               <w:t xml:space="preserve">Voluntary enrollment</w:t>
@@ -4482,7 +4264,6 @@
           <w:p>
             <w:pPr>
               <w:pStyle w:val="Compact"/>
-              <w:jc w:val="left"/>
             </w:pPr>
             <w:r>
               <w:t xml:space="preserve">Yes (application); No (email)</w:t>
@@ -4494,7 +4275,6 @@
           <w:p>
             <w:pPr>
               <w:pStyle w:val="Compact"/>
-              <w:jc w:val="left"/>
             </w:pPr>
             <w:r>
               <w:t xml:space="preserve">Yes — voluntary email</w:t>
@@ -4506,7 +4286,6 @@
           <w:p>
             <w:pPr>
               <w:pStyle w:val="Compact"/>
-              <w:jc w:val="left"/>
             </w:pPr>
             <w:r>
               <w:t xml:space="preserve">Opt-in checkbox at account creation; plain-language description</w:t>
@@ -4518,7 +4297,6 @@
           <w:p>
             <w:pPr>
               <w:pStyle w:val="Compact"/>
-              <w:jc w:val="left"/>
             </w:pPr>
             <w:r>
               <w:t xml:space="preserve">User account settings; immediate effect</w:t>
@@ -4530,7 +4308,6 @@
           <w:p>
             <w:pPr>
               <w:pStyle w:val="Compact"/>
-              <w:jc w:val="left"/>
             </w:pPr>
             <w:r>
               <w:rPr>
@@ -4547,7 +4324,6 @@
           <w:p>
             <w:pPr>
               <w:pStyle w:val="Compact"/>
-              <w:jc w:val="left"/>
             </w:pPr>
             <w:r>
               <w:t xml:space="preserve">Contact center (Amazon Connect) — call recording</w:t>
@@ -4559,7 +4335,6 @@
           <w:p>
             <w:pPr>
               <w:pStyle w:val="Compact"/>
-              <w:jc w:val="left"/>
             </w:pPr>
             <w:r>
               <w:t xml:space="preserve">Voluntary continuation of call</w:t>
@@ -4571,7 +4346,6 @@
           <w:p>
             <w:pPr>
               <w:pStyle w:val="Compact"/>
-              <w:jc w:val="left"/>
             </w:pPr>
             <w:r>
               <w:t xml:space="preserve">No — consent required for recording</w:t>
@@ -4583,7 +4357,6 @@
           <w:p>
             <w:pPr>
               <w:pStyle w:val="Compact"/>
-              <w:jc w:val="left"/>
             </w:pPr>
             <w:r>
               <w:t xml:space="preserve">Yes</w:t>
@@ -4595,7 +4368,6 @@
           <w:p>
             <w:pPr>
               <w:pStyle w:val="Compact"/>
-              <w:jc w:val="left"/>
             </w:pPr>
             <w:r>
               <w:t xml:space="preserve">Automated voice notice at call start; caller may disconnect</w:t>
@@ -4607,7 +4379,6 @@
           <w:p>
             <w:pPr>
               <w:pStyle w:val="Compact"/>
-              <w:jc w:val="left"/>
             </w:pPr>
             <w:r>
               <w:t xml:space="preserve">Caller disconnects; no further recording</w:t>
@@ -4619,7 +4390,6 @@
           <w:p>
             <w:pPr>
               <w:pStyle w:val="Compact"/>
-              <w:jc w:val="left"/>
             </w:pPr>
             <w:r>
               <w:rPr>
@@ -4636,7 +4406,6 @@
           <w:p>
             <w:pPr>
               <w:pStyle w:val="Compact"/>
-              <w:jc w:val="left"/>
             </w:pPr>
             <w:r>
               <w:t xml:space="preserve">Analytics cookies on citizen portal</w:t>
@@ -4648,7 +4417,6 @@
           <w:p>
             <w:pPr>
               <w:pStyle w:val="Compact"/>
-              <w:jc w:val="left"/>
             </w:pPr>
             <w:r>
               <w:t xml:space="preserve">Tracking technology</w:t>
@@ -4660,7 +4428,6 @@
           <w:p>
             <w:pPr>
               <w:pStyle w:val="Compact"/>
-              <w:jc w:val="left"/>
             </w:pPr>
             <w:r>
               <w:t xml:space="preserve">No statutory basis</w:t>
@@ -4672,7 +4439,6 @@
           <w:p>
             <w:pPr>
               <w:pStyle w:val="Compact"/>
-              <w:jc w:val="left"/>
             </w:pPr>
             <w:r>
               <w:t xml:space="preserve">Yes — OMB M-10-22</w:t>
@@ -4684,7 +4450,6 @@
           <w:p>
             <w:pPr>
               <w:pStyle w:val="Compact"/>
-              <w:jc w:val="left"/>
             </w:pPr>
             <w:r>
               <w:t xml:space="preserve">Cookie consent banner on first visit; DoNotTrack respected</w:t>
@@ -4696,7 +4461,6 @@
           <w:p>
             <w:pPr>
               <w:pStyle w:val="Compact"/>
-              <w:jc w:val="left"/>
             </w:pPr>
             <w:r>
               <w:t xml:space="preserve">Cookie preference center; opt-out</w:t>
@@ -4708,7 +4472,6 @@
           <w:p>
             <w:pPr>
               <w:pStyle w:val="Compact"/>
-              <w:jc w:val="left"/>
             </w:pPr>
             <w:r>
               <w:rPr>
@@ -4725,7 +4488,6 @@
           <w:p>
             <w:pPr>
               <w:pStyle w:val="Compact"/>
-              <w:jc w:val="left"/>
             </w:pPr>
             <w:r>
               <w:t xml:space="preserve">Cross-agency data sharing (API inbound)</w:t>
@@ -4737,7 +4499,6 @@
           <w:p>
             <w:pPr>
               <w:pStyle w:val="Compact"/>
-              <w:jc w:val="left"/>
             </w:pPr>
             <w:r>
               <w:t xml:space="preserve">Data received from [AGENCY]</w:t>
@@ -4749,7 +4510,6 @@
           <w:p>
             <w:pPr>
               <w:pStyle w:val="Compact"/>
-              <w:jc w:val="left"/>
             </w:pPr>
             <w:r>
               <w:t xml:space="preserve">Yes — DSA + Privacy Act routine use</w:t>
@@ -4761,7 +4521,6 @@
           <w:p>
             <w:pPr>
               <w:pStyle w:val="Compact"/>
-              <w:jc w:val="left"/>
             </w:pPr>
             <w:r>
               <w:t xml:space="preserve">No — DSA governs</w:t>
@@ -4773,7 +4532,6 @@
           <w:p>
             <w:pPr>
               <w:pStyle w:val="Compact"/>
-              <w:jc w:val="left"/>
             </w:pPr>
             <w:r>
               <w:t xml:space="preserve">Data-sharing agreement on file; individuals notified via sending agency</w:t>
@@ -4785,7 +4543,6 @@
           <w:p>
             <w:pPr>
               <w:pStyle w:val="Compact"/>
-              <w:jc w:val="left"/>
             </w:pPr>
             <w:r>
               <w:t xml:space="preserve">N/A — governed by originating SORN</w:t>
@@ -4797,7 +4554,6 @@
           <w:p>
             <w:pPr>
               <w:pStyle w:val="Compact"/>
-              <w:jc w:val="left"/>
             </w:pPr>
             <w:r>
               <w:rPr>
@@ -4814,7 +4570,6 @@
           <w:p>
             <w:pPr>
               <w:pStyle w:val="Compact"/>
-              <w:jc w:val="left"/>
             </w:pPr>
             <w:r>
               <w:t xml:space="preserve">HR system — employee records</w:t>
@@ -4826,7 +4581,6 @@
           <w:p>
             <w:pPr>
               <w:pStyle w:val="Compact"/>
-              <w:jc w:val="left"/>
             </w:pPr>
             <w:r>
               <w:t xml:space="preserve">Employment relationship</w:t>
@@ -4838,7 +4592,6 @@
           <w:p>
             <w:pPr>
               <w:pStyle w:val="Compact"/>
-              <w:jc w:val="left"/>
             </w:pPr>
             <w:r>
               <w:t xml:space="preserve">Yes — 5 U.S.C. §552a, OPM schedules</w:t>
@@ -4850,7 +4603,6 @@
           <w:p>
             <w:pPr>
               <w:pStyle w:val="Compact"/>
-              <w:jc w:val="left"/>
             </w:pPr>
             <w:r>
               <w:t xml:space="preserve">No — statutory</w:t>
@@ -4862,7 +4614,6 @@
           <w:p>
             <w:pPr>
               <w:pStyle w:val="Compact"/>
-              <w:jc w:val="left"/>
             </w:pPr>
             <w:r>
               <w:t xml:space="preserve">SF-2809/2810 enrollment forms include Privacy Act statement</w:t>
@@ -4874,7 +4625,6 @@
           <w:p>
             <w:pPr>
               <w:pStyle w:val="Compact"/>
-              <w:jc w:val="left"/>
             </w:pPr>
             <w:r>
               <w:t xml:space="preserve">N/A — statutory</w:t>
@@ -4886,7 +4636,6 @@
           <w:p>
             <w:pPr>
               <w:pStyle w:val="Compact"/>
-              <w:jc w:val="left"/>
             </w:pPr>
             <w:r>
               <w:rPr>
@@ -4903,7 +4652,6 @@
           <w:p>
             <w:pPr>
               <w:pStyle w:val="Compact"/>
-              <w:jc w:val="left"/>
             </w:pPr>
             <w:r>
               <w:t xml:space="preserve">[DATA SOURCE]</w:t>
@@ -4915,7 +4663,6 @@
           <w:p>
             <w:pPr>
               <w:pStyle w:val="Compact"/>
-              <w:jc w:val="left"/>
             </w:pPr>
             <w:r>
               <w:t xml:space="preserve">[INTERACTION]</w:t>
@@ -4927,7 +4674,6 @@
           <w:p>
             <w:pPr>
               <w:pStyle w:val="Compact"/>
-              <w:jc w:val="left"/>
             </w:pPr>
             <w:r>
               <w:t xml:space="preserve">[YES/NO]</w:t>
@@ -4939,7 +4685,6 @@
           <w:p>
             <w:pPr>
               <w:pStyle w:val="Compact"/>
-              <w:jc w:val="left"/>
             </w:pPr>
             <w:r>
               <w:t xml:space="preserve">[YES/NO]</w:t>
@@ -4951,7 +4696,6 @@
           <w:p>
             <w:pPr>
               <w:pStyle w:val="Compact"/>
-              <w:jc w:val="left"/>
             </w:pPr>
             <w:r>
               <w:t xml:space="preserve">[MECHANISM]</w:t>
@@ -4963,7 +4707,6 @@
           <w:p>
             <w:pPr>
               <w:pStyle w:val="Compact"/>
-              <w:jc w:val="left"/>
             </w:pPr>
             <w:r>
               <w:t xml:space="preserve">[PROCESS]</w:t>
@@ -4975,7 +4718,6 @@
           <w:p>
             <w:pPr>
               <w:pStyle w:val="Compact"/>
-              <w:jc w:val="left"/>
             </w:pPr>
             <w:r>
               <w:t xml:space="preserve">[LABEL]</w:t>
@@ -4984,14 +4726,14 @@
         </w:tc>
       </w:tr>
     </w:tbl>
-    <w:bookmarkEnd w:id="42"/>
-    <w:bookmarkStart w:id="43" w:name="consent-pattern-notes"/>
+    <w:bookmarkEnd w:id="33"/>
+    <w:bookmarkStart w:id="34" w:name="consent-pattern-notes"/>
     <w:p>
       <w:pPr>
         <w:pStyle w:val="Heading2"/>
       </w:pPr>
       <w:r>
-        <w:t xml:space="preserve">Consent Pattern Notes</w:t>
+        <w:t xml:space="preserve">5.4 Consent Pattern Notes</w:t>
       </w:r>
     </w:p>
     <w:p>
@@ -5000,8 +4742,8 @@
       </w:pPr>
       <w:r>
         <w:rPr>
+          <w:b/>
           <w:bCs/>
-          <w:b/>
         </w:rPr>
         <w:t xml:space="preserve">Web Form Pattern (Explicit Checkbox):</w:t>
       </w:r>
@@ -5042,8 +4784,8 @@
       </w:pPr>
       <w:r>
         <w:rPr>
+          <w:b/>
           <w:bCs/>
-          <w:b/>
         </w:rPr>
         <w:t xml:space="preserve">Automated Collection Pattern (Notice at Point of Collection):</w:t>
       </w:r>
@@ -5078,8 +4820,8 @@
       </w:pPr>
       <w:r>
         <w:rPr>
+          <w:b/>
           <w:bCs/>
-          <w:b/>
         </w:rPr>
         <w:t xml:space="preserve">Inter-Agency Sharing Pattern (Data Sharing Agreement):</w:t>
       </w:r>
@@ -5115,24 +4857,24 @@
         </w:pict>
       </w:r>
     </w:p>
-    <w:bookmarkEnd w:id="43"/>
-    <w:bookmarkEnd w:id="44"/>
-    <w:bookmarkStart w:id="50" w:name="privacy-notice-pt-5"/>
+    <w:bookmarkEnd w:id="34"/>
+    <w:bookmarkEnd w:id="35"/>
+    <w:bookmarkStart w:id="41" w:name="privacy-notice-pt-5"/>
     <w:p>
       <w:pPr>
         <w:pStyle w:val="Heading1"/>
       </w:pPr>
       <w:r>
-        <w:t xml:space="preserve">Privacy Notice (PT-5)</w:t>
-      </w:r>
-    </w:p>
-    <w:bookmarkStart w:id="45" w:name="control-requirement-4"/>
+        <w:t xml:space="preserve">6. Privacy Notice (PT-5)</w:t>
+      </w:r>
+    </w:p>
+    <w:bookmarkStart w:id="36" w:name="control-requirement-4"/>
     <w:p>
       <w:pPr>
         <w:pStyle w:val="Heading2"/>
       </w:pPr>
       <w:r>
-        <w:t xml:space="preserve">Control Requirement</w:t>
+        <w:t xml:space="preserve">6.1 Control Requirement</w:t>
       </w:r>
     </w:p>
     <w:p>
@@ -5161,14 +4903,14 @@
         <w:t xml:space="preserve">the E-Gov Act §208 specify required notice elements.</w:t>
       </w:r>
     </w:p>
-    <w:bookmarkEnd w:id="45"/>
-    <w:bookmarkStart w:id="46" w:name="required-notice-elements-omb-m-03-22"/>
+    <w:bookmarkEnd w:id="36"/>
+    <w:bookmarkStart w:id="37" w:name="required-notice-elements-omb-m-03-22"/>
     <w:p>
       <w:pPr>
         <w:pStyle w:val="Heading2"/>
       </w:pPr>
       <w:r>
-        <w:t xml:space="preserve">Required Notice Elements (OMB M-03-22)</w:t>
+        <w:t xml:space="preserve">6.2 Required Notice Elements (OMB M-03-22)</w:t>
       </w:r>
     </w:p>
     <w:p>
@@ -5181,11 +4923,11 @@
     </w:p>
     <w:p>
       <w:pPr>
+        <w:pStyle w:val="Compact"/>
         <w:numPr>
           <w:ilvl w:val="0"/>
-          <w:numId w:val="1008"/>
+          <w:numId w:val="1014"/>
         </w:numPr>
-        <w:pStyle w:val="Compact"/>
       </w:pPr>
       <w:r>
         <w:t xml:space="preserve">The</w:t>
@@ -5195,8 +4937,8 @@
       </w:r>
       <w:r>
         <w:rPr>
+          <w:b/>
           <w:bCs/>
-          <w:b/>
         </w:rPr>
         <w:t xml:space="preserve">identity</w:t>
       </w:r>
@@ -5209,11 +4951,11 @@
     </w:p>
     <w:p>
       <w:pPr>
+        <w:pStyle w:val="Compact"/>
         <w:numPr>
           <w:ilvl w:val="0"/>
-          <w:numId w:val="1008"/>
+          <w:numId w:val="1014"/>
         </w:numPr>
-        <w:pStyle w:val="Compact"/>
       </w:pPr>
       <w:r>
         <w:t xml:space="preserve">The</w:t>
@@ -5223,8 +4965,8 @@
       </w:r>
       <w:r>
         <w:rPr>
+          <w:b/>
           <w:bCs/>
-          <w:b/>
         </w:rPr>
         <w:t xml:space="preserve">legal authority</w:t>
       </w:r>
@@ -5237,11 +4979,11 @@
     </w:p>
     <w:p>
       <w:pPr>
+        <w:pStyle w:val="Compact"/>
         <w:numPr>
           <w:ilvl w:val="0"/>
-          <w:numId w:val="1008"/>
+          <w:numId w:val="1014"/>
         </w:numPr>
-        <w:pStyle w:val="Compact"/>
       </w:pPr>
       <w:r>
         <w:t xml:space="preserve">The</w:t>
@@ -5251,8 +4993,8 @@
       </w:r>
       <w:r>
         <w:rPr>
+          <w:b/>
           <w:bCs/>
-          <w:b/>
         </w:rPr>
         <w:t xml:space="preserve">principal purpose(s)</w:t>
       </w:r>
@@ -5265,11 +5007,11 @@
     </w:p>
     <w:p>
       <w:pPr>
+        <w:pStyle w:val="Compact"/>
         <w:numPr>
           <w:ilvl w:val="0"/>
-          <w:numId w:val="1008"/>
+          <w:numId w:val="1014"/>
         </w:numPr>
-        <w:pStyle w:val="Compact"/>
       </w:pPr>
       <w:r>
         <w:t xml:space="preserve">The</w:t>
@@ -5279,8 +5021,8 @@
       </w:r>
       <w:r>
         <w:rPr>
+          <w:b/>
           <w:bCs/>
-          <w:b/>
         </w:rPr>
         <w:t xml:space="preserve">routine uses</w:t>
       </w:r>
@@ -5293,11 +5035,11 @@
     </w:p>
     <w:p>
       <w:pPr>
+        <w:pStyle w:val="Compact"/>
         <w:numPr>
           <w:ilvl w:val="0"/>
-          <w:numId w:val="1008"/>
+          <w:numId w:val="1014"/>
         </w:numPr>
-        <w:pStyle w:val="Compact"/>
       </w:pPr>
       <w:r>
         <w:t xml:space="preserve">Whether providing the information is</w:t>
@@ -5307,19 +5049,19 @@
       </w:r>
       <w:r>
         <w:rPr>
+          <w:b/>
           <w:bCs/>
-          <w:b/>
         </w:rPr>
         <w:t xml:space="preserve">mandatory or voluntary</w:t>
       </w:r>
     </w:p>
     <w:p>
       <w:pPr>
+        <w:pStyle w:val="Compact"/>
         <w:numPr>
           <w:ilvl w:val="0"/>
-          <w:numId w:val="1008"/>
+          <w:numId w:val="1014"/>
         </w:numPr>
-        <w:pStyle w:val="Compact"/>
       </w:pPr>
       <w:r>
         <w:t xml:space="preserve">The</w:t>
@@ -5329,8 +5071,8 @@
       </w:r>
       <w:r>
         <w:rPr>
+          <w:b/>
           <w:bCs/>
-          <w:b/>
         </w:rPr>
         <w:t xml:space="preserve">effects of non-disclosure</w:t>
       </w:r>
@@ -5341,14 +5083,14 @@
         <w:t xml:space="preserve">— what happens if the individual does not provide the information</w:t>
       </w:r>
     </w:p>
-    <w:bookmarkEnd w:id="46"/>
-    <w:bookmarkStart w:id="47" w:name="model-privacy-notice-ssa-citizen-portal"/>
+    <w:bookmarkEnd w:id="37"/>
+    <w:bookmarkStart w:id="38" w:name="model-privacy-notice-ssa-citizen-portal"/>
     <w:p>
       <w:pPr>
         <w:pStyle w:val="Heading2"/>
       </w:pPr>
       <w:r>
-        <w:t xml:space="preserve">Model Privacy Notice — SSA Citizen Portal</w:t>
+        <w:t xml:space="preserve">6.3 Model Privacy Notice — SSA Citizen Portal</w:t>
       </w:r>
     </w:p>
     <w:p>
@@ -5384,8 +5126,8 @@
       </w:pPr>
       <w:r>
         <w:rPr>
+          <w:b/>
           <w:bCs/>
-          <w:b/>
         </w:rPr>
         <w:t xml:space="preserve">PRIVACY ACT STATEMENT</w:t>
       </w:r>
@@ -5396,8 +5138,8 @@
       </w:pPr>
       <w:r>
         <w:rPr>
+          <w:i/>
           <w:iCs/>
-          <w:i/>
         </w:rPr>
         <w:t xml:space="preserve">[SYSTEM NAME] — [AGENCY PROGRAM NAME]</w:t>
       </w:r>
@@ -5408,8 +5150,8 @@
       </w:pPr>
       <w:r>
         <w:rPr>
+          <w:b/>
           <w:bCs/>
-          <w:b/>
         </w:rPr>
         <w:t xml:space="preserve">Collecting Agency:</w:t>
       </w:r>
@@ -5426,8 +5168,8 @@
       </w:pPr>
       <w:r>
         <w:rPr>
+          <w:b/>
           <w:bCs/>
-          <w:b/>
         </w:rPr>
         <w:t xml:space="preserve">Legal Authority:</w:t>
       </w:r>
@@ -5441,19 +5183,13 @@
         <w:t xml:space="preserve"> </w:t>
       </w:r>
       <w:r>
-        <w:t xml:space="preserve">“</w:t>
-      </w:r>
-      <w:r>
-        <w:t xml:space="preserve">Section 205(c) of the Social Security</w:t>
-      </w:r>
-      <w:r>
-        <w:t xml:space="preserve"> </w:t>
-      </w:r>
-      <w:r>
-        <w:t xml:space="preserve">Act (42 U.S.C. §405(c)) authorizes SSA to collect this information.</w:t>
-      </w:r>
-      <w:r>
-        <w:t xml:space="preserve">”</w:t>
+        <w:t xml:space="preserve">“Section 205(c) of the Social Security</w:t>
+      </w:r>
+      <w:r>
+        <w:t xml:space="preserve"> </w:t>
+      </w:r>
+      <w:r>
+        <w:t xml:space="preserve">Act (42 U.S.C. §405(c)) authorizes SSA to collect this information.”</w:t>
       </w:r>
       <w:r>
         <w:t xml:space="preserve">]</w:t>
@@ -5465,8 +5201,8 @@
       </w:pPr>
       <w:r>
         <w:rPr>
+          <w:b/>
           <w:bCs/>
-          <w:b/>
         </w:rPr>
         <w:t xml:space="preserve">Purpose:</w:t>
       </w:r>
@@ -5480,19 +5216,13 @@
         <w:t xml:space="preserve"> </w:t>
       </w:r>
       <w:r>
-        <w:t xml:space="preserve">“</w:t>
-      </w:r>
-      <w:r>
-        <w:t xml:space="preserve">process your application for retirement, disability, or survivor benefits and</w:t>
-      </w:r>
-      <w:r>
-        <w:t xml:space="preserve"> </w:t>
-      </w:r>
-      <w:r>
-        <w:t xml:space="preserve">to verify your eligibility</w:t>
-      </w:r>
-      <w:r>
-        <w:t xml:space="preserve">”</w:t>
+        <w:t xml:space="preserve">“process your application for retirement, disability, or survivor benefits and</w:t>
+      </w:r>
+      <w:r>
+        <w:t xml:space="preserve"> </w:t>
+      </w:r>
+      <w:r>
+        <w:t xml:space="preserve">to verify your eligibility”</w:t>
       </w:r>
       <w:r>
         <w:t xml:space="preserve">]. Your information may also be used to [SECONDARY</w:t>
@@ -5507,19 +5237,13 @@
         <w:t xml:space="preserve"> </w:t>
       </w:r>
       <w:r>
-        <w:t xml:space="preserve">“</w:t>
-      </w:r>
-      <w:r>
-        <w:t xml:space="preserve">detect and prevent fraud in connection with SSA</w:t>
-      </w:r>
-      <w:r>
-        <w:t xml:space="preserve"> </w:t>
-      </w:r>
-      <w:r>
-        <w:t xml:space="preserve">programs</w:t>
-      </w:r>
-      <w:r>
-        <w:t xml:space="preserve">”</w:t>
+        <w:t xml:space="preserve">“detect and prevent fraud in connection with SSA</w:t>
+      </w:r>
+      <w:r>
+        <w:t xml:space="preserve"> </w:t>
+      </w:r>
+      <w:r>
+        <w:t xml:space="preserve">programs”</w:t>
       </w:r>
       <w:r>
         <w:t xml:space="preserve">].</w:t>
@@ -5531,8 +5255,8 @@
       </w:pPr>
       <w:r>
         <w:rPr>
+          <w:b/>
           <w:bCs/>
-          <w:b/>
         </w:rPr>
         <w:t xml:space="preserve">Routine Uses:</w:t>
       </w:r>
@@ -5558,10 +5282,7 @@
         <w:t xml:space="preserve"> </w:t>
       </w:r>
       <w:r>
-        <w:t xml:space="preserve">“</w:t>
-      </w:r>
-      <w:r>
-        <w:t xml:space="preserve">the Department of Justice for litigation support; state agencies for</w:t>
+        <w:t xml:space="preserve">“the Department of Justice for litigation support; state agencies for</w:t>
       </w:r>
       <w:r>
         <w:t xml:space="preserve"> </w:t>
@@ -5573,10 +5294,7 @@
         <w:t xml:space="preserve"> </w:t>
       </w:r>
       <w:r>
-        <w:t xml:space="preserve">under the Social Security Act §1106</w:t>
-      </w:r>
-      <w:r>
-        <w:t xml:space="preserve">”</w:t>
+        <w:t xml:space="preserve">under the Social Security Act §1106”</w:t>
       </w:r>
       <w:r>
         <w:t xml:space="preserve">]. A complete list of routine uses appears</w:t>
@@ -5600,8 +5318,8 @@
       </w:pPr>
       <w:r>
         <w:rPr>
+          <w:b/>
           <w:bCs/>
-          <w:b/>
         </w:rPr>
         <w:t xml:space="preserve">Disclosure:</w:t>
       </w:r>
@@ -5635,19 +5353,13 @@
         <w:t xml:space="preserve"> </w:t>
       </w:r>
       <w:r>
-        <w:t xml:space="preserve">“</w:t>
-      </w:r>
-      <w:r>
-        <w:t xml:space="preserve">delay or denial of</w:t>
-      </w:r>
-      <w:r>
-        <w:t xml:space="preserve"> </w:t>
-      </w:r>
-      <w:r>
-        <w:t xml:space="preserve">your benefit application</w:t>
-      </w:r>
-      <w:r>
-        <w:t xml:space="preserve">”</w:t>
+        <w:t xml:space="preserve">“delay or denial of</w:t>
+      </w:r>
+      <w:r>
+        <w:t xml:space="preserve"> </w:t>
+      </w:r>
+      <w:r>
+        <w:t xml:space="preserve">your benefit application”</w:t>
       </w:r>
       <w:r>
         <w:t xml:space="preserve">].</w:t>
@@ -5680,14 +5392,14 @@
         </w:pict>
       </w:r>
     </w:p>
-    <w:bookmarkEnd w:id="47"/>
-    <w:bookmarkStart w:id="48" w:name="web-notice-placement-requirements"/>
+    <w:bookmarkEnd w:id="38"/>
+    <w:bookmarkStart w:id="39" w:name="web-notice-placement-requirements"/>
     <w:p>
       <w:pPr>
         <w:pStyle w:val="Heading2"/>
       </w:pPr>
       <w:r>
-        <w:t xml:space="preserve">Web Notice Placement Requirements</w:t>
+        <w:t xml:space="preserve">6.4 Web Notice Placement Requirements</w:t>
       </w:r>
     </w:p>
     <w:p>
@@ -5702,8 +5414,8 @@
       <w:tblPr>
         <w:tblStyle w:val="Table"/>
         <w:tblW w:type="pct" w:w="5000"/>
+        <w:tblLayout w:type="fixed"/>
         <w:tblLook w:firstRow="1" w:lastRow="0" w:firstColumn="0" w:lastColumn="0" w:noHBand="0" w:noVBand="0" w:val="0020"/>
-        <w:jc w:val="start"/>
       </w:tblPr>
       <w:tblGrid>
         <w:gridCol w:w="1936"/>
@@ -5712,14 +5424,13 @@
       </w:tblGrid>
       <w:tr>
         <w:trPr>
-          <w:tblHeader w:val="true"/>
+          <w:tblHeader w:val="on"/>
         </w:trPr>
         <w:tc>
           <w:tcPr/>
           <w:p>
             <w:pPr>
               <w:pStyle w:val="Compact"/>
-              <w:jc w:val="left"/>
             </w:pPr>
             <w:r>
               <w:t xml:space="preserve">Placement</w:t>
@@ -5731,7 +5442,6 @@
           <w:p>
             <w:pPr>
               <w:pStyle w:val="Compact"/>
-              <w:jc w:val="left"/>
             </w:pPr>
             <w:r>
               <w:t xml:space="preserve">Requirement</w:t>
@@ -5743,7 +5453,6 @@
           <w:p>
             <w:pPr>
               <w:pStyle w:val="Compact"/>
-              <w:jc w:val="left"/>
             </w:pPr>
             <w:r>
               <w:t xml:space="preserve">OMB / E-Gov Reference</w:t>
@@ -5757,7 +5466,6 @@
           <w:p>
             <w:pPr>
               <w:pStyle w:val="Compact"/>
-              <w:jc w:val="left"/>
             </w:pPr>
             <w:r>
               <w:t xml:space="preserve">Website privacy policy page</w:t>
@@ -5769,7 +5477,6 @@
           <w:p>
             <w:pPr>
               <w:pStyle w:val="Compact"/>
-              <w:jc w:val="left"/>
             </w:pPr>
             <w:r>
               <w:t xml:space="preserve">Full notice; linked from every page footer</w:t>
@@ -5781,7 +5488,6 @@
           <w:p>
             <w:pPr>
               <w:pStyle w:val="Compact"/>
-              <w:jc w:val="left"/>
             </w:pPr>
             <w:r>
               <w:t xml:space="preserve">E-Gov Act §208(b)(1)</w:t>
@@ -5795,7 +5501,6 @@
           <w:p>
             <w:pPr>
               <w:pStyle w:val="Compact"/>
-              <w:jc w:val="left"/>
             </w:pPr>
             <w:r>
               <w:t xml:space="preserve">Online forms (before submission)</w:t>
@@ -5807,7 +5512,6 @@
           <w:p>
             <w:pPr>
               <w:pStyle w:val="Compact"/>
-              <w:jc w:val="left"/>
             </w:pPr>
             <w:r>
               <w:t xml:space="preserve">Privacy Act Statement or link to full notice above each form</w:t>
@@ -5819,7 +5523,6 @@
           <w:p>
             <w:pPr>
               <w:pStyle w:val="Compact"/>
-              <w:jc w:val="left"/>
             </w:pPr>
             <w:r>
               <w:t xml:space="preserve">OMB M-03-22 §III.A</w:t>
@@ -5833,7 +5536,6 @@
           <w:p>
             <w:pPr>
               <w:pStyle w:val="Compact"/>
-              <w:jc w:val="left"/>
             </w:pPr>
             <w:r>
               <w:t xml:space="preserve">Cookie / tracking notice banner</w:t>
@@ -5845,7 +5547,6 @@
           <w:p>
             <w:pPr>
               <w:pStyle w:val="Compact"/>
-              <w:jc w:val="left"/>
             </w:pPr>
             <w:r>
               <w:t xml:space="preserve">Disclosure of tracking technologies on first visit</w:t>
@@ -5857,7 +5558,6 @@
           <w:p>
             <w:pPr>
               <w:pStyle w:val="Compact"/>
-              <w:jc w:val="left"/>
             </w:pPr>
             <w:r>
               <w:t xml:space="preserve">OMB M-10-22</w:t>
@@ -5871,7 +5571,6 @@
           <w:p>
             <w:pPr>
               <w:pStyle w:val="Compact"/>
-              <w:jc w:val="left"/>
             </w:pPr>
             <w:r>
               <w:t xml:space="preserve">Mobile apps (if applicable)</w:t>
@@ -5883,7 +5582,6 @@
           <w:p>
             <w:pPr>
               <w:pStyle w:val="Compact"/>
-              <w:jc w:val="left"/>
             </w:pPr>
             <w:r>
               <w:t xml:space="preserve">In-app privacy notice at first launch; link to full policy</w:t>
@@ -5895,7 +5593,6 @@
           <w:p>
             <w:pPr>
               <w:pStyle w:val="Compact"/>
-              <w:jc w:val="left"/>
             </w:pPr>
             <w:r>
               <w:t xml:space="preserve">OMB M-03-22 §III.B</w:t>
@@ -5909,7 +5606,6 @@
           <w:p>
             <w:pPr>
               <w:pStyle w:val="Compact"/>
-              <w:jc w:val="left"/>
             </w:pPr>
             <w:r>
               <w:t xml:space="preserve">Email confirmation of submission</w:t>
@@ -5921,7 +5617,6 @@
           <w:p>
             <w:pPr>
               <w:pStyle w:val="Compact"/>
-              <w:jc w:val="left"/>
             </w:pPr>
             <w:r>
               <w:t xml:space="preserve">Reference to full privacy notice URL</w:t>
@@ -5933,7 +5628,6 @@
           <w:p>
             <w:pPr>
               <w:pStyle w:val="Compact"/>
-              <w:jc w:val="left"/>
             </w:pPr>
             <w:r>
               <w:t xml:space="preserve">Agency best practice</w:t>
@@ -5942,14 +5636,14 @@
         </w:tc>
       </w:tr>
     </w:tbl>
-    <w:bookmarkEnd w:id="48"/>
-    <w:bookmarkStart w:id="49" w:name="Xd58b74081421a3ac1e2e14d9953333a6d9858fe"/>
+    <w:bookmarkEnd w:id="39"/>
+    <w:bookmarkStart w:id="40" w:name="Xd58b74081421a3ac1e2e14d9953333a6d9858fe"/>
     <w:p>
       <w:pPr>
         <w:pStyle w:val="Heading2"/>
       </w:pPr>
       <w:r>
-        <w:t xml:space="preserve">FedRAMP 20x Machine-Accessible Notice Requirement</w:t>
+        <w:t xml:space="preserve">6.5 FedRAMP 20x Machine-Accessible Notice Requirement</w:t>
       </w:r>
     </w:p>
     <w:p>
@@ -5984,8 +5678,8 @@
       </w:r>
       <w:r>
         <w:rPr>
+          <w:b/>
           <w:bCs/>
-          <w:b/>
         </w:rPr>
         <w:t xml:space="preserve">Privacy Notice URL:</w:t>
       </w:r>
@@ -6022,13 +5716,7 @@
         <w:t xml:space="preserve"> </w:t>
       </w:r>
       <w:r>
-        <w:t xml:space="preserve">“</w:t>
-      </w:r>
-      <w:r>
-        <w:t xml:space="preserve">Privacy Posture.</w:t>
-      </w:r>
-      <w:r>
-        <w:t xml:space="preserve">”</w:t>
+        <w:t xml:space="preserve">“Privacy Posture.”</w:t>
       </w:r>
       <w:r>
         <w:t xml:space="preserve"> </w:t>
@@ -6050,24 +5738,24 @@
         </w:pict>
       </w:r>
     </w:p>
-    <w:bookmarkEnd w:id="49"/>
-    <w:bookmarkEnd w:id="50"/>
-    <w:bookmarkStart w:id="57" w:name="special-categories-of-pii-pt-7"/>
+    <w:bookmarkEnd w:id="40"/>
+    <w:bookmarkEnd w:id="41"/>
+    <w:bookmarkStart w:id="48" w:name="special-categories-of-pii-pt-7"/>
     <w:p>
       <w:pPr>
         <w:pStyle w:val="Heading1"/>
       </w:pPr>
       <w:r>
-        <w:t xml:space="preserve">Special Categories of PII (PT-7)</w:t>
-      </w:r>
-    </w:p>
-    <w:bookmarkStart w:id="51" w:name="control-requirement-5"/>
+        <w:t xml:space="preserve">7. Special Categories of PII (PT-7)</w:t>
+      </w:r>
+    </w:p>
+    <w:bookmarkStart w:id="42" w:name="control-requirement-5"/>
     <w:p>
       <w:pPr>
         <w:pStyle w:val="Heading2"/>
       </w:pPr>
       <w:r>
-        <w:t xml:space="preserve">Control Requirement</w:t>
+        <w:t xml:space="preserve">7.1 Control Requirement</w:t>
       </w:r>
     </w:p>
     <w:p>
@@ -6096,22 +5784,22 @@
         <w:t xml:space="preserve">require controls beyond those applied to general PII.</w:t>
       </w:r>
     </w:p>
-    <w:bookmarkEnd w:id="51"/>
-    <w:bookmarkStart w:id="52" w:name="Xd2de8f023c153d1cabf6cd5f0c42392b4ec4fad"/>
+    <w:bookmarkEnd w:id="42"/>
+    <w:bookmarkStart w:id="43" w:name="Xd2de8f023c153d1cabf6cd5f0c42392b4ec4fad"/>
     <w:p>
       <w:pPr>
         <w:pStyle w:val="Heading2"/>
       </w:pPr>
       <w:r>
-        <w:t xml:space="preserve">Special Categories Applicable to SSA Systems</w:t>
+        <w:t xml:space="preserve">7.2 Special Categories Applicable to SSA Systems</w:t>
       </w:r>
     </w:p>
     <w:tbl>
       <w:tblPr>
         <w:tblStyle w:val="Table"/>
         <w:tblW w:type="pct" w:w="5000"/>
+        <w:tblLayout w:type="fixed"/>
         <w:tblLook w:firstRow="1" w:lastRow="0" w:firstColumn="0" w:lastColumn="0" w:noHBand="0" w:noVBand="0" w:val="0020"/>
-        <w:jc w:val="start"/>
       </w:tblPr>
       <w:tblGrid>
         <w:gridCol w:w="1492"/>
@@ -6120,14 +5808,13 @@
       </w:tblGrid>
       <w:tr>
         <w:trPr>
-          <w:tblHeader w:val="true"/>
+          <w:tblHeader w:val="on"/>
         </w:trPr>
         <w:tc>
           <w:tcPr/>
           <w:p>
             <w:pPr>
               <w:pStyle w:val="Compact"/>
-              <w:jc w:val="left"/>
             </w:pPr>
             <w:r>
               <w:t xml:space="preserve">PII Category</w:t>
@@ -6139,7 +5826,6 @@
           <w:p>
             <w:pPr>
               <w:pStyle w:val="Compact"/>
-              <w:jc w:val="left"/>
             </w:pPr>
             <w:r>
               <w:t xml:space="preserve">Special Category?</w:t>
@@ -6151,7 +5837,6 @@
           <w:p>
             <w:pPr>
               <w:pStyle w:val="Compact"/>
-              <w:jc w:val="left"/>
             </w:pPr>
             <w:r>
               <w:t xml:space="preserve">Authority for Heightened Protection</w:t>
@@ -6165,7 +5850,6 @@
           <w:p>
             <w:pPr>
               <w:pStyle w:val="Compact"/>
-              <w:jc w:val="left"/>
             </w:pPr>
             <w:r>
               <w:t xml:space="preserve">Social Security Number (SSN)</w:t>
@@ -6177,7 +5861,6 @@
           <w:p>
             <w:pPr>
               <w:pStyle w:val="Compact"/>
-              <w:jc w:val="left"/>
             </w:pPr>
             <w:r>
               <w:t xml:space="preserve">Yes</w:t>
@@ -6189,7 +5872,6 @@
           <w:p>
             <w:pPr>
               <w:pStyle w:val="Compact"/>
-              <w:jc w:val="left"/>
             </w:pPr>
             <w:r>
               <w:t xml:space="preserve">OMB M-17-12; OMB M-07-16; SSN limitation laws</w:t>
@@ -6203,7 +5885,6 @@
           <w:p>
             <w:pPr>
               <w:pStyle w:val="Compact"/>
-              <w:jc w:val="left"/>
             </w:pPr>
             <w:r>
               <w:t xml:space="preserve">Financial account numbers</w:t>
@@ -6215,7 +5896,6 @@
           <w:p>
             <w:pPr>
               <w:pStyle w:val="Compact"/>
-              <w:jc w:val="left"/>
             </w:pPr>
             <w:r>
               <w:t xml:space="preserve">Yes</w:t>
@@ -6227,7 +5907,6 @@
           <w:p>
             <w:pPr>
               <w:pStyle w:val="Compact"/>
-              <w:jc w:val="left"/>
             </w:pPr>
             <w:r>
               <w:t xml:space="preserve">Gramm-Leach-Bliley Act; OMB M-17-12</w:t>
@@ -6241,7 +5920,6 @@
           <w:p>
             <w:pPr>
               <w:pStyle w:val="Compact"/>
-              <w:jc w:val="left"/>
             </w:pPr>
             <w:r>
               <w:t xml:space="preserve">Medical / health records (PHI)</w:t>
@@ -6253,7 +5931,6 @@
           <w:p>
             <w:pPr>
               <w:pStyle w:val="Compact"/>
-              <w:jc w:val="left"/>
             </w:pPr>
             <w:r>
               <w:t xml:space="preserve">Yes</w:t>
@@ -6265,7 +5942,6 @@
           <w:p>
             <w:pPr>
               <w:pStyle w:val="Compact"/>
-              <w:jc w:val="left"/>
             </w:pPr>
             <w:r>
               <w:t xml:space="preserve">HIPAA Privacy Rule (45 C.F.R. §164); SSA Act §1106</w:t>
@@ -6279,7 +5955,6 @@
           <w:p>
             <w:pPr>
               <w:pStyle w:val="Compact"/>
-              <w:jc w:val="left"/>
             </w:pPr>
             <w:r>
               <w:t xml:space="preserve">Biometric data</w:t>
@@ -6291,7 +5966,6 @@
           <w:p>
             <w:pPr>
               <w:pStyle w:val="Compact"/>
-              <w:jc w:val="left"/>
             </w:pPr>
             <w:r>
               <w:t xml:space="preserve">Yes</w:t>
@@ -6303,7 +5977,6 @@
           <w:p>
             <w:pPr>
               <w:pStyle w:val="Compact"/>
-              <w:jc w:val="left"/>
             </w:pPr>
             <w:r>
               <w:t xml:space="preserve">OMB M-22-10; agency biometric policy</w:t>
@@ -6317,7 +5990,6 @@
           <w:p>
             <w:pPr>
               <w:pStyle w:val="Compact"/>
-              <w:jc w:val="left"/>
             </w:pPr>
             <w:r>
               <w:t xml:space="preserve">Geolocation data (precise)</w:t>
@@ -6329,7 +6001,6 @@
           <w:p>
             <w:pPr>
               <w:pStyle w:val="Compact"/>
-              <w:jc w:val="left"/>
             </w:pPr>
             <w:r>
               <w:t xml:space="preserve">Yes</w:t>
@@ -6341,7 +6012,6 @@
           <w:p>
             <w:pPr>
               <w:pStyle w:val="Compact"/>
-              <w:jc w:val="left"/>
             </w:pPr>
             <w:r>
               <w:t xml:space="preserve">OMB M-14-06; Fourth Amendment implications</w:t>
@@ -6355,7 +6025,6 @@
           <w:p>
             <w:pPr>
               <w:pStyle w:val="Compact"/>
-              <w:jc w:val="left"/>
             </w:pPr>
             <w:r>
               <w:t xml:space="preserve">Citizenship / immigration status</w:t>
@@ -6367,7 +6036,6 @@
           <w:p>
             <w:pPr>
               <w:pStyle w:val="Compact"/>
-              <w:jc w:val="left"/>
             </w:pPr>
             <w:r>
               <w:t xml:space="preserve">Yes</w:t>
@@ -6379,7 +6047,6 @@
           <w:p>
             <w:pPr>
               <w:pStyle w:val="Compact"/>
-              <w:jc w:val="left"/>
             </w:pPr>
             <w:r>
               <w:t xml:space="preserve">INA §274B; OMB guidance; heightened sensitivity</w:t>
@@ -6393,7 +6060,6 @@
           <w:p>
             <w:pPr>
               <w:pStyle w:val="Compact"/>
-              <w:jc w:val="left"/>
             </w:pPr>
             <w:r>
               <w:t xml:space="preserve">Mental health records</w:t>
@@ -6405,7 +6071,6 @@
           <w:p>
             <w:pPr>
               <w:pStyle w:val="Compact"/>
-              <w:jc w:val="left"/>
             </w:pPr>
             <w:r>
               <w:t xml:space="preserve">Yes</w:t>
@@ -6417,7 +6082,6 @@
           <w:p>
             <w:pPr>
               <w:pStyle w:val="Compact"/>
-              <w:jc w:val="left"/>
             </w:pPr>
             <w:r>
               <w:t xml:space="preserve">HIPAA; 42 C.F.R. Part 2 (substance use records)</w:t>
@@ -6431,7 +6095,6 @@
           <w:p>
             <w:pPr>
               <w:pStyle w:val="Compact"/>
-              <w:jc w:val="left"/>
             </w:pPr>
             <w:r>
               <w:t xml:space="preserve">Genetic information</w:t>
@@ -6443,7 +6106,6 @@
           <w:p>
             <w:pPr>
               <w:pStyle w:val="Compact"/>
-              <w:jc w:val="left"/>
             </w:pPr>
             <w:r>
               <w:t xml:space="preserve">Yes</w:t>
@@ -6455,7 +6117,6 @@
           <w:p>
             <w:pPr>
               <w:pStyle w:val="Compact"/>
-              <w:jc w:val="left"/>
             </w:pPr>
             <w:r>
               <w:t xml:space="preserve">GINA (29 U.S.C. §1182); HIPAA</w:t>
@@ -6464,14 +6125,14 @@
         </w:tc>
       </w:tr>
     </w:tbl>
-    <w:bookmarkEnd w:id="52"/>
-    <w:bookmarkStart w:id="53" w:name="special-category-control-matrix"/>
+    <w:bookmarkEnd w:id="43"/>
+    <w:bookmarkStart w:id="44" w:name="special-category-control-matrix"/>
     <w:p>
       <w:pPr>
         <w:pStyle w:val="Heading2"/>
       </w:pPr>
       <w:r>
-        <w:t xml:space="preserve">Special Category Control Matrix</w:t>
+        <w:t xml:space="preserve">7.3 Special Category Control Matrix</w:t>
       </w:r>
     </w:p>
     <w:p>
@@ -6498,8 +6159,8 @@
       <w:tblPr>
         <w:tblStyle w:val="Table"/>
         <w:tblW w:type="pct" w:w="5000"/>
+        <w:tblLayout w:type="fixed"/>
         <w:tblLook w:firstRow="1" w:lastRow="0" w:firstColumn="0" w:lastColumn="0" w:noHBand="0" w:noVBand="0" w:val="0020"/>
-        <w:jc w:val="start"/>
       </w:tblPr>
       <w:tblGrid>
         <w:gridCol w:w="1119"/>
@@ -6510,14 +6171,13 @@
       </w:tblGrid>
       <w:tr>
         <w:trPr>
-          <w:tblHeader w:val="true"/>
+          <w:tblHeader w:val="on"/>
         </w:trPr>
         <w:tc>
           <w:tcPr/>
           <w:p>
             <w:pPr>
               <w:pStyle w:val="Compact"/>
-              <w:jc w:val="left"/>
             </w:pPr>
             <w:r>
               <w:t xml:space="preserve">PII Category</w:t>
@@ -6529,7 +6189,6 @@
           <w:p>
             <w:pPr>
               <w:pStyle w:val="Compact"/>
-              <w:jc w:val="left"/>
             </w:pPr>
             <w:r>
               <w:t xml:space="preserve">Purview Sensitivity Label</w:t>
@@ -6541,7 +6200,6 @@
           <w:p>
             <w:pPr>
               <w:pStyle w:val="Compact"/>
-              <w:jc w:val="left"/>
             </w:pPr>
             <w:r>
               <w:t xml:space="preserve">Encryption Requirement</w:t>
@@ -6553,7 +6211,6 @@
           <w:p>
             <w:pPr>
               <w:pStyle w:val="Compact"/>
-              <w:jc w:val="left"/>
             </w:pPr>
             <w:r>
               <w:t xml:space="preserve">Access Control</w:t>
@@ -6565,7 +6222,6 @@
           <w:p>
             <w:pPr>
               <w:pStyle w:val="Compact"/>
-              <w:jc w:val="left"/>
             </w:pPr>
             <w:r>
               <w:t xml:space="preserve">Audit Logging</w:t>
@@ -6579,7 +6235,6 @@
           <w:p>
             <w:pPr>
               <w:pStyle w:val="Compact"/>
-              <w:jc w:val="left"/>
             </w:pPr>
             <w:r>
               <w:t xml:space="preserve">SSN (full)</w:t>
@@ -6591,7 +6246,6 @@
           <w:p>
             <w:pPr>
               <w:pStyle w:val="Compact"/>
-              <w:jc w:val="left"/>
             </w:pPr>
             <w:r>
               <w:rPr>
@@ -6606,7 +6260,6 @@
           <w:p>
             <w:pPr>
               <w:pStyle w:val="Compact"/>
-              <w:jc w:val="left"/>
             </w:pPr>
             <w:r>
               <w:t xml:space="preserve">AES-256 at rest; TLS 1.3 in transit; CMK-managed (Part 12 §4)</w:t>
@@ -6618,7 +6271,6 @@
           <w:p>
             <w:pPr>
               <w:pStyle w:val="Compact"/>
-              <w:jc w:val="left"/>
             </w:pPr>
             <w:r>
               <w:t xml:space="preserve">Role-based; least privilege; MFA required; no service account access</w:t>
@@ -6630,7 +6282,6 @@
           <w:p>
             <w:pPr>
               <w:pStyle w:val="Compact"/>
-              <w:jc w:val="left"/>
             </w:pPr>
             <w:r>
               <w:t xml:space="preserve">All reads and writes logged to Sentinel; 7-year retention</w:t>
@@ -6644,7 +6295,6 @@
           <w:p>
             <w:pPr>
               <w:pStyle w:val="Compact"/>
-              <w:jc w:val="left"/>
             </w:pPr>
             <w:r>
               <w:t xml:space="preserve">SSN (masked — last 4)</w:t>
@@ -6656,7 +6306,6 @@
           <w:p>
             <w:pPr>
               <w:pStyle w:val="Compact"/>
-              <w:jc w:val="left"/>
             </w:pPr>
             <w:r>
               <w:rPr>
@@ -6671,7 +6320,6 @@
           <w:p>
             <w:pPr>
               <w:pStyle w:val="Compact"/>
-              <w:jc w:val="left"/>
             </w:pPr>
             <w:r>
               <w:t xml:space="preserve">Standard GCC Moderate encryption</w:t>
@@ -6683,7 +6331,6 @@
           <w:p>
             <w:pPr>
               <w:pStyle w:val="Compact"/>
-              <w:jc w:val="left"/>
             </w:pPr>
             <w:r>
               <w:t xml:space="preserve">Standard role-based</w:t>
@@ -6695,7 +6342,6 @@
           <w:p>
             <w:pPr>
               <w:pStyle w:val="Compact"/>
-              <w:jc w:val="left"/>
             </w:pPr>
             <w:r>
               <w:t xml:space="preserve">Standard audit log</w:t>
@@ -6709,7 +6355,6 @@
           <w:p>
             <w:pPr>
               <w:pStyle w:val="Compact"/>
-              <w:jc w:val="left"/>
             </w:pPr>
             <w:r>
               <w:t xml:space="preserve">Financial account numbers</w:t>
@@ -6721,7 +6366,6 @@
           <w:p>
             <w:pPr>
               <w:pStyle w:val="Compact"/>
-              <w:jc w:val="left"/>
             </w:pPr>
             <w:r>
               <w:rPr>
@@ -6736,7 +6380,6 @@
           <w:p>
             <w:pPr>
               <w:pStyle w:val="Compact"/>
-              <w:jc w:val="left"/>
             </w:pPr>
             <w:r>
               <w:t xml:space="preserve">AES-256 at rest; CMK-managed; never logged in plain text</w:t>
@@ -6748,7 +6391,6 @@
           <w:p>
             <w:pPr>
               <w:pStyle w:val="Compact"/>
-              <w:jc w:val="left"/>
             </w:pPr>
             <w:r>
               <w:t xml:space="preserve">Payment processing roles only; dual-approval for changes</w:t>
@@ -6760,7 +6402,6 @@
           <w:p>
             <w:pPr>
               <w:pStyle w:val="Compact"/>
-              <w:jc w:val="left"/>
             </w:pPr>
             <w:r>
               <w:t xml:space="preserve">All access logged; anomaly alert threshold: [N] accesses per day</w:t>
@@ -6774,7 +6415,6 @@
           <w:p>
             <w:pPr>
               <w:pStyle w:val="Compact"/>
-              <w:jc w:val="left"/>
             </w:pPr>
             <w:r>
               <w:t xml:space="preserve">Medical / PHI records</w:t>
@@ -6786,7 +6426,6 @@
           <w:p>
             <w:pPr>
               <w:pStyle w:val="Compact"/>
-              <w:jc w:val="left"/>
             </w:pPr>
             <w:r>
               <w:rPr>
@@ -6801,7 +6440,6 @@
           <w:p>
             <w:pPr>
               <w:pStyle w:val="Compact"/>
-              <w:jc w:val="left"/>
             </w:pPr>
             <w:r>
               <w:t xml:space="preserve">AES-256 at rest; CMK-managed; column-level encryption for PHI fields</w:t>
@@ -6813,7 +6451,6 @@
           <w:p>
             <w:pPr>
               <w:pStyle w:val="Compact"/>
-              <w:jc w:val="left"/>
             </w:pPr>
             <w:r>
               <w:t xml:space="preserve">Medical review roles only; adjudicators scoped to assigned cases</w:t>
@@ -6825,7 +6462,6 @@
           <w:p>
             <w:pPr>
               <w:pStyle w:val="Compact"/>
-              <w:jc w:val="left"/>
             </w:pPr>
             <w:r>
               <w:t xml:space="preserve">All PHI access logged; HIPAA-compliant audit trail; 6-year retention</w:t>
@@ -6839,7 +6475,6 @@
           <w:p>
             <w:pPr>
               <w:pStyle w:val="Compact"/>
-              <w:jc w:val="left"/>
             </w:pPr>
             <w:r>
               <w:t xml:space="preserve">Biometric data</w:t>
@@ -6851,7 +6486,6 @@
           <w:p>
             <w:pPr>
               <w:pStyle w:val="Compact"/>
-              <w:jc w:val="left"/>
             </w:pPr>
             <w:r>
               <w:rPr>
@@ -6866,7 +6500,6 @@
           <w:p>
             <w:pPr>
               <w:pStyle w:val="Compact"/>
-              <w:jc w:val="left"/>
             </w:pPr>
             <w:r>
               <w:t xml:space="preserve">AES-256 at rest; at-rest encryption separate from application encryption</w:t>
@@ -6878,7 +6511,6 @@
           <w:p>
             <w:pPr>
               <w:pStyle w:val="Compact"/>
-              <w:jc w:val="left"/>
             </w:pPr>
             <w:r>
               <w:t xml:space="preserve">Biometric system service account only; no human read access to raw data</w:t>
@@ -6890,7 +6522,6 @@
           <w:p>
             <w:pPr>
               <w:pStyle w:val="Compact"/>
-              <w:jc w:val="left"/>
             </w:pPr>
             <w:r>
               <w:t xml:space="preserve">All access logged; alert on any human read of raw biometric</w:t>
@@ -6904,7 +6535,6 @@
           <w:p>
             <w:pPr>
               <w:pStyle w:val="Compact"/>
-              <w:jc w:val="left"/>
             </w:pPr>
             <w:r>
               <w:t xml:space="preserve">Geolocation (if collected)</w:t>
@@ -6916,7 +6546,6 @@
           <w:p>
             <w:pPr>
               <w:pStyle w:val="Compact"/>
-              <w:jc w:val="left"/>
             </w:pPr>
             <w:r>
               <w:rPr>
@@ -6931,7 +6560,6 @@
           <w:p>
             <w:pPr>
               <w:pStyle w:val="Compact"/>
-              <w:jc w:val="left"/>
             </w:pPr>
             <w:r>
               <w:t xml:space="preserve">Standard GCC Moderate</w:t>
@@ -6943,7 +6571,6 @@
           <w:p>
             <w:pPr>
               <w:pStyle w:val="Compact"/>
-              <w:jc w:val="left"/>
             </w:pPr>
             <w:r>
               <w:t xml:space="preserve">Limited to fraud analytics roles</w:t>
@@ -6955,7 +6582,6 @@
           <w:p>
             <w:pPr>
               <w:pStyle w:val="Compact"/>
-              <w:jc w:val="left"/>
             </w:pPr>
             <w:r>
               <w:t xml:space="preserve">All reads logged</w:t>
@@ -6969,7 +6595,6 @@
           <w:p>
             <w:pPr>
               <w:pStyle w:val="Compact"/>
-              <w:jc w:val="left"/>
             </w:pPr>
             <w:r>
               <w:t xml:space="preserve">Citizenship / immigration status</w:t>
@@ -6981,7 +6606,6 @@
           <w:p>
             <w:pPr>
               <w:pStyle w:val="Compact"/>
-              <w:jc w:val="left"/>
             </w:pPr>
             <w:r>
               <w:rPr>
@@ -6996,7 +6620,6 @@
           <w:p>
             <w:pPr>
               <w:pStyle w:val="Compact"/>
-              <w:jc w:val="left"/>
             </w:pPr>
             <w:r>
               <w:t xml:space="preserve">AES-256 at rest; CMK-managed</w:t>
@@ -7008,7 +6631,6 @@
           <w:p>
             <w:pPr>
               <w:pStyle w:val="Compact"/>
-              <w:jc w:val="left"/>
             </w:pPr>
             <w:r>
               <w:t xml:space="preserve">Need-to-know; no bulk export; legal review for sharing</w:t>
@@ -7020,7 +6642,6 @@
           <w:p>
             <w:pPr>
               <w:pStyle w:val="Compact"/>
-              <w:jc w:val="left"/>
             </w:pPr>
             <w:r>
               <w:t xml:space="preserve">All access logged; alert on bulk export</w:t>
@@ -7029,14 +6650,14 @@
         </w:tc>
       </w:tr>
     </w:tbl>
-    <w:bookmarkEnd w:id="53"/>
-    <w:bookmarkStart w:id="54" w:name="phi-subset-hipaa-applicability"/>
+    <w:bookmarkEnd w:id="44"/>
+    <w:bookmarkStart w:id="45" w:name="phi-subset-hipaa-applicability"/>
     <w:p>
       <w:pPr>
         <w:pStyle w:val="Heading2"/>
       </w:pPr>
       <w:r>
-        <w:t xml:space="preserve">PHI Subset — HIPAA Applicability</w:t>
+        <w:t xml:space="preserve">7.4 PHI Subset — HIPAA Applicability</w:t>
       </w:r>
     </w:p>
     <w:p>
@@ -7071,8 +6692,8 @@
       </w:pPr>
       <w:r>
         <w:rPr>
+          <w:b/>
           <w:bCs/>
-          <w:b/>
         </w:rPr>
         <w:t xml:space="preserve">HIPAA Applicability Determination:</w:t>
       </w:r>
@@ -7115,14 +6736,14 @@
         <w:t xml:space="preserve">the GCC Moderate agreement.</w:t>
       </w:r>
     </w:p>
-    <w:bookmarkEnd w:id="54"/>
-    <w:bookmarkStart w:id="55" w:name="ssn-handling-omb-m-17-12-requirements"/>
+    <w:bookmarkEnd w:id="45"/>
+    <w:bookmarkStart w:id="46" w:name="ssn-handling-omb-m-17-12-requirements"/>
     <w:p>
       <w:pPr>
         <w:pStyle w:val="Heading2"/>
       </w:pPr>
       <w:r>
-        <w:t xml:space="preserve">SSN Handling — OMB M-17-12 Requirements</w:t>
+        <w:t xml:space="preserve">7.5 SSN Handling — OMB M-17-12 Requirements</w:t>
       </w:r>
     </w:p>
     <w:p>
@@ -7135,16 +6756,16 @@
     </w:p>
     <w:p>
       <w:pPr>
+        <w:pStyle w:val="Compact"/>
         <w:numPr>
           <w:ilvl w:val="0"/>
-          <w:numId w:val="1009"/>
+          <w:numId w:val="1015"/>
         </w:numPr>
-        <w:pStyle w:val="Compact"/>
       </w:pPr>
       <w:r>
         <w:rPr>
+          <w:b/>
           <w:bCs/>
-          <w:b/>
         </w:rPr>
         <w:t xml:space="preserve">SSN as Identifier:</w:t>
       </w:r>
@@ -7163,16 +6784,16 @@
     </w:p>
     <w:p>
       <w:pPr>
+        <w:pStyle w:val="Compact"/>
         <w:numPr>
           <w:ilvl w:val="0"/>
-          <w:numId w:val="1009"/>
+          <w:numId w:val="1015"/>
         </w:numPr>
-        <w:pStyle w:val="Compact"/>
       </w:pPr>
       <w:r>
         <w:rPr>
+          <w:b/>
           <w:bCs/>
-          <w:b/>
         </w:rPr>
         <w:t xml:space="preserve">Truncation Policy:</w:t>
       </w:r>
@@ -7191,16 +6812,16 @@
     </w:p>
     <w:p>
       <w:pPr>
+        <w:pStyle w:val="Compact"/>
         <w:numPr>
           <w:ilvl w:val="0"/>
-          <w:numId w:val="1009"/>
+          <w:numId w:val="1015"/>
         </w:numPr>
-        <w:pStyle w:val="Compact"/>
       </w:pPr>
       <w:r>
         <w:rPr>
+          <w:b/>
           <w:bCs/>
-          <w:b/>
         </w:rPr>
         <w:t xml:space="preserve">Collection Minimization:</w:t>
       </w:r>
@@ -7225,16 +6846,16 @@
     </w:p>
     <w:p>
       <w:pPr>
+        <w:pStyle w:val="Compact"/>
         <w:numPr>
           <w:ilvl w:val="0"/>
-          <w:numId w:val="1009"/>
+          <w:numId w:val="1015"/>
         </w:numPr>
-        <w:pStyle w:val="Compact"/>
       </w:pPr>
       <w:r>
         <w:rPr>
+          <w:b/>
           <w:bCs/>
-          <w:b/>
         </w:rPr>
         <w:t xml:space="preserve">Breach Response:</w:t>
       </w:r>
@@ -7263,8 +6884,8 @@
       </w:pPr>
       <w:r>
         <w:rPr>
+          <w:b/>
           <w:bCs/>
-          <w:b/>
         </w:rPr>
         <w:t xml:space="preserve">SSN Masking Policy for [SYSTEM NAME]:</w:t>
       </w:r>
@@ -7287,8 +6908,8 @@
       <w:tblPr>
         <w:tblStyle w:val="Table"/>
         <w:tblW w:type="pct" w:w="5000"/>
+        <w:tblLayout w:type="fixed"/>
         <w:tblLook w:firstRow="1" w:lastRow="0" w:firstColumn="0" w:lastColumn="0" w:noHBand="0" w:noVBand="0" w:val="0020"/>
-        <w:jc w:val="start"/>
       </w:tblPr>
       <w:tblGrid>
         <w:gridCol w:w="2040"/>
@@ -7298,14 +6919,13 @@
       </w:tblGrid>
       <w:tr>
         <w:trPr>
-          <w:tblHeader w:val="true"/>
+          <w:tblHeader w:val="on"/>
         </w:trPr>
         <w:tc>
           <w:tcPr/>
           <w:p>
             <w:pPr>
               <w:pStyle w:val="Compact"/>
-              <w:jc w:val="left"/>
             </w:pPr>
             <w:r>
               <w:t xml:space="preserve">Display Location</w:t>
@@ -7317,7 +6937,6 @@
           <w:p>
             <w:pPr>
               <w:pStyle w:val="Compact"/>
-              <w:jc w:val="left"/>
             </w:pPr>
             <w:r>
               <w:t xml:space="preserve">Format Used</w:t>
@@ -7329,7 +6948,6 @@
           <w:p>
             <w:pPr>
               <w:pStyle w:val="Compact"/>
-              <w:jc w:val="left"/>
             </w:pPr>
             <w:r>
               <w:t xml:space="preserve">Full SSN Accessible?</w:t>
@@ -7341,7 +6959,6 @@
           <w:p>
             <w:pPr>
               <w:pStyle w:val="Compact"/>
-              <w:jc w:val="left"/>
             </w:pPr>
             <w:r>
               <w:t xml:space="preserve">Justification</w:t>
@@ -7355,7 +6972,6 @@
           <w:p>
             <w:pPr>
               <w:pStyle w:val="Compact"/>
-              <w:jc w:val="left"/>
             </w:pPr>
             <w:r>
               <w:t xml:space="preserve">Citizen portal account page</w:t>
@@ -7367,7 +6983,6 @@
           <w:p>
             <w:pPr>
               <w:pStyle w:val="Compact"/>
-              <w:jc w:val="left"/>
             </w:pPr>
             <w:r>
               <w:t xml:space="preserve">Last 4 digits only</w:t>
@@ -7379,7 +6994,6 @@
           <w:p>
             <w:pPr>
               <w:pStyle w:val="Compact"/>
-              <w:jc w:val="left"/>
             </w:pPr>
             <w:r>
               <w:t xml:space="preserve">No</w:t>
@@ -7391,7 +7005,6 @@
           <w:p>
             <w:pPr>
               <w:pStyle w:val="Compact"/>
-              <w:jc w:val="left"/>
             </w:pPr>
             <w:r>
               <w:t xml:space="preserve">Identity confirmation only</w:t>
@@ -7405,7 +7018,6 @@
           <w:p>
             <w:pPr>
               <w:pStyle w:val="Compact"/>
-              <w:jc w:val="left"/>
             </w:pPr>
             <w:r>
               <w:t xml:space="preserve">Case worker UI — case header</w:t>
@@ -7417,7 +7029,6 @@
           <w:p>
             <w:pPr>
               <w:pStyle w:val="Compact"/>
-              <w:jc w:val="left"/>
             </w:pPr>
             <w:r>
               <w:t xml:space="preserve">Last 4 digits only</w:t>
@@ -7429,7 +7040,6 @@
           <w:p>
             <w:pPr>
               <w:pStyle w:val="Compact"/>
-              <w:jc w:val="left"/>
             </w:pPr>
             <w:r>
               <w:t xml:space="preserve">No</w:t>
@@ -7441,7 +7051,6 @@
           <w:p>
             <w:pPr>
               <w:pStyle w:val="Compact"/>
-              <w:jc w:val="left"/>
             </w:pPr>
             <w:r>
               <w:t xml:space="preserve">Case association only</w:t>
@@ -7455,7 +7064,6 @@
           <w:p>
             <w:pPr>
               <w:pStyle w:val="Compact"/>
-              <w:jc w:val="left"/>
             </w:pPr>
             <w:r>
               <w:t xml:space="preserve">Case worker UI — identity verification screen</w:t>
@@ -7467,7 +7075,6 @@
           <w:p>
             <w:pPr>
               <w:pStyle w:val="Compact"/>
-              <w:jc w:val="left"/>
             </w:pPr>
             <w:r>
               <w:t xml:space="preserve">Full SSN</w:t>
@@ -7479,7 +7086,6 @@
           <w:p>
             <w:pPr>
               <w:pStyle w:val="Compact"/>
-              <w:jc w:val="left"/>
             </w:pPr>
             <w:r>
               <w:t xml:space="preserve">Yes — role required</w:t>
@@ -7491,7 +7097,6 @@
           <w:p>
             <w:pPr>
               <w:pStyle w:val="Compact"/>
-              <w:jc w:val="left"/>
             </w:pPr>
             <w:r>
               <w:t xml:space="preserve">Statutory identity match requirement</w:t>
@@ -7505,7 +7110,6 @@
           <w:p>
             <w:pPr>
               <w:pStyle w:val="Compact"/>
-              <w:jc w:val="left"/>
             </w:pPr>
             <w:r>
               <w:t xml:space="preserve">API response (external)</w:t>
@@ -7517,7 +7121,6 @@
           <w:p>
             <w:pPr>
               <w:pStyle w:val="Compact"/>
-              <w:jc w:val="left"/>
             </w:pPr>
             <w:r>
               <w:t xml:space="preserve">Never included</w:t>
@@ -7529,7 +7132,6 @@
           <w:p>
             <w:pPr>
               <w:pStyle w:val="Compact"/>
-              <w:jc w:val="left"/>
             </w:pPr>
             <w:r>
               <w:t xml:space="preserve">N/A</w:t>
@@ -7541,7 +7143,6 @@
           <w:p>
             <w:pPr>
               <w:pStyle w:val="Compact"/>
-              <w:jc w:val="left"/>
             </w:pPr>
             <w:r>
               <w:t xml:space="preserve">Excluded from all API schemas</w:t>
@@ -7550,14 +7151,14 @@
         </w:tc>
       </w:tr>
     </w:tbl>
-    <w:bookmarkEnd w:id="55"/>
-    <w:bookmarkStart w:id="56" w:name="X10bded3312b5d585e9f5ca8ea25b7ead3a4079b"/>
+    <w:bookmarkEnd w:id="46"/>
+    <w:bookmarkStart w:id="47" w:name="X10bded3312b5d585e9f5ca8ea25b7ead3a4079b"/>
     <w:p>
       <w:pPr>
         <w:pStyle w:val="Heading2"/>
       </w:pPr>
       <w:r>
-        <w:t xml:space="preserve">Purview Auto-Labeling for Special Categories</w:t>
+        <w:t xml:space="preserve">7.6 Purview Auto-Labeling for Special Categories</w:t>
       </w:r>
     </w:p>
     <w:p>
@@ -7578,8 +7179,8 @@
       <w:tblPr>
         <w:tblStyle w:val="Table"/>
         <w:tblW w:type="pct" w:w="5000"/>
+        <w:tblLayout w:type="fixed"/>
         <w:tblLook w:firstRow="1" w:lastRow="0" w:firstColumn="0" w:lastColumn="0" w:noHBand="0" w:noVBand="0" w:val="0020"/>
-        <w:jc w:val="start"/>
       </w:tblPr>
       <w:tblGrid>
         <w:gridCol w:w="1923"/>
@@ -7589,14 +7190,13 @@
       </w:tblGrid>
       <w:tr>
         <w:trPr>
-          <w:tblHeader w:val="true"/>
+          <w:tblHeader w:val="on"/>
         </w:trPr>
         <w:tc>
           <w:tcPr/>
           <w:p>
             <w:pPr>
               <w:pStyle w:val="Compact"/>
-              <w:jc w:val="left"/>
             </w:pPr>
             <w:r>
               <w:t xml:space="preserve">Special Category</w:t>
@@ -7608,7 +7208,6 @@
           <w:p>
             <w:pPr>
               <w:pStyle w:val="Compact"/>
-              <w:jc w:val="left"/>
             </w:pPr>
             <w:r>
               <w:t xml:space="preserve">Purview Classifier</w:t>
@@ -7620,7 +7219,6 @@
           <w:p>
             <w:pPr>
               <w:pStyle w:val="Compact"/>
-              <w:jc w:val="left"/>
             </w:pPr>
             <w:r>
               <w:t xml:space="preserve">Auto-Label Applied</w:t>
@@ -7632,7 +7230,6 @@
           <w:p>
             <w:pPr>
               <w:pStyle w:val="Compact"/>
-              <w:jc w:val="left"/>
             </w:pPr>
             <w:r>
               <w:t xml:space="preserve">Policy Action</w:t>
@@ -7646,7 +7243,6 @@
           <w:p>
             <w:pPr>
               <w:pStyle w:val="Compact"/>
-              <w:jc w:val="left"/>
             </w:pPr>
             <w:r>
               <w:t xml:space="preserve">SSN pattern</w:t>
@@ -7658,7 +7254,6 @@
           <w:p>
             <w:pPr>
               <w:pStyle w:val="Compact"/>
-              <w:jc w:val="left"/>
             </w:pPr>
             <w:r>
               <w:t xml:space="preserve">Built-in: U.S. SSN</w:t>
@@ -7670,7 +7265,6 @@
           <w:p>
             <w:pPr>
               <w:pStyle w:val="Compact"/>
-              <w:jc w:val="left"/>
             </w:pPr>
             <w:r>
               <w:rPr>
@@ -7685,7 +7279,6 @@
           <w:p>
             <w:pPr>
               <w:pStyle w:val="Compact"/>
-              <w:jc w:val="left"/>
             </w:pPr>
             <w:r>
               <w:t xml:space="preserve">Block external sharing; require justification for download</w:t>
@@ -7699,7 +7292,6 @@
           <w:p>
             <w:pPr>
               <w:pStyle w:val="Compact"/>
-              <w:jc w:val="left"/>
             </w:pPr>
             <w:r>
               <w:t xml:space="preserve">Credit/debit card numbers</w:t>
@@ -7711,7 +7303,6 @@
           <w:p>
             <w:pPr>
               <w:pStyle w:val="Compact"/>
-              <w:jc w:val="left"/>
             </w:pPr>
             <w:r>
               <w:t xml:space="preserve">Built-in: Credit Card Number</w:t>
@@ -7723,7 +7314,6 @@
           <w:p>
             <w:pPr>
               <w:pStyle w:val="Compact"/>
-              <w:jc w:val="left"/>
             </w:pPr>
             <w:r>
               <w:rPr>
@@ -7738,7 +7328,6 @@
           <w:p>
             <w:pPr>
               <w:pStyle w:val="Compact"/>
-              <w:jc w:val="left"/>
             </w:pPr>
             <w:r>
               <w:t xml:space="preserve">Block external sharing; DLP alert</w:t>
@@ -7752,7 +7341,6 @@
           <w:p>
             <w:pPr>
               <w:pStyle w:val="Compact"/>
-              <w:jc w:val="left"/>
             </w:pPr>
             <w:r>
               <w:t xml:space="preserve">Medical terms + patient context</w:t>
@@ -7764,7 +7352,6 @@
           <w:p>
             <w:pPr>
               <w:pStyle w:val="Compact"/>
-              <w:jc w:val="left"/>
             </w:pPr>
             <w:r>
               <w:t xml:space="preserve">Trainable classifier: PHI</w:t>
@@ -7776,7 +7363,6 @@
           <w:p>
             <w:pPr>
               <w:pStyle w:val="Compact"/>
-              <w:jc w:val="left"/>
             </w:pPr>
             <w:r>
               <w:rPr>
@@ -7791,7 +7377,6 @@
           <w:p>
             <w:pPr>
               <w:pStyle w:val="Compact"/>
-              <w:jc w:val="left"/>
             </w:pPr>
             <w:r>
               <w:t xml:space="preserve">Block external sharing; require HIPAA workflow</w:t>
@@ -7805,7 +7390,6 @@
           <w:p>
             <w:pPr>
               <w:pStyle w:val="Compact"/>
-              <w:jc w:val="left"/>
             </w:pPr>
             <w:r>
               <w:t xml:space="preserve">Passport / visa numbers</w:t>
@@ -7817,7 +7401,6 @@
           <w:p>
             <w:pPr>
               <w:pStyle w:val="Compact"/>
-              <w:jc w:val="left"/>
             </w:pPr>
             <w:r>
               <w:t xml:space="preserve">Built-in: U.S. Passport</w:t>
@@ -7829,7 +7412,6 @@
           <w:p>
             <w:pPr>
               <w:pStyle w:val="Compact"/>
-              <w:jc w:val="left"/>
             </w:pPr>
             <w:r>
               <w:rPr>
@@ -7844,7 +7426,6 @@
           <w:p>
             <w:pPr>
               <w:pStyle w:val="Compact"/>
-              <w:jc w:val="left"/>
             </w:pPr>
             <w:r>
               <w:t xml:space="preserve">Block external sharing</w:t>
@@ -7858,7 +7439,6 @@
           <w:p>
             <w:pPr>
               <w:pStyle w:val="Compact"/>
-              <w:jc w:val="left"/>
             </w:pPr>
             <w:r>
               <w:t xml:space="preserve">[CUSTOM CATEGORY]</w:t>
@@ -7870,7 +7450,6 @@
           <w:p>
             <w:pPr>
               <w:pStyle w:val="Compact"/>
-              <w:jc w:val="left"/>
             </w:pPr>
             <w:r>
               <w:t xml:space="preserve">[CLASSIFIER]</w:t>
@@ -7882,7 +7461,6 @@
           <w:p>
             <w:pPr>
               <w:pStyle w:val="Compact"/>
-              <w:jc w:val="left"/>
             </w:pPr>
             <w:r>
               <w:t xml:space="preserve">[LABEL]</w:t>
@@ -7894,7 +7472,6 @@
           <w:p>
             <w:pPr>
               <w:pStyle w:val="Compact"/>
-              <w:jc w:val="left"/>
             </w:pPr>
             <w:r>
               <w:t xml:space="preserve">[ACTION]</w:t>
@@ -7910,24 +7487,24 @@
         </w:pict>
       </w:r>
     </w:p>
-    <w:bookmarkEnd w:id="56"/>
-    <w:bookmarkEnd w:id="57"/>
-    <w:bookmarkStart w:id="62" w:name="pii-data-flow-map-template"/>
+    <w:bookmarkEnd w:id="47"/>
+    <w:bookmarkEnd w:id="48"/>
+    <w:bookmarkStart w:id="53" w:name="pii-data-flow-map-template"/>
     <w:p>
       <w:pPr>
         <w:pStyle w:val="Heading1"/>
       </w:pPr>
       <w:r>
-        <w:t xml:space="preserve">PII Data Flow Map Template</w:t>
-      </w:r>
-    </w:p>
-    <w:bookmarkStart w:id="58" w:name="template-purpose"/>
+        <w:t xml:space="preserve">8. PII Data Flow Map Template</w:t>
+      </w:r>
+    </w:p>
+    <w:bookmarkStart w:id="49" w:name="template-purpose"/>
     <w:p>
       <w:pPr>
         <w:pStyle w:val="Heading2"/>
       </w:pPr>
       <w:r>
-        <w:t xml:space="preserve">Template Purpose</w:t>
+        <w:t xml:space="preserve">8.1 Template Purpose</w:t>
       </w:r>
     </w:p>
     <w:p>
@@ -7942,8 +7519,8 @@
       </w:r>
       <w:r>
         <w:rPr>
+          <w:i/>
           <w:iCs/>
-          <w:i/>
         </w:rPr>
         <w:t xml:space="preserve">know where its PII is</w:t>
       </w:r>
@@ -7975,14 +7552,14 @@
         <w:t xml:space="preserve">data flows; this template captures the authoritative human-reviewed record.</w:t>
       </w:r>
     </w:p>
-    <w:bookmarkEnd w:id="58"/>
-    <w:bookmarkStart w:id="59" w:name="pii-data-flow-registry"/>
+    <w:bookmarkEnd w:id="49"/>
+    <w:bookmarkStart w:id="50" w:name="pii-data-flow-registry"/>
     <w:p>
       <w:pPr>
         <w:pStyle w:val="Heading2"/>
       </w:pPr>
       <w:r>
-        <w:t xml:space="preserve">PII Data Flow Registry</w:t>
+        <w:t xml:space="preserve">8.2 PII Data Flow Registry</w:t>
       </w:r>
     </w:p>
     <w:p>
@@ -8009,8 +7586,8 @@
       <w:tblPr>
         <w:tblStyle w:val="Table"/>
         <w:tblW w:type="pct" w:w="5000"/>
+        <w:tblLayout w:type="fixed"/>
         <w:tblLook w:firstRow="1" w:lastRow="0" w:firstColumn="0" w:lastColumn="0" w:noHBand="0" w:noVBand="0" w:val="0020"/>
-        <w:jc w:val="start"/>
       </w:tblPr>
       <w:tblGrid>
         <w:gridCol w:w="442"/>
@@ -8026,14 +7603,13 @@
       </w:tblGrid>
       <w:tr>
         <w:trPr>
-          <w:tblHeader w:val="true"/>
+          <w:tblHeader w:val="on"/>
         </w:trPr>
         <w:tc>
           <w:tcPr/>
           <w:p>
             <w:pPr>
               <w:pStyle w:val="Compact"/>
-              <w:jc w:val="left"/>
             </w:pPr>
             <w:r>
               <w:t xml:space="preserve">Flow ID</w:t>
@@ -8045,7 +7621,6 @@
           <w:p>
             <w:pPr>
               <w:pStyle w:val="Compact"/>
-              <w:jc w:val="left"/>
             </w:pPr>
             <w:r>
               <w:t xml:space="preserve">Source System</w:t>
@@ -8057,7 +7632,6 @@
           <w:p>
             <w:pPr>
               <w:pStyle w:val="Compact"/>
-              <w:jc w:val="left"/>
             </w:pPr>
             <w:r>
               <w:t xml:space="preserve">PII Categories</w:t>
@@ -8069,7 +7643,6 @@
           <w:p>
             <w:pPr>
               <w:pStyle w:val="Compact"/>
-              <w:jc w:val="left"/>
             </w:pPr>
             <w:r>
               <w:t xml:space="preserve">Processing Purpose</w:t>
@@ -8081,7 +7654,6 @@
           <w:p>
             <w:pPr>
               <w:pStyle w:val="Compact"/>
-              <w:jc w:val="left"/>
             </w:pPr>
             <w:r>
               <w:t xml:space="preserve">Destination</w:t>
@@ -8093,7 +7665,6 @@
           <w:p>
             <w:pPr>
               <w:pStyle w:val="Compact"/>
-              <w:jc w:val="left"/>
             </w:pPr>
             <w:r>
               <w:t xml:space="preserve">Cross-Boundary?</w:t>
@@ -8105,7 +7676,6 @@
           <w:p>
             <w:pPr>
               <w:pStyle w:val="Compact"/>
-              <w:jc w:val="left"/>
             </w:pPr>
             <w:r>
               <w:t xml:space="preserve">Encryption In Transit</w:t>
@@ -8117,7 +7687,6 @@
           <w:p>
             <w:pPr>
               <w:pStyle w:val="Compact"/>
-              <w:jc w:val="left"/>
             </w:pPr>
             <w:r>
               <w:t xml:space="preserve">Encryption At Rest</w:t>
@@ -8129,7 +7698,6 @@
           <w:p>
             <w:pPr>
               <w:pStyle w:val="Compact"/>
-              <w:jc w:val="left"/>
             </w:pPr>
             <w:r>
               <w:t xml:space="preserve">Retention Period</w:t>
@@ -8141,7 +7709,6 @@
           <w:p>
             <w:pPr>
               <w:pStyle w:val="Compact"/>
-              <w:jc w:val="left"/>
             </w:pPr>
             <w:r>
               <w:t xml:space="preserve">Disposal Method</w:t>
@@ -8155,7 +7722,6 @@
           <w:p>
             <w:pPr>
               <w:pStyle w:val="Compact"/>
-              <w:jc w:val="left"/>
             </w:pPr>
             <w:r>
               <w:t xml:space="preserve">DFL-001</w:t>
@@ -8167,7 +7733,6 @@
           <w:p>
             <w:pPr>
               <w:pStyle w:val="Compact"/>
-              <w:jc w:val="left"/>
             </w:pPr>
             <w:r>
               <w:t xml:space="preserve">Citizen portal (intake form)</w:t>
@@ -8179,7 +7744,6 @@
           <w:p>
             <w:pPr>
               <w:pStyle w:val="Compact"/>
-              <w:jc w:val="left"/>
             </w:pPr>
             <w:r>
               <w:t xml:space="preserve">Name, DOB, SSN, address, contact info</w:t>
@@ -8191,7 +7755,6 @@
           <w:p>
             <w:pPr>
               <w:pStyle w:val="Compact"/>
-              <w:jc w:val="left"/>
             </w:pPr>
             <w:r>
               <w:t xml:space="preserve">Benefit application intake</w:t>
@@ -8203,7 +7766,6 @@
           <w:p>
             <w:pPr>
               <w:pStyle w:val="Compact"/>
-              <w:jc w:val="left"/>
             </w:pPr>
             <w:r>
               <w:t xml:space="preserve">SSA case management system</w:t>
@@ -8215,7 +7777,6 @@
           <w:p>
             <w:pPr>
               <w:pStyle w:val="Compact"/>
-              <w:jc w:val="left"/>
             </w:pPr>
             <w:r>
               <w:t xml:space="preserve">No (internal)</w:t>
@@ -8227,7 +7788,6 @@
           <w:p>
             <w:pPr>
               <w:pStyle w:val="Compact"/>
-              <w:jc w:val="left"/>
             </w:pPr>
             <w:r>
               <w:t xml:space="preserve">TLS 1.3</w:t>
@@ -8239,7 +7799,6 @@
           <w:p>
             <w:pPr>
               <w:pStyle w:val="Compact"/>
-              <w:jc w:val="left"/>
             </w:pPr>
             <w:r>
               <w:t xml:space="preserve">AES-256 CMK</w:t>
@@ -8251,7 +7810,6 @@
           <w:p>
             <w:pPr>
               <w:pStyle w:val="Compact"/>
-              <w:jc w:val="left"/>
             </w:pPr>
             <w:r>
               <w:t xml:space="preserve">[N years]</w:t>
@@ -8263,7 +7821,6 @@
           <w:p>
             <w:pPr>
               <w:pStyle w:val="Compact"/>
-              <w:jc w:val="left"/>
             </w:pPr>
             <w:r>
               <w:t xml:space="preserve">NIST 800-88 purge</w:t>
@@ -8277,7 +7834,6 @@
           <w:p>
             <w:pPr>
               <w:pStyle w:val="Compact"/>
-              <w:jc w:val="left"/>
             </w:pPr>
             <w:r>
               <w:t xml:space="preserve">DFL-002</w:t>
@@ -8289,7 +7845,6 @@
           <w:p>
             <w:pPr>
               <w:pStyle w:val="Compact"/>
-              <w:jc w:val="left"/>
             </w:pPr>
             <w:r>
               <w:t xml:space="preserve">SSA case management</w:t>
@@ -8301,7 +7856,6 @@
           <w:p>
             <w:pPr>
               <w:pStyle w:val="Compact"/>
-              <w:jc w:val="left"/>
             </w:pPr>
             <w:r>
               <w:t xml:space="preserve">SSN, medical records, benefit amounts</w:t>
@@ -8313,7 +7867,6 @@
           <w:p>
             <w:pPr>
               <w:pStyle w:val="Compact"/>
-              <w:jc w:val="left"/>
             </w:pPr>
             <w:r>
               <w:t xml:space="preserve">Disability determination</w:t>
@@ -8325,7 +7878,6 @@
           <w:p>
             <w:pPr>
               <w:pStyle w:val="Compact"/>
-              <w:jc w:val="left"/>
             </w:pPr>
             <w:r>
               <w:t xml:space="preserve">[CASE ADJUDICATION SYSTEM]</w:t>
@@ -8337,7 +7889,6 @@
           <w:p>
             <w:pPr>
               <w:pStyle w:val="Compact"/>
-              <w:jc w:val="left"/>
             </w:pPr>
             <w:r>
               <w:t xml:space="preserve">No (internal)</w:t>
@@ -8349,7 +7900,6 @@
           <w:p>
             <w:pPr>
               <w:pStyle w:val="Compact"/>
-              <w:jc w:val="left"/>
             </w:pPr>
             <w:r>
               <w:t xml:space="preserve">TLS 1.3</w:t>
@@ -8361,7 +7911,6 @@
           <w:p>
             <w:pPr>
               <w:pStyle w:val="Compact"/>
-              <w:jc w:val="left"/>
             </w:pPr>
             <w:r>
               <w:t xml:space="preserve">AES-256 CMK</w:t>
@@ -8373,7 +7922,6 @@
           <w:p>
             <w:pPr>
               <w:pStyle w:val="Compact"/>
-              <w:jc w:val="left"/>
             </w:pPr>
             <w:r>
               <w:t xml:space="preserve">5 years post-determination</w:t>
@@ -8385,7 +7933,6 @@
           <w:p>
             <w:pPr>
               <w:pStyle w:val="Compact"/>
-              <w:jc w:val="left"/>
             </w:pPr>
             <w:r>
               <w:t xml:space="preserve">Secure destruction + purge</w:t>
@@ -8399,7 +7946,6 @@
           <w:p>
             <w:pPr>
               <w:pStyle w:val="Compact"/>
-              <w:jc w:val="left"/>
             </w:pPr>
             <w:r>
               <w:t xml:space="preserve">DFL-003</w:t>
@@ -8411,7 +7957,6 @@
           <w:p>
             <w:pPr>
               <w:pStyle w:val="Compact"/>
-              <w:jc w:val="left"/>
             </w:pPr>
             <w:r>
               <w:t xml:space="preserve">Contact center (Amazon Connect)</w:t>
@@ -8423,7 +7968,6 @@
           <w:p>
             <w:pPr>
               <w:pStyle w:val="Compact"/>
-              <w:jc w:val="left"/>
             </w:pPr>
             <w:r>
               <w:t xml:space="preserve">Name, SSN (last 4), case number, call recording</w:t>
@@ -8435,7 +7979,6 @@
           <w:p>
             <w:pPr>
               <w:pStyle w:val="Compact"/>
-              <w:jc w:val="left"/>
             </w:pPr>
             <w:r>
               <w:t xml:space="preserve">Citizen service delivery</w:t>
@@ -8447,7 +7990,6 @@
           <w:p>
             <w:pPr>
               <w:pStyle w:val="Compact"/>
-              <w:jc w:val="left"/>
             </w:pPr>
             <w:r>
               <w:t xml:space="preserve">CRM ([SYSTEM NAME])</w:t>
@@ -8459,7 +8001,6 @@
           <w:p>
             <w:pPr>
               <w:pStyle w:val="Compact"/>
-              <w:jc w:val="left"/>
             </w:pPr>
             <w:r>
               <w:t xml:space="preserve">No (internal)</w:t>
@@ -8471,7 +8012,6 @@
           <w:p>
             <w:pPr>
               <w:pStyle w:val="Compact"/>
-              <w:jc w:val="left"/>
             </w:pPr>
             <w:r>
               <w:t xml:space="preserve">TLS 1.3 (Connect to CRM)</w:t>
@@ -8483,7 +8023,6 @@
           <w:p>
             <w:pPr>
               <w:pStyle w:val="Compact"/>
-              <w:jc w:val="left"/>
             </w:pPr>
             <w:r>
               <w:t xml:space="preserve">AES-256 at rest</w:t>
@@ -8495,7 +8034,6 @@
           <w:p>
             <w:pPr>
               <w:pStyle w:val="Compact"/>
-              <w:jc w:val="left"/>
             </w:pPr>
             <w:r>
               <w:t xml:space="preserve">7 years</w:t>
@@ -8507,7 +8045,6 @@
           <w:p>
             <w:pPr>
               <w:pStyle w:val="Compact"/>
-              <w:jc w:val="left"/>
             </w:pPr>
             <w:r>
               <w:t xml:space="preserve">NIST 800-88 purge</w:t>
@@ -8521,7 +8058,6 @@
           <w:p>
             <w:pPr>
               <w:pStyle w:val="Compact"/>
-              <w:jc w:val="left"/>
             </w:pPr>
             <w:r>
               <w:t xml:space="preserve">DFL-004</w:t>
@@ -8533,7 +8069,6 @@
           <w:p>
             <w:pPr>
               <w:pStyle w:val="Compact"/>
-              <w:jc w:val="left"/>
             </w:pPr>
             <w:r>
               <w:t xml:space="preserve">SSA case management</w:t>
@@ -8545,7 +8080,6 @@
           <w:p>
             <w:pPr>
               <w:pStyle w:val="Compact"/>
-              <w:jc w:val="left"/>
             </w:pPr>
             <w:r>
               <w:t xml:space="preserve">SSN, benefit amount, tax withholding</w:t>
@@ -8557,7 +8091,6 @@
           <w:p>
             <w:pPr>
               <w:pStyle w:val="Compact"/>
-              <w:jc w:val="left"/>
             </w:pPr>
             <w:r>
               <w:t xml:space="preserve">Annual tax statement (1099)</w:t>
@@ -8569,7 +8102,6 @@
           <w:p>
             <w:pPr>
               <w:pStyle w:val="Compact"/>
-              <w:jc w:val="left"/>
             </w:pPr>
             <w:r>
               <w:t xml:space="preserve">IRS (FEDS Pay or direct filing system)</w:t>
@@ -8581,7 +8113,6 @@
           <w:p>
             <w:pPr>
               <w:pStyle w:val="Compact"/>
-              <w:jc w:val="left"/>
             </w:pPr>
             <w:r>
               <w:t xml:space="preserve">Yes — external federal</w:t>
@@ -8593,7 +8124,6 @@
           <w:p>
             <w:pPr>
               <w:pStyle w:val="Compact"/>
-              <w:jc w:val="left"/>
             </w:pPr>
             <w:r>
               <w:t xml:space="preserve">TLS 1.3</w:t>
@@ -8605,7 +8135,6 @@
           <w:p>
             <w:pPr>
               <w:pStyle w:val="Compact"/>
-              <w:jc w:val="left"/>
             </w:pPr>
             <w:r>
               <w:t xml:space="preserve">AES-256 CMK</w:t>
@@ -8617,7 +8146,6 @@
           <w:p>
             <w:pPr>
               <w:pStyle w:val="Compact"/>
-              <w:jc w:val="left"/>
             </w:pPr>
             <w:r>
               <w:t xml:space="preserve">7 years</w:t>
@@ -8629,7 +8157,6 @@
           <w:p>
             <w:pPr>
               <w:pStyle w:val="Compact"/>
-              <w:jc w:val="left"/>
             </w:pPr>
             <w:r>
               <w:t xml:space="preserve">NIST 800-88 purge</w:t>
@@ -8643,7 +8170,6 @@
           <w:p>
             <w:pPr>
               <w:pStyle w:val="Compact"/>
-              <w:jc w:val="left"/>
             </w:pPr>
             <w:r>
               <w:t xml:space="preserve">DFL-005</w:t>
@@ -8655,7 +8181,6 @@
           <w:p>
             <w:pPr>
               <w:pStyle w:val="Compact"/>
-              <w:jc w:val="left"/>
             </w:pPr>
             <w:r>
               <w:t xml:space="preserve">SSA — Medicare Part B records</w:t>
@@ -8667,7 +8192,6 @@
           <w:p>
             <w:pPr>
               <w:pStyle w:val="Compact"/>
-              <w:jc w:val="left"/>
             </w:pPr>
             <w:r>
               <w:t xml:space="preserve">PHI, SSN, Medicare ID</w:t>
@@ -8679,7 +8203,6 @@
           <w:p>
             <w:pPr>
               <w:pStyle w:val="Compact"/>
-              <w:jc w:val="left"/>
             </w:pPr>
             <w:r>
               <w:t xml:space="preserve">CMS coordination</w:t>
@@ -8691,7 +8214,6 @@
           <w:p>
             <w:pPr>
               <w:pStyle w:val="Compact"/>
-              <w:jc w:val="left"/>
             </w:pPr>
             <w:r>
               <w:t xml:space="preserve">Centers for Medicare &amp; Medicaid Services</w:t>
@@ -8703,7 +8225,6 @@
           <w:p>
             <w:pPr>
               <w:pStyle w:val="Compact"/>
-              <w:jc w:val="left"/>
             </w:pPr>
             <w:r>
               <w:t xml:space="preserve">Yes — external federal</w:t>
@@ -8715,7 +8236,6 @@
           <w:p>
             <w:pPr>
               <w:pStyle w:val="Compact"/>
-              <w:jc w:val="left"/>
             </w:pPr>
             <w:r>
               <w:t xml:space="preserve">TLS 1.3 + payload encryption</w:t>
@@ -8727,7 +8247,6 @@
           <w:p>
             <w:pPr>
               <w:pStyle w:val="Compact"/>
-              <w:jc w:val="left"/>
             </w:pPr>
             <w:r>
               <w:t xml:space="preserve">AES-256 CMK</w:t>
@@ -8739,7 +8258,6 @@
           <w:p>
             <w:pPr>
               <w:pStyle w:val="Compact"/>
-              <w:jc w:val="left"/>
             </w:pPr>
             <w:r>
               <w:t xml:space="preserve">Per CMS DSA</w:t>
@@ -8751,7 +8269,6 @@
           <w:p>
             <w:pPr>
               <w:pStyle w:val="Compact"/>
-              <w:jc w:val="left"/>
             </w:pPr>
             <w:r>
               <w:t xml:space="preserve">Per CMS DSA</w:t>
@@ -8765,7 +8282,6 @@
           <w:p>
             <w:pPr>
               <w:pStyle w:val="Compact"/>
-              <w:jc w:val="left"/>
             </w:pPr>
             <w:r>
               <w:t xml:space="preserve">DFL-006</w:t>
@@ -8777,7 +8293,6 @@
           <w:p>
             <w:pPr>
               <w:pStyle w:val="Compact"/>
-              <w:jc w:val="left"/>
             </w:pPr>
             <w:r>
               <w:t xml:space="preserve">HR system</w:t>
@@ -8789,7 +8304,6 @@
           <w:p>
             <w:pPr>
               <w:pStyle w:val="Compact"/>
-              <w:jc w:val="left"/>
             </w:pPr>
             <w:r>
               <w:t xml:space="preserve">Employee PII, payroll, health benefit enrollment</w:t>
@@ -8801,7 +8315,6 @@
           <w:p>
             <w:pPr>
               <w:pStyle w:val="Compact"/>
-              <w:jc w:val="left"/>
             </w:pPr>
             <w:r>
               <w:t xml:space="preserve">Workforce administration</w:t>
@@ -8813,7 +8326,6 @@
           <w:p>
             <w:pPr>
               <w:pStyle w:val="Compact"/>
-              <w:jc w:val="left"/>
             </w:pPr>
             <w:r>
               <w:t xml:space="preserve">OPM retirement system; FEHB carriers</w:t>
@@ -8825,7 +8337,6 @@
           <w:p>
             <w:pPr>
               <w:pStyle w:val="Compact"/>
-              <w:jc w:val="left"/>
             </w:pPr>
             <w:r>
               <w:t xml:space="preserve">Yes — external federal / commercial</w:t>
@@ -8837,7 +8348,6 @@
           <w:p>
             <w:pPr>
               <w:pStyle w:val="Compact"/>
-              <w:jc w:val="left"/>
             </w:pPr>
             <w:r>
               <w:t xml:space="preserve">TLS 1.3</w:t>
@@ -8849,7 +8359,6 @@
           <w:p>
             <w:pPr>
               <w:pStyle w:val="Compact"/>
-              <w:jc w:val="left"/>
             </w:pPr>
             <w:r>
               <w:t xml:space="preserve">AES-256 CMK</w:t>
@@ -8861,7 +8370,6 @@
           <w:p>
             <w:pPr>
               <w:pStyle w:val="Compact"/>
-              <w:jc w:val="left"/>
             </w:pPr>
             <w:r>
               <w:t xml:space="preserve">Per OPM schedule</w:t>
@@ -8873,7 +8381,6 @@
           <w:p>
             <w:pPr>
               <w:pStyle w:val="Compact"/>
-              <w:jc w:val="left"/>
             </w:pPr>
             <w:r>
               <w:t xml:space="preserve">NIST 800-88 purge</w:t>
@@ -8887,7 +8394,6 @@
           <w:p>
             <w:pPr>
               <w:pStyle w:val="Compact"/>
-              <w:jc w:val="left"/>
             </w:pPr>
             <w:r>
               <w:t xml:space="preserve">[DFL-NNN]</w:t>
@@ -8899,7 +8405,6 @@
           <w:p>
             <w:pPr>
               <w:pStyle w:val="Compact"/>
-              <w:jc w:val="left"/>
             </w:pPr>
             <w:r>
               <w:t xml:space="preserve">[SOURCE]</w:t>
@@ -8911,7 +8416,6 @@
           <w:p>
             <w:pPr>
               <w:pStyle w:val="Compact"/>
-              <w:jc w:val="left"/>
             </w:pPr>
             <w:r>
               <w:t xml:space="preserve">[PII CATEGORIES]</w:t>
@@ -8923,7 +8427,6 @@
           <w:p>
             <w:pPr>
               <w:pStyle w:val="Compact"/>
-              <w:jc w:val="left"/>
             </w:pPr>
             <w:r>
               <w:t xml:space="preserve">[PURPOSE]</w:t>
@@ -8935,7 +8438,6 @@
           <w:p>
             <w:pPr>
               <w:pStyle w:val="Compact"/>
-              <w:jc w:val="left"/>
             </w:pPr>
             <w:r>
               <w:t xml:space="preserve">[DESTINATION]</w:t>
@@ -8947,7 +8449,6 @@
           <w:p>
             <w:pPr>
               <w:pStyle w:val="Compact"/>
-              <w:jc w:val="left"/>
             </w:pPr>
             <w:r>
               <w:t xml:space="preserve">[YES/NO]</w:t>
@@ -8959,7 +8460,6 @@
           <w:p>
             <w:pPr>
               <w:pStyle w:val="Compact"/>
-              <w:jc w:val="left"/>
             </w:pPr>
             <w:r>
               <w:t xml:space="preserve">[PROTOCOL]</w:t>
@@ -8971,7 +8471,6 @@
           <w:p>
             <w:pPr>
               <w:pStyle w:val="Compact"/>
-              <w:jc w:val="left"/>
             </w:pPr>
             <w:r>
               <w:t xml:space="preserve">[STANDARD]</w:t>
@@ -8983,7 +8482,6 @@
           <w:p>
             <w:pPr>
               <w:pStyle w:val="Compact"/>
-              <w:jc w:val="left"/>
             </w:pPr>
             <w:r>
               <w:t xml:space="preserve">[PERIOD]</w:t>
@@ -8995,7 +8493,6 @@
           <w:p>
             <w:pPr>
               <w:pStyle w:val="Compact"/>
-              <w:jc w:val="left"/>
             </w:pPr>
             <w:r>
               <w:t xml:space="preserve">[METHOD]</w:t>
@@ -9004,14 +8501,14 @@
         </w:tc>
       </w:tr>
     </w:tbl>
-    <w:bookmarkEnd w:id="59"/>
-    <w:bookmarkStart w:id="60" w:name="required-data-flow-scenarios"/>
+    <w:bookmarkEnd w:id="50"/>
+    <w:bookmarkStart w:id="51" w:name="required-data-flow-scenarios"/>
     <w:p>
       <w:pPr>
         <w:pStyle w:val="Heading2"/>
       </w:pPr>
       <w:r>
-        <w:t xml:space="preserve">Required Data Flow Scenarios</w:t>
+        <w:t xml:space="preserve">8.3 Required Data Flow Scenarios</w:t>
       </w:r>
     </w:p>
     <w:p>
@@ -9034,8 +8531,8 @@
       </w:pPr>
       <w:r>
         <w:rPr>
+          <w:b/>
           <w:bCs/>
-          <w:b/>
         </w:rPr>
         <w:t xml:space="preserve">Scenario 1 — Citizen Portal Intake</w:t>
       </w:r>
@@ -9066,8 +8563,8 @@
       </w:pPr>
       <w:r>
         <w:rPr>
+          <w:b/>
           <w:bCs/>
-          <w:b/>
         </w:rPr>
         <w:t xml:space="preserve">Scenario 2 — Contact Center (Amazon Connect)</w:t>
       </w:r>
@@ -9098,8 +8595,8 @@
       </w:pPr>
       <w:r>
         <w:rPr>
+          <w:b/>
           <w:bCs/>
-          <w:b/>
         </w:rPr>
         <w:t xml:space="preserve">Scenario 3 — HR / Workforce</w:t>
       </w:r>
@@ -9130,8 +8627,8 @@
       </w:pPr>
       <w:r>
         <w:rPr>
+          <w:b/>
           <w:bCs/>
-          <w:b/>
         </w:rPr>
         <w:t xml:space="preserve">Scenario 4 — Cross-Agency Sharing via API</w:t>
       </w:r>
@@ -9168,14 +8665,14 @@
         <w:t xml:space="preserve">API calls).</w:t>
       </w:r>
     </w:p>
-    <w:bookmarkEnd w:id="60"/>
-    <w:bookmarkStart w:id="61" w:name="azure-purview-lineage-integration"/>
+    <w:bookmarkEnd w:id="51"/>
+    <w:bookmarkStart w:id="52" w:name="azure-purview-lineage-integration"/>
     <w:p>
       <w:pPr>
         <w:pStyle w:val="Heading2"/>
       </w:pPr>
       <w:r>
-        <w:t xml:space="preserve">Azure Purview Lineage Integration</w:t>
+        <w:t xml:space="preserve">8.4 Azure Purview Lineage Integration</w:t>
       </w:r>
     </w:p>
     <w:p>
@@ -9200,53 +8697,53 @@
     </w:p>
     <w:p>
       <w:pPr>
+        <w:pStyle w:val="Compact"/>
         <w:numPr>
           <w:ilvl w:val="0"/>
-          <w:numId w:val="1010"/>
+          <w:numId w:val="1016"/>
         </w:numPr>
+      </w:pPr>
+      <w:r>
+        <w:t xml:space="preserve">Register all data sources in Purview (databases, storage accounts, data</w:t>
+      </w:r>
+      <w:r>
+        <w:t xml:space="preserve"> </w:t>
+      </w:r>
+      <w:r>
+        <w:t xml:space="preserve">factories) per Part 12 §3</w:t>
+      </w:r>
+    </w:p>
+    <w:p>
+      <w:pPr>
         <w:pStyle w:val="Compact"/>
-      </w:pPr>
-      <w:r>
-        <w:t xml:space="preserve">Register all data sources in Purview (databases, storage accounts, data</w:t>
-      </w:r>
-      <w:r>
-        <w:t xml:space="preserve"> </w:t>
-      </w:r>
-      <w:r>
-        <w:t xml:space="preserve">factories) per Part 12 §3</w:t>
-      </w:r>
-    </w:p>
-    <w:p>
-      <w:pPr>
         <w:numPr>
           <w:ilvl w:val="0"/>
-          <w:numId w:val="1010"/>
+          <w:numId w:val="1016"/>
         </w:numPr>
+      </w:pPr>
+      <w:r>
+        <w:t xml:space="preserve">Run a lineage scan quarterly; export the lineage report</w:t>
+      </w:r>
+    </w:p>
+    <w:p>
+      <w:pPr>
         <w:pStyle w:val="Compact"/>
-      </w:pPr>
-      <w:r>
-        <w:t xml:space="preserve">Run a lineage scan quarterly; export the lineage report</w:t>
-      </w:r>
-    </w:p>
-    <w:p>
-      <w:pPr>
         <w:numPr>
           <w:ilvl w:val="0"/>
-          <w:numId w:val="1010"/>
+          <w:numId w:val="1016"/>
         </w:numPr>
+      </w:pPr>
+      <w:r>
+        <w:t xml:space="preserve">Compare automated lineage report against this manual registry</w:t>
+      </w:r>
+    </w:p>
+    <w:p>
+      <w:pPr>
         <w:pStyle w:val="Compact"/>
-      </w:pPr>
-      <w:r>
-        <w:t xml:space="preserve">Compare automated lineage report against this manual registry</w:t>
-      </w:r>
-    </w:p>
-    <w:p>
-      <w:pPr>
         <w:numPr>
           <w:ilvl w:val="0"/>
-          <w:numId w:val="1010"/>
+          <w:numId w:val="1016"/>
         </w:numPr>
-        <w:pStyle w:val="Compact"/>
       </w:pPr>
       <w:r>
         <w:t xml:space="preserve">Any flow appearing in Purview lineage but not in this registry must be</w:t>
@@ -9305,24 +8802,24 @@
         </w:pict>
       </w:r>
     </w:p>
-    <w:bookmarkEnd w:id="61"/>
-    <w:bookmarkEnd w:id="62"/>
-    <w:bookmarkStart w:id="67" w:name="fedramp-20x-ksi-alignment"/>
+    <w:bookmarkEnd w:id="52"/>
+    <w:bookmarkEnd w:id="53"/>
+    <w:bookmarkStart w:id="58" w:name="fedramp-20x-ksi-alignment"/>
     <w:p>
       <w:pPr>
         <w:pStyle w:val="Heading1"/>
       </w:pPr>
       <w:r>
-        <w:t xml:space="preserve">FedRAMP 20x KSI Alignment</w:t>
-      </w:r>
-    </w:p>
-    <w:bookmarkStart w:id="63" w:name="pt-control-closure-summary"/>
+        <w:t xml:space="preserve">9. FedRAMP 20x KSI Alignment</w:t>
+      </w:r>
+    </w:p>
+    <w:bookmarkStart w:id="54" w:name="pt-control-closure-summary"/>
     <w:p>
       <w:pPr>
         <w:pStyle w:val="Heading2"/>
       </w:pPr>
       <w:r>
-        <w:t xml:space="preserve">PT Control Closure Summary</w:t>
+        <w:t xml:space="preserve">9.1 PT Control Closure Summary</w:t>
       </w:r>
     </w:p>
     <w:p>
@@ -9343,8 +8840,8 @@
       <w:tblPr>
         <w:tblStyle w:val="Table"/>
         <w:tblW w:type="pct" w:w="5000"/>
+        <w:tblLayout w:type="fixed"/>
         <w:tblLook w:firstRow="1" w:lastRow="0" w:firstColumn="0" w:lastColumn="0" w:noHBand="0" w:noVBand="0" w:val="0020"/>
-        <w:jc w:val="start"/>
       </w:tblPr>
       <w:tblGrid>
         <w:gridCol w:w="1425"/>
@@ -9354,14 +8851,13 @@
       </w:tblGrid>
       <w:tr>
         <w:trPr>
-          <w:tblHeader w:val="true"/>
+          <w:tblHeader w:val="on"/>
         </w:trPr>
         <w:tc>
           <w:tcPr/>
           <w:p>
             <w:pPr>
               <w:pStyle w:val="Compact"/>
-              <w:jc w:val="left"/>
             </w:pPr>
             <w:r>
               <w:t xml:space="preserve">Control</w:t>
@@ -9373,7 +8869,6 @@
           <w:p>
             <w:pPr>
               <w:pStyle w:val="Compact"/>
-              <w:jc w:val="left"/>
             </w:pPr>
             <w:r>
               <w:t xml:space="preserve">Title</w:t>
@@ -9385,7 +8880,6 @@
           <w:p>
             <w:pPr>
               <w:pStyle w:val="Compact"/>
-              <w:jc w:val="left"/>
             </w:pPr>
             <w:r>
               <w:t xml:space="preserve">Closing Artifact</w:t>
@@ -9397,7 +8891,6 @@
           <w:p>
             <w:pPr>
               <w:pStyle w:val="Compact"/>
-              <w:jc w:val="left"/>
             </w:pPr>
             <w:r>
               <w:t xml:space="preserve">Document Section</w:t>
@@ -9411,7 +8904,6 @@
           <w:p>
             <w:pPr>
               <w:pStyle w:val="Compact"/>
-              <w:jc w:val="left"/>
             </w:pPr>
             <w:r>
               <w:t xml:space="preserve">PT-1</w:t>
@@ -9423,7 +8915,6 @@
           <w:p>
             <w:pPr>
               <w:pStyle w:val="Compact"/>
-              <w:jc w:val="left"/>
             </w:pPr>
             <w:r>
               <w:t xml:space="preserve">Privacy Policy and Procedures</w:t>
@@ -9435,7 +8926,6 @@
           <w:p>
             <w:pPr>
               <w:pStyle w:val="Compact"/>
-              <w:jc w:val="left"/>
             </w:pPr>
             <w:r>
               <w:t xml:space="preserve">Privacy Program Plan (PPP)</w:t>
@@ -9447,7 +8937,6 @@
           <w:p>
             <w:pPr>
               <w:pStyle w:val="Compact"/>
-              <w:jc w:val="left"/>
             </w:pPr>
             <w:r>
               <w:t xml:space="preserve">§2</w:t>
@@ -9461,7 +8950,6 @@
           <w:p>
             <w:pPr>
               <w:pStyle w:val="Compact"/>
-              <w:jc w:val="left"/>
             </w:pPr>
             <w:r>
               <w:t xml:space="preserve">PT-2</w:t>
@@ -9473,7 +8961,6 @@
           <w:p>
             <w:pPr>
               <w:pStyle w:val="Compact"/>
-              <w:jc w:val="left"/>
             </w:pPr>
             <w:r>
               <w:t xml:space="preserve">Authority to Process PII</w:t>
@@ -9485,7 +8972,6 @@
           <w:p>
             <w:pPr>
               <w:pStyle w:val="Compact"/>
-              <w:jc w:val="left"/>
             </w:pPr>
             <w:r>
               <w:t xml:space="preserve">Legal Authority Matrix + SORN Registry</w:t>
@@ -9497,7 +8983,6 @@
           <w:p>
             <w:pPr>
               <w:pStyle w:val="Compact"/>
-              <w:jc w:val="left"/>
             </w:pPr>
             <w:r>
               <w:t xml:space="preserve">§3</w:t>
@@ -9511,7 +8996,6 @@
           <w:p>
             <w:pPr>
               <w:pStyle w:val="Compact"/>
-              <w:jc w:val="left"/>
             </w:pPr>
             <w:r>
               <w:t xml:space="preserve">PT-3</w:t>
@@ -9523,7 +9007,6 @@
           <w:p>
             <w:pPr>
               <w:pStyle w:val="Compact"/>
-              <w:jc w:val="left"/>
             </w:pPr>
             <w:r>
               <w:t xml:space="preserve">Purpose Specification</w:t>
@@ -9535,7 +9018,6 @@
           <w:p>
             <w:pPr>
               <w:pStyle w:val="Compact"/>
-              <w:jc w:val="left"/>
             </w:pPr>
             <w:r>
               <w:t xml:space="preserve">Purpose Specification Matrix + Purview Attribute Mapping</w:t>
@@ -9547,7 +9029,6 @@
           <w:p>
             <w:pPr>
               <w:pStyle w:val="Compact"/>
-              <w:jc w:val="left"/>
             </w:pPr>
             <w:r>
               <w:t xml:space="preserve">§4</w:t>
@@ -9561,7 +9042,6 @@
           <w:p>
             <w:pPr>
               <w:pStyle w:val="Compact"/>
-              <w:jc w:val="left"/>
             </w:pPr>
             <w:r>
               <w:t xml:space="preserve">PT-4</w:t>
@@ -9573,7 +9053,6 @@
           <w:p>
             <w:pPr>
               <w:pStyle w:val="Compact"/>
-              <w:jc w:val="left"/>
             </w:pPr>
             <w:r>
               <w:t xml:space="preserve">Consent Requirements</w:t>
@@ -9585,7 +9064,6 @@
           <w:p>
             <w:pPr>
               <w:pStyle w:val="Compact"/>
-              <w:jc w:val="left"/>
             </w:pPr>
             <w:r>
               <w:t xml:space="preserve">Consent Mechanism Matrix</w:t>
@@ -9597,7 +9075,6 @@
           <w:p>
             <w:pPr>
               <w:pStyle w:val="Compact"/>
-              <w:jc w:val="left"/>
             </w:pPr>
             <w:r>
               <w:t xml:space="preserve">§5</w:t>
@@ -9611,7 +9088,6 @@
           <w:p>
             <w:pPr>
               <w:pStyle w:val="Compact"/>
-              <w:jc w:val="left"/>
             </w:pPr>
             <w:r>
               <w:t xml:space="preserve">PT-5</w:t>
@@ -9623,7 +9099,6 @@
           <w:p>
             <w:pPr>
               <w:pStyle w:val="Compact"/>
-              <w:jc w:val="left"/>
             </w:pPr>
             <w:r>
               <w:t xml:space="preserve">Privacy Notice</w:t>
@@ -9635,7 +9110,6 @@
           <w:p>
             <w:pPr>
               <w:pStyle w:val="Compact"/>
-              <w:jc w:val="left"/>
             </w:pPr>
             <w:r>
               <w:t xml:space="preserve">Model Privacy Notice + Placement Requirements</w:t>
@@ -9647,7 +9121,6 @@
           <w:p>
             <w:pPr>
               <w:pStyle w:val="Compact"/>
-              <w:jc w:val="left"/>
             </w:pPr>
             <w:r>
               <w:t xml:space="preserve">§6</w:t>
@@ -9661,7 +9134,6 @@
           <w:p>
             <w:pPr>
               <w:pStyle w:val="Compact"/>
-              <w:jc w:val="left"/>
             </w:pPr>
             <w:r>
               <w:t xml:space="preserve">PT-7</w:t>
@@ -9673,7 +9145,6 @@
           <w:p>
             <w:pPr>
               <w:pStyle w:val="Compact"/>
-              <w:jc w:val="left"/>
             </w:pPr>
             <w:r>
               <w:t xml:space="preserve">Specific Categories of PII</w:t>
@@ -9685,7 +9156,6 @@
           <w:p>
             <w:pPr>
               <w:pStyle w:val="Compact"/>
-              <w:jc w:val="left"/>
             </w:pPr>
             <w:r>
               <w:t xml:space="preserve">Special Category Control Matrix + SSN Policy</w:t>
@@ -9697,7 +9167,6 @@
           <w:p>
             <w:pPr>
               <w:pStyle w:val="Compact"/>
-              <w:jc w:val="left"/>
             </w:pPr>
             <w:r>
               <w:t xml:space="preserve">§7</w:t>
@@ -9712,8 +9181,8 @@
       </w:pPr>
       <w:r>
         <w:rPr>
+          <w:b/>
           <w:bCs/>
-          <w:b/>
         </w:rPr>
         <w:t xml:space="preserve">Closure Necessity — PT family.</w:t>
       </w:r>
@@ -9746,8 +9215,8 @@
       </w:r>
       <w:r>
         <w:rPr>
+          <w:i/>
           <w:iCs/>
-          <w:i/>
         </w:rPr>
         <w:t xml:space="preserve">enforce</w:t>
       </w:r>
@@ -9794,14 +9263,14 @@
         <w:t xml:space="preserve">series.</w:t>
       </w:r>
     </w:p>
-    <w:bookmarkEnd w:id="63"/>
-    <w:bookmarkStart w:id="64" w:name="ksi-indirect-coverage"/>
+    <w:bookmarkEnd w:id="54"/>
+    <w:bookmarkStart w:id="55" w:name="ksi-indirect-coverage"/>
     <w:p>
       <w:pPr>
         <w:pStyle w:val="Heading2"/>
       </w:pPr>
       <w:r>
-        <w:t xml:space="preserve">KSI Indirect Coverage</w:t>
+        <w:t xml:space="preserve">9.2 KSI Indirect Coverage</w:t>
       </w:r>
     </w:p>
     <w:p>
@@ -9822,22 +9291,22 @@
       </w:r>
       <w:r>
         <w:rPr>
+          <w:b/>
           <w:bCs/>
-          <w:b/>
         </w:rPr>
         <w:t xml:space="preserve">KSI-PIY (Privacy</w:t>
       </w:r>
       <w:r>
         <w:rPr>
+          <w:b/>
           <w:bCs/>
+        </w:rPr>
+        <w:t xml:space="preserve"> </w:t>
+      </w:r>
+      <w:r>
+        <w:rPr>
           <w:b/>
-        </w:rPr>
-        <w:t xml:space="preserve"> </w:t>
-      </w:r>
-      <w:r>
-        <w:rPr>
           <w:bCs/>
-          <w:b/>
         </w:rPr>
         <w:t xml:space="preserve">Inventory)</w:t>
       </w:r>
@@ -9858,8 +9327,8 @@
       <w:tblPr>
         <w:tblStyle w:val="Table"/>
         <w:tblW w:type="pct" w:w="5000"/>
+        <w:tblLayout w:type="fixed"/>
         <w:tblLook w:firstRow="1" w:lastRow="0" w:firstColumn="0" w:lastColumn="0" w:noHBand="0" w:noVBand="0" w:val="0020"/>
-        <w:jc w:val="start"/>
       </w:tblPr>
       <w:tblGrid>
         <w:gridCol w:w="1980"/>
@@ -9868,14 +9337,13 @@
       </w:tblGrid>
       <w:tr>
         <w:trPr>
-          <w:tblHeader w:val="true"/>
+          <w:tblHeader w:val="on"/>
         </w:trPr>
         <w:tc>
           <w:tcPr/>
           <w:p>
             <w:pPr>
               <w:pStyle w:val="Compact"/>
-              <w:jc w:val="left"/>
             </w:pPr>
             <w:r>
               <w:t xml:space="preserve">KSI Theme</w:t>
@@ -9887,7 +9355,6 @@
           <w:p>
             <w:pPr>
               <w:pStyle w:val="Compact"/>
-              <w:jc w:val="left"/>
             </w:pPr>
             <w:r>
               <w:t xml:space="preserve">Indirect PT Dependency</w:t>
@@ -9899,7 +9366,6 @@
           <w:p>
             <w:pPr>
               <w:pStyle w:val="Compact"/>
-              <w:jc w:val="left"/>
             </w:pPr>
             <w:r>
               <w:t xml:space="preserve">Mechanism</w:t>
@@ -9913,7 +9379,6 @@
           <w:p>
             <w:pPr>
               <w:pStyle w:val="Compact"/>
-              <w:jc w:val="left"/>
             </w:pPr>
             <w:r>
               <w:t xml:space="preserve">KSI-PIY (Privacy Inventory)</w:t>
@@ -9925,7 +9390,6 @@
           <w:p>
             <w:pPr>
               <w:pStyle w:val="Compact"/>
-              <w:jc w:val="left"/>
             </w:pPr>
             <w:r>
               <w:t xml:space="preserve">PT-2, PT-3, PT-7</w:t>
@@ -9937,7 +9401,6 @@
           <w:p>
             <w:pPr>
               <w:pStyle w:val="Compact"/>
-              <w:jc w:val="left"/>
             </w:pPr>
             <w:r>
               <w:t xml:space="preserve">Purview data inventory populated through PT-3 purpose mapping and PT-7 special category labeling</w:t>
@@ -9951,7 +9414,6 @@
           <w:p>
             <w:pPr>
               <w:pStyle w:val="Compact"/>
-              <w:jc w:val="left"/>
             </w:pPr>
             <w:r>
               <w:t xml:space="preserve">KSI-DAT (Data Protection)</w:t>
@@ -9963,7 +9425,6 @@
           <w:p>
             <w:pPr>
               <w:pStyle w:val="Compact"/>
-              <w:jc w:val="left"/>
             </w:pPr>
             <w:r>
               <w:t xml:space="preserve">PT-7</w:t>
@@ -9975,7 +9436,6 @@
           <w:p>
             <w:pPr>
               <w:pStyle w:val="Compact"/>
-              <w:jc w:val="left"/>
             </w:pPr>
             <w:r>
               <w:t xml:space="preserve">Special category encryption and access control requirements feed into data protection KSI evidence</w:t>
@@ -9989,7 +9449,6 @@
           <w:p>
             <w:pPr>
               <w:pStyle w:val="Compact"/>
-              <w:jc w:val="left"/>
             </w:pPr>
             <w:r>
               <w:t xml:space="preserve">KSI-IDM (Identity Management)</w:t>
@@ -10001,7 +9460,6 @@
           <w:p>
             <w:pPr>
               <w:pStyle w:val="Compact"/>
-              <w:jc w:val="left"/>
             </w:pPr>
             <w:r>
               <w:t xml:space="preserve">PT-4</w:t>
@@ -10013,7 +9471,6 @@
           <w:p>
             <w:pPr>
               <w:pStyle w:val="Compact"/>
-              <w:jc w:val="left"/>
             </w:pPr>
             <w:r>
               <w:t xml:space="preserve">Consent records linked to identity; withdrawal workflows touch IAM</w:t>
@@ -10027,7 +9484,6 @@
           <w:p>
             <w:pPr>
               <w:pStyle w:val="Compact"/>
-              <w:jc w:val="left"/>
             </w:pPr>
             <w:r>
               <w:t xml:space="preserve">KSI-CMT (Continuous Monitoring)</w:t>
@@ -10039,7 +9495,6 @@
           <w:p>
             <w:pPr>
               <w:pStyle w:val="Compact"/>
-              <w:jc w:val="left"/>
             </w:pPr>
             <w:r>
               <w:t xml:space="preserve">PT-1</w:t>
@@ -10051,7 +9506,6 @@
           <w:p>
             <w:pPr>
               <w:pStyle w:val="Compact"/>
-              <w:jc w:val="left"/>
             </w:pPr>
             <w:r>
               <w:t xml:space="preserve">Privacy oversight cadence integrates with the ConMon plan</w:t>
@@ -10066,8 +9520,8 @@
       </w:pPr>
       <w:r>
         <w:rPr>
+          <w:b/>
           <w:bCs/>
-          <w:b/>
         </w:rPr>
         <w:t xml:space="preserve">Note for FedRAMP Package Reviewers:</w:t>
       </w:r>
@@ -10102,14 +9556,14 @@
         <w:t xml:space="preserve">cross-referenced to the security assessment report.</w:t>
       </w:r>
     </w:p>
-    <w:bookmarkEnd w:id="64"/>
-    <w:bookmarkStart w:id="66" w:name="compliance-milestones"/>
+    <w:bookmarkEnd w:id="55"/>
+    <w:bookmarkStart w:id="57" w:name="compliance-milestones"/>
     <w:p>
       <w:pPr>
         <w:pStyle w:val="Heading2"/>
       </w:pPr>
       <w:r>
-        <w:t xml:space="preserve">Compliance Milestones</w:t>
+        <w:t xml:space="preserve">9.3 Compliance Milestones</w:t>
       </w:r>
     </w:p>
     <w:p>
@@ -10130,8 +9584,8 @@
       <w:tblPr>
         <w:tblStyle w:val="Table"/>
         <w:tblW w:type="pct" w:w="5000"/>
+        <w:tblLayout w:type="fixed"/>
         <w:tblLook w:firstRow="1" w:lastRow="0" w:firstColumn="0" w:lastColumn="0" w:noHBand="0" w:noVBand="0" w:val="0020"/>
-        <w:jc w:val="start"/>
       </w:tblPr>
       <w:tblGrid>
         <w:gridCol w:w="2292"/>
@@ -10141,14 +9595,13 @@
       </w:tblGrid>
       <w:tr>
         <w:trPr>
-          <w:tblHeader w:val="true"/>
+          <w:tblHeader w:val="on"/>
         </w:trPr>
         <w:tc>
           <w:tcPr/>
           <w:p>
             <w:pPr>
               <w:pStyle w:val="Compact"/>
-              <w:jc w:val="left"/>
             </w:pPr>
             <w:r>
               <w:t xml:space="preserve">Milestone</w:t>
@@ -10160,7 +9613,6 @@
           <w:p>
             <w:pPr>
               <w:pStyle w:val="Compact"/>
-              <w:jc w:val="left"/>
             </w:pPr>
             <w:r>
               <w:t xml:space="preserve">Requirement</w:t>
@@ -10172,7 +9624,6 @@
           <w:p>
             <w:pPr>
               <w:pStyle w:val="Compact"/>
-              <w:jc w:val="left"/>
             </w:pPr>
             <w:r>
               <w:t xml:space="preserve">Timing</w:t>
@@ -10184,7 +9635,6 @@
           <w:p>
             <w:pPr>
               <w:pStyle w:val="Compact"/>
-              <w:jc w:val="left"/>
             </w:pPr>
             <w:r>
               <w:t xml:space="preserve">Owner</w:t>
@@ -10198,7 +9648,6 @@
           <w:p>
             <w:pPr>
               <w:pStyle w:val="Compact"/>
-              <w:jc w:val="left"/>
             </w:pPr>
             <w:r>
               <w:t xml:space="preserve">Privacy Threshold Analysis (PTA)</w:t>
@@ -10210,7 +9659,6 @@
           <w:p>
             <w:pPr>
               <w:pStyle w:val="Compact"/>
-              <w:jc w:val="left"/>
             </w:pPr>
             <w:r>
               <w:t xml:space="preserve">Determine whether system is a system of records; whether a PIA is required</w:t>
@@ -10222,7 +9670,6 @@
           <w:p>
             <w:pPr>
               <w:pStyle w:val="Compact"/>
-              <w:jc w:val="left"/>
             </w:pPr>
             <w:r>
               <w:t xml:space="preserve">At system concept approval</w:t>
@@ -10234,7 +9681,6 @@
           <w:p>
             <w:pPr>
               <w:pStyle w:val="Compact"/>
-              <w:jc w:val="left"/>
             </w:pPr>
             <w:r>
               <w:t xml:space="preserve">SPO</w:t>
@@ -10248,7 +9694,6 @@
           <w:p>
             <w:pPr>
               <w:pStyle w:val="Compact"/>
-              <w:jc w:val="left"/>
             </w:pPr>
             <w:r>
               <w:t xml:space="preserve">Privacy Impact Assessment (PIA)</w:t>
@@ -10260,7 +9705,6 @@
           <w:p>
             <w:pPr>
               <w:pStyle w:val="Compact"/>
-              <w:jc w:val="left"/>
             </w:pPr>
             <w:r>
               <w:t xml:space="preserve">Full PIA if PTA indicates privacy risk</w:t>
@@ -10272,7 +9716,6 @@
           <w:p>
             <w:pPr>
               <w:pStyle w:val="Compact"/>
-              <w:jc w:val="left"/>
             </w:pPr>
             <w:r>
               <w:t xml:space="preserve">Before system design is finalized; updated before go-live</w:t>
@@ -10284,7 +9727,6 @@
           <w:p>
             <w:pPr>
               <w:pStyle w:val="Compact"/>
-              <w:jc w:val="left"/>
             </w:pPr>
             <w:r>
               <w:t xml:space="preserve">SAOP + SPO</w:t>
@@ -10298,7 +9740,6 @@
           <w:p>
             <w:pPr>
               <w:pStyle w:val="Compact"/>
-              <w:jc w:val="left"/>
             </w:pPr>
             <w:r>
               <w:t xml:space="preserve">SORN Publication</w:t>
@@ -10310,7 +9751,6 @@
           <w:p>
             <w:pPr>
               <w:pStyle w:val="Compact"/>
-              <w:jc w:val="left"/>
             </w:pPr>
             <w:r>
               <w:t xml:space="preserve">Required for all Privacy Act systems of records</w:t>
@@ -10322,7 +9762,6 @@
           <w:p>
             <w:pPr>
               <w:pStyle w:val="Compact"/>
-              <w:jc w:val="left"/>
             </w:pPr>
             <w:r>
               <w:t xml:space="preserve">Published in Federal Register at least</w:t>
@@ -10332,8 +9771,8 @@
             </w:r>
             <w:r>
               <w:rPr>
+                <w:b/>
                 <w:bCs/>
-                <w:b/>
               </w:rPr>
               <w:t xml:space="preserve">30 days before</w:t>
             </w:r>
@@ -10350,7 +9789,6 @@
           <w:p>
             <w:pPr>
               <w:pStyle w:val="Compact"/>
-              <w:jc w:val="left"/>
             </w:pPr>
             <w:r>
               <w:t xml:space="preserve">Legal + SAOP</w:t>
@@ -10364,7 +9802,6 @@
           <w:p>
             <w:pPr>
               <w:pStyle w:val="Compact"/>
-              <w:jc w:val="left"/>
             </w:pPr>
             <w:r>
               <w:t xml:space="preserve">PT-1 Privacy Program Plan</w:t>
@@ -10376,7 +9813,6 @@
           <w:p>
             <w:pPr>
               <w:pStyle w:val="Compact"/>
-              <w:jc w:val="left"/>
             </w:pPr>
             <w:r>
               <w:t xml:space="preserve">Approved by SAOP and AO</w:t>
@@ -10388,7 +9824,6 @@
           <w:p>
             <w:pPr>
               <w:pStyle w:val="Compact"/>
-              <w:jc w:val="left"/>
             </w:pPr>
             <w:r>
               <w:t xml:space="preserve">Before ATO submission</w:t>
@@ -10400,7 +9835,6 @@
           <w:p>
             <w:pPr>
               <w:pStyle w:val="Compact"/>
-              <w:jc w:val="left"/>
             </w:pPr>
             <w:r>
               <w:t xml:space="preserve">SAOP</w:t>
@@ -10414,7 +9848,6 @@
           <w:p>
             <w:pPr>
               <w:pStyle w:val="Compact"/>
-              <w:jc w:val="left"/>
             </w:pPr>
             <w:r>
               <w:t xml:space="preserve">PT-2 Legal Authority Matrix</w:t>
@@ -10426,7 +9859,6 @@
           <w:p>
             <w:pPr>
               <w:pStyle w:val="Compact"/>
-              <w:jc w:val="left"/>
             </w:pPr>
             <w:r>
               <w:t xml:space="preserve">Completed for all PII categories</w:t>
@@ -10438,7 +9870,6 @@
           <w:p>
             <w:pPr>
               <w:pStyle w:val="Compact"/>
-              <w:jc w:val="left"/>
             </w:pPr>
             <w:r>
               <w:t xml:space="preserve">Before ATO submission</w:t>
@@ -10450,7 +9881,6 @@
           <w:p>
             <w:pPr>
               <w:pStyle w:val="Compact"/>
-              <w:jc w:val="left"/>
             </w:pPr>
             <w:r>
               <w:t xml:space="preserve">SPO + Legal</w:t>
@@ -10464,7 +9894,6 @@
           <w:p>
             <w:pPr>
               <w:pStyle w:val="Compact"/>
-              <w:jc w:val="left"/>
             </w:pPr>
             <w:r>
               <w:t xml:space="preserve">PT-3 Purpose Specification</w:t>
@@ -10476,7 +9905,6 @@
           <w:p>
             <w:pPr>
               <w:pStyle w:val="Compact"/>
-              <w:jc w:val="left"/>
             </w:pPr>
             <w:r>
               <w:t xml:space="preserve">Completed and Purview attributes configured</w:t>
@@ -10488,7 +9916,6 @@
           <w:p>
             <w:pPr>
               <w:pStyle w:val="Compact"/>
-              <w:jc w:val="left"/>
             </w:pPr>
             <w:r>
               <w:t xml:space="preserve">Before ATO submission</w:t>
@@ -10500,7 +9927,6 @@
           <w:p>
             <w:pPr>
               <w:pStyle w:val="Compact"/>
-              <w:jc w:val="left"/>
             </w:pPr>
             <w:r>
               <w:t xml:space="preserve">SPO + DevSecOps</w:t>
@@ -10514,7 +9940,6 @@
           <w:p>
             <w:pPr>
               <w:pStyle w:val="Compact"/>
-              <w:jc w:val="left"/>
             </w:pPr>
             <w:r>
               <w:t xml:space="preserve">PT-5 Privacy Notice</w:t>
@@ -10526,7 +9951,6 @@
           <w:p>
             <w:pPr>
               <w:pStyle w:val="Compact"/>
-              <w:jc w:val="left"/>
             </w:pPr>
             <w:r>
               <w:t xml:space="preserve">Published at stable URL; URL recorded in SSP</w:t>
@@ -10538,7 +9962,6 @@
           <w:p>
             <w:pPr>
               <w:pStyle w:val="Compact"/>
-              <w:jc w:val="left"/>
             </w:pPr>
             <w:r>
               <w:t xml:space="preserve">Before go-live; at least 30 days before live PII collection</w:t>
@@ -10550,7 +9973,6 @@
           <w:p>
             <w:pPr>
               <w:pStyle w:val="Compact"/>
-              <w:jc w:val="left"/>
             </w:pPr>
             <w:r>
               <w:t xml:space="preserve">Web team + SAOP</w:t>
@@ -10564,7 +9986,6 @@
           <w:p>
             <w:pPr>
               <w:pStyle w:val="Compact"/>
-              <w:jc w:val="left"/>
             </w:pPr>
             <w:r>
               <w:t xml:space="preserve">Data Flow Map (§8)</w:t>
@@ -10576,7 +9997,6 @@
           <w:p>
             <w:pPr>
               <w:pStyle w:val="Compact"/>
-              <w:jc w:val="left"/>
             </w:pPr>
             <w:r>
               <w:t xml:space="preserve">All four required scenarios documented</w:t>
@@ -10588,7 +10008,6 @@
           <w:p>
             <w:pPr>
               <w:pStyle w:val="Compact"/>
-              <w:jc w:val="left"/>
             </w:pPr>
             <w:r>
               <w:t xml:space="preserve">Before ATO submission</w:t>
@@ -10600,7 +10019,6 @@
           <w:p>
             <w:pPr>
               <w:pStyle w:val="Compact"/>
-              <w:jc w:val="left"/>
             </w:pPr>
             <w:r>
               <w:t xml:space="preserve">DevSecOps + SPO</w:t>
@@ -10614,7 +10032,6 @@
           <w:p>
             <w:pPr>
               <w:pStyle w:val="Compact"/>
-              <w:jc w:val="left"/>
             </w:pPr>
             <w:r>
               <w:t xml:space="preserve">First Annual Privacy Review</w:t>
@@ -10626,7 +10043,6 @@
           <w:p>
             <w:pPr>
               <w:pStyle w:val="Compact"/>
-              <w:jc w:val="left"/>
             </w:pPr>
             <w:r>
               <w:t xml:space="preserve">Full review of all PT artifacts; 3PAO assessment</w:t>
@@ -10638,7 +10054,6 @@
           <w:p>
             <w:pPr>
               <w:pStyle w:val="Compact"/>
-              <w:jc w:val="left"/>
             </w:pPr>
             <w:r>
               <w:t xml:space="preserve">Within 365 days of ATO grant</w:t>
@@ -10650,7 +10065,6 @@
           <w:p>
             <w:pPr>
               <w:pStyle w:val="Compact"/>
-              <w:jc w:val="left"/>
             </w:pPr>
             <w:r>
               <w:t xml:space="preserve">SAOP + 3PAO</w:t>
@@ -10672,8 +10086,8 @@
       </w:pPr>
       <w:r>
         <w:rPr>
+          <w:i/>
           <w:iCs/>
-          <w:i/>
         </w:rPr>
         <w:t xml:space="preserve">End of Part 17 — PII Processing and Transparency</w:t>
       </w:r>
@@ -10684,24 +10098,24 @@
       </w:pPr>
       <w:r>
         <w:rPr>
+          <w:i/>
           <w:iCs/>
-          <w:i/>
         </w:rPr>
         <w:t xml:space="preserve">Previous:</w:t>
       </w:r>
       <w:r>
         <w:rPr>
+          <w:i/>
           <w:iCs/>
-          <w:i/>
         </w:rPr>
         <w:t xml:space="preserve"> </w:t>
       </w:r>
-      <w:hyperlink r:id="rId65">
+      <w:hyperlink r:id="rId56">
         <w:r>
           <w:rPr>
             <w:rStyle w:val="Hyperlink"/>
+            <w:i/>
             <w:iCs/>
-            <w:i/>
           </w:rPr>
           <w:t xml:space="preserve">Part 16 — Program Management Governance</w:t>
         </w:r>
@@ -10713,15 +10127,19 @@
       </w:pPr>
       <w:r>
         <w:rPr>
+          <w:i/>
           <w:iCs/>
-          <w:i/>
         </w:rPr>
         <w:t xml:space="preserve">Series: Federal Application-Aware Networking for SSA GCC Moderate FedRAMP 20x</w:t>
       </w:r>
     </w:p>
-    <w:bookmarkEnd w:id="66"/>
-    <w:bookmarkEnd w:id="67"/>
-    <w:sectPr/>
+    <w:bookmarkEnd w:id="57"/>
+    <w:bookmarkEnd w:id="58"/>
+    <w:sectPr>
+      <w:footnotePr>
+        <w:numRestart w:val="eachSect"/>
+      </w:footnotePr>
+    </w:sectPr>
   </w:body>
 </w:document>
 </file>
@@ -10752,14 +10170,14 @@
 <file path=word/numbering.xml><?xml version="1.0" encoding="utf-8"?>
 <w:numbering xmlns:w="http://schemas.openxmlformats.org/wordprocessingml/2006/main">
   <w:abstractNum w:abstractNumId="990">
-    <w:nsid w:val="A990"/>
+    <w:nsid w:val="0000A990"/>
     <w:multiLevelType w:val="multilevel"/>
     <w:lvl w:ilvl="0">
       <w:numFmt w:val="bullet"/>
       <w:lvlText w:val=" "/>
       <w:lvlJc w:val="left"/>
       <w:pPr>
-        <w:ind w:left="720" w:hanging="480"/>
+        <w:ind w:left="720" w:hanging="360"/>
       </w:pPr>
     </w:lvl>
     <w:lvl w:ilvl="1">
@@ -10767,7 +10185,7 @@
       <w:lvlText w:val=" "/>
       <w:lvlJc w:val="left"/>
       <w:pPr>
-        <w:ind w:left="1440" w:hanging="480"/>
+        <w:ind w:left="1440" w:hanging="360"/>
       </w:pPr>
     </w:lvl>
     <w:lvl w:ilvl="2">
@@ -10775,7 +10193,7 @@
       <w:lvlText w:val=" "/>
       <w:lvlJc w:val="left"/>
       <w:pPr>
-        <w:ind w:left="2160" w:hanging="480"/>
+        <w:ind w:left="2160" w:hanging="360"/>
       </w:pPr>
     </w:lvl>
     <w:lvl w:ilvl="3">
@@ -10783,7 +10201,7 @@
       <w:lvlText w:val=" "/>
       <w:lvlJc w:val="left"/>
       <w:pPr>
-        <w:ind w:left="2880" w:hanging="480"/>
+        <w:ind w:left="2880" w:hanging="360"/>
       </w:pPr>
     </w:lvl>
     <w:lvl w:ilvl="4">
@@ -10791,7 +10209,7 @@
       <w:lvlText w:val=" "/>
       <w:lvlJc w:val="left"/>
       <w:pPr>
-        <w:ind w:left="3600" w:hanging="480"/>
+        <w:ind w:left="3600" w:hanging="360"/>
       </w:pPr>
     </w:lvl>
     <w:lvl w:ilvl="5">
@@ -10799,7 +10217,7 @@
       <w:lvlText w:val=" "/>
       <w:lvlJc w:val="left"/>
       <w:pPr>
-        <w:ind w:left="4320" w:hanging="480"/>
+        <w:ind w:left="4320" w:hanging="360"/>
       </w:pPr>
     </w:lvl>
     <w:lvl w:ilvl="6">
@@ -10807,7 +10225,7 @@
       <w:lvlText w:val=" "/>
       <w:lvlJc w:val="left"/>
       <w:pPr>
-        <w:ind w:left="5040" w:hanging="480"/>
+        <w:ind w:left="5040" w:hanging="360"/>
       </w:pPr>
     </w:lvl>
     <w:lvl w:ilvl="7">
@@ -10815,7 +10233,7 @@
       <w:lvlText w:val=" "/>
       <w:lvlJc w:val="left"/>
       <w:pPr>
-        <w:ind w:left="5760" w:hanging="480"/>
+        <w:ind w:left="5760" w:hanging="360"/>
       </w:pPr>
     </w:lvl>
     <w:lvl w:ilvl="8">
@@ -10823,12 +10241,12 @@
       <w:lvlText w:val=" "/>
       <w:lvlJc w:val="left"/>
       <w:pPr>
-        <w:ind w:left="6480" w:hanging="480"/>
+        <w:ind w:left="6480" w:hanging="360"/>
       </w:pPr>
     </w:lvl>
   </w:abstractNum>
   <w:abstractNum w:abstractNumId="99411">
-    <w:nsid w:val="A99411"/>
+    <w:nsid w:val="00A99411"/>
     <w:multiLevelType w:val="multilevel"/>
     <w:lvl w:ilvl="0">
       <w:start w:val="1"/>
@@ -10836,7 +10254,7 @@
       <w:lvlText w:val="%1."/>
       <w:lvlJc w:val="left"/>
       <w:pPr>
-        <w:ind w:left="720" w:hanging="480"/>
+        <w:ind w:left="720" w:hanging="360"/>
       </w:pPr>
     </w:lvl>
     <w:lvl w:ilvl="1">
@@ -10845,7 +10263,7 @@
       <w:lvlText w:val="%2."/>
       <w:lvlJc w:val="left"/>
       <w:pPr>
-        <w:ind w:left="1440" w:hanging="480"/>
+        <w:ind w:left="1440" w:hanging="360"/>
       </w:pPr>
     </w:lvl>
     <w:lvl w:ilvl="2">
@@ -10854,7 +10272,7 @@
       <w:lvlText w:val="%3."/>
       <w:lvlJc w:val="left"/>
       <w:pPr>
-        <w:ind w:left="2160" w:hanging="480"/>
+        <w:ind w:left="2160" w:hanging="360"/>
       </w:pPr>
     </w:lvl>
     <w:lvl w:ilvl="3">
@@ -10863,7 +10281,7 @@
       <w:lvlText w:val="%4."/>
       <w:lvlJc w:val="left"/>
       <w:pPr>
-        <w:ind w:left="2880" w:hanging="480"/>
+        <w:ind w:left="2880" w:hanging="360"/>
       </w:pPr>
     </w:lvl>
     <w:lvl w:ilvl="4">
@@ -10872,7 +10290,7 @@
       <w:lvlText w:val="%5."/>
       <w:lvlJc w:val="left"/>
       <w:pPr>
-        <w:ind w:left="3600" w:hanging="480"/>
+        <w:ind w:left="3600" w:hanging="360"/>
       </w:pPr>
     </w:lvl>
     <w:lvl w:ilvl="5">
@@ -10881,7 +10299,7 @@
       <w:lvlText w:val="%6."/>
       <w:lvlJc w:val="left"/>
       <w:pPr>
-        <w:ind w:left="4320" w:hanging="480"/>
+        <w:ind w:left="4320" w:hanging="360"/>
       </w:pPr>
     </w:lvl>
     <w:lvl w:ilvl="6">
@@ -10890,7 +10308,7 @@
       <w:lvlText w:val="%7."/>
       <w:lvlJc w:val="left"/>
       <w:pPr>
-        <w:ind w:left="5040" w:hanging="480"/>
+        <w:ind w:left="5040" w:hanging="360"/>
       </w:pPr>
     </w:lvl>
     <w:lvl w:ilvl="7">
@@ -10899,7 +10317,7 @@
       <w:lvlText w:val="%8."/>
       <w:lvlJc w:val="left"/>
       <w:pPr>
-        <w:ind w:left="5760" w:hanging="480"/>
+        <w:ind w:left="5760" w:hanging="360"/>
       </w:pPr>
     </w:lvl>
     <w:lvl w:ilvl="8">
@@ -10908,83 +10326,186 @@
       <w:lvlText w:val="%9."/>
       <w:lvlJc w:val="left"/>
       <w:pPr>
-        <w:ind w:left="6480" w:hanging="480"/>
+        <w:ind w:left="6480" w:hanging="360"/>
       </w:pPr>
     </w:lvl>
   </w:abstractNum>
   <w:abstractNum w:abstractNumId="991">
-    <w:nsid w:val="A991"/>
+    <w:nsid w:val="0000A991"/>
     <w:multiLevelType w:val="multilevel"/>
     <w:lvl w:ilvl="0">
       <w:numFmt w:val="bullet"/>
-      <w:lvlText w:val="•"/>
+      <w:lvlText w:val=""/>
       <w:lvlJc w:val="left"/>
       <w:pPr>
-        <w:ind w:left="720" w:hanging="480"/>
-      </w:pPr>
+        <w:ind w:left="720" w:hanging="360"/>
+      </w:pPr>
+      <w:rPr>
+        <w:rFonts w:ascii="Symbol" w:hAnsi="Symbol" w:cs="Symbol" w:hint="default"/>
+      </w:rPr>
     </w:lvl>
     <w:lvl w:ilvl="1">
       <w:numFmt w:val="bullet"/>
-      <w:lvlText w:val="–"/>
+      <w:lvlText w:val="o"/>
       <w:lvlJc w:val="left"/>
       <w:pPr>
-        <w:ind w:left="1440" w:hanging="480"/>
-      </w:pPr>
+        <w:ind w:left="1440" w:hanging="360"/>
+      </w:pPr>
+      <w:rPr>
+        <w:rFonts w:ascii="Courier New" w:hAnsi="Courier New" w:cs="Courier New" w:hint="default"/>
+      </w:rPr>
     </w:lvl>
     <w:lvl w:ilvl="2">
       <w:numFmt w:val="bullet"/>
-      <w:lvlText w:val="•"/>
+      <w:lvlText w:val=""/>
       <w:lvlJc w:val="left"/>
       <w:pPr>
-        <w:ind w:left="2160" w:hanging="480"/>
-      </w:pPr>
+        <w:ind w:left="2160" w:hanging="360"/>
+      </w:pPr>
+      <w:rPr>
+        <w:rFonts w:ascii="Wingdings" w:hAnsi="Wingdings" w:cs="Wingdings" w:hint="default"/>
+      </w:rPr>
     </w:lvl>
     <w:lvl w:ilvl="3">
       <w:numFmt w:val="bullet"/>
-      <w:lvlText w:val="–"/>
+      <w:lvlText w:val=""/>
       <w:lvlJc w:val="left"/>
       <w:pPr>
-        <w:ind w:left="2880" w:hanging="480"/>
-      </w:pPr>
+        <w:ind w:left="2880" w:hanging="360"/>
+      </w:pPr>
+      <w:rPr>
+        <w:rFonts w:ascii="Symbol" w:hAnsi="Symbol" w:cs="Symbol" w:hint="default"/>
+      </w:rPr>
     </w:lvl>
     <w:lvl w:ilvl="4">
       <w:numFmt w:val="bullet"/>
-      <w:lvlText w:val="•"/>
+      <w:lvlText w:val="o"/>
       <w:lvlJc w:val="left"/>
       <w:pPr>
-        <w:ind w:left="3600" w:hanging="480"/>
-      </w:pPr>
+        <w:ind w:left="3600" w:hanging="360"/>
+      </w:pPr>
+      <w:rPr>
+        <w:rFonts w:ascii="Courier New" w:hAnsi="Courier New" w:cs="Courier New" w:hint="default"/>
+      </w:rPr>
     </w:lvl>
     <w:lvl w:ilvl="5">
       <w:numFmt w:val="bullet"/>
-      <w:lvlText w:val="–"/>
+      <w:lvlText w:val=""/>
       <w:lvlJc w:val="left"/>
       <w:pPr>
-        <w:ind w:left="4320" w:hanging="480"/>
-      </w:pPr>
+        <w:ind w:left="4320" w:hanging="360"/>
+      </w:pPr>
+      <w:rPr>
+        <w:rFonts w:ascii="Wingdings" w:hAnsi="Wingdings" w:cs="Wingdings" w:hint="default"/>
+      </w:rPr>
     </w:lvl>
     <w:lvl w:ilvl="6">
       <w:numFmt w:val="bullet"/>
-      <w:lvlText w:val="•"/>
+      <w:lvlText w:val=""/>
       <w:lvlJc w:val="left"/>
       <w:pPr>
-        <w:ind w:left="5040" w:hanging="480"/>
-      </w:pPr>
+        <w:ind w:left="5040" w:hanging="360"/>
+      </w:pPr>
+      <w:rPr>
+        <w:rFonts w:ascii="Symbol" w:hAnsi="Symbol" w:cs="Symbol" w:hint="default"/>
+      </w:rPr>
     </w:lvl>
     <w:lvl w:ilvl="7">
       <w:numFmt w:val="bullet"/>
-      <w:lvlText w:val="–"/>
+      <w:lvlText w:val="o"/>
       <w:lvlJc w:val="left"/>
       <w:pPr>
-        <w:ind w:left="5760" w:hanging="480"/>
-      </w:pPr>
+        <w:ind w:left="5760" w:hanging="360"/>
+      </w:pPr>
+      <w:rPr>
+        <w:rFonts w:ascii="Courier New" w:hAnsi="Courier New" w:cs="Courier New" w:hint="default"/>
+      </w:rPr>
     </w:lvl>
     <w:lvl w:ilvl="8">
       <w:numFmt w:val="bullet"/>
-      <w:lvlText w:val="•"/>
+      <w:lvlText w:val=""/>
       <w:lvlJc w:val="left"/>
       <w:pPr>
-        <w:ind w:left="6480" w:hanging="480"/>
+        <w:ind w:left="6480" w:hanging="360"/>
+      </w:pPr>
+      <w:rPr>
+        <w:rFonts w:ascii="Wingdings" w:hAnsi="Wingdings" w:cs="Wingdings" w:hint="default"/>
+      </w:rPr>
+    </w:lvl>
+  </w:abstractNum>
+  <w:abstractNum w:abstractNumId="992">
+    <w:nsid w:val="0000A992"/>
+    <w:multiLevelType w:val="multilevel"/>
+    <w:lvl w:ilvl="0">
+      <w:numFmt w:val="bullet"/>
+      <w:lvlText w:val="☐"/>
+      <w:lvlJc w:val="left"/>
+      <w:pPr>
+        <w:ind w:left="720" w:hanging="360"/>
+      </w:pPr>
+    </w:lvl>
+    <w:lvl w:ilvl="1">
+      <w:numFmt w:val="bullet"/>
+      <w:lvlText w:val="☐"/>
+      <w:lvlJc w:val="left"/>
+      <w:pPr>
+        <w:ind w:left="1440" w:hanging="360"/>
+      </w:pPr>
+    </w:lvl>
+    <w:lvl w:ilvl="2">
+      <w:numFmt w:val="bullet"/>
+      <w:lvlText w:val="☐"/>
+      <w:lvlJc w:val="left"/>
+      <w:pPr>
+        <w:ind w:left="2160" w:hanging="360"/>
+      </w:pPr>
+    </w:lvl>
+    <w:lvl w:ilvl="3">
+      <w:numFmt w:val="bullet"/>
+      <w:lvlText w:val="☐"/>
+      <w:lvlJc w:val="left"/>
+      <w:pPr>
+        <w:ind w:left="2880" w:hanging="360"/>
+      </w:pPr>
+    </w:lvl>
+    <w:lvl w:ilvl="4">
+      <w:numFmt w:val="bullet"/>
+      <w:lvlText w:val="☐"/>
+      <w:lvlJc w:val="left"/>
+      <w:pPr>
+        <w:ind w:left="3600" w:hanging="360"/>
+      </w:pPr>
+    </w:lvl>
+    <w:lvl w:ilvl="5">
+      <w:numFmt w:val="bullet"/>
+      <w:lvlText w:val="☐"/>
+      <w:lvlJc w:val="left"/>
+      <w:pPr>
+        <w:ind w:left="4320" w:hanging="360"/>
+      </w:pPr>
+    </w:lvl>
+    <w:lvl w:ilvl="6">
+      <w:numFmt w:val="bullet"/>
+      <w:lvlText w:val="☐"/>
+      <w:lvlJc w:val="left"/>
+      <w:pPr>
+        <w:ind w:left="5040" w:hanging="360"/>
+      </w:pPr>
+    </w:lvl>
+    <w:lvl w:ilvl="7">
+      <w:numFmt w:val="bullet"/>
+      <w:lvlText w:val="☐"/>
+      <w:lvlJc w:val="left"/>
+      <w:pPr>
+        <w:ind w:left="5760" w:hanging="360"/>
+      </w:pPr>
+    </w:lvl>
+    <w:lvl w:ilvl="8">
+      <w:numFmt w:val="bullet"/>
+      <w:lvlText w:val="☐"/>
+      <w:lvlJc w:val="left"/>
+      <w:pPr>
+        <w:ind w:left="6480" w:hanging="360"/>
       </w:pPr>
     </w:lvl>
   </w:abstractNum>
@@ -11061,9 +10582,27 @@
     </w:lvlOverride>
   </w:num>
   <w:num w:numId="1006">
-    <w:abstractNumId w:val="991"/>
+    <w:abstractNumId w:val="992"/>
   </w:num>
   <w:num w:numId="1007">
+    <w:abstractNumId w:val="992"/>
+  </w:num>
+  <w:num w:numId="1008">
+    <w:abstractNumId w:val="992"/>
+  </w:num>
+  <w:num w:numId="1009">
+    <w:abstractNumId w:val="992"/>
+  </w:num>
+  <w:num w:numId="1010">
+    <w:abstractNumId w:val="992"/>
+  </w:num>
+  <w:num w:numId="1011">
+    <w:abstractNumId w:val="992"/>
+  </w:num>
+  <w:num w:numId="1012">
+    <w:abstractNumId w:val="992"/>
+  </w:num>
+  <w:num w:numId="1013">
     <w:abstractNumId w:val="99411"/>
     <w:lvlOverride w:ilvl="0">
       <w:startOverride w:val="1"/>
@@ -11093,7 +10632,7 @@
       <w:startOverride w:val="1"/>
     </w:lvlOverride>
   </w:num>
-  <w:num w:numId="1008">
+  <w:num w:numId="1014">
     <w:abstractNumId w:val="99411"/>
     <w:lvlOverride w:ilvl="0">
       <w:startOverride w:val="1"/>
@@ -11123,7 +10662,7 @@
       <w:startOverride w:val="1"/>
     </w:lvlOverride>
   </w:num>
-  <w:num w:numId="1009">
+  <w:num w:numId="1015">
     <w:abstractNumId w:val="99411"/>
     <w:lvlOverride w:ilvl="0">
       <w:startOverride w:val="1"/>
@@ -11153,7 +10692,7 @@
       <w:startOverride w:val="1"/>
     </w:lvlOverride>
   </w:num>
-  <w:num w:numId="1010">
+  <w:num w:numId="1016">
     <w:abstractNumId w:val="99411"/>
     <w:lvlOverride w:ilvl="0">
       <w:startOverride w:val="1"/>
@@ -11191,10 +10730,10 @@
   <w:docDefaults>
     <w:rPrDefault>
       <w:rPr>
-        <w:rFonts w:asciiTheme="minorHAnsi" w:cstheme="minorBidi" w:eastAsiaTheme="minorHAnsi" w:hAnsiTheme="minorHAnsi"/>
+        <w:rFonts w:asciiTheme="minorHAnsi" w:cstheme="minorBidi" w:eastAsiaTheme="minorEastAsia" w:hAnsiTheme="minorHAnsi"/>
         <w:sz w:val="24"/>
         <w:szCs w:val="24"/>
-        <w:lang w:bidi="ar-SA" w:eastAsia="en-US" w:val="en-US"/>
+        <w:lang w:bidi="ar-SA" w:eastAsia="zh-CN" w:val="en-US"/>
       </w:rPr>
     </w:rPrDefault>
     <w:pPrDefault>
@@ -11212,10 +10751,10 @@
     <w:name w:val="Body Text"/>
     <w:basedOn w:val="Normal"/>
     <w:link w:val="BodyTextChar"/>
+    <w:qFormat/>
     <w:pPr>
       <w:spacing w:after="180" w:before="180"/>
     </w:pPr>
-    <w:qFormat/>
   </w:style>
   <w:style w:customStyle="1" w:styleId="FirstParagraph" w:type="paragraph">
     <w:name w:val="First Paragraph"/>
@@ -11235,57 +10774,94 @@
     <w:name w:val="Title"/>
     <w:basedOn w:val="Normal"/>
     <w:next w:val="BodyText"/>
+    <w:link w:val="TitleChar"/>
+    <w:uiPriority w:val="10"/>
     <w:qFormat/>
+    <w:rsid w:val="00A10FD9"/>
     <w:pPr>
-      <w:keepNext/>
-      <w:keepLines/>
-      <w:spacing w:after="240" w:before="480"/>
+      <w:spacing w:after="80" w:line="240" w:lineRule="auto"/>
+      <w:contextualSpacing/>
       <w:jc w:val="center"/>
     </w:pPr>
     <w:rPr>
       <w:rFonts w:asciiTheme="majorHAnsi" w:cstheme="majorBidi" w:eastAsiaTheme="majorEastAsia" w:hAnsiTheme="majorHAnsi"/>
-      <w:b/>
-      <w:bCs/>
-      <w:color w:themeColor="accent1" w:themeShade="B5" w:val="345A8A"/>
-      <w:sz w:val="36"/>
-      <w:szCs w:val="36"/>
+      <w:sz w:val="56"/>
+      <w:szCs w:val="56"/>
+    </w:rPr>
+  </w:style>
+  <w:style w:customStyle="1" w:styleId="TitleChar" w:type="character">
+    <w:name w:val="Title Char"/>
+    <w:basedOn w:val="DefaultParagraphFont"/>
+    <w:link w:val="Title"/>
+    <w:uiPriority w:val="10"/>
+    <w:rsid w:val="00A10FD9"/>
+    <w:rPr>
+      <w:rFonts w:asciiTheme="majorHAnsi" w:cstheme="majorBidi" w:eastAsiaTheme="majorEastAsia" w:hAnsiTheme="majorHAnsi"/>
+      <w:sz w:val="56"/>
+      <w:szCs w:val="56"/>
     </w:rPr>
   </w:style>
   <w:style w:styleId="Subtitle" w:type="paragraph">
     <w:name w:val="Subtitle"/>
     <w:basedOn w:val="Title"/>
     <w:next w:val="BodyText"/>
+    <w:link w:val="SubtitleChar"/>
+    <w:uiPriority w:val="11"/>
     <w:qFormat/>
+    <w:rsid w:val="00A10FD9"/>
     <w:pPr>
-      <w:keepNext/>
-      <w:keepLines/>
-      <w:spacing w:after="240" w:before="240"/>
-      <w:jc w:val="center"/>
+      <w:numPr>
+        <w:ilvl w:val="1"/>
+      </w:numPr>
     </w:pPr>
     <w:rPr>
-      <w:sz w:val="30"/>
-      <w:szCs w:val="30"/>
+      <w:rFonts w:cstheme="majorBidi" w:eastAsiaTheme="majorEastAsia"/>
+      <w:spacing w:val="15"/>
+      <w:sz w:val="28"/>
+      <w:szCs w:val="28"/>
+    </w:rPr>
+  </w:style>
+  <w:style w:customStyle="1" w:styleId="SubtitleChar" w:type="character">
+    <w:name w:val="Subtitle Char"/>
+    <w:basedOn w:val="DefaultParagraphFont"/>
+    <w:link w:val="Subtitle"/>
+    <w:uiPriority w:val="11"/>
+    <w:rsid w:val="00A10FD9"/>
+    <w:rPr>
+      <w:rFonts w:cstheme="majorBidi" w:eastAsiaTheme="majorEastAsia"/>
+      <w:color w:themeColor="text1" w:themeTint="A6" w:val="595959"/>
+      <w:spacing w:val="15"/>
+      <w:sz w:val="28"/>
+      <w:szCs w:val="28"/>
     </w:rPr>
   </w:style>
   <w:style w:customStyle="1" w:styleId="Author" w:type="paragraph">
     <w:name w:val="Author"/>
+    <w:basedOn w:val="Title"/>
     <w:next w:val="BodyText"/>
     <w:qFormat/>
     <w:pPr>
       <w:keepNext/>
       <w:keepLines/>
-      <w:jc w:val="center"/>
     </w:pPr>
+    <w:rPr>
+      <w:sz w:val="24"/>
+      <w:szCs w:val="24"/>
+    </w:rPr>
   </w:style>
   <w:style w:styleId="Date" w:type="paragraph">
     <w:name w:val="Date"/>
+    <w:basedOn w:val="Title"/>
     <w:next w:val="BodyText"/>
     <w:qFormat/>
     <w:pPr>
       <w:keepNext/>
       <w:keepLines/>
-      <w:jc w:val="center"/>
     </w:pPr>
+    <w:rPr>
+      <w:sz w:val="24"/>
+      <w:szCs w:val="24"/>
+    </w:rPr>
   </w:style>
   <w:style w:customStyle="1" w:styleId="AbstractTitle" w:type="paragraph">
     <w:name w:val="Abstract Title"/>
@@ -11295,15 +10871,13 @@
     <w:pPr>
       <w:keepNext/>
       <w:keepLines/>
+      <w:spacing w:after="0" w:before="300"/>
       <w:jc w:val="center"/>
-      <w:spacing w:after="0" w:before="300"/>
     </w:pPr>
     <w:rPr>
+      <w:b/>
       <w:sz w:val="20"/>
       <w:szCs w:val="20"/>
-      <w:b/>
-      <w:color w:val="345A8A"/>
-      &gt;
     </w:rPr>
   </w:style>
   <w:style w:customStyle="1" w:styleId="Abstract" w:type="paragraph">
@@ -11330,191 +10904,321 @@
     <w:rPr/>
   </w:style>
   <w:style w:styleId="Heading1" w:type="paragraph">
-    <w:name w:val="Heading 1"/>
+    <w:name w:val="heading 1"/>
     <w:basedOn w:val="Normal"/>
     <w:next w:val="BodyText"/>
+    <w:link w:val="Heading1Char"/>
     <w:uiPriority w:val="9"/>
     <w:qFormat/>
+    <w:rsid w:val="00A10FD9"/>
     <w:pPr>
       <w:keepNext/>
       <w:keepLines/>
-      <w:spacing w:after="0" w:before="480"/>
+      <w:spacing w:after="80" w:before="360"/>
       <w:outlineLvl w:val="0"/>
     </w:pPr>
     <w:rPr>
       <w:rFonts w:asciiTheme="majorHAnsi" w:cstheme="majorBidi" w:eastAsiaTheme="majorEastAsia" w:hAnsiTheme="majorHAnsi"/>
-      <w:b/>
-      <w:bCs/>
-      <w:color w:themeColor="accent1" w:val="4F81BD"/>
+      <w:color w:themeColor="accent1" w:themeShade="BF" w:val="0F4761"/>
+      <w:sz w:val="40"/>
+      <w:szCs w:val="40"/>
+    </w:rPr>
+  </w:style>
+  <w:style w:styleId="Heading2" w:type="paragraph">
+    <w:name w:val="heading 2"/>
+    <w:basedOn w:val="Normal"/>
+    <w:next w:val="BodyText"/>
+    <w:link w:val="Heading2Char"/>
+    <w:uiPriority w:val="9"/>
+    <w:semiHidden/>
+    <w:unhideWhenUsed/>
+    <w:qFormat/>
+    <w:rsid w:val="00A10FD9"/>
+    <w:pPr>
+      <w:keepNext/>
+      <w:keepLines/>
+      <w:spacing w:after="80" w:before="160"/>
+      <w:outlineLvl w:val="1"/>
+    </w:pPr>
+    <w:rPr>
+      <w:rFonts w:asciiTheme="majorHAnsi" w:cstheme="majorBidi" w:eastAsiaTheme="majorEastAsia" w:hAnsiTheme="majorHAnsi"/>
+      <w:color w:themeColor="accent1" w:themeShade="BF" w:val="0F4761"/>
       <w:sz w:val="32"/>
       <w:szCs w:val="32"/>
     </w:rPr>
   </w:style>
-  <w:style w:styleId="Heading2" w:type="paragraph">
-    <w:name w:val="Heading 2"/>
+  <w:style w:styleId="Heading3" w:type="paragraph">
+    <w:name w:val="heading 3"/>
     <w:basedOn w:val="Normal"/>
     <w:next w:val="BodyText"/>
+    <w:link w:val="Heading3Char"/>
     <w:uiPriority w:val="9"/>
+    <w:semiHidden/>
     <w:unhideWhenUsed/>
     <w:qFormat/>
+    <w:rsid w:val="00A10FD9"/>
     <w:pPr>
       <w:keepNext/>
       <w:keepLines/>
-      <w:spacing w:after="0" w:before="200"/>
-      <w:outlineLvl w:val="1"/>
+      <w:spacing w:after="80" w:before="160"/>
+      <w:outlineLvl w:val="2"/>
     </w:pPr>
     <w:rPr>
-      <w:rFonts w:asciiTheme="majorHAnsi" w:cstheme="majorBidi" w:eastAsiaTheme="majorEastAsia" w:hAnsiTheme="majorHAnsi"/>
-      <w:b/>
-      <w:bCs/>
-      <w:color w:themeColor="accent1" w:val="4F81BD"/>
+      <w:rFonts w:cstheme="majorBidi" w:eastAsiaTheme="majorEastAsia"/>
+      <w:color w:themeColor="accent1" w:themeShade="BF" w:val="0F4761"/>
       <w:sz w:val="28"/>
       <w:szCs w:val="28"/>
     </w:rPr>
   </w:style>
-  <w:style w:styleId="Heading3" w:type="paragraph">
-    <w:name w:val="Heading 3"/>
+  <w:style w:styleId="Heading4" w:type="paragraph">
+    <w:name w:val="heading 4"/>
     <w:basedOn w:val="Normal"/>
     <w:next w:val="BodyText"/>
+    <w:link w:val="Heading4Char"/>
     <w:uiPriority w:val="9"/>
+    <w:semiHidden/>
     <w:unhideWhenUsed/>
     <w:qFormat/>
+    <w:rsid w:val="00A10FD9"/>
     <w:pPr>
       <w:keepNext/>
       <w:keepLines/>
-      <w:spacing w:after="0" w:before="200"/>
-      <w:outlineLvl w:val="2"/>
+      <w:spacing w:after="40" w:before="80"/>
+      <w:outlineLvl w:val="3"/>
     </w:pPr>
     <w:rPr>
-      <w:rFonts w:asciiTheme="majorHAnsi" w:cstheme="majorBidi" w:eastAsiaTheme="majorEastAsia" w:hAnsiTheme="majorHAnsi"/>
-      <w:b/>
-      <w:bCs/>
-      <w:color w:themeColor="accent1" w:val="4F81BD"/>
-      <w:sz w:val="24"/>
-      <w:szCs w:val="24"/>
+      <w:rFonts w:cstheme="majorBidi" w:eastAsiaTheme="majorEastAsia"/>
+      <w:i/>
+      <w:iCs/>
+      <w:color w:themeColor="accent1" w:themeShade="BF" w:val="0F4761"/>
     </w:rPr>
   </w:style>
-  <w:style w:styleId="Heading4" w:type="paragraph">
-    <w:name w:val="Heading 4"/>
+  <w:style w:styleId="Heading5" w:type="paragraph">
+    <w:name w:val="heading 5"/>
     <w:basedOn w:val="Normal"/>
     <w:next w:val="BodyText"/>
+    <w:link w:val="Heading5Char"/>
     <w:uiPriority w:val="9"/>
+    <w:semiHidden/>
     <w:unhideWhenUsed/>
     <w:qFormat/>
+    <w:rsid w:val="00A10FD9"/>
     <w:pPr>
       <w:keepNext/>
       <w:keepLines/>
-      <w:spacing w:after="0" w:before="200"/>
-      <w:outlineLvl w:val="3"/>
+      <w:spacing w:after="40" w:before="80"/>
+      <w:outlineLvl w:val="4"/>
     </w:pPr>
     <w:rPr>
-      <w:rFonts w:asciiTheme="majorHAnsi" w:cstheme="majorBidi" w:eastAsiaTheme="majorEastAsia" w:hAnsiTheme="majorHAnsi"/>
-      <w:i/>
-      <w:bCs/>
-      <w:color w:themeColor="accent1" w:val="4F81BD"/>
-      <w:sz w:val="24"/>
-      <w:szCs w:val="24"/>
+      <w:rFonts w:cstheme="majorBidi" w:eastAsiaTheme="majorEastAsia"/>
+      <w:color w:themeColor="accent1" w:themeShade="BF" w:val="0F4761"/>
     </w:rPr>
   </w:style>
-  <w:style w:styleId="Heading5" w:type="paragraph">
-    <w:name w:val="Heading 5"/>
+  <w:style w:styleId="Heading6" w:type="paragraph">
+    <w:name w:val="heading 6"/>
     <w:basedOn w:val="Normal"/>
     <w:next w:val="BodyText"/>
+    <w:link w:val="Heading6Char"/>
     <w:uiPriority w:val="9"/>
+    <w:semiHidden/>
     <w:unhideWhenUsed/>
     <w:qFormat/>
+    <w:rsid w:val="00A10FD9"/>
     <w:pPr>
       <w:keepNext/>
       <w:keepLines/>
-      <w:spacing w:after="0" w:before="200"/>
-      <w:outlineLvl w:val="4"/>
+      <w:spacing w:after="0" w:before="40"/>
+      <w:outlineLvl w:val="5"/>
     </w:pPr>
     <w:rPr>
-      <w:rFonts w:asciiTheme="majorHAnsi" w:cstheme="majorBidi" w:eastAsiaTheme="majorEastAsia" w:hAnsiTheme="majorHAnsi"/>
+      <w:rFonts w:cstheme="majorBidi" w:eastAsiaTheme="majorEastAsia"/>
+      <w:i/>
       <w:iCs/>
-      <w:color w:themeColor="accent1" w:val="4F81BD"/>
-      <w:sz w:val="24"/>
-      <w:szCs w:val="24"/>
+      <w:color w:themeColor="text1" w:themeTint="A6" w:val="595959"/>
     </w:rPr>
   </w:style>
-  <w:style w:styleId="Heading6" w:type="paragraph">
-    <w:name w:val="Heading 6"/>
+  <w:style w:styleId="Heading7" w:type="paragraph">
+    <w:name w:val="heading 7"/>
     <w:basedOn w:val="Normal"/>
     <w:next w:val="BodyText"/>
+    <w:link w:val="Heading7Char"/>
     <w:uiPriority w:val="9"/>
+    <w:semiHidden/>
     <w:unhideWhenUsed/>
     <w:qFormat/>
+    <w:rsid w:val="00A10FD9"/>
     <w:pPr>
       <w:keepNext/>
       <w:keepLines/>
-      <w:spacing w:after="0" w:before="200"/>
-      <w:outlineLvl w:val="5"/>
+      <w:spacing w:after="0" w:before="40"/>
+      <w:outlineLvl w:val="6"/>
     </w:pPr>
     <w:rPr>
-      <w:rFonts w:asciiTheme="majorHAnsi" w:cstheme="majorBidi" w:eastAsiaTheme="majorEastAsia" w:hAnsiTheme="majorHAnsi"/>
-      <w:color w:themeColor="accent1" w:val="4F81BD"/>
-      <w:sz w:val="24"/>
-      <w:szCs w:val="24"/>
+      <w:rFonts w:cstheme="majorBidi" w:eastAsiaTheme="majorEastAsia"/>
+      <w:color w:themeColor="text1" w:themeTint="A6" w:val="595959"/>
     </w:rPr>
   </w:style>
-  <w:style w:styleId="Heading7" w:type="paragraph">
-    <w:name w:val="Heading 7"/>
+  <w:style w:styleId="Heading8" w:type="paragraph">
+    <w:name w:val="heading 8"/>
     <w:basedOn w:val="Normal"/>
     <w:next w:val="BodyText"/>
+    <w:link w:val="Heading8Char"/>
     <w:uiPriority w:val="9"/>
+    <w:semiHidden/>
     <w:unhideWhenUsed/>
     <w:qFormat/>
+    <w:rsid w:val="00A10FD9"/>
     <w:pPr>
       <w:keepNext/>
       <w:keepLines/>
-      <w:spacing w:after="0" w:before="200"/>
-      <w:outlineLvl w:val="6"/>
+      <w:spacing w:after="0"/>
+      <w:outlineLvl w:val="7"/>
     </w:pPr>
     <w:rPr>
-      <w:rFonts w:asciiTheme="majorHAnsi" w:cstheme="majorBidi" w:eastAsiaTheme="majorEastAsia" w:hAnsiTheme="majorHAnsi"/>
-      <w:color w:themeColor="accent1" w:val="4F81BD"/>
-      <w:sz w:val="24"/>
-      <w:szCs w:val="24"/>
+      <w:rFonts w:cstheme="majorBidi" w:eastAsiaTheme="majorEastAsia"/>
+      <w:i/>
+      <w:iCs/>
+      <w:color w:themeColor="text1" w:themeTint="D8" w:val="272727"/>
     </w:rPr>
   </w:style>
-  <w:style w:styleId="Heading8" w:type="paragraph">
-    <w:name w:val="Heading 8"/>
+  <w:style w:styleId="Heading9" w:type="paragraph">
+    <w:name w:val="heading 9"/>
     <w:basedOn w:val="Normal"/>
     <w:next w:val="BodyText"/>
+    <w:link w:val="Heading9Char"/>
     <w:uiPriority w:val="9"/>
+    <w:semiHidden/>
     <w:unhideWhenUsed/>
     <w:qFormat/>
+    <w:rsid w:val="00A10FD9"/>
     <w:pPr>
       <w:keepNext/>
       <w:keepLines/>
-      <w:spacing w:after="0" w:before="200"/>
-      <w:outlineLvl w:val="7"/>
-    </w:pPr>
-    <w:rPr>
-      <w:rFonts w:asciiTheme="majorHAnsi" w:cstheme="majorBidi" w:eastAsiaTheme="majorEastAsia" w:hAnsiTheme="majorHAnsi"/>
-      <w:color w:themeColor="accent1" w:val="4F81BD"/>
-      <w:sz w:val="24"/>
-      <w:szCs w:val="24"/>
-    </w:rPr>
-  </w:style>
-  <w:style w:styleId="Heading9" w:type="paragraph">
-    <w:name w:val="Heading 9"/>
-    <w:basedOn w:val="Normal"/>
-    <w:next w:val="BodyText"/>
-    <w:uiPriority w:val="9"/>
-    <w:unhideWhenUsed/>
-    <w:qFormat/>
-    <w:pPr>
-      <w:keepNext/>
-      <w:keepLines/>
-      <w:spacing w:after="0" w:before="200"/>
+      <w:spacing w:after="0"/>
       <w:outlineLvl w:val="8"/>
     </w:pPr>
     <w:rPr>
+      <w:rFonts w:cstheme="majorBidi" w:eastAsiaTheme="majorEastAsia"/>
+      <w:color w:themeColor="text1" w:themeTint="D8" w:val="272727"/>
+    </w:rPr>
+  </w:style>
+  <w:style w:customStyle="1" w:styleId="Heading1Char" w:type="character">
+    <w:name w:val="Heading 1 Char"/>
+    <w:basedOn w:val="DefaultParagraphFont"/>
+    <w:link w:val="Heading1"/>
+    <w:uiPriority w:val="9"/>
+    <w:rsid w:val="00A10FD9"/>
+    <w:rPr>
       <w:rFonts w:asciiTheme="majorHAnsi" w:cstheme="majorBidi" w:eastAsiaTheme="majorEastAsia" w:hAnsiTheme="majorHAnsi"/>
-      <w:color w:themeColor="accent1" w:val="4F81BD"/>
-      <w:sz w:val="24"/>
-      <w:szCs w:val="24"/>
+      <w:color w:themeColor="accent1" w:themeShade="BF" w:val="0F4761"/>
+      <w:sz w:val="40"/>
+      <w:szCs w:val="40"/>
+    </w:rPr>
+  </w:style>
+  <w:style w:customStyle="1" w:styleId="Heading2Char" w:type="character">
+    <w:name w:val="Heading 2 Char"/>
+    <w:basedOn w:val="DefaultParagraphFont"/>
+    <w:link w:val="Heading2"/>
+    <w:uiPriority w:val="9"/>
+    <w:semiHidden/>
+    <w:rsid w:val="00A10FD9"/>
+    <w:rPr>
+      <w:rFonts w:asciiTheme="majorHAnsi" w:cstheme="majorBidi" w:eastAsiaTheme="majorEastAsia" w:hAnsiTheme="majorHAnsi"/>
+      <w:color w:themeColor="accent1" w:themeShade="BF" w:val="0F4761"/>
+      <w:sz w:val="32"/>
+      <w:szCs w:val="32"/>
+    </w:rPr>
+  </w:style>
+  <w:style w:customStyle="1" w:styleId="Heading3Char" w:type="character">
+    <w:name w:val="Heading 3 Char"/>
+    <w:basedOn w:val="DefaultParagraphFont"/>
+    <w:link w:val="Heading3"/>
+    <w:uiPriority w:val="9"/>
+    <w:semiHidden/>
+    <w:rsid w:val="00A10FD9"/>
+    <w:rPr>
+      <w:rFonts w:cstheme="majorBidi" w:eastAsiaTheme="majorEastAsia"/>
+      <w:color w:themeColor="accent1" w:themeShade="BF" w:val="0F4761"/>
+      <w:sz w:val="28"/>
+      <w:szCs w:val="28"/>
+    </w:rPr>
+  </w:style>
+  <w:style w:customStyle="1" w:styleId="Heading4Char" w:type="character">
+    <w:name w:val="Heading 4 Char"/>
+    <w:basedOn w:val="DefaultParagraphFont"/>
+    <w:link w:val="Heading4"/>
+    <w:uiPriority w:val="9"/>
+    <w:semiHidden/>
+    <w:rsid w:val="00A10FD9"/>
+    <w:rPr>
+      <w:rFonts w:cstheme="majorBidi" w:eastAsiaTheme="majorEastAsia"/>
+      <w:i/>
+      <w:iCs/>
+      <w:color w:themeColor="accent1" w:themeShade="BF" w:val="0F4761"/>
+    </w:rPr>
+  </w:style>
+  <w:style w:customStyle="1" w:styleId="Heading5Char" w:type="character">
+    <w:name w:val="Heading 5 Char"/>
+    <w:basedOn w:val="DefaultParagraphFont"/>
+    <w:link w:val="Heading5"/>
+    <w:uiPriority w:val="9"/>
+    <w:semiHidden/>
+    <w:rsid w:val="00A10FD9"/>
+    <w:rPr>
+      <w:rFonts w:cstheme="majorBidi" w:eastAsiaTheme="majorEastAsia"/>
+      <w:color w:themeColor="accent1" w:themeShade="BF" w:val="0F4761"/>
+    </w:rPr>
+  </w:style>
+  <w:style w:customStyle="1" w:styleId="Heading6Char" w:type="character">
+    <w:name w:val="Heading 6 Char"/>
+    <w:basedOn w:val="DefaultParagraphFont"/>
+    <w:link w:val="Heading6"/>
+    <w:uiPriority w:val="9"/>
+    <w:semiHidden/>
+    <w:rsid w:val="00A10FD9"/>
+    <w:rPr>
+      <w:rFonts w:cstheme="majorBidi" w:eastAsiaTheme="majorEastAsia"/>
+      <w:i/>
+      <w:iCs/>
+      <w:color w:themeColor="text1" w:themeTint="A6" w:val="595959"/>
+    </w:rPr>
+  </w:style>
+  <w:style w:customStyle="1" w:styleId="Heading7Char" w:type="character">
+    <w:name w:val="Heading 7 Char"/>
+    <w:basedOn w:val="DefaultParagraphFont"/>
+    <w:link w:val="Heading7"/>
+    <w:uiPriority w:val="9"/>
+    <w:semiHidden/>
+    <w:rsid w:val="00A10FD9"/>
+    <w:rPr>
+      <w:rFonts w:cstheme="majorBidi" w:eastAsiaTheme="majorEastAsia"/>
+      <w:color w:themeColor="text1" w:themeTint="A6" w:val="595959"/>
+    </w:rPr>
+  </w:style>
+  <w:style w:customStyle="1" w:styleId="Heading8Char" w:type="character">
+    <w:name w:val="Heading 8 Char"/>
+    <w:basedOn w:val="DefaultParagraphFont"/>
+    <w:link w:val="Heading8"/>
+    <w:uiPriority w:val="9"/>
+    <w:semiHidden/>
+    <w:rsid w:val="00A10FD9"/>
+    <w:rPr>
+      <w:rFonts w:cstheme="majorBidi" w:eastAsiaTheme="majorEastAsia"/>
+      <w:i/>
+      <w:iCs/>
+      <w:color w:themeColor="text1" w:themeTint="D8" w:val="272727"/>
+    </w:rPr>
+  </w:style>
+  <w:style w:customStyle="1" w:styleId="Heading9Char" w:type="character">
+    <w:name w:val="Heading 9 Char"/>
+    <w:basedOn w:val="DefaultParagraphFont"/>
+    <w:link w:val="Heading9"/>
+    <w:uiPriority w:val="9"/>
+    <w:semiHidden/>
+    <w:rsid w:val="00A10FD9"/>
+    <w:rPr>
+      <w:rFonts w:cstheme="majorBidi" w:eastAsiaTheme="majorEastAsia"/>
+      <w:color w:themeColor="text1" w:themeTint="D8" w:val="272727"/>
     </w:rPr>
   </w:style>
   <w:style w:styleId="BlockText" w:type="paragraph">
@@ -11537,6 +11241,18 @@
     <w:unhideWhenUsed/>
     <w:qFormat/>
   </w:style>
+  <w:style w:styleId="FootnoteBlockText" w:type="paragraph">
+    <w:name w:val="Footnote Block Text"/>
+    <w:basedOn w:val="FootnoteText"/>
+    <w:next w:val="FootnoteText"/>
+    <w:uiPriority w:val="9"/>
+    <w:unhideWhenUsed/>
+    <w:qFormat/>
+    <w:pPr>
+      <w:spacing w:after="100" w:before="100"/>
+      <w:ind w:firstLine="0" w:left="480" w:right="480"/>
+    </w:pPr>
+  </w:style>
   <w:style w:default="1" w:styleId="DefaultParagraphFont" w:type="character">
     <w:name w:val="Default Paragraph Font"/>
     <w:semiHidden/>
@@ -11545,31 +11261,34 @@
   <w:style w:default="1" w:styleId="Table" w:type="table">
     <w:name w:val="Table"/>
     <w:basedOn w:val="TableNormal"/>
-    <w:semiHidden/>
-    <w:unhideWhenUsed/>
+    <w:uiPriority w:val="59"/>
     <w:qFormat/>
     <w:tblPr>
       <w:tblInd w:type="dxa" w:w="0"/>
+      <w:tblBorders>
+        <w:top w:color="0078D4" w:space="0" w:sz="12" w:val="single"/>
+        <w:bottom w:color="0078D4" w:space="0" w:sz="12" w:val="single"/>
+        <w:left w:val="nil"/>
+        <w:right w:val="nil"/>
+        <w:insideH w:color="D1D5DA" w:space="0" w:sz="4" w:val="single"/>
+        <w:insideV w:val="nil"/>
+      </w:tblBorders>
       <w:tblCellMar>
-        <w:top w:type="dxa" w:w="0"/>
+        <w:top w:type="dxa" w:w="80"/>
         <w:left w:type="dxa" w:w="108"/>
-        <w:bottom w:type="dxa" w:w="0"/>
+        <w:bottom w:type="dxa" w:w="80"/>
         <w:right w:type="dxa" w:w="108"/>
       </w:tblCellMar>
     </w:tblPr>
     <w:tblStylePr w:type="firstRow">
-      <w:tblPr>
-        <w:jc w:val="left"/>
-        <w:tblInd w:type="dxa" w:w="0"/>
-      </w:tblPr>
-      <w:trPr>
-        <w:jc w:val="left"/>
-      </w:trPr>
+      <w:rPr>
+        <w:b/>
+      </w:rPr>
       <w:tcPr>
+        <w:tcBorders>
+          <w:bottom w:color="0078D4" w:space="0" w:sz="8" w:val="single"/>
+        </w:tcBorders>
         <w:vAlign w:val="bottom"/>
-        <w:tcBorders>
-          <w:bottom w:val="single"/>
-        </w:tcBorders>
       </w:tcPr>
     </w:tblStylePr>
   </w:style>
@@ -11628,6 +11347,29 @@
     <w:basedOn w:val="DefaultParagraphFont"/>
     <w:link w:val="BodyText"/>
   </w:style>
+  <w:style w:customStyle="1" w:styleId="SourceCode" w:type="paragraph">
+    <w:name w:val="Source Code"/>
+    <w:basedOn w:val="Normal"/>
+    <w:link w:val="VerbatimChar"/>
+    <w:pPr>
+      <w:pBdr>
+        <w:top w:color="D1D5DA" w:space="6" w:sz="6" w:val="single"/>
+        <w:left w:color="D1D5DA" w:space="6" w:sz="6" w:val="single"/>
+        <w:bottom w:color="D1D5DA" w:space="6" w:sz="6" w:val="single"/>
+        <w:right w:color="D1D5DA" w:space="6" w:sz="6" w:val="single"/>
+      </w:pBdr>
+      <w:shd w:fill="F6F8FA" w:val="clear"/>
+      <w:wordWrap w:val="off"/>
+      <w:spacing w:after="0" w:before="0" w:line="240" w:lineRule="auto"/>
+      <w:ind w:left="144" w:right="144"/>
+      <w:contextualSpacing/>
+    </w:pPr>
+    <w:rPr>
+      <w:rFonts w:ascii="Consolas" w:hAnsi="Consolas"/>
+      <w:color w:val="24292E"/>
+      <w:sz w:val="18"/>
+    </w:rPr>
+  </w:style>
   <w:style w:customStyle="1" w:styleId="VerbatimChar" w:type="character">
     <w:name w:val="Verbatim Char"/>
     <w:basedOn w:val="BodyTextChar"/>
@@ -11672,239 +11414,258 @@
       <w:color w:themeColor="accent1" w:themeShade="BF" w:val="365F91"/>
     </w:rPr>
   </w:style>
-  <w:style w:type="paragraph" w:customStyle="1" w:styleId="SourceCode">
-    <w:name w:val="Source Code"/>
-    <w:basedOn w:val="Normal"/>
-    <w:link w:val="VerbatimChar"/>
-    <w:pPr>
-      <w:wordWrap w:val="off"/>
-    </w:pPr>
-  </w:style>
   <w:style w:type="character" w:customStyle="1" w:styleId="KeywordTok">
     <w:name w:val="KeywordTok"/>
     <w:basedOn w:val="VerbatimChar"/>
     <w:rPr>
-      <w:color w:val="007020"/>
       <w:b/>
+      <w:color w:val="003b4f"/>
+      <w:shd w:val="clear" w:fill="f1f3f5"/>
     </w:rPr>
   </w:style>
   <w:style w:type="character" w:customStyle="1" w:styleId="DataTypeTok">
     <w:name w:val="DataTypeTok"/>
     <w:basedOn w:val="VerbatimChar"/>
     <w:rPr>
-      <w:color w:val="902000"/>
+      <w:color w:val="ad0000"/>
+      <w:shd w:val="clear" w:fill="f1f3f5"/>
     </w:rPr>
   </w:style>
   <w:style w:type="character" w:customStyle="1" w:styleId="DecValTok">
     <w:name w:val="DecValTok"/>
     <w:basedOn w:val="VerbatimChar"/>
     <w:rPr>
-      <w:color w:val="40a070"/>
+      <w:color w:val="ad0000"/>
+      <w:shd w:val="clear" w:fill="f1f3f5"/>
     </w:rPr>
   </w:style>
   <w:style w:type="character" w:customStyle="1" w:styleId="BaseNTok">
     <w:name w:val="BaseNTok"/>
     <w:basedOn w:val="VerbatimChar"/>
     <w:rPr>
-      <w:color w:val="40a070"/>
+      <w:color w:val="ad0000"/>
+      <w:shd w:val="clear" w:fill="f1f3f5"/>
     </w:rPr>
   </w:style>
   <w:style w:type="character" w:customStyle="1" w:styleId="FloatTok">
     <w:name w:val="FloatTok"/>
     <w:basedOn w:val="VerbatimChar"/>
     <w:rPr>
-      <w:color w:val="40a070"/>
+      <w:color w:val="ad0000"/>
+      <w:shd w:val="clear" w:fill="f1f3f5"/>
     </w:rPr>
   </w:style>
   <w:style w:type="character" w:customStyle="1" w:styleId="ConstantTok">
     <w:name w:val="ConstantTok"/>
     <w:basedOn w:val="VerbatimChar"/>
     <w:rPr>
-      <w:color w:val="880000"/>
+      <w:color w:val="8f5902"/>
+      <w:shd w:val="clear" w:fill="f1f3f5"/>
     </w:rPr>
   </w:style>
   <w:style w:type="character" w:customStyle="1" w:styleId="CharTok">
     <w:name w:val="CharTok"/>
     <w:basedOn w:val="VerbatimChar"/>
     <w:rPr>
-      <w:color w:val="4070a0"/>
+      <w:color w:val="20794d"/>
+      <w:shd w:val="clear" w:fill="f1f3f5"/>
     </w:rPr>
   </w:style>
   <w:style w:type="character" w:customStyle="1" w:styleId="SpecialCharTok">
     <w:name w:val="SpecialCharTok"/>
     <w:basedOn w:val="VerbatimChar"/>
     <w:rPr>
-      <w:color w:val="4070a0"/>
+      <w:color w:val="5e5e5e"/>
+      <w:shd w:val="clear" w:fill="f1f3f5"/>
     </w:rPr>
   </w:style>
   <w:style w:type="character" w:customStyle="1" w:styleId="StringTok">
     <w:name w:val="StringTok"/>
     <w:basedOn w:val="VerbatimChar"/>
     <w:rPr>
-      <w:color w:val="4070a0"/>
+      <w:color w:val="20794d"/>
+      <w:shd w:val="clear" w:fill="f1f3f5"/>
     </w:rPr>
   </w:style>
   <w:style w:type="character" w:customStyle="1" w:styleId="VerbatimStringTok">
     <w:name w:val="VerbatimStringTok"/>
     <w:basedOn w:val="VerbatimChar"/>
     <w:rPr>
-      <w:color w:val="4070a0"/>
+      <w:color w:val="20794d"/>
+      <w:shd w:val="clear" w:fill="f1f3f5"/>
     </w:rPr>
   </w:style>
   <w:style w:type="character" w:customStyle="1" w:styleId="SpecialStringTok">
     <w:name w:val="SpecialStringTok"/>
     <w:basedOn w:val="VerbatimChar"/>
     <w:rPr>
-      <w:color w:val="bb6688"/>
+      <w:color w:val="20794d"/>
+      <w:shd w:val="clear" w:fill="f1f3f5"/>
     </w:rPr>
   </w:style>
   <w:style w:type="character" w:customStyle="1" w:styleId="ImportTok">
     <w:name w:val="ImportTok"/>
     <w:basedOn w:val="VerbatimChar"/>
     <w:rPr>
-      <w:color w:val="008000"/>
-      <w:b/>
+      <w:color w:val="00769e"/>
+      <w:shd w:val="clear" w:fill="f1f3f5"/>
     </w:rPr>
   </w:style>
   <w:style w:type="character" w:customStyle="1" w:styleId="CommentTok">
     <w:name w:val="CommentTok"/>
     <w:basedOn w:val="VerbatimChar"/>
     <w:rPr>
-      <w:color w:val="60a0b0"/>
-      <w:i/>
+      <w:color w:val="5e5e5e"/>
+      <w:shd w:val="clear" w:fill="f1f3f5"/>
     </w:rPr>
   </w:style>
   <w:style w:type="character" w:customStyle="1" w:styleId="DocumentationTok">
     <w:name w:val="DocumentationTok"/>
     <w:basedOn w:val="VerbatimChar"/>
     <w:rPr>
-      <w:color w:val="ba2121"/>
       <w:i/>
+      <w:color w:val="5e5e5e"/>
+      <w:shd w:val="clear" w:fill="f1f3f5"/>
     </w:rPr>
   </w:style>
   <w:style w:type="character" w:customStyle="1" w:styleId="AnnotationTok">
     <w:name w:val="AnnotationTok"/>
     <w:basedOn w:val="VerbatimChar"/>
     <w:rPr>
-      <w:color w:val="60a0b0"/>
-      <w:b/>
-      <w:i/>
+      <w:color w:val="5e5e5e"/>
+      <w:shd w:val="clear" w:fill="f1f3f5"/>
     </w:rPr>
   </w:style>
   <w:style w:type="character" w:customStyle="1" w:styleId="CommentVarTok">
     <w:name w:val="CommentVarTok"/>
     <w:basedOn w:val="VerbatimChar"/>
     <w:rPr>
-      <w:color w:val="60a0b0"/>
-      <w:b/>
       <w:i/>
+      <w:color w:val="5e5e5e"/>
+      <w:shd w:val="clear" w:fill="f1f3f5"/>
     </w:rPr>
   </w:style>
   <w:style w:type="character" w:customStyle="1" w:styleId="OtherTok">
     <w:name w:val="OtherTok"/>
     <w:basedOn w:val="VerbatimChar"/>
     <w:rPr>
-      <w:color w:val="007020"/>
+      <w:color w:val="003b4f"/>
+      <w:shd w:val="clear" w:fill="f1f3f5"/>
     </w:rPr>
   </w:style>
   <w:style w:type="character" w:customStyle="1" w:styleId="FunctionTok">
     <w:name w:val="FunctionTok"/>
     <w:basedOn w:val="VerbatimChar"/>
     <w:rPr>
-      <w:color w:val="06287e"/>
+      <w:color w:val="4758ab"/>
+      <w:shd w:val="clear" w:fill="f1f3f5"/>
     </w:rPr>
   </w:style>
   <w:style w:type="character" w:customStyle="1" w:styleId="VariableTok">
     <w:name w:val="VariableTok"/>
     <w:basedOn w:val="VerbatimChar"/>
     <w:rPr>
-      <w:color w:val="19177c"/>
+      <w:color w:val="111111"/>
+      <w:shd w:val="clear" w:fill="f1f3f5"/>
     </w:rPr>
   </w:style>
   <w:style w:type="character" w:customStyle="1" w:styleId="ControlFlowTok">
     <w:name w:val="ControlFlowTok"/>
     <w:basedOn w:val="VerbatimChar"/>
     <w:rPr>
-      <w:color w:val="007020"/>
       <w:b/>
+      <w:color w:val="003b4f"/>
+      <w:shd w:val="clear" w:fill="f1f3f5"/>
     </w:rPr>
   </w:style>
   <w:style w:type="character" w:customStyle="1" w:styleId="OperatorTok">
     <w:name w:val="OperatorTok"/>
     <w:basedOn w:val="VerbatimChar"/>
     <w:rPr>
-      <w:color w:val="666666"/>
+      <w:color w:val="5e5e5e"/>
+      <w:shd w:val="clear" w:fill="f1f3f5"/>
     </w:rPr>
   </w:style>
   <w:style w:type="character" w:customStyle="1" w:styleId="BuiltInTok">
     <w:name w:val="BuiltInTok"/>
     <w:basedOn w:val="VerbatimChar"/>
     <w:rPr>
-      <w:color w:val="008000"/>
+      <w:color w:val="003b4f"/>
+      <w:shd w:val="clear" w:fill="f1f3f5"/>
     </w:rPr>
   </w:style>
   <w:style w:type="character" w:customStyle="1" w:styleId="ExtensionTok">
     <w:name w:val="ExtensionTok"/>
     <w:basedOn w:val="VerbatimChar"/>
-    <w:rPr/>
+    <w:rPr>
+      <w:color w:val="003b4f"/>
+      <w:shd w:val="clear" w:fill="f1f3f5"/>
+    </w:rPr>
   </w:style>
   <w:style w:type="character" w:customStyle="1" w:styleId="PreprocessorTok">
     <w:name w:val="PreprocessorTok"/>
     <w:basedOn w:val="VerbatimChar"/>
     <w:rPr>
-      <w:color w:val="bc7a00"/>
+      <w:color w:val="ad0000"/>
+      <w:shd w:val="clear" w:fill="f1f3f5"/>
     </w:rPr>
   </w:style>
   <w:style w:type="character" w:customStyle="1" w:styleId="AttributeTok">
     <w:name w:val="AttributeTok"/>
     <w:basedOn w:val="VerbatimChar"/>
     <w:rPr>
-      <w:color w:val="7d9029"/>
+      <w:color w:val="657422"/>
+      <w:shd w:val="clear" w:fill="f1f3f5"/>
     </w:rPr>
   </w:style>
   <w:style w:type="character" w:customStyle="1" w:styleId="RegionMarkerTok">
     <w:name w:val="RegionMarkerTok"/>
     <w:basedOn w:val="VerbatimChar"/>
-    <w:rPr/>
+    <w:rPr>
+      <w:color w:val="003b4f"/>
+      <w:shd w:val="clear" w:fill="f1f3f5"/>
+    </w:rPr>
   </w:style>
   <w:style w:type="character" w:customStyle="1" w:styleId="InformationTok">
     <w:name w:val="InformationTok"/>
     <w:basedOn w:val="VerbatimChar"/>
     <w:rPr>
-      <w:color w:val="60a0b0"/>
-      <w:b/>
-      <w:i/>
+      <w:color w:val="5e5e5e"/>
+      <w:shd w:val="clear" w:fill="f1f3f5"/>
     </w:rPr>
   </w:style>
   <w:style w:type="character" w:customStyle="1" w:styleId="WarningTok">
     <w:name w:val="WarningTok"/>
     <w:basedOn w:val="VerbatimChar"/>
     <w:rPr>
-      <w:color w:val="60a0b0"/>
-      <w:b/>
       <w:i/>
+      <w:color w:val="5e5e5e"/>
+      <w:shd w:val="clear" w:fill="f1f3f5"/>
     </w:rPr>
   </w:style>
   <w:style w:type="character" w:customStyle="1" w:styleId="AlertTok">
     <w:name w:val="AlertTok"/>
     <w:basedOn w:val="VerbatimChar"/>
     <w:rPr>
-      <w:color w:val="ff0000"/>
-      <w:b/>
+      <w:color w:val="ad0000"/>
+      <w:shd w:val="clear" w:fill="f1f3f5"/>
     </w:rPr>
   </w:style>
   <w:style w:type="character" w:customStyle="1" w:styleId="ErrorTok">
     <w:name w:val="ErrorTok"/>
     <w:basedOn w:val="VerbatimChar"/>
     <w:rPr>
-      <w:color w:val="ff0000"/>
-      <w:b/>
+      <w:color w:val="ad0000"/>
+      <w:shd w:val="clear" w:fill="f1f3f5"/>
     </w:rPr>
   </w:style>
   <w:style w:type="character" w:customStyle="1" w:styleId="NormalTok">
     <w:name w:val="NormalTok"/>
     <w:basedOn w:val="VerbatimChar"/>
-    <w:rPr/>
+    <w:rPr>
+      <w:color w:val="003b4f"/>
+      <w:shd w:val="clear" w:fill="f1f3f5"/>
+    </w:rPr>
   </w:style>
 </w:styles>
 </file>
@@ -11920,44 +11681,44 @@
         <a:sysClr val="window" lastClr="FFFFFF"/>
       </a:lt1>
       <a:dk2>
-        <a:srgbClr val="1F497D"/>
+        <a:srgbClr val="0E2841"/>
       </a:dk2>
       <a:lt2>
-        <a:srgbClr val="EEECE1"/>
+        <a:srgbClr val="E8E8E8"/>
       </a:lt2>
       <a:accent1>
-        <a:srgbClr val="4F81BD"/>
+        <a:srgbClr val="156082"/>
       </a:accent1>
       <a:accent2>
-        <a:srgbClr val="C0504D"/>
+        <a:srgbClr val="E97132"/>
       </a:accent2>
       <a:accent3>
-        <a:srgbClr val="9BBB59"/>
+        <a:srgbClr val="196B24"/>
       </a:accent3>
       <a:accent4>
-        <a:srgbClr val="8064A2"/>
+        <a:srgbClr val="0F9ED5"/>
       </a:accent4>
       <a:accent5>
-        <a:srgbClr val="4BACC6"/>
+        <a:srgbClr val="A02B93"/>
       </a:accent5>
       <a:accent6>
-        <a:srgbClr val="F79646"/>
+        <a:srgbClr val="4EA72E"/>
       </a:accent6>
       <a:hlink>
-        <a:srgbClr val="0000FF"/>
+        <a:srgbClr val="467886"/>
       </a:hlink>
       <a:folHlink>
-        <a:srgbClr val="800080"/>
+        <a:srgbClr val="96607D"/>
       </a:folHlink>
     </a:clrScheme>
     <a:fontScheme name="Office">
       <a:majorFont>
-        <a:latin typeface="Calibri"/>
+        <a:latin typeface="Aptos Display" panose="02110004020202020204"/>
         <a:ea typeface=""/>
         <a:cs typeface=""/>
-        <a:font script="Jpan" typeface="ＭＳ ゴシック"/>
+        <a:font script="Jpan" typeface="游ゴシック Light"/>
         <a:font script="Hang" typeface="맑은 고딕"/>
-        <a:font script="Hans" typeface="宋体"/>
+        <a:font script="Hans" typeface="等线 Light"/>
         <a:font script="Hant" typeface="新細明體"/>
         <a:font script="Arab" typeface="Times New Roman"/>
         <a:font script="Hebr" typeface="Times New Roman"/>
@@ -11984,14 +11745,32 @@
         <a:font script="Mong" typeface="Mongolian Baiti"/>
         <a:font script="Viet" typeface="Times New Roman"/>
         <a:font script="Uigh" typeface="Microsoft Uighur"/>
+        <a:font script="Geor" typeface="Sylfaen"/>
+        <a:font script="Armn" typeface="Arial"/>
+        <a:font script="Bugi" typeface="Leelawadee UI"/>
+        <a:font script="Bopo" typeface="Microsoft JhengHei"/>
+        <a:font script="Java" typeface="Javanese Text"/>
+        <a:font script="Lisu" typeface="Segoe UI"/>
+        <a:font script="Mymr" typeface="Myanmar Text"/>
+        <a:font script="Nkoo" typeface="Ebrima"/>
+        <a:font script="Olck" typeface="Nirmala UI"/>
+        <a:font script="Osma" typeface="Ebrima"/>
+        <a:font script="Phag" typeface="Phagspa"/>
+        <a:font script="Syrn" typeface="Estrangelo Edessa"/>
+        <a:font script="Syrj" typeface="Estrangelo Edessa"/>
+        <a:font script="Syre" typeface="Estrangelo Edessa"/>
+        <a:font script="Sora" typeface="Nirmala UI"/>
+        <a:font script="Tale" typeface="Microsoft Tai Le"/>
+        <a:font script="Talu" typeface="Microsoft New Tai Lue"/>
+        <a:font script="Tfng" typeface="Ebrima"/>
       </a:majorFont>
       <a:minorFont>
-        <a:latin typeface="Cambria"/>
+        <a:latin typeface="Aptos" panose="02110004020202020204"/>
         <a:ea typeface=""/>
         <a:cs typeface=""/>
-        <a:font script="Jpan" typeface="ＭＳ 明朝"/>
+        <a:font script="Jpan" typeface="游明朝"/>
         <a:font script="Hang" typeface="맑은 고딕"/>
-        <a:font script="Hans" typeface="宋体"/>
+        <a:font script="Hans" typeface="等线"/>
         <a:font script="Hant" typeface="新細明體"/>
         <a:font script="Arab" typeface="Arial"/>
         <a:font script="Hebr" typeface="Arial"/>
@@ -12018,6 +11797,24 @@
         <a:font script="Mong" typeface="Mongolian Baiti"/>
         <a:font script="Viet" typeface="Arial"/>
         <a:font script="Uigh" typeface="Microsoft Uighur"/>
+        <a:font script="Geor" typeface="Sylfaen"/>
+        <a:font script="Armn" typeface="Arial"/>
+        <a:font script="Bugi" typeface="Leelawadee UI"/>
+        <a:font script="Bopo" typeface="Microsoft JhengHei"/>
+        <a:font script="Java" typeface="Javanese Text"/>
+        <a:font script="Lisu" typeface="Segoe UI"/>
+        <a:font script="Mymr" typeface="Myanmar Text"/>
+        <a:font script="Nkoo" typeface="Ebrima"/>
+        <a:font script="Olck" typeface="Nirmala UI"/>
+        <a:font script="Osma" typeface="Ebrima"/>
+        <a:font script="Phag" typeface="Phagspa"/>
+        <a:font script="Syrn" typeface="Estrangelo Edessa"/>
+        <a:font script="Syrj" typeface="Estrangelo Edessa"/>
+        <a:font script="Syre" typeface="Estrangelo Edessa"/>
+        <a:font script="Sora" typeface="Nirmala UI"/>
+        <a:font script="Tale" typeface="Microsoft Tai Le"/>
+        <a:font script="Talu" typeface="Microsoft New Tai Lue"/>
+        <a:font script="Tfng" typeface="Ebrima"/>
       </a:minorFont>
     </a:fontScheme>
     <a:fmtScheme name="Office">
@@ -12029,200 +11826,141 @@
           <a:gsLst>
             <a:gs pos="0">
               <a:schemeClr val="phClr">
-                <a:tint val="50000"/>
-                <a:satMod val="300000"/>
+                <a:lumMod val="110000"/>
+                <a:satMod val="105000"/>
+                <a:tint val="67000"/>
               </a:schemeClr>
             </a:gs>
-            <a:gs pos="35000">
+            <a:gs pos="50000">
               <a:schemeClr val="phClr">
-                <a:tint val="37000"/>
-                <a:satMod val="300000"/>
+                <a:lumMod val="105000"/>
+                <a:satMod val="103000"/>
+                <a:tint val="73000"/>
               </a:schemeClr>
             </a:gs>
             <a:gs pos="100000">
               <a:schemeClr val="phClr">
-                <a:tint val="15000"/>
-                <a:satMod val="350000"/>
+                <a:lumMod val="105000"/>
+                <a:satMod val="109000"/>
+                <a:tint val="81000"/>
               </a:schemeClr>
             </a:gs>
           </a:gsLst>
-          <a:lin ang="16200000" scaled="1"/>
+          <a:lin ang="5400000" scaled="0"/>
         </a:gradFill>
         <a:gradFill rotWithShape="1">
           <a:gsLst>
             <a:gs pos="0">
               <a:schemeClr val="phClr">
-                <a:tint val="100000"/>
+                <a:satMod val="103000"/>
+                <a:lumMod val="102000"/>
+                <a:tint val="94000"/>
+              </a:schemeClr>
+            </a:gs>
+            <a:gs pos="50000">
+              <a:schemeClr val="phClr">
+                <a:satMod val="110000"/>
+                <a:lumMod val="100000"/>
                 <a:shade val="100000"/>
-                <a:satMod val="130000"/>
               </a:schemeClr>
             </a:gs>
             <a:gs pos="100000">
               <a:schemeClr val="phClr">
-                <a:tint val="50000"/>
-                <a:shade val="100000"/>
-                <a:satMod val="350000"/>
+                <a:lumMod val="99000"/>
+                <a:satMod val="120000"/>
+                <a:shade val="78000"/>
               </a:schemeClr>
             </a:gs>
           </a:gsLst>
-          <a:lin ang="16200000" scaled="0"/>
+          <a:lin ang="5400000" scaled="0"/>
         </a:gradFill>
       </a:fillStyleLst>
       <a:lnStyleLst>
-        <a:ln w="9525" cap="flat" cmpd="sng" algn="ctr">
-          <a:solidFill>
-            <a:schemeClr val="phClr">
-              <a:shade val="95000"/>
-              <a:satMod val="105000"/>
-            </a:schemeClr>
-          </a:solidFill>
-          <a:prstDash val="solid"/>
-        </a:ln>
-        <a:ln w="25400" cap="flat" cmpd="sng" algn="ctr">
+        <a:ln w="6350" cap="flat" cmpd="sng" algn="ctr">
           <a:solidFill>
             <a:schemeClr val="phClr"/>
           </a:solidFill>
           <a:prstDash val="solid"/>
+          <a:miter lim="800000"/>
         </a:ln>
-        <a:ln w="38100" cap="flat" cmpd="sng" algn="ctr">
+        <a:ln w="12700" cap="flat" cmpd="sng" algn="ctr">
           <a:solidFill>
             <a:schemeClr val="phClr"/>
           </a:solidFill>
           <a:prstDash val="solid"/>
+          <a:miter lim="800000"/>
+        </a:ln>
+        <a:ln w="19050" cap="flat" cmpd="sng" algn="ctr">
+          <a:solidFill>
+            <a:schemeClr val="phClr"/>
+          </a:solidFill>
+          <a:prstDash val="solid"/>
+          <a:miter lim="800000"/>
         </a:ln>
       </a:lnStyleLst>
       <a:effectStyleLst>
         <a:effectStyle>
+          <a:effectLst/>
+        </a:effectStyle>
+        <a:effectStyle>
+          <a:effectLst/>
+        </a:effectStyle>
+        <a:effectStyle>
           <a:effectLst>
-            <a:outerShdw blurRad="40000" dist="20000" dir="5400000" rotWithShape="0">
+            <a:outerShdw blurRad="57150" dist="19050" dir="5400000" algn="ctr" rotWithShape="0">
               <a:srgbClr val="000000">
-                <a:alpha val="38000"/>
+                <a:alpha val="63000"/>
               </a:srgbClr>
             </a:outerShdw>
           </a:effectLst>
-        </a:effectStyle>
-        <a:effectStyle>
-          <a:effectLst>
-            <a:outerShdw blurRad="40000" dist="23000" dir="5400000" rotWithShape="0">
-              <a:srgbClr val="000000">
-                <a:alpha val="35000"/>
-              </a:srgbClr>
-            </a:outerShdw>
-          </a:effectLst>
-        </a:effectStyle>
-        <a:effectStyle>
-          <a:effectLst>
-            <a:outerShdw blurRad="40000" dist="23000" dir="5400000" rotWithShape="0">
-              <a:srgbClr val="000000">
-                <a:alpha val="35000"/>
-              </a:srgbClr>
-            </a:outerShdw>
-          </a:effectLst>
-          <a:scene3d>
-            <a:camera prst="orthographicFront">
-              <a:rot lat="0" lon="0" rev="0"/>
-            </a:camera>
-            <a:lightRig rig="threePt" dir="t">
-              <a:rot lat="0" lon="0" rev="1200000"/>
-            </a:lightRig>
-          </a:scene3d>
-          <a:sp3d>
-            <a:bevelT w="63500" h="25400"/>
-          </a:sp3d>
         </a:effectStyle>
       </a:effectStyleLst>
       <a:bgFillStyleLst>
         <a:solidFill>
           <a:schemeClr val="phClr"/>
         </a:solidFill>
+        <a:solidFill>
+          <a:schemeClr val="phClr">
+            <a:tint val="95000"/>
+            <a:satMod val="170000"/>
+          </a:schemeClr>
+        </a:solidFill>
         <a:gradFill rotWithShape="1">
           <a:gsLst>
             <a:gs pos="0">
               <a:schemeClr val="phClr">
-                <a:tint val="40000"/>
-                <a:satMod val="350000"/>
+                <a:tint val="93000"/>
+                <a:satMod val="150000"/>
+                <a:shade val="98000"/>
+                <a:lumMod val="102000"/>
               </a:schemeClr>
             </a:gs>
-            <a:gs pos="40000">
+            <a:gs pos="50000">
               <a:schemeClr val="phClr">
-                <a:tint val="45000"/>
-                <a:shade val="99000"/>
-                <a:satMod val="350000"/>
+                <a:tint val="98000"/>
+                <a:satMod val="130000"/>
+                <a:shade val="90000"/>
+                <a:lumMod val="103000"/>
               </a:schemeClr>
             </a:gs>
             <a:gs pos="100000">
               <a:schemeClr val="phClr">
-                <a:shade val="20000"/>
-                <a:satMod val="255000"/>
+                <a:shade val="63000"/>
+                <a:satMod val="120000"/>
               </a:schemeClr>
             </a:gs>
           </a:gsLst>
-          <a:path path="circle">
-            <a:fillToRect l="50000" t="-80000" r="50000" b="180000"/>
-          </a:path>
-        </a:gradFill>
-        <a:gradFill rotWithShape="1">
-          <a:gsLst>
-            <a:gs pos="0">
-              <a:schemeClr val="phClr">
-                <a:tint val="80000"/>
-                <a:satMod val="300000"/>
-              </a:schemeClr>
-            </a:gs>
-            <a:gs pos="100000">
-              <a:schemeClr val="phClr">
-                <a:shade val="30000"/>
-                <a:satMod val="200000"/>
-              </a:schemeClr>
-            </a:gs>
-          </a:gsLst>
-          <a:path path="circle">
-            <a:fillToRect l="50000" t="50000" r="50000" b="50000"/>
-          </a:path>
+          <a:lin ang="5400000" scaled="0"/>
         </a:gradFill>
       </a:bgFillStyleLst>
     </a:fmtScheme>
   </a:themeElements>
-  <a:objectDefaults>
-    <a:spDef>
-      <a:spPr/>
-      <a:bodyPr/>
-      <a:lstStyle/>
-      <a:style>
-        <a:lnRef idx="1">
-          <a:schemeClr val="accent1"/>
-        </a:lnRef>
-        <a:fillRef idx="3">
-          <a:schemeClr val="accent1"/>
-        </a:fillRef>
-        <a:effectRef idx="2">
-          <a:schemeClr val="accent1"/>
-        </a:effectRef>
-        <a:fontRef idx="minor">
-          <a:schemeClr val="lt1"/>
-        </a:fontRef>
-      </a:style>
-    </a:spDef>
-    <a:lnDef>
-      <a:spPr/>
-      <a:bodyPr/>
-      <a:lstStyle/>
-      <a:style>
-        <a:lnRef idx="2">
-          <a:schemeClr val="accent1"/>
-        </a:lnRef>
-        <a:fillRef idx="0">
-          <a:schemeClr val="accent1"/>
-        </a:fillRef>
-        <a:effectRef idx="1">
-          <a:schemeClr val="accent1"/>
-        </a:effectRef>
-        <a:fontRef idx="minor">
-          <a:schemeClr val="tx1"/>
-        </a:fontRef>
-      </a:style>
-    </a:lnDef>
-  </a:objectDefaults>
+  <a:objectDefaults/>
   <a:extraClrSchemeLst/>
+  <a:extLst>
+    <a:ext uri="{05A4C25C-085E-4340-85A3-A5531E510DB2}">
+      <thm15:themeFamily xmlns:thm15="http://schemas.microsoft.com/office/thememl/2012/main" name="Office Theme" id="{2E142A2C-CD16-42D6-873A-C26D2A0506FA}" vid="{1BDDFF52-6CD6-40A5-AB3C-68EB2F1E4D0A}"/>
+    </a:ext>
+  </a:extLst>
 </a:theme>
 </file>
--- a/inbox/Application Aware Networking/Book_17_FedAAN_PII_Processing_Transparency.docx
+++ b/inbox/Application Aware Networking/Book_17_FedAAN_PII_Processing_Transparency.docx
@@ -11261,22 +11261,32 @@
   <w:style w:default="1" w:styleId="Table" w:type="table">
     <w:name w:val="Table"/>
     <w:basedOn w:val="TableNormal"/>
-    <w:semiHidden/>
-    <w:unhideWhenUsed/>
+    <w:uiPriority w:val="59"/>
     <w:qFormat/>
     <w:tblPr>
       <w:tblInd w:type="dxa" w:w="0"/>
+      <w:tblBorders>
+        <w:top w:color="0078D4" w:space="0" w:sz="12" w:val="single"/>
+        <w:bottom w:color="0078D4" w:space="0" w:sz="12" w:val="single"/>
+        <w:left w:val="nil"/>
+        <w:right w:val="nil"/>
+        <w:insideH w:color="D1D5DA" w:space="0" w:sz="4" w:val="single"/>
+        <w:insideV w:val="nil"/>
+      </w:tblBorders>
       <w:tblCellMar>
-        <w:top w:type="dxa" w:w="0"/>
+        <w:top w:type="dxa" w:w="80"/>
         <w:left w:type="dxa" w:w="108"/>
-        <w:bottom w:type="dxa" w:w="0"/>
+        <w:bottom w:type="dxa" w:w="80"/>
         <w:right w:type="dxa" w:w="108"/>
       </w:tblCellMar>
     </w:tblPr>
     <w:tblStylePr w:type="firstRow">
+      <w:rPr>
+        <w:b/>
+      </w:rPr>
       <w:tcPr>
         <w:tcBorders>
-          <w:bottom w:val="single"/>
+          <w:bottom w:color="0078D4" w:space="0" w:sz="8" w:val="single"/>
         </w:tcBorders>
         <w:vAlign w:val="bottom"/>
       </w:tcPr>
@@ -11337,6 +11347,29 @@
     <w:basedOn w:val="DefaultParagraphFont"/>
     <w:link w:val="BodyText"/>
   </w:style>
+  <w:style w:customStyle="1" w:styleId="SourceCode" w:type="paragraph">
+    <w:name w:val="Source Code"/>
+    <w:basedOn w:val="Normal"/>
+    <w:link w:val="VerbatimChar"/>
+    <w:pPr>
+      <w:pBdr>
+        <w:top w:color="D1D5DA" w:space="6" w:sz="6" w:val="single"/>
+        <w:left w:color="D1D5DA" w:space="6" w:sz="6" w:val="single"/>
+        <w:bottom w:color="D1D5DA" w:space="6" w:sz="6" w:val="single"/>
+        <w:right w:color="D1D5DA" w:space="6" w:sz="6" w:val="single"/>
+      </w:pBdr>
+      <w:shd w:fill="F6F8FA" w:val="clear"/>
+      <w:wordWrap w:val="off"/>
+      <w:spacing w:after="0" w:before="0" w:line="240" w:lineRule="auto"/>
+      <w:ind w:left="144" w:right="144"/>
+      <w:contextualSpacing/>
+    </w:pPr>
+    <w:rPr>
+      <w:rFonts w:ascii="Consolas" w:hAnsi="Consolas"/>
+      <w:color w:val="24292E"/>
+      <w:sz w:val="18"/>
+    </w:rPr>
+  </w:style>
   <w:style w:customStyle="1" w:styleId="VerbatimChar" w:type="character">
     <w:name w:val="Verbatim Char"/>
     <w:basedOn w:val="BodyTextChar"/>
@@ -11380,15 +11413,6 @@
       <w:bCs w:val="0"/>
       <w:color w:themeColor="accent1" w:themeShade="BF" w:val="365F91"/>
     </w:rPr>
-  </w:style>
-  <w:style w:type="paragraph" w:customStyle="1" w:styleId="SourceCode">
-    <w:name w:val="Source Code"/>
-    <w:basedOn w:val="Normal"/>
-    <w:link w:val="VerbatimChar"/>
-    <w:pPr>
-      <w:wordWrap w:val="off"/>
-      <w:shd w:val="clear" w:fill="f1f3f5"/>
-    </w:pPr>
   </w:style>
   <w:style w:type="character" w:customStyle="1" w:styleId="KeywordTok">
     <w:name w:val="KeywordTok"/>

--- a/inbox/Application Aware Networking/Book_17_FedAAN_PII_Processing_Transparency.docx
+++ b/inbox/Application Aware Networking/Book_17_FedAAN_PII_Processing_Transparency.docx
@@ -1864,7 +1864,7 @@
               <w:pStyle w:val="Compact"/>
             </w:pPr>
             <w:r>
-              <w:t xml:space="preserve">ISSO + 3PAO</w:t>
+              <w:t xml:space="preserve">ISSO + independent assessor (3PAO if engaged)</w:t>
             </w:r>
           </w:p>
         </w:tc>
@@ -5651,19 +5651,25 @@
         <w:pStyle w:val="FirstParagraph"/>
       </w:pPr>
       <w:r>
-        <w:t xml:space="preserve">FedRAMP 20x requires that the privacy notice be machine-accessible — a stable,</w:t>
-      </w:r>
-      <w:r>
-        <w:t xml:space="preserve"> </w:t>
-      </w:r>
-      <w:r>
-        <w:t xml:space="preserve">publicly reachable URL that 3PAOs and FedRAMP PMO reviewers can validate</w:t>
-      </w:r>
-      <w:r>
-        <w:t xml:space="preserve"> </w:t>
-      </w:r>
-      <w:r>
-        <w:t xml:space="preserve">without manual intervention. The SSP must include:</w:t>
+        <w:t xml:space="preserve">FedRAMP 20x requires machine-accessible privacy notices for the CSOs it</w:t>
+      </w:r>
+      <w:r>
+        <w:t xml:space="preserve"> </w:t>
+      </w:r>
+      <w:r>
+        <w:t xml:space="preserve">authorizes; this series adopts the same standard for the agency package — a</w:t>
+      </w:r>
+      <w:r>
+        <w:t xml:space="preserve"> </w:t>
+      </w:r>
+      <w:r>
+        <w:t xml:space="preserve">stable, publicly reachable URL that independent assessors can validate without</w:t>
+      </w:r>
+      <w:r>
+        <w:t xml:space="preserve"> </w:t>
+      </w:r>
+      <w:r>
+        <w:t xml:space="preserve">manual intervention. The SSP must include:</w:t>
       </w:r>
     </w:p>
     <w:p>
@@ -9523,7 +9529,7 @@
           <w:b/>
           <w:bCs/>
         </w:rPr>
-        <w:t xml:space="preserve">Note for FedRAMP Package Reviewers:</w:t>
+        <w:t xml:space="preserve">Note for Package Reviewers:</w:t>
       </w:r>
       <w:r>
         <w:t xml:space="preserve"> </w:t>
@@ -9535,19 +9541,25 @@
         <w:t xml:space="preserve"> </w:t>
       </w:r>
       <w:r>
-        <w:t xml:space="preserve">PT → KSI mappings, document PT control evidence in the SSP privacy section</w:t>
-      </w:r>
-      <w:r>
-        <w:t xml:space="preserve"> </w:t>
-      </w:r>
-      <w:r>
-        <w:t xml:space="preserve">and reference this document’s section numbers. The 3PAO privacy assessment</w:t>
-      </w:r>
-      <w:r>
-        <w:t xml:space="preserve"> </w:t>
-      </w:r>
-      <w:r>
-        <w:t xml:space="preserve">report should include PT-1 through PT-7 findings as a distinct section,</w:t>
+        <w:t xml:space="preserve">PT → KSI mappings for the 20x schema, document PT control evidence in the</w:t>
+      </w:r>
+      <w:r>
+        <w:t xml:space="preserve"> </w:t>
+      </w:r>
+      <w:r>
+        <w:t xml:space="preserve">SSP privacy section and reference this document’s section numbers. The</w:t>
+      </w:r>
+      <w:r>
+        <w:t xml:space="preserve"> </w:t>
+      </w:r>
+      <w:r>
+        <w:t xml:space="preserve">independent privacy assessment report (3PAO-produced if one is engaged)</w:t>
+      </w:r>
+      <w:r>
+        <w:t xml:space="preserve"> </w:t>
+      </w:r>
+      <w:r>
+        <w:t xml:space="preserve">should include PT-1 through PT-7 findings as a distinct section,</w:t>
       </w:r>
       <w:r>
         <w:t xml:space="preserve"> </w:t>
@@ -10010,7 +10022,7 @@
               <w:pStyle w:val="Compact"/>
             </w:pPr>
             <w:r>
-              <w:t xml:space="preserve">Before ATO submission</w:t>
+              <w:t xml:space="preserve">Before the AO’s authorization decision</w:t>
             </w:r>
           </w:p>
         </w:tc>
@@ -10045,7 +10057,7 @@
               <w:pStyle w:val="Compact"/>
             </w:pPr>
             <w:r>
-              <w:t xml:space="preserve">Full review of all PT artifacts; 3PAO assessment</w:t>
+              <w:t xml:space="preserve">Full review of all PT artifacts; independent assessment</w:t>
             </w:r>
           </w:p>
         </w:tc>
@@ -10067,7 +10079,7 @@
               <w:pStyle w:val="Compact"/>
             </w:pPr>
             <w:r>
-              <w:t xml:space="preserve">SAOP + 3PAO</w:t>
+              <w:t xml:space="preserve">SAOP + independent assessor</w:t>
             </w:r>
           </w:p>
         </w:tc>
